--- a/report.docx
+++ b/report.docx
@@ -5135,7 +5135,157 @@
           <w:rtl/>
           <w:lang w:bidi="fa-IR"/>
         </w:rPr>
-        <w:t>دوم</w:t>
+        <w:t>دوم: چرا استفاده از الگوریتم تکاملی برای این مسئله بهتر از گرادیان است؟</w:t>
+      </w:r>
+    </w:p>
+    <w:p>
+      <w:pPr>
+        <w:rPr>
+          <w:rFonts w:cs="B Nazanin"/>
+          <w:b/>
+          <w:bCs/>
+          <w:sz w:val="28"/>
+          <w:szCs w:val="28"/>
+          <w:lang w:bidi="fa-IR"/>
+        </w:rPr>
+      </w:pPr>
+      <w:r>
+        <w:rPr>
+          <w:rFonts w:cs="B Nazanin"/>
+          <w:sz w:val="28"/>
+          <w:szCs w:val="28"/>
+          <w:rtl/>
+        </w:rPr>
+        <w:t>به دلیل ماهیت غیرخطی، چندهدفه و دارای قیود مسئله، استفاده از روش‌های مبتنی بر گرادیان مناسب نیست. تابع هدف شامل مؤلفه‌های غیرمشتق‌پذیر، توابع جریمه، متغیرهای گسسته</w:t>
+      </w:r>
+      <w:r>
+        <w:rPr>
+          <w:rFonts w:cs="B Nazanin"/>
+          <w:sz w:val="28"/>
+          <w:szCs w:val="28"/>
+          <w:lang w:bidi="fa-IR"/>
+        </w:rPr>
+        <w:t xml:space="preserve"> (</w:t>
+      </w:r>
+      <w:r>
+        <w:rPr>
+          <w:rFonts w:cs="B Nazanin"/>
+          <w:sz w:val="28"/>
+          <w:szCs w:val="28"/>
+          <w:rtl/>
+        </w:rPr>
+        <w:t>مانند نمایش</w:t>
+      </w:r>
+      <w:r>
+        <w:rPr>
+          <w:rFonts w:cs="B Nazanin"/>
+          <w:sz w:val="28"/>
+          <w:szCs w:val="28"/>
+          <w:lang w:bidi="fa-IR"/>
+        </w:rPr>
+        <w:t xml:space="preserve"> one-hot </w:t>
+      </w:r>
+      <w:r>
+        <w:rPr>
+          <w:rFonts w:cs="B Nazanin"/>
+          <w:sz w:val="28"/>
+          <w:szCs w:val="28"/>
+          <w:rtl/>
+        </w:rPr>
+        <w:t>شرایط آب‌وهوایی</w:t>
+      </w:r>
+      <w:r>
+        <w:rPr>
+          <w:rFonts w:cs="B Nazanin"/>
+          <w:sz w:val="28"/>
+          <w:szCs w:val="28"/>
+          <w:lang w:bidi="fa-IR"/>
+        </w:rPr>
+        <w:t xml:space="preserve">) </w:t>
+      </w:r>
+      <w:r>
+        <w:rPr>
+          <w:rFonts w:cs="B Nazanin"/>
+          <w:sz w:val="28"/>
+          <w:szCs w:val="28"/>
+          <w:rtl/>
+        </w:rPr>
+        <w:t>و روابط پیچیده بین پارامترهای محیطی است. همچنین فضای جستجو دارای چندین بهینه محلی می‌باشد که می‌تواند باعث گیر افتادن روش‌های گرادیانی شود</w:t>
+      </w:r>
+      <w:r>
+        <w:rPr>
+          <w:rFonts w:cs="B Nazanin"/>
+          <w:sz w:val="28"/>
+          <w:szCs w:val="28"/>
+          <w:lang w:bidi="fa-IR"/>
+        </w:rPr>
+        <w:t xml:space="preserve">. </w:t>
+      </w:r>
+      <w:r>
+        <w:rPr>
+          <w:rFonts w:cs="B Nazanin"/>
+          <w:sz w:val="28"/>
+          <w:szCs w:val="28"/>
+          <w:rtl/>
+        </w:rPr>
+        <w:t>الگوریتم‌های تکاملی، به‌ویژه الگوریتم ژنتیک، به دلیل عدم نیاز به مشتق، توانایی جستجوی سراسری، قابلیت مدیریت همزمان متغیرهای گسسته و پیوسته، و عملکرد مناسب در مسائل چندهدفه و مقید، انتخاب مناسب‌تری برای این پروژه محسوب می‌شوند</w:t>
+      </w:r>
+      <w:r>
+        <w:rPr>
+          <w:rFonts w:cs="B Nazanin"/>
+          <w:sz w:val="28"/>
+          <w:szCs w:val="28"/>
+          <w:lang w:bidi="fa-IR"/>
+        </w:rPr>
+        <w:t>.</w:t>
+      </w:r>
+    </w:p>
+    <w:p>
+      <w:pPr>
+        <w:rPr>
+          <w:rFonts w:cs="B Nazanin"/>
+          <w:sz w:val="28"/>
+          <w:szCs w:val="28"/>
+          <w:rtl/>
+          <w:lang w:bidi="fa-IR"/>
+        </w:rPr>
+      </w:pPr>
+    </w:p>
+    <w:p>
+      <w:pPr>
+        <w:rPr>
+          <w:rFonts w:cs="B Nazanin"/>
+          <w:b/>
+          <w:bCs/>
+          <w:sz w:val="28"/>
+          <w:szCs w:val="28"/>
+          <w:rtl/>
+          <w:lang w:bidi="fa-IR"/>
+        </w:rPr>
+      </w:pPr>
+      <w:r>
+        <w:rPr>
+          <w:rFonts w:cs="B Nazanin" w:hint="cs"/>
+          <w:b/>
+          <w:bCs/>
+          <w:sz w:val="28"/>
+          <w:szCs w:val="28"/>
+          <w:rtl/>
+          <w:lang w:bidi="fa-IR"/>
+        </w:rPr>
+        <w:t xml:space="preserve">پاسخ سوال </w:t>
+      </w:r>
+      <w:r>
+        <w:rPr>
+          <w:rFonts w:cs="B Nazanin" w:hint="cs"/>
+          <w:b/>
+          <w:bCs/>
+          <w:sz w:val="28"/>
+          <w:szCs w:val="28"/>
+          <w:rtl/>
+          <w:lang w:bidi="fa-IR"/>
+        </w:rPr>
+        <w:t>سوم</w:t>
       </w:r>
       <w:r>
         <w:rPr>
@@ -5159,187 +5309,13 @@
           <w:rtl/>
           <w:lang w:bidi="fa-IR"/>
         </w:rPr>
-        <w:t xml:space="preserve"> چرا استفاده از الگوریتم تکاملی برای این مسئله بهتر از گرادیان است؟</w:t>
-      </w:r>
-    </w:p>
-    <w:p>
-      <w:pPr>
-        <w:rPr>
-          <w:rFonts w:cs="B Nazanin"/>
-          <w:b/>
-          <w:bCs/>
-          <w:sz w:val="28"/>
-          <w:szCs w:val="28"/>
-          <w:lang w:bidi="fa-IR"/>
-        </w:rPr>
-      </w:pPr>
-      <w:r>
-        <w:rPr>
-          <w:rFonts w:cs="B Nazanin"/>
-          <w:sz w:val="28"/>
-          <w:szCs w:val="28"/>
-          <w:rtl/>
-        </w:rPr>
-        <w:t>به دلیل ماهیت غیرخطی، چندهدفه و دارای قیود مسئله، استفاده از روش‌های مبتنی بر گرادیان مناسب نیست. تابع هدف شامل مؤلفه‌های غیرمشتق‌پذیر، توابع جریمه، متغیرهای گسسته</w:t>
-      </w:r>
-      <w:r>
-        <w:rPr>
-          <w:rFonts w:cs="B Nazanin"/>
-          <w:sz w:val="28"/>
-          <w:szCs w:val="28"/>
-          <w:lang w:bidi="fa-IR"/>
-        </w:rPr>
-        <w:t xml:space="preserve"> (</w:t>
-      </w:r>
-      <w:r>
-        <w:rPr>
-          <w:rFonts w:cs="B Nazanin"/>
-          <w:sz w:val="28"/>
-          <w:szCs w:val="28"/>
-          <w:rtl/>
-        </w:rPr>
-        <w:t>مانند نمایش</w:t>
-      </w:r>
-      <w:r>
-        <w:rPr>
-          <w:rFonts w:cs="B Nazanin"/>
-          <w:sz w:val="28"/>
-          <w:szCs w:val="28"/>
-          <w:lang w:bidi="fa-IR"/>
-        </w:rPr>
-        <w:t xml:space="preserve"> one-hot </w:t>
-      </w:r>
-      <w:r>
-        <w:rPr>
-          <w:rFonts w:cs="B Nazanin"/>
-          <w:sz w:val="28"/>
-          <w:szCs w:val="28"/>
-          <w:rtl/>
-        </w:rPr>
-        <w:t>شرایط آب‌وهوایی</w:t>
-      </w:r>
-      <w:r>
-        <w:rPr>
-          <w:rFonts w:cs="B Nazanin"/>
-          <w:sz w:val="28"/>
-          <w:szCs w:val="28"/>
-          <w:lang w:bidi="fa-IR"/>
-        </w:rPr>
-        <w:t xml:space="preserve">) </w:t>
-      </w:r>
-      <w:r>
-        <w:rPr>
-          <w:rFonts w:cs="B Nazanin"/>
-          <w:sz w:val="28"/>
-          <w:szCs w:val="28"/>
-          <w:rtl/>
-        </w:rPr>
-        <w:t>و روابط پیچیده بین پارامترهای محیطی است. همچنین فضای جستجو دارای چندین بهینه محلی می‌باشد که می‌تواند باعث گیر افتادن روش‌های گرادیانی شود</w:t>
-      </w:r>
-      <w:r>
-        <w:rPr>
-          <w:rFonts w:cs="B Nazanin"/>
-          <w:sz w:val="28"/>
-          <w:szCs w:val="28"/>
-          <w:lang w:bidi="fa-IR"/>
-        </w:rPr>
-        <w:t xml:space="preserve">. </w:t>
-      </w:r>
-      <w:r>
-        <w:rPr>
-          <w:rFonts w:cs="B Nazanin"/>
-          <w:sz w:val="28"/>
-          <w:szCs w:val="28"/>
-          <w:rtl/>
-        </w:rPr>
-        <w:t>الگوریتم‌های تکاملی، به‌ویژه الگوریتم ژنتیک، به دلیل عدم نیاز به مشتق، توانایی جستجوی سراسری، قابلیت مدیریت همزمان متغیرهای گسسته و پیوسته، و عملکرد مناسب در مسائل چندهدفه و مقید، انتخاب مناسب‌تری برای این پروژه محسوب می‌شوند</w:t>
-      </w:r>
-      <w:r>
-        <w:rPr>
-          <w:rFonts w:cs="B Nazanin"/>
-          <w:sz w:val="28"/>
-          <w:szCs w:val="28"/>
-          <w:lang w:bidi="fa-IR"/>
-        </w:rPr>
-        <w:t>.</w:t>
-      </w:r>
-    </w:p>
-    <w:p>
-      <w:pPr>
-        <w:rPr>
-          <w:rFonts w:cs="B Nazanin" w:hint="cs"/>
-          <w:sz w:val="28"/>
-          <w:szCs w:val="28"/>
-          <w:rtl/>
-          <w:lang w:bidi="fa-IR"/>
-        </w:rPr>
-      </w:pPr>
-    </w:p>
-    <w:p>
-      <w:pPr>
-        <w:rPr>
-          <w:rFonts w:cs="B Nazanin"/>
-          <w:b/>
-          <w:bCs/>
-          <w:sz w:val="28"/>
-          <w:szCs w:val="28"/>
-          <w:rtl/>
-          <w:lang w:bidi="fa-IR"/>
-        </w:rPr>
-      </w:pPr>
-      <w:r>
-        <w:rPr>
-          <w:rFonts w:cs="B Nazanin" w:hint="cs"/>
-          <w:b/>
-          <w:bCs/>
-          <w:sz w:val="28"/>
-          <w:szCs w:val="28"/>
-          <w:rtl/>
-          <w:lang w:bidi="fa-IR"/>
-        </w:rPr>
-        <w:t xml:space="preserve">پاسخ سوال </w:t>
-      </w:r>
-      <w:r>
-        <w:rPr>
-          <w:rFonts w:cs="B Nazanin" w:hint="cs"/>
-          <w:b/>
-          <w:bCs/>
-          <w:sz w:val="28"/>
-          <w:szCs w:val="28"/>
-          <w:rtl/>
-          <w:lang w:bidi="fa-IR"/>
-        </w:rPr>
-        <w:t>سوم</w:t>
-      </w:r>
-      <w:r>
-        <w:rPr>
-          <w:rFonts w:cs="B Nazanin" w:hint="cs"/>
-          <w:b/>
-          <w:bCs/>
-          <w:sz w:val="28"/>
-          <w:szCs w:val="28"/>
-          <w:rtl/>
-          <w:lang w:bidi="fa-IR"/>
-        </w:rPr>
-        <w:t>:</w:t>
-      </w:r>
-      <w:r>
-        <w:rPr>
-          <w:rFonts w:cs="B Nazanin" w:hint="cs"/>
-          <w:b/>
-          <w:bCs/>
-          <w:sz w:val="28"/>
-          <w:szCs w:val="28"/>
-          <w:rtl/>
-          <w:lang w:bidi="fa-IR"/>
-        </w:rPr>
         <w:t xml:space="preserve"> چرا در توابع برازندگی چندهدفه ترکیبی وارد کردن وزن‌ها به کروموزوم و انجام فرایند بهینه‌سازی منجر به نتایج خوبی نمی‌شود؟</w:t>
       </w:r>
     </w:p>
     <w:p>
       <w:pPr>
         <w:rPr>
-          <w:rFonts w:cs="B Nazanin" w:hint="cs"/>
+          <w:rFonts w:cs="B Nazanin"/>
           <w:sz w:val="28"/>
           <w:szCs w:val="28"/>
           <w:rtl/>
@@ -8732,7 +8708,7 @@
           <w:noProof/>
         </w:rPr>
         <w:drawing>
-          <wp:inline distT="0" distB="0" distL="0" distR="0" wp14:anchorId="01F92200" wp14:editId="03154690">
+          <wp:inline distT="0" distB="0" distL="0" distR="0" wp14:anchorId="01F92200" wp14:editId="52C8933D">
             <wp:extent cx="5039360" cy="1953260"/>
             <wp:effectExtent l="0" t="0" r="8890" b="8890"/>
             <wp:docPr id="1675944523" name="تصویر 3"/>
@@ -9531,222 +9507,1018 @@
     <w:p>
       <w:pPr>
         <w:rPr>
-          <w:rFonts w:cs="B Nazanin"/>
-          <w:sz w:val="28"/>
-          <w:szCs w:val="28"/>
-          <w:rtl/>
-          <w:lang w:bidi="fa-IR"/>
-        </w:rPr>
-      </w:pPr>
-    </w:p>
-    <w:p>
-      <w:pPr>
-        <w:rPr>
-          <w:rFonts w:cs="B Nazanin"/>
-          <w:sz w:val="28"/>
-          <w:szCs w:val="28"/>
-          <w:rtl/>
-          <w:lang w:bidi="fa-IR"/>
-        </w:rPr>
-      </w:pPr>
-    </w:p>
-    <w:p>
-      <w:pPr>
-        <w:rPr>
-          <w:rFonts w:cs="B Nazanin"/>
-          <w:sz w:val="28"/>
-          <w:szCs w:val="28"/>
-          <w:rtl/>
-          <w:lang w:bidi="fa-IR"/>
-        </w:rPr>
-      </w:pPr>
-    </w:p>
-    <w:p>
-      <w:pPr>
-        <w:rPr>
-          <w:rFonts w:cs="B Nazanin"/>
-          <w:sz w:val="28"/>
-          <w:szCs w:val="28"/>
-          <w:rtl/>
-          <w:lang w:bidi="fa-IR"/>
-        </w:rPr>
-      </w:pPr>
-    </w:p>
-    <w:p>
-      <w:pPr>
-        <w:rPr>
-          <w:rFonts w:cs="B Nazanin"/>
-          <w:sz w:val="28"/>
-          <w:szCs w:val="28"/>
-          <w:rtl/>
-          <w:lang w:bidi="fa-IR"/>
-        </w:rPr>
-      </w:pPr>
-    </w:p>
-    <w:p>
-      <w:pPr>
-        <w:rPr>
-          <w:rFonts w:cs="B Nazanin"/>
-          <w:sz w:val="28"/>
-          <w:szCs w:val="28"/>
-          <w:rtl/>
-          <w:lang w:bidi="fa-IR"/>
-        </w:rPr>
-      </w:pPr>
-    </w:p>
-    <w:p>
-      <w:pPr>
-        <w:rPr>
-          <w:rFonts w:cs="B Nazanin"/>
-          <w:sz w:val="28"/>
-          <w:szCs w:val="28"/>
-          <w:rtl/>
-          <w:lang w:bidi="fa-IR"/>
-        </w:rPr>
-      </w:pPr>
-    </w:p>
-    <w:p>
-      <w:pPr>
-        <w:rPr>
-          <w:rFonts w:cs="B Nazanin"/>
-          <w:sz w:val="28"/>
-          <w:szCs w:val="28"/>
-          <w:rtl/>
-          <w:lang w:bidi="fa-IR"/>
-        </w:rPr>
-      </w:pPr>
-    </w:p>
-    <w:p>
-      <w:pPr>
-        <w:rPr>
-          <w:rFonts w:cs="B Nazanin"/>
-          <w:sz w:val="28"/>
-          <w:szCs w:val="28"/>
-          <w:rtl/>
-          <w:lang w:bidi="fa-IR"/>
-        </w:rPr>
-      </w:pPr>
-    </w:p>
-    <w:p>
-      <w:pPr>
-        <w:rPr>
-          <w:rFonts w:cs="B Nazanin"/>
-          <w:sz w:val="28"/>
-          <w:szCs w:val="28"/>
-          <w:rtl/>
-          <w:lang w:bidi="fa-IR"/>
-        </w:rPr>
-      </w:pPr>
-    </w:p>
-    <w:p>
-      <w:pPr>
-        <w:rPr>
-          <w:rFonts w:cs="B Nazanin"/>
-          <w:sz w:val="28"/>
-          <w:szCs w:val="28"/>
-          <w:rtl/>
-          <w:lang w:bidi="fa-IR"/>
-        </w:rPr>
-      </w:pPr>
-    </w:p>
-    <w:p>
-      <w:pPr>
-        <w:rPr>
-          <w:rFonts w:cs="B Nazanin"/>
-          <w:sz w:val="28"/>
-          <w:szCs w:val="28"/>
-          <w:rtl/>
-          <w:lang w:bidi="fa-IR"/>
-        </w:rPr>
-      </w:pPr>
-    </w:p>
-    <w:p>
-      <w:pPr>
-        <w:rPr>
-          <w:rFonts w:cs="B Nazanin"/>
-          <w:sz w:val="28"/>
-          <w:szCs w:val="28"/>
-          <w:rtl/>
-          <w:lang w:bidi="fa-IR"/>
-        </w:rPr>
-      </w:pPr>
-    </w:p>
-    <w:p>
-      <w:pPr>
-        <w:rPr>
-          <w:rFonts w:cs="B Nazanin"/>
-          <w:sz w:val="28"/>
-          <w:szCs w:val="28"/>
-          <w:rtl/>
-          <w:lang w:bidi="fa-IR"/>
-        </w:rPr>
-      </w:pPr>
-    </w:p>
-    <w:p>
-      <w:pPr>
-        <w:rPr>
-          <w:rFonts w:cs="B Nazanin"/>
-          <w:sz w:val="28"/>
-          <w:szCs w:val="28"/>
-          <w:rtl/>
-          <w:lang w:bidi="fa-IR"/>
-        </w:rPr>
-      </w:pPr>
-    </w:p>
-    <w:p>
-      <w:pPr>
-        <w:rPr>
-          <w:rFonts w:cs="B Nazanin"/>
-          <w:sz w:val="28"/>
-          <w:szCs w:val="28"/>
-          <w:rtl/>
-          <w:lang w:bidi="fa-IR"/>
-        </w:rPr>
-      </w:pPr>
-    </w:p>
-    <w:p>
-      <w:pPr>
-        <w:rPr>
-          <w:rFonts w:cs="B Nazanin"/>
-          <w:sz w:val="28"/>
-          <w:szCs w:val="28"/>
-          <w:rtl/>
-          <w:lang w:bidi="fa-IR"/>
-        </w:rPr>
-      </w:pPr>
-    </w:p>
-    <w:p>
-      <w:pPr>
-        <w:rPr>
-          <w:rFonts w:cs="B Nazanin"/>
-          <w:sz w:val="28"/>
-          <w:szCs w:val="28"/>
-          <w:rtl/>
-          <w:lang w:bidi="fa-IR"/>
-        </w:rPr>
-      </w:pPr>
-    </w:p>
-    <w:p>
-      <w:pPr>
-        <w:rPr>
-          <w:rFonts w:cs="B Nazanin"/>
-          <w:sz w:val="28"/>
-          <w:szCs w:val="28"/>
-          <w:rtl/>
-          <w:lang w:bidi="fa-IR"/>
-        </w:rPr>
-      </w:pPr>
-    </w:p>
-    <w:p>
-      <w:pPr>
-        <w:rPr>
-          <w:rFonts w:cs="B Nazanin"/>
-          <w:sz w:val="28"/>
-          <w:szCs w:val="28"/>
-          <w:rtl/>
-          <w:lang w:bidi="fa-IR"/>
-        </w:rPr>
-      </w:pPr>
+          <w:b/>
+          <w:bCs/>
+        </w:rPr>
+      </w:pPr>
+      <w:r>
+        <w:rPr>
+          <w:b/>
+          <w:bCs/>
+        </w:rPr>
+        <w:t xml:space="preserve">1. </w:t>
+      </w:r>
+      <w:r>
+        <w:rPr>
+          <w:b/>
+          <w:bCs/>
+          <w:rtl/>
+          <w:lang w:bidi="fa-IR"/>
+        </w:rPr>
+        <w:t>هدف کلی</w:t>
+      </w:r>
+    </w:p>
+    <w:p>
+      <w:r>
+        <w:rPr>
+          <w:rtl/>
+          <w:lang w:bidi="fa-IR"/>
+        </w:rPr>
+        <w:t>هدف از این مرحله، طراحی و پیاده‌سازی یک الگوریتم ژنتیک</w:t>
+      </w:r>
+      <w:r>
+        <w:t xml:space="preserve"> (Genetic Algorithm) </w:t>
+      </w:r>
+      <w:r>
+        <w:rPr>
+          <w:rtl/>
+          <w:lang w:bidi="fa-IR"/>
+        </w:rPr>
+        <w:t>برای بهینه‌سازی شرایط محیطی و یافتن بهترین ترکیب</w:t>
+      </w:r>
+      <w:r>
+        <w:rPr>
+          <w:rFonts w:hint="cs"/>
+          <w:rtl/>
+          <w:lang w:bidi="fa-IR"/>
+        </w:rPr>
+        <w:t>.</w:t>
+      </w:r>
+      <w:r>
+        <w:rPr>
+          <w:rtl/>
+          <w:lang w:bidi="fa-IR"/>
+        </w:rPr>
+        <w:t xml:space="preserve"> </w:t>
+      </w:r>
+    </w:p>
+    <w:p>
+      <w:r>
+        <w:rPr>
+          <w:rtl/>
+          <w:lang w:bidi="fa-IR"/>
+        </w:rPr>
+        <w:t>در این مرحله، یک تابع برازندگی چندهدفه طراحی شده است که شامل</w:t>
+      </w:r>
+      <w:r>
+        <w:t>:</w:t>
+      </w:r>
+    </w:p>
+    <w:p>
+      <w:pPr>
+        <w:numPr>
+          <w:ilvl w:val="0"/>
+          <w:numId w:val="19"/>
+        </w:numPr>
+      </w:pPr>
+      <w:r>
+        <w:rPr>
+          <w:rtl/>
+          <w:lang w:bidi="fa-IR"/>
+        </w:rPr>
+        <w:lastRenderedPageBreak/>
+        <w:t>کیفیت محیط</w:t>
+      </w:r>
+      <w:r>
+        <w:t xml:space="preserve"> (Environment Score) </w:t>
+      </w:r>
+    </w:p>
+    <w:p>
+      <w:pPr>
+        <w:numPr>
+          <w:ilvl w:val="0"/>
+          <w:numId w:val="19"/>
+        </w:numPr>
+      </w:pPr>
+      <w:r>
+        <w:rPr>
+          <w:rtl/>
+          <w:lang w:bidi="fa-IR"/>
+        </w:rPr>
+        <w:t>پاداش</w:t>
+      </w:r>
+      <w:r>
+        <w:t xml:space="preserve"> (Reward) </w:t>
+      </w:r>
+    </w:p>
+    <w:p>
+      <w:pPr>
+        <w:numPr>
+          <w:ilvl w:val="0"/>
+          <w:numId w:val="19"/>
+        </w:numPr>
+      </w:pPr>
+      <w:r>
+        <w:rPr>
+          <w:rtl/>
+          <w:lang w:bidi="fa-IR"/>
+        </w:rPr>
+        <w:t>جریمه قیود</w:t>
+      </w:r>
+      <w:r>
+        <w:t xml:space="preserve"> (Constraint Penalty) </w:t>
+      </w:r>
+    </w:p>
+    <w:p>
+      <w:pPr>
+        <w:numPr>
+          <w:ilvl w:val="0"/>
+          <w:numId w:val="19"/>
+        </w:numPr>
+      </w:pPr>
+      <w:r>
+        <w:rPr>
+          <w:rtl/>
+          <w:lang w:bidi="fa-IR"/>
+        </w:rPr>
+        <w:t>جریمه واقع‌گرایی</w:t>
+      </w:r>
+      <w:r>
+        <w:t xml:space="preserve"> (Realism Penalty) </w:t>
+      </w:r>
+    </w:p>
+    <w:p>
+      <w:pPr>
+        <w:rPr>
+          <w:b/>
+          <w:bCs/>
+        </w:rPr>
+      </w:pPr>
+      <w:r>
+        <w:rPr>
+          <w:b/>
+          <w:bCs/>
+        </w:rPr>
+        <w:t>.</w:t>
+      </w:r>
+      <w:r>
+        <w:rPr>
+          <w:b/>
+          <w:bCs/>
+          <w:lang w:bidi="fa-IR"/>
+        </w:rPr>
+        <w:t>2</w:t>
+      </w:r>
+      <w:r>
+        <w:rPr>
+          <w:b/>
+          <w:bCs/>
+          <w:rtl/>
+          <w:lang w:bidi="fa-IR"/>
+        </w:rPr>
+        <w:t>اقدامات انجام شده در کد</w:t>
+      </w:r>
+    </w:p>
+    <w:p>
+      <w:pPr>
+        <w:rPr>
+          <w:rFonts w:hint="cs"/>
+          <w:b/>
+          <w:bCs/>
+          <w:rtl/>
+          <w:lang w:bidi="fa-IR"/>
+        </w:rPr>
+      </w:pPr>
+      <w:r>
+        <w:rPr>
+          <w:b/>
+          <w:bCs/>
+        </w:rPr>
+        <w:t xml:space="preserve"> </w:t>
+      </w:r>
+      <w:r>
+        <w:rPr>
+          <w:b/>
+          <w:bCs/>
+        </w:rPr>
+        <w:t xml:space="preserve">2.1 </w:t>
+      </w:r>
+      <w:r>
+        <w:rPr>
+          <w:b/>
+          <w:bCs/>
+          <w:rtl/>
+          <w:lang w:bidi="fa-IR"/>
+        </w:rPr>
+        <w:t>طراحی ساختار کروموزوم</w:t>
+      </w:r>
+      <w:r>
+        <w:rPr>
+          <w:rFonts w:hint="cs"/>
+          <w:b/>
+          <w:bCs/>
+          <w:rtl/>
+          <w:lang w:bidi="fa-IR"/>
+        </w:rPr>
+        <w:t xml:space="preserve">  </w:t>
+      </w:r>
+    </w:p>
+    <w:p>
+      <w:r>
+        <w:rPr>
+          <w:rtl/>
+          <w:lang w:bidi="fa-IR"/>
+        </w:rPr>
+        <w:t>کروموزوم به صورت زیر تعریف شده است</w:t>
+      </w:r>
+      <w:r>
+        <w:t>:</w:t>
+      </w:r>
+    </w:p>
+    <w:p>
+      <w:r>
+        <w:t>[</w:t>
+      </w:r>
+      <w:proofErr w:type="spellStart"/>
+      <w:r>
+        <w:t>T_in</w:t>
+      </w:r>
+      <w:proofErr w:type="spellEnd"/>
+      <w:r>
+        <w:t xml:space="preserve">, </w:t>
+      </w:r>
+      <w:proofErr w:type="spellStart"/>
+      <w:r>
+        <w:t>T_out</w:t>
+      </w:r>
+      <w:proofErr w:type="spellEnd"/>
+      <w:r>
+        <w:t xml:space="preserve">, </w:t>
+      </w:r>
+      <w:proofErr w:type="spellStart"/>
+      <w:r>
+        <w:t>H_in</w:t>
+      </w:r>
+      <w:proofErr w:type="spellEnd"/>
+      <w:r>
+        <w:t>, L, N, CO2, Weather Vector]</w:t>
+      </w:r>
+    </w:p>
+    <w:p>
+      <w:pPr>
+        <w:rPr>
+          <w:b/>
+          <w:bCs/>
+        </w:rPr>
+      </w:pPr>
+      <w:r>
+        <w:rPr>
+          <w:b/>
+          <w:bCs/>
+        </w:rPr>
+        <w:t xml:space="preserve"> </w:t>
+      </w:r>
+      <w:r>
+        <w:rPr>
+          <w:b/>
+          <w:bCs/>
+        </w:rPr>
+        <w:t xml:space="preserve">2.2 </w:t>
+      </w:r>
+      <w:r>
+        <w:rPr>
+          <w:b/>
+          <w:bCs/>
+          <w:rtl/>
+          <w:lang w:bidi="fa-IR"/>
+        </w:rPr>
+        <w:t>تولید جمعیت اولیه</w:t>
+      </w:r>
+    </w:p>
+    <w:p>
+      <w:pPr>
+        <w:numPr>
+          <w:ilvl w:val="0"/>
+          <w:numId w:val="21"/>
+        </w:numPr>
+      </w:pPr>
+      <w:r>
+        <w:rPr>
+          <w:rtl/>
+          <w:lang w:bidi="fa-IR"/>
+        </w:rPr>
+        <w:t>تولید تصادفی افراد</w:t>
+      </w:r>
+      <w:r>
+        <w:t xml:space="preserve"> (Individuals) </w:t>
+      </w:r>
+    </w:p>
+    <w:p>
+      <w:pPr>
+        <w:numPr>
+          <w:ilvl w:val="0"/>
+          <w:numId w:val="21"/>
+        </w:numPr>
+      </w:pPr>
+      <w:r>
+        <w:rPr>
+          <w:rtl/>
+          <w:lang w:bidi="fa-IR"/>
+        </w:rPr>
+        <w:t xml:space="preserve">مقداردهی اولیه متغیرها در بازه‌های مجاز </w:t>
+      </w:r>
+    </w:p>
+    <w:p>
+      <w:pPr>
+        <w:numPr>
+          <w:ilvl w:val="0"/>
+          <w:numId w:val="21"/>
+        </w:numPr>
+        <w:rPr>
+          <w:rFonts w:hint="cs"/>
+          <w:rtl/>
+        </w:rPr>
+      </w:pPr>
+      <w:r>
+        <w:rPr>
+          <w:rtl/>
+          <w:lang w:bidi="fa-IR"/>
+        </w:rPr>
+        <w:t>ایجاد جمعیت اولیه</w:t>
+      </w:r>
+      <w:r>
+        <w:t xml:space="preserve"> GA </w:t>
+      </w:r>
+    </w:p>
+    <w:p>
+      <w:pPr>
+        <w:rPr>
+          <w:b/>
+          <w:bCs/>
+        </w:rPr>
+      </w:pPr>
+      <w:r>
+        <w:rPr>
+          <w:b/>
+          <w:bCs/>
+        </w:rPr>
+        <w:t xml:space="preserve"> </w:t>
+      </w:r>
+      <w:r>
+        <w:rPr>
+          <w:b/>
+          <w:bCs/>
+        </w:rPr>
+        <w:t>2.</w:t>
+      </w:r>
+      <w:r>
+        <w:rPr>
+          <w:b/>
+          <w:bCs/>
+        </w:rPr>
+        <w:t>3</w:t>
+      </w:r>
+      <w:r>
+        <w:rPr>
+          <w:b/>
+          <w:bCs/>
+          <w:rtl/>
+          <w:lang w:bidi="fa-IR"/>
+        </w:rPr>
+        <w:t>تابع برازندگی</w:t>
+      </w:r>
+      <w:r>
+        <w:rPr>
+          <w:b/>
+          <w:bCs/>
+        </w:rPr>
+        <w:t xml:space="preserve"> (Fitness Function)</w:t>
+      </w:r>
+    </w:p>
+    <w:p>
+      <w:r>
+        <w:rPr>
+          <w:rtl/>
+          <w:lang w:bidi="fa-IR"/>
+        </w:rPr>
+        <w:t>تابع برازندگی شامل چهار بخش اصلی است</w:t>
+      </w:r>
+      <w:r>
+        <w:t>:</w:t>
+      </w:r>
+    </w:p>
+    <w:p>
+      <w:pPr>
+        <w:rPr>
+          <w:b/>
+          <w:bCs/>
+        </w:rPr>
+      </w:pPr>
+      <w:proofErr w:type="gramStart"/>
+      <w:r>
+        <w:rPr>
+          <w:b/>
+          <w:bCs/>
+        </w:rPr>
+        <w:t>2.</w:t>
+      </w:r>
+      <w:r>
+        <w:rPr>
+          <w:b/>
+          <w:bCs/>
+        </w:rPr>
+        <w:t>3</w:t>
+      </w:r>
+      <w:r>
+        <w:rPr>
+          <w:b/>
+          <w:bCs/>
+        </w:rPr>
+        <w:t xml:space="preserve">.1 </w:t>
+      </w:r>
+      <w:r>
+        <w:rPr>
+          <w:rFonts w:hint="cs"/>
+          <w:b/>
+          <w:bCs/>
+          <w:rtl/>
+          <w:lang w:bidi="fa-IR"/>
+        </w:rPr>
+        <w:t xml:space="preserve"> </w:t>
+      </w:r>
+      <w:r>
+        <w:rPr>
+          <w:b/>
+          <w:bCs/>
+          <w:rtl/>
+          <w:lang w:bidi="fa-IR"/>
+        </w:rPr>
+        <w:t>امتیاز</w:t>
+      </w:r>
+      <w:proofErr w:type="gramEnd"/>
+      <w:r>
+        <w:rPr>
+          <w:b/>
+          <w:bCs/>
+          <w:rtl/>
+          <w:lang w:bidi="fa-IR"/>
+        </w:rPr>
+        <w:t xml:space="preserve"> محیط</w:t>
+      </w:r>
+      <w:r>
+        <w:rPr>
+          <w:b/>
+          <w:bCs/>
+        </w:rPr>
+        <w:t xml:space="preserve"> (Environment Score)</w:t>
+      </w:r>
+    </w:p>
+    <w:p>
+      <w:r>
+        <w:rPr>
+          <w:rtl/>
+          <w:lang w:bidi="fa-IR"/>
+        </w:rPr>
+        <w:t>این بخش کیفیت شرایط محیطی را بررسی می‌کند</w:t>
+      </w:r>
+      <w:r>
+        <w:t>:</w:t>
+      </w:r>
+    </w:p>
+    <w:p>
+      <w:pPr>
+        <w:numPr>
+          <w:ilvl w:val="0"/>
+          <w:numId w:val="25"/>
+        </w:numPr>
+      </w:pPr>
+      <w:r>
+        <w:rPr>
+          <w:rtl/>
+          <w:lang w:bidi="fa-IR"/>
+        </w:rPr>
+        <w:t xml:space="preserve">دما مطلوب: 22 تا 26 </w:t>
+      </w:r>
+    </w:p>
+    <w:p>
+      <w:pPr>
+        <w:numPr>
+          <w:ilvl w:val="0"/>
+          <w:numId w:val="25"/>
+        </w:numPr>
+      </w:pPr>
+      <w:r>
+        <w:rPr>
+          <w:rtl/>
+          <w:lang w:bidi="fa-IR"/>
+        </w:rPr>
+        <w:t xml:space="preserve">رطوبت مطلوب: 50 تا 70 </w:t>
+      </w:r>
+    </w:p>
+    <w:p>
+      <w:pPr>
+        <w:numPr>
+          <w:ilvl w:val="0"/>
+          <w:numId w:val="25"/>
+        </w:numPr>
+      </w:pPr>
+      <w:r>
+        <w:t xml:space="preserve">CO2 </w:t>
+      </w:r>
+      <w:r>
+        <w:rPr>
+          <w:rtl/>
+          <w:lang w:bidi="fa-IR"/>
+        </w:rPr>
+        <w:t xml:space="preserve">مطلوب: 400 تا 1000 </w:t>
+      </w:r>
+    </w:p>
+    <w:p>
+      <w:pPr>
+        <w:numPr>
+          <w:ilvl w:val="0"/>
+          <w:numId w:val="25"/>
+        </w:numPr>
+      </w:pPr>
+      <w:r>
+        <w:rPr>
+          <w:rtl/>
+          <w:lang w:bidi="fa-IR"/>
+        </w:rPr>
+        <w:t xml:space="preserve">نور مطلوب: 300 تا 800 </w:t>
+      </w:r>
+    </w:p>
+    <w:p>
+      <w:pPr>
+        <w:rPr>
+          <w:b/>
+          <w:bCs/>
+        </w:rPr>
+      </w:pPr>
+      <w:r>
+        <w:rPr>
+          <w:b/>
+          <w:bCs/>
+        </w:rPr>
+        <w:t xml:space="preserve"> </w:t>
+      </w:r>
+      <w:r>
+        <w:rPr>
+          <w:b/>
+          <w:bCs/>
+        </w:rPr>
+        <w:t>2.</w:t>
+      </w:r>
+      <w:r>
+        <w:rPr>
+          <w:b/>
+          <w:bCs/>
+        </w:rPr>
+        <w:t>3</w:t>
+      </w:r>
+      <w:r>
+        <w:rPr>
+          <w:b/>
+          <w:bCs/>
+        </w:rPr>
+        <w:t xml:space="preserve">.2 </w:t>
+      </w:r>
+      <w:r>
+        <w:rPr>
+          <w:b/>
+          <w:bCs/>
+          <w:rtl/>
+          <w:lang w:bidi="fa-IR"/>
+        </w:rPr>
+        <w:t>پاداش</w:t>
+      </w:r>
+      <w:r>
+        <w:rPr>
+          <w:b/>
+          <w:bCs/>
+        </w:rPr>
+        <w:t xml:space="preserve"> (Reward Function)</w:t>
+      </w:r>
+    </w:p>
+    <w:p>
+      <w:r>
+        <w:rPr>
+          <w:rtl/>
+          <w:lang w:bidi="fa-IR"/>
+        </w:rPr>
+        <w:t>این بخش بر اساس</w:t>
+      </w:r>
+      <w:r>
+        <w:t>:</w:t>
+      </w:r>
+    </w:p>
+    <w:p>
+      <w:pPr>
+        <w:numPr>
+          <w:ilvl w:val="0"/>
+          <w:numId w:val="26"/>
+        </w:numPr>
+      </w:pPr>
+      <w:r>
+        <w:rPr>
+          <w:rtl/>
+          <w:lang w:bidi="fa-IR"/>
+        </w:rPr>
+        <w:t xml:space="preserve">مصرف انرژی کمتر </w:t>
+      </w:r>
+    </w:p>
+    <w:p>
+      <w:pPr>
+        <w:numPr>
+          <w:ilvl w:val="0"/>
+          <w:numId w:val="26"/>
+        </w:numPr>
+      </w:pPr>
+      <w:r>
+        <w:rPr>
+          <w:rtl/>
+          <w:lang w:bidi="fa-IR"/>
+        </w:rPr>
+        <w:t xml:space="preserve">شرایط دمایی و رطوبتی مناسب </w:t>
+      </w:r>
+    </w:p>
+    <w:p>
+      <w:r>
+        <w:rPr>
+          <w:rtl/>
+          <w:lang w:bidi="fa-IR"/>
+        </w:rPr>
+        <w:t>پاداش مثبت به فرد اختصاص می‌دهد</w:t>
+      </w:r>
+      <w:r>
+        <w:t>.</w:t>
+      </w:r>
+    </w:p>
+    <w:p>
+      <w:pPr>
+        <w:rPr>
+          <w:b/>
+          <w:bCs/>
+        </w:rPr>
+      </w:pPr>
+      <w:r>
+        <w:rPr>
+          <w:b/>
+          <w:bCs/>
+        </w:rPr>
+        <w:t xml:space="preserve"> </w:t>
+      </w:r>
+      <w:r>
+        <w:rPr>
+          <w:b/>
+          <w:bCs/>
+        </w:rPr>
+        <w:t>2.</w:t>
+      </w:r>
+      <w:r>
+        <w:rPr>
+          <w:b/>
+          <w:bCs/>
+        </w:rPr>
+        <w:t>3</w:t>
+      </w:r>
+      <w:r>
+        <w:rPr>
+          <w:b/>
+          <w:bCs/>
+        </w:rPr>
+        <w:t xml:space="preserve">.3 </w:t>
+      </w:r>
+      <w:r>
+        <w:rPr>
+          <w:b/>
+          <w:bCs/>
+          <w:rtl/>
+          <w:lang w:bidi="fa-IR"/>
+        </w:rPr>
+        <w:t>جریمه قیود</w:t>
+      </w:r>
+      <w:r>
+        <w:rPr>
+          <w:b/>
+          <w:bCs/>
+        </w:rPr>
+        <w:t xml:space="preserve"> (Constraint Penalty)</w:t>
+      </w:r>
+    </w:p>
+    <w:p>
+      <w:r>
+        <w:rPr>
+          <w:rtl/>
+          <w:lang w:bidi="fa-IR"/>
+        </w:rPr>
+        <w:t>اگر مقادیر خارج از محدوده باشند</w:t>
+      </w:r>
+      <w:r>
+        <w:t>:.</w:t>
+      </w:r>
+    </w:p>
+    <w:p>
+      <w:pPr>
+        <w:rPr>
+          <w:rFonts w:hint="cs"/>
+          <w:rtl/>
+          <w:lang w:bidi="fa-IR"/>
+        </w:rPr>
+      </w:pPr>
+    </w:p>
+    <w:p>
+      <w:pPr>
+        <w:rPr>
+          <w:b/>
+          <w:bCs/>
+        </w:rPr>
+      </w:pPr>
+      <w:r>
+        <w:rPr>
+          <w:b/>
+          <w:bCs/>
+        </w:rPr>
+        <w:t>2.</w:t>
+      </w:r>
+      <w:r>
+        <w:rPr>
+          <w:b/>
+          <w:bCs/>
+        </w:rPr>
+        <w:t>3</w:t>
+      </w:r>
+      <w:r>
+        <w:rPr>
+          <w:b/>
+          <w:bCs/>
+        </w:rPr>
+        <w:t xml:space="preserve">.4 </w:t>
+      </w:r>
+      <w:r>
+        <w:rPr>
+          <w:b/>
+          <w:bCs/>
+          <w:rtl/>
+          <w:lang w:bidi="fa-IR"/>
+        </w:rPr>
+        <w:t>جریمه واقع‌گرایی</w:t>
+      </w:r>
+      <w:r>
+        <w:rPr>
+          <w:b/>
+          <w:bCs/>
+        </w:rPr>
+        <w:t xml:space="preserve"> (Realism Penalty)</w:t>
+      </w:r>
+    </w:p>
+    <w:p>
+      <w:r>
+        <w:rPr>
+          <w:rtl/>
+          <w:lang w:bidi="fa-IR"/>
+        </w:rPr>
+        <w:t>برای جلوگیری از تولید جواب‌های غیرواقعی</w:t>
+      </w:r>
+      <w:r>
+        <w:t>:</w:t>
+      </w:r>
+    </w:p>
+    <w:p>
+      <w:pPr>
+        <w:numPr>
+          <w:ilvl w:val="0"/>
+          <w:numId w:val="28"/>
+        </w:numPr>
+      </w:pPr>
+      <w:r>
+        <w:rPr>
+          <w:rtl/>
+          <w:lang w:bidi="fa-IR"/>
+        </w:rPr>
+        <w:t xml:space="preserve">فاصله از میانگین‌های طبیعی داده‌ها محاسبه می‌شود </w:t>
+      </w:r>
+    </w:p>
+    <w:p>
+      <w:pPr>
+        <w:numPr>
+          <w:ilvl w:val="0"/>
+          <w:numId w:val="28"/>
+        </w:numPr>
+      </w:pPr>
+      <w:r>
+        <w:rPr>
+          <w:rtl/>
+          <w:lang w:bidi="fa-IR"/>
+        </w:rPr>
+        <w:t xml:space="preserve">با استفاده از واریانس نرمال‌سازی شده </w:t>
+      </w:r>
+    </w:p>
+    <w:p>
+      <w:pPr>
+        <w:rPr>
+          <w:b/>
+          <w:bCs/>
+        </w:rPr>
+      </w:pPr>
+      <w:r>
+        <w:rPr>
+          <w:b/>
+          <w:bCs/>
+        </w:rPr>
+        <w:t>2.</w:t>
+      </w:r>
+      <w:r>
+        <w:rPr>
+          <w:b/>
+          <w:bCs/>
+        </w:rPr>
+        <w:t>4</w:t>
+      </w:r>
+      <w:r>
+        <w:rPr>
+          <w:b/>
+          <w:bCs/>
+          <w:rtl/>
+          <w:lang w:bidi="fa-IR"/>
+        </w:rPr>
+        <w:t>تابع نهایی برازندگی</w:t>
+      </w:r>
+    </w:p>
+    <w:p>
+      <w:r>
+        <w:rPr>
+          <w:rtl/>
+          <w:lang w:bidi="fa-IR"/>
+        </w:rPr>
+        <w:t>تابع نهایی به صورت ترکیبی تعریف شده است</w:t>
+      </w:r>
+      <w:r>
+        <w:t>:</w:t>
+      </w:r>
+    </w:p>
+    <w:p>
+      <w:pPr>
+        <w:rPr>
+          <w:rFonts w:hint="cs"/>
+          <w:rtl/>
+        </w:rPr>
+      </w:pPr>
+      <m:oMathPara>
+        <m:oMath>
+          <m:r>
+            <w:rPr>
+              <w:rFonts w:ascii="Cambria Math" w:hAnsi="Cambria Math"/>
+            </w:rPr>
+            <m:t>Fitness=0.6×Score+0.4×Reward-λ×Realism-Constraint</m:t>
+          </m:r>
+        </m:oMath>
+      </m:oMathPara>
+    </w:p>
+    <w:p>
+      <w:pPr>
+        <w:rPr>
+          <w:b/>
+          <w:bCs/>
+        </w:rPr>
+      </w:pPr>
+      <w:r>
+        <w:rPr>
+          <w:b/>
+          <w:bCs/>
+        </w:rPr>
+        <w:t>2.</w:t>
+      </w:r>
+      <w:r>
+        <w:rPr>
+          <w:b/>
+          <w:bCs/>
+        </w:rPr>
+        <w:t>5</w:t>
+      </w:r>
+      <w:r>
+        <w:rPr>
+          <w:b/>
+          <w:bCs/>
+          <w:rtl/>
+          <w:lang w:bidi="fa-IR"/>
+        </w:rPr>
+        <w:t>اجرای الگوریتم ژنتیک</w:t>
+      </w:r>
+      <w:r>
+        <w:rPr>
+          <w:rtl/>
+          <w:lang w:bidi="fa-IR"/>
+        </w:rPr>
+        <w:t xml:space="preserve"> </w:t>
+      </w:r>
+    </w:p>
+    <w:p>
+      <w:pPr>
+        <w:rPr>
+          <w:rFonts w:cs="B Nazanin"/>
+          <w:sz w:val="28"/>
+          <w:szCs w:val="28"/>
+          <w:rtl/>
+          <w:lang w:bidi="fa-IR"/>
+        </w:rPr>
+      </w:pPr>
+      <w:r>
+        <w:rPr>
+          <w:rFonts w:cs="B Nazanin" w:hint="cs"/>
+          <w:sz w:val="28"/>
+          <w:szCs w:val="28"/>
+          <w:rtl/>
+          <w:lang w:bidi="fa-IR"/>
+        </w:rPr>
+        <w:t>تحلیل همگرایی</w:t>
+      </w:r>
+    </w:p>
+    <w:p>
+      <w:pPr>
+        <w:rPr>
+          <w:rFonts w:hint="cs"/>
+          <w:b/>
+          <w:bCs/>
+          <w:sz w:val="28"/>
+          <w:szCs w:val="28"/>
+        </w:rPr>
+      </w:pPr>
+      <w:r>
+        <w:rPr>
+          <w:b/>
+          <w:bCs/>
+          <w:sz w:val="28"/>
+          <w:szCs w:val="28"/>
+        </w:rPr>
+        <w:t>Tournament + Uniform</w:t>
+      </w:r>
+    </w:p>
+    <w:p>
+      <w:pPr>
+        <w:rPr>
+          <w:rFonts w:cs="B Nazanin"/>
+          <w:rtl/>
+          <w:lang w:bidi="fa-IR"/>
+        </w:rPr>
+      </w:pPr>
+      <w:r>
+        <w:rPr>
+          <w:rtl/>
+          <w:lang w:bidi="fa-IR"/>
+        </w:rPr>
+        <w:t>در این حالت، الگوریتم دارای تنوع بیشتری است و همگرایی کمی کندتر اما پایدار است</w:t>
+      </w:r>
+      <w:r>
+        <w:rPr>
+          <w:rFonts w:cs="B Nazanin" w:hint="cs"/>
+          <w:rtl/>
+          <w:lang w:bidi="fa-IR"/>
+        </w:rPr>
+        <w:t xml:space="preserve"> </w:t>
+      </w:r>
+      <w:r>
+        <w:rPr>
+          <w:rFonts w:cs="B Nazanin" w:hint="cs"/>
+          <w:rtl/>
+          <w:lang w:bidi="fa-IR"/>
+        </w:rPr>
+        <w:t>(</w:t>
+      </w:r>
+      <w:r>
+        <w:rPr>
+          <w:rFonts w:cs="B Nazanin" w:hint="cs"/>
+          <w:rtl/>
+          <w:lang w:bidi="fa-IR"/>
+        </w:rPr>
+        <w:t xml:space="preserve">انتخاب قوی، </w:t>
+      </w:r>
+      <w:r>
+        <w:t>crossover</w:t>
+      </w:r>
+      <w:r>
+        <w:rPr>
+          <w:rFonts w:cs="B Nazanin" w:hint="cs"/>
+          <w:rtl/>
+          <w:lang w:bidi="fa-IR"/>
+        </w:rPr>
+        <w:t xml:space="preserve"> تصادفی)</w:t>
+      </w:r>
+    </w:p>
+    <w:p>
+      <w:pPr>
+        <w:rPr>
+          <w:b/>
+          <w:bCs/>
+        </w:rPr>
+      </w:pPr>
+      <w:r>
+        <w:rPr>
+          <w:b/>
+          <w:bCs/>
+        </w:rPr>
+        <w:t>Roulette + Arithmetic</w:t>
+      </w:r>
     </w:p>
     <w:p>
       <w:pPr>
@@ -9760,20 +10532,152 @@
       </w:pPr>
       <w:r>
         <w:rPr>
+          <w:rtl/>
+          <w:lang w:bidi="fa-IR"/>
+        </w:rPr>
+        <w:t>این ترکیب باعث همگرایی نرم‌تر شده است. استفاده از</w:t>
+      </w:r>
+      <w:r>
+        <w:t xml:space="preserve"> Roulette Wheel Selection </w:t>
+      </w:r>
+      <w:r>
+        <w:rPr>
+          <w:rtl/>
+          <w:lang w:bidi="fa-IR"/>
+        </w:rPr>
+        <w:t>موجب افزایش تنوع و جلوگیری از گیر افتادن در بهینه محلی شده است</w:t>
+      </w:r>
+      <w:r>
+        <w:rPr>
           <w:rFonts w:cs="B Nazanin" w:hint="cs"/>
           <w:sz w:val="32"/>
           <w:szCs w:val="32"/>
           <w:rtl/>
           <w:lang w:bidi="fa-IR"/>
         </w:rPr>
-        <w:t>مرحله سوم</w:t>
-      </w:r>
-    </w:p>
-    <w:p>
-      <w:pPr>
-        <w:jc w:val="center"/>
-        <w:rPr>
-          <w:rFonts w:cs="B Nazanin"/>
+        <w:t>.</w:t>
+      </w:r>
+    </w:p>
+    <w:p>
+      <w:pPr>
+        <w:rPr>
+          <w:rFonts w:hint="cs"/>
+          <w:b/>
+          <w:bCs/>
+          <w:rtl/>
+        </w:rPr>
+      </w:pPr>
+      <w:r>
+        <w:rPr>
+          <w:b/>
+          <w:bCs/>
+        </w:rPr>
+        <w:t>Roulette + Uniform</w:t>
+      </w:r>
+    </w:p>
+    <w:p>
+      <w:r>
+        <w:rPr>
+          <w:rtl/>
+          <w:lang w:bidi="fa-IR"/>
+        </w:rPr>
+        <w:t>این حالت بیشترین تنوع ژنتیکی را ایجاد کرده است اما سرعت همگرایی کمتر از سایر روش‌ها است. دلیل آن استفاده همزمان از</w:t>
+      </w:r>
+      <w:r>
+        <w:t xml:space="preserve"> Roulette Selection </w:t>
+      </w:r>
+      <w:r>
+        <w:rPr>
+          <w:rtl/>
+          <w:lang w:bidi="fa-IR"/>
+        </w:rPr>
+        <w:t>و</w:t>
+      </w:r>
+      <w:r>
+        <w:t xml:space="preserve"> Uniform Crossover </w:t>
+      </w:r>
+      <w:r>
+        <w:rPr>
+          <w:rtl/>
+          <w:lang w:bidi="fa-IR"/>
+        </w:rPr>
+        <w:t>می‌باشد</w:t>
+      </w:r>
+      <w:r>
+        <w:t>.</w:t>
+      </w:r>
+    </w:p>
+    <w:p>
+      <w:pPr>
+        <w:rPr>
+          <w:b/>
+          <w:bCs/>
+        </w:rPr>
+      </w:pPr>
+      <w:r>
+        <w:rPr>
+          <w:b/>
+          <w:bCs/>
+        </w:rPr>
+        <w:t>Tournament + Arithmetic</w:t>
+      </w:r>
+    </w:p>
+    <w:p>
+      <w:pPr>
+        <w:rPr>
+          <w:rtl/>
+          <w:lang w:bidi="fa-IR"/>
+        </w:rPr>
+      </w:pPr>
+      <w:r>
+        <w:rPr>
+          <w:rtl/>
+          <w:lang w:bidi="fa-IR"/>
+        </w:rPr>
+        <w:t>این نمودار روند همگرایی الگوریتم ژنتیک را با استفاده از</w:t>
+      </w:r>
+      <w:r>
+        <w:t xml:space="preserve"> Tournament Selection </w:t>
+      </w:r>
+      <w:r>
+        <w:rPr>
+          <w:rtl/>
+          <w:lang w:bidi="fa-IR"/>
+        </w:rPr>
+        <w:t>و</w:t>
+      </w:r>
+      <w:r>
+        <w:t xml:space="preserve"> Arithmetic Crossover </w:t>
+      </w:r>
+      <w:r>
+        <w:rPr>
+          <w:rtl/>
+          <w:lang w:bidi="fa-IR"/>
+        </w:rPr>
+        <w:t>نشان می‌دهد. مشاهده می‌شود که الگوریتم به سرعت به مقدار پایدار نزدیک می‌شود</w:t>
+      </w:r>
+      <w:r>
+        <w:rPr>
+          <w:rFonts w:hint="cs"/>
+          <w:rtl/>
+          <w:lang w:bidi="fa-IR"/>
+        </w:rPr>
+        <w:t>.</w:t>
+      </w:r>
+    </w:p>
+    <w:p>
+      <w:pPr>
+        <w:rPr>
+          <w:rFonts w:hint="cs"/>
+          <w:rtl/>
+          <w:lang w:bidi="fa-IR"/>
+        </w:rPr>
+      </w:pPr>
+    </w:p>
+    <w:p>
+      <w:pPr>
+        <w:rPr>
+          <w:rFonts w:cs="B Nazanin" w:hint="cs"/>
           <w:sz w:val="32"/>
           <w:szCs w:val="32"/>
           <w:rtl/>
@@ -9788,6 +10692,703 @@
           <w:sz w:val="28"/>
           <w:szCs w:val="28"/>
           <w:rtl/>
+          <w:lang w:bidi="fa-IR"/>
+        </w:rPr>
+      </w:pPr>
+    </w:p>
+    <w:p>
+      <w:pPr>
+        <w:rPr>
+          <w:rFonts w:cs="B Nazanin"/>
+          <w:rtl/>
+        </w:rPr>
+      </w:pPr>
+    </w:p>
+    <w:p>
+      <w:pPr>
+        <w:rPr>
+          <w:rFonts w:cs="B Nazanin"/>
+          <w:rtl/>
+        </w:rPr>
+      </w:pPr>
+      <w:r>
+        <w:rPr>
+          <w:noProof/>
+        </w:rPr>
+        <w:lastRenderedPageBreak/>
+        <w:drawing>
+          <wp:anchor distT="0" distB="0" distL="114300" distR="114300" simplePos="0" relativeHeight="251658240" behindDoc="0" locked="0" layoutInCell="1" allowOverlap="1" wp14:anchorId="3AD46968" wp14:editId="27BE7AF9">
+            <wp:simplePos x="0" y="0"/>
+            <wp:positionH relativeFrom="margin">
+              <wp:posOffset>67310</wp:posOffset>
+            </wp:positionH>
+            <wp:positionV relativeFrom="paragraph">
+              <wp:posOffset>208280</wp:posOffset>
+            </wp:positionV>
+            <wp:extent cx="5039360" cy="3685540"/>
+            <wp:effectExtent l="0" t="0" r="8890" b="0"/>
+            <wp:wrapNone/>
+            <wp:docPr id="1887801876" name="Picture 1"/>
+            <wp:cNvGraphicFramePr>
+              <a:graphicFrameLocks xmlns:a="http://schemas.openxmlformats.org/drawingml/2006/main" noChangeAspect="1"/>
+            </wp:cNvGraphicFramePr>
+            <a:graphic xmlns:a="http://schemas.openxmlformats.org/drawingml/2006/main">
+              <a:graphicData uri="http://schemas.openxmlformats.org/drawingml/2006/picture">
+                <pic:pic xmlns:pic="http://schemas.openxmlformats.org/drawingml/2006/picture">
+                  <pic:nvPicPr>
+                    <pic:cNvPr id="1887801876" name=""/>
+                    <pic:cNvPicPr/>
+                  </pic:nvPicPr>
+                  <pic:blipFill>
+                    <a:blip r:embed="rId24">
+                      <a:extLst>
+                        <a:ext uri="{28A0092B-C50C-407E-A947-70E740481C1C}">
+                          <a14:useLocalDpi xmlns:a14="http://schemas.microsoft.com/office/drawing/2010/main" val="0"/>
+                        </a:ext>
+                      </a:extLst>
+                    </a:blip>
+                    <a:stretch>
+                      <a:fillRect/>
+                    </a:stretch>
+                  </pic:blipFill>
+                  <pic:spPr>
+                    <a:xfrm>
+                      <a:off x="0" y="0"/>
+                      <a:ext cx="5039360" cy="3685540"/>
+                    </a:xfrm>
+                    <a:prstGeom prst="rect">
+                      <a:avLst/>
+                    </a:prstGeom>
+                  </pic:spPr>
+                </pic:pic>
+              </a:graphicData>
+            </a:graphic>
+          </wp:anchor>
+        </w:drawing>
+      </w:r>
+    </w:p>
+    <w:p>
+      <w:pPr>
+        <w:rPr>
+          <w:rFonts w:cs="B Nazanin"/>
+          <w:rtl/>
+        </w:rPr>
+      </w:pPr>
+    </w:p>
+    <w:p>
+      <w:pPr>
+        <w:rPr>
+          <w:rFonts w:cs="B Nazanin"/>
+          <w:rtl/>
+        </w:rPr>
+      </w:pPr>
+    </w:p>
+    <w:p>
+      <w:pPr>
+        <w:rPr>
+          <w:rFonts w:cs="B Nazanin"/>
+          <w:rtl/>
+        </w:rPr>
+      </w:pPr>
+    </w:p>
+    <w:p>
+      <w:pPr>
+        <w:rPr>
+          <w:rFonts w:cs="B Nazanin"/>
+          <w:rtl/>
+        </w:rPr>
+      </w:pPr>
+    </w:p>
+    <w:p>
+      <w:pPr>
+        <w:rPr>
+          <w:rFonts w:cs="B Nazanin"/>
+          <w:rtl/>
+        </w:rPr>
+      </w:pPr>
+    </w:p>
+    <w:p>
+      <w:pPr>
+        <w:rPr>
+          <w:rFonts w:cs="B Nazanin"/>
+          <w:rtl/>
+        </w:rPr>
+      </w:pPr>
+    </w:p>
+    <w:p>
+      <w:pPr>
+        <w:rPr>
+          <w:rFonts w:cs="B Nazanin"/>
+          <w:rtl/>
+        </w:rPr>
+      </w:pPr>
+    </w:p>
+    <w:p>
+      <w:pPr>
+        <w:rPr>
+          <w:rFonts w:cs="B Nazanin"/>
+          <w:rtl/>
+        </w:rPr>
+      </w:pPr>
+    </w:p>
+    <w:p>
+      <w:pPr>
+        <w:rPr>
+          <w:rFonts w:cs="B Nazanin"/>
+          <w:rtl/>
+        </w:rPr>
+      </w:pPr>
+    </w:p>
+    <w:p>
+      <w:pPr>
+        <w:rPr>
+          <w:rFonts w:cs="B Nazanin"/>
+          <w:rtl/>
+        </w:rPr>
+      </w:pPr>
+    </w:p>
+    <w:p>
+      <w:pPr>
+        <w:rPr>
+          <w:rFonts w:cs="B Nazanin"/>
+          <w:rtl/>
+        </w:rPr>
+      </w:pPr>
+    </w:p>
+    <w:p>
+      <w:pPr>
+        <w:rPr>
+          <w:rFonts w:cs="B Nazanin"/>
+          <w:rtl/>
+        </w:rPr>
+      </w:pPr>
+      <w:r>
+        <w:rPr>
+          <w:rFonts w:cs="B Nazanin"/>
+          <w:rtl/>
+        </w:rPr>
+        <w:t>چرا استفاده از الگوریتم‌های تکاملی برای این مسئله مناسب‌تر از روش‌های مبتنی بر گرادیان است</w:t>
+      </w:r>
+      <w:r>
+        <w:rPr>
+          <w:rFonts w:cs="B Nazanin" w:hint="cs"/>
+          <w:rtl/>
+        </w:rPr>
+        <w:t>؟</w:t>
+      </w:r>
+    </w:p>
+    <w:p>
+      <w:pPr>
+        <w:rPr>
+          <w:rFonts w:cs="B Nazanin"/>
+          <w:rtl/>
+          <w:lang w:bidi="fa-IR"/>
+        </w:rPr>
+      </w:pPr>
+      <w:r>
+        <w:rPr>
+          <w:rFonts w:cs="B Nazanin" w:hint="cs"/>
+          <w:rtl/>
+        </w:rPr>
+        <w:t>ر</w:t>
+      </w:r>
+      <w:r>
+        <w:rPr>
+          <w:rFonts w:cs="B Nazanin"/>
+          <w:rtl/>
+        </w:rPr>
+        <w:t>وش‌های بهینه‌سازی مبتنی بر گرادیان، برای مسائلی طراحی شده‌اند که تابع هدف پیوسته و مشتق‌پذیر باشد. اما در مسئله بهینه‌سازی سیستم گلخانه هوشمند، این شرایط برقرار نیست و به چند دلیل اصلی، الگوریتم‌های تکاملی مانند ژنتیک انتخاب بهتری هستند</w:t>
+      </w:r>
+      <w:r>
+        <w:rPr>
+          <w:rFonts w:cs="B Nazanin"/>
+          <w:lang w:bidi="fa-IR"/>
+        </w:rPr>
+        <w:t>.</w:t>
+      </w:r>
+    </w:p>
+    <w:p>
+      <w:pPr>
+        <w:numPr>
+          <w:ilvl w:val="0"/>
+          <w:numId w:val="17"/>
+        </w:numPr>
+        <w:rPr>
+          <w:rFonts w:cs="B Nazanin"/>
+          <w:lang w:bidi="fa-IR"/>
+        </w:rPr>
+      </w:pPr>
+      <w:r>
+        <w:rPr>
+          <w:rFonts w:cs="B Nazanin"/>
+          <w:b/>
+          <w:bCs/>
+          <w:rtl/>
+          <w:lang w:bidi="fa-IR"/>
+        </w:rPr>
+        <w:t>تابع غیر مشتق‌پذیر است</w:t>
+      </w:r>
+      <w:r>
+        <w:rPr>
+          <w:rFonts w:ascii="Cambria" w:hAnsi="Cambria" w:cs="Cambria" w:hint="cs"/>
+          <w:rtl/>
+          <w:lang w:bidi="fa-IR"/>
+        </w:rPr>
+        <w:t> </w:t>
+      </w:r>
+      <w:r>
+        <w:rPr>
+          <w:rFonts w:cs="B Nazanin" w:hint="cs"/>
+          <w:rtl/>
+          <w:lang w:bidi="fa-IR"/>
+        </w:rPr>
+        <w:t xml:space="preserve">: </w:t>
+      </w:r>
+      <w:r>
+        <w:rPr>
+          <w:rFonts w:cs="B Nazanin"/>
+          <w:rtl/>
+          <w:lang w:bidi="fa-IR"/>
+        </w:rPr>
+        <w:t>وجود توابع</w:t>
+      </w:r>
+      <w:r>
+        <w:rPr>
+          <w:rFonts w:ascii="Cambria" w:hAnsi="Cambria" w:cs="Cambria" w:hint="cs"/>
+          <w:rtl/>
+          <w:lang w:bidi="fa-IR"/>
+        </w:rPr>
+        <w:t> </w:t>
+      </w:r>
+      <w:r>
+        <w:rPr>
+          <w:rFonts w:cs="B Nazanin"/>
+          <w:lang w:bidi="fa-IR"/>
+        </w:rPr>
+        <w:t>max</w:t>
+      </w:r>
+      <w:r>
+        <w:rPr>
+          <w:rFonts w:cs="B Nazanin"/>
+          <w:rtl/>
+          <w:lang w:bidi="fa-IR"/>
+        </w:rPr>
+        <w:t>،</w:t>
+      </w:r>
+      <w:r>
+        <w:rPr>
+          <w:rFonts w:ascii="Cambria" w:hAnsi="Cambria" w:cs="Cambria" w:hint="cs"/>
+          <w:rtl/>
+          <w:lang w:bidi="fa-IR"/>
+        </w:rPr>
+        <w:t> </w:t>
+      </w:r>
+      <w:r>
+        <w:rPr>
+          <w:rFonts w:cs="B Nazanin"/>
+          <w:lang w:bidi="fa-IR"/>
+        </w:rPr>
+        <w:t>abs </w:t>
+      </w:r>
+      <w:r>
+        <w:rPr>
+          <w:rFonts w:cs="B Nazanin"/>
+          <w:rtl/>
+          <w:lang w:bidi="fa-IR"/>
+        </w:rPr>
+        <w:t xml:space="preserve"> در فرمول‌ها باعث ایجاد نقاط شکست در مشتق می‌شود</w:t>
+      </w:r>
+      <w:r>
+        <w:rPr>
+          <w:rFonts w:cs="B Nazanin"/>
+          <w:lang w:bidi="fa-IR"/>
+        </w:rPr>
+        <w:t>.</w:t>
+      </w:r>
+    </w:p>
+    <w:p>
+      <w:pPr>
+        <w:numPr>
+          <w:ilvl w:val="0"/>
+          <w:numId w:val="17"/>
+        </w:numPr>
+        <w:rPr>
+          <w:rFonts w:cs="B Nazanin"/>
+          <w:lang w:bidi="fa-IR"/>
+        </w:rPr>
+      </w:pPr>
+      <w:r>
+        <w:rPr>
+          <w:rFonts w:cs="B Nazanin"/>
+          <w:b/>
+          <w:bCs/>
+          <w:rtl/>
+          <w:lang w:bidi="fa-IR"/>
+        </w:rPr>
+        <w:t>متغیرهای گسسته و دسته‌ای داریم</w:t>
+      </w:r>
+      <w:r>
+        <w:rPr>
+          <w:rFonts w:ascii="Cambria" w:hAnsi="Cambria" w:cs="Cambria" w:hint="cs"/>
+          <w:rtl/>
+          <w:lang w:bidi="fa-IR"/>
+        </w:rPr>
+        <w:t> </w:t>
+      </w:r>
+      <w:r>
+        <w:rPr>
+          <w:rFonts w:cs="B Nazanin" w:hint="cs"/>
+          <w:rtl/>
+          <w:lang w:bidi="fa-IR"/>
+        </w:rPr>
+        <w:t>:</w:t>
+      </w:r>
+      <w:r>
+        <w:rPr>
+          <w:rFonts w:cs="B Nazanin"/>
+          <w:rtl/>
+          <w:lang w:bidi="fa-IR"/>
+        </w:rPr>
+        <w:t>عداد گیاهان</w:t>
+      </w:r>
+      <w:r>
+        <w:rPr>
+          <w:rFonts w:cs="B Nazanin"/>
+          <w:lang w:bidi="fa-IR"/>
+        </w:rPr>
+        <w:t xml:space="preserve"> (N) </w:t>
+      </w:r>
+      <w:r>
+        <w:rPr>
+          <w:rFonts w:cs="B Nazanin"/>
+          <w:rtl/>
+          <w:lang w:bidi="fa-IR"/>
+        </w:rPr>
+        <w:t>عدد صحیح و وضعیت هوا</w:t>
+      </w:r>
+      <w:r>
+        <w:rPr>
+          <w:rFonts w:cs="B Nazanin"/>
+          <w:lang w:bidi="fa-IR"/>
+        </w:rPr>
+        <w:t xml:space="preserve"> (W) </w:t>
+      </w:r>
+      <w:r>
+        <w:rPr>
+          <w:rFonts w:cs="B Nazanin"/>
+          <w:rtl/>
+          <w:lang w:bidi="fa-IR"/>
+        </w:rPr>
+        <w:t>یک متغیر</w:t>
+      </w:r>
+      <w:r>
+        <w:rPr>
+          <w:rFonts w:cs="B Nazanin"/>
+          <w:lang w:bidi="fa-IR"/>
+        </w:rPr>
+        <w:t xml:space="preserve"> one</w:t>
+      </w:r>
+      <w:r>
+        <w:rPr>
+          <w:rFonts w:cs="B Nazanin"/>
+          <w:lang w:bidi="fa-IR"/>
+        </w:rPr>
+        <w:noBreakHyphen/>
+        <w:t xml:space="preserve">hot </w:t>
+      </w:r>
+      <w:r>
+        <w:rPr>
+          <w:rFonts w:cs="B Nazanin"/>
+          <w:rtl/>
+          <w:lang w:bidi="fa-IR"/>
+        </w:rPr>
+        <w:t>است که گرادیان برای آن‌ها تعریف نشده</w:t>
+      </w:r>
+      <w:r>
+        <w:rPr>
+          <w:rFonts w:cs="B Nazanin"/>
+          <w:lang w:bidi="fa-IR"/>
+        </w:rPr>
+        <w:t>.</w:t>
+      </w:r>
+    </w:p>
+    <w:p>
+      <w:pPr>
+        <w:numPr>
+          <w:ilvl w:val="0"/>
+          <w:numId w:val="17"/>
+        </w:numPr>
+        <w:rPr>
+          <w:rFonts w:cs="B Nazanin"/>
+          <w:lang w:bidi="fa-IR"/>
+        </w:rPr>
+      </w:pPr>
+      <w:r>
+        <w:rPr>
+          <w:rFonts w:cs="B Nazanin"/>
+          <w:b/>
+          <w:bCs/>
+          <w:rtl/>
+          <w:lang w:bidi="fa-IR"/>
+        </w:rPr>
+        <w:t>بهینه‌های محلی متعدد</w:t>
+      </w:r>
+      <w:r>
+        <w:rPr>
+          <w:rFonts w:ascii="Cambria" w:hAnsi="Cambria" w:hint="cs"/>
+          <w:rtl/>
+          <w:lang w:bidi="fa-IR"/>
+        </w:rPr>
+        <w:t>:</w:t>
+      </w:r>
+      <w:r>
+        <w:rPr>
+          <w:rFonts w:cs="B Nazanin"/>
+          <w:lang w:bidi="fa-IR"/>
+        </w:rPr>
+        <w:t xml:space="preserve"> </w:t>
+      </w:r>
+      <w:r>
+        <w:rPr>
+          <w:rFonts w:cs="B Nazanin"/>
+          <w:rtl/>
+          <w:lang w:bidi="fa-IR"/>
+        </w:rPr>
+        <w:t>تضاد بین کاهش انرژی و افزایش آسایش، فضای جستجو را چندقله کرده و روش‌های گرادیانی در اولین بهینه محلی گیر می‌کنند</w:t>
+      </w:r>
+      <w:r>
+        <w:rPr>
+          <w:rFonts w:cs="B Nazanin"/>
+          <w:lang w:bidi="fa-IR"/>
+        </w:rPr>
+        <w:t>.</w:t>
+      </w:r>
+    </w:p>
+    <w:p>
+      <w:pPr>
+        <w:rPr>
+          <w:rFonts w:cs="B Nazanin"/>
+          <w:lang w:bidi="fa-IR"/>
+        </w:rPr>
+      </w:pPr>
+    </w:p>
+    <w:p>
+      <w:pPr>
+        <w:rPr>
+          <w:rFonts w:cs="B Nazanin"/>
+          <w:b/>
+          <w:bCs/>
+          <w:sz w:val="28"/>
+          <w:szCs w:val="28"/>
+          <w:lang w:bidi="fa-IR"/>
+        </w:rPr>
+      </w:pPr>
+    </w:p>
+    <w:p>
+      <w:pPr>
+        <w:rPr>
+          <w:rFonts w:cs="B Nazanin"/>
+          <w:sz w:val="28"/>
+          <w:szCs w:val="28"/>
+          <w:rtl/>
+          <w:lang w:bidi="fa-IR"/>
+        </w:rPr>
+      </w:pPr>
+    </w:p>
+    <w:p>
+      <w:pPr>
+        <w:rPr>
+          <w:rFonts w:cs="B Nazanin"/>
+          <w:sz w:val="28"/>
+          <w:szCs w:val="28"/>
+          <w:rtl/>
+          <w:lang w:bidi="fa-IR"/>
+        </w:rPr>
+      </w:pPr>
+    </w:p>
+    <w:p>
+      <w:pPr>
+        <w:rPr>
+          <w:rFonts w:cs="B Nazanin"/>
+          <w:sz w:val="28"/>
+          <w:szCs w:val="28"/>
+          <w:rtl/>
+          <w:lang w:bidi="fa-IR"/>
+        </w:rPr>
+      </w:pPr>
+    </w:p>
+    <w:p>
+      <w:pPr>
+        <w:rPr>
+          <w:rFonts w:cs="B Nazanin"/>
+          <w:sz w:val="28"/>
+          <w:szCs w:val="28"/>
+          <w:rtl/>
+          <w:lang w:bidi="fa-IR"/>
+        </w:rPr>
+      </w:pPr>
+    </w:p>
+    <w:p>
+      <w:pPr>
+        <w:rPr>
+          <w:rFonts w:cs="B Nazanin"/>
+          <w:sz w:val="28"/>
+          <w:szCs w:val="28"/>
+          <w:rtl/>
+          <w:lang w:bidi="fa-IR"/>
+        </w:rPr>
+      </w:pPr>
+    </w:p>
+    <w:p>
+      <w:pPr>
+        <w:rPr>
+          <w:rFonts w:cs="B Nazanin"/>
+          <w:sz w:val="28"/>
+          <w:szCs w:val="28"/>
+          <w:rtl/>
+          <w:lang w:bidi="fa-IR"/>
+        </w:rPr>
+      </w:pPr>
+    </w:p>
+    <w:p>
+      <w:pPr>
+        <w:rPr>
+          <w:rFonts w:cs="B Nazanin"/>
+          <w:sz w:val="28"/>
+          <w:szCs w:val="28"/>
+          <w:rtl/>
+          <w:lang w:bidi="fa-IR"/>
+        </w:rPr>
+      </w:pPr>
+    </w:p>
+    <w:p>
+      <w:pPr>
+        <w:rPr>
+          <w:rFonts w:cs="B Nazanin"/>
+          <w:sz w:val="28"/>
+          <w:szCs w:val="28"/>
+          <w:rtl/>
+          <w:lang w:bidi="fa-IR"/>
+        </w:rPr>
+      </w:pPr>
+    </w:p>
+    <w:p>
+      <w:pPr>
+        <w:rPr>
+          <w:rFonts w:cs="B Nazanin"/>
+          <w:sz w:val="28"/>
+          <w:szCs w:val="28"/>
+          <w:rtl/>
+          <w:lang w:bidi="fa-IR"/>
+        </w:rPr>
+      </w:pPr>
+    </w:p>
+    <w:p>
+      <w:pPr>
+        <w:rPr>
+          <w:rFonts w:cs="B Nazanin"/>
+          <w:sz w:val="28"/>
+          <w:szCs w:val="28"/>
+          <w:rtl/>
+          <w:lang w:bidi="fa-IR"/>
+        </w:rPr>
+      </w:pPr>
+    </w:p>
+    <w:p>
+      <w:pPr>
+        <w:rPr>
+          <w:rFonts w:cs="B Nazanin"/>
+          <w:sz w:val="28"/>
+          <w:szCs w:val="28"/>
+          <w:rtl/>
+          <w:lang w:bidi="fa-IR"/>
+        </w:rPr>
+      </w:pPr>
+    </w:p>
+    <w:p>
+      <w:pPr>
+        <w:rPr>
+          <w:rFonts w:cs="B Nazanin"/>
+          <w:sz w:val="28"/>
+          <w:szCs w:val="28"/>
+          <w:rtl/>
+          <w:lang w:bidi="fa-IR"/>
+        </w:rPr>
+      </w:pPr>
+    </w:p>
+    <w:p>
+      <w:pPr>
+        <w:rPr>
+          <w:rFonts w:cs="B Nazanin"/>
+          <w:sz w:val="28"/>
+          <w:szCs w:val="28"/>
+          <w:rtl/>
+          <w:lang w:bidi="fa-IR"/>
+        </w:rPr>
+      </w:pPr>
+    </w:p>
+    <w:p>
+      <w:pPr>
+        <w:rPr>
+          <w:rFonts w:cs="B Nazanin"/>
+          <w:sz w:val="28"/>
+          <w:szCs w:val="28"/>
+          <w:rtl/>
+          <w:lang w:bidi="fa-IR"/>
+        </w:rPr>
+      </w:pPr>
+    </w:p>
+    <w:p>
+      <w:pPr>
+        <w:rPr>
+          <w:rFonts w:cs="B Nazanin"/>
+          <w:sz w:val="28"/>
+          <w:szCs w:val="28"/>
+          <w:rtl/>
+          <w:lang w:bidi="fa-IR"/>
+        </w:rPr>
+      </w:pPr>
+    </w:p>
+    <w:p>
+      <w:pPr>
+        <w:rPr>
+          <w:rFonts w:cs="B Nazanin"/>
+          <w:sz w:val="32"/>
+          <w:szCs w:val="32"/>
+          <w:rtl/>
+          <w:lang w:bidi="fa-IR"/>
+        </w:rPr>
+      </w:pPr>
+      <w:r>
+        <w:rPr>
+          <w:rFonts w:cs="B Nazanin" w:hint="cs"/>
+          <w:sz w:val="32"/>
+          <w:szCs w:val="32"/>
+          <w:rtl/>
+          <w:lang w:bidi="fa-IR"/>
+        </w:rPr>
+        <w:t>مرحله سوم</w:t>
+      </w:r>
+    </w:p>
+    <w:p>
+      <w:pPr>
+        <w:jc w:val="center"/>
+        <w:rPr>
+          <w:rFonts w:cs="B Nazanin"/>
+          <w:sz w:val="32"/>
+          <w:szCs w:val="32"/>
+          <w:rtl/>
+          <w:lang w:bidi="fa-IR"/>
+        </w:rPr>
+      </w:pPr>
+    </w:p>
+    <w:p>
+      <w:pPr>
+        <w:rPr>
+          <w:rFonts w:cs="B Nazanin"/>
+          <w:sz w:val="28"/>
+          <w:szCs w:val="28"/>
+          <w:rtl/>
         </w:rPr>
       </w:pPr>
     </w:p>
@@ -9801,7 +11402,7 @@
       </w:pPr>
     </w:p>
     <w:sectPr>
-      <w:footerReference w:type="default" r:id="rId24"/>
+      <w:footerReference w:type="default" r:id="rId25"/>
       <w:pgSz w:w="11906" w:h="16838" w:code="9"/>
       <w:pgMar w:top="1701" w:right="1985" w:bottom="1701" w:left="1985" w:header="720" w:footer="720" w:gutter="0"/>
       <w:pgBorders w:offsetFrom="page">
@@ -9921,6 +11522,155 @@
 <file path=word/numbering.xml><?xml version="1.0" encoding="utf-8"?>
 <w:numbering xmlns:wpc="http://schemas.microsoft.com/office/word/2010/wordprocessingCanvas" xmlns:cx="http://schemas.microsoft.com/office/drawing/2014/chartex" xmlns:cx1="http://schemas.microsoft.com/office/drawing/2015/9/8/chartex" xmlns:cx2="http://schemas.microsoft.com/office/drawing/2015/10/21/chartex" xmlns:cx3="http://schemas.microsoft.com/office/drawing/2016/5/9/chartex" xmlns:cx4="http://schemas.microsoft.com/office/drawing/2016/5/10/chartex" xmlns:cx5="http://schemas.microsoft.com/office/drawing/2016/5/11/chartex" xmlns:cx6="http://schemas.microsoft.com/office/drawing/2016/5/12/chartex" xmlns:cx7="http://schemas.microsoft.com/office/drawing/2016/5/13/chartex" xmlns:cx8="http://schemas.microsoft.com/office/drawing/2016/5/14/chartex" xmlns:mc="http://schemas.openxmlformats.org/markup-compatibility/2006" xmlns:aink="http://schemas.microsoft.com/office/drawing/2016/ink" xmlns:am3d="http://schemas.microsoft.com/office/drawing/2017/model3d" xmlns:o="urn:schemas-microsoft-com:office:office" xmlns:oel="http://schemas.microsoft.com/office/2019/extlst" xmlns:r="http://schemas.openxmlformats.org/officeDocument/2006/relationships" xmlns:m="http://schemas.openxmlformats.org/officeDocument/2006/math" xmlns:v="urn:schemas-microsoft-com:vml" xmlns:wp14="http://schemas.microsoft.com/office/word/2010/wordprocessingDrawing" xmlns:wp="http://schemas.openxmlformats.org/drawingml/2006/wordprocessingDrawing" xmlns:w10="urn:schemas-microsoft-com:office:word" xmlns:w="http://schemas.openxmlformats.org/wordprocessingml/2006/main" xmlns:w14="http://schemas.microsoft.com/office/word/2010/wordml" xmlns:w15="http://schemas.microsoft.com/office/word/2012/wordml" xmlns:w16cex="http://schemas.microsoft.com/office/word/2018/wordml/cex" xmlns:w16cid="http://schemas.microsoft.com/office/word/2016/wordml/cid" xmlns:w16="http://schemas.microsoft.com/office/word/2018/wordml" xmlns:w16du="http://schemas.microsoft.com/office/word/2023/wordml/word16du" xmlns:w16sdtdh="http://schemas.microsoft.com/office/word/2020/wordml/sdtdatahash" xmlns:w16sdtfl="http://schemas.microsoft.com/office/word/2024/wordml/sdtformatlock" xmlns:w16se="http://schemas.microsoft.com/office/word/2015/wordml/symex" xmlns:wpg="http://schemas.microsoft.com/office/word/2010/wordprocessingGroup" xmlns:wpi="http://schemas.microsoft.com/office/word/2010/wordprocessingInk" xmlns:wne="http://schemas.microsoft.com/office/word/2006/wordml" xmlns:wps="http://schemas.microsoft.com/office/word/2010/wordprocessingShape" mc:Ignorable="w14 w15 w16se w16cid w16 w16cex w16sdtdh w16sdtfl w16du wp14">
   <w:abstractNum w:abstractNumId="0" w15:restartNumberingAfterBreak="0">
+    <w:nsid w:val="028B2D0C"/>
+    <w:multiLevelType w:val="multilevel"/>
+    <w:tmpl w:val="CA326A4C"/>
+    <w:lvl w:ilvl="0">
+      <w:start w:val="1"/>
+      <w:numFmt w:val="bullet"/>
+      <w:lvlText w:val=""/>
+      <w:lvlJc w:val="left"/>
+      <w:pPr>
+        <w:tabs>
+          <w:tab w:val="num" w:pos="720"/>
+        </w:tabs>
+        <w:ind w:left="720" w:hanging="360"/>
+      </w:pPr>
+      <w:rPr>
+        <w:rFonts w:ascii="Symbol" w:hAnsi="Symbol" w:hint="default"/>
+        <w:sz w:val="20"/>
+      </w:rPr>
+    </w:lvl>
+    <w:lvl w:ilvl="1" w:tentative="1">
+      <w:start w:val="1"/>
+      <w:numFmt w:val="bullet"/>
+      <w:lvlText w:val="o"/>
+      <w:lvlJc w:val="left"/>
+      <w:pPr>
+        <w:tabs>
+          <w:tab w:val="num" w:pos="1440"/>
+        </w:tabs>
+        <w:ind w:left="1440" w:hanging="360"/>
+      </w:pPr>
+      <w:rPr>
+        <w:rFonts w:ascii="Courier New" w:hAnsi="Courier New" w:hint="default"/>
+        <w:sz w:val="20"/>
+      </w:rPr>
+    </w:lvl>
+    <w:lvl w:ilvl="2" w:tentative="1">
+      <w:start w:val="1"/>
+      <w:numFmt w:val="bullet"/>
+      <w:lvlText w:val=""/>
+      <w:lvlJc w:val="left"/>
+      <w:pPr>
+        <w:tabs>
+          <w:tab w:val="num" w:pos="2160"/>
+        </w:tabs>
+        <w:ind w:left="2160" w:hanging="360"/>
+      </w:pPr>
+      <w:rPr>
+        <w:rFonts w:ascii="Wingdings" w:hAnsi="Wingdings" w:hint="default"/>
+        <w:sz w:val="20"/>
+      </w:rPr>
+    </w:lvl>
+    <w:lvl w:ilvl="3" w:tentative="1">
+      <w:start w:val="1"/>
+      <w:numFmt w:val="bullet"/>
+      <w:lvlText w:val=""/>
+      <w:lvlJc w:val="left"/>
+      <w:pPr>
+        <w:tabs>
+          <w:tab w:val="num" w:pos="2880"/>
+        </w:tabs>
+        <w:ind w:left="2880" w:hanging="360"/>
+      </w:pPr>
+      <w:rPr>
+        <w:rFonts w:ascii="Wingdings" w:hAnsi="Wingdings" w:hint="default"/>
+        <w:sz w:val="20"/>
+      </w:rPr>
+    </w:lvl>
+    <w:lvl w:ilvl="4" w:tentative="1">
+      <w:start w:val="1"/>
+      <w:numFmt w:val="bullet"/>
+      <w:lvlText w:val=""/>
+      <w:lvlJc w:val="left"/>
+      <w:pPr>
+        <w:tabs>
+          <w:tab w:val="num" w:pos="3600"/>
+        </w:tabs>
+        <w:ind w:left="3600" w:hanging="360"/>
+      </w:pPr>
+      <w:rPr>
+        <w:rFonts w:ascii="Wingdings" w:hAnsi="Wingdings" w:hint="default"/>
+        <w:sz w:val="20"/>
+      </w:rPr>
+    </w:lvl>
+    <w:lvl w:ilvl="5" w:tentative="1">
+      <w:start w:val="1"/>
+      <w:numFmt w:val="bullet"/>
+      <w:lvlText w:val=""/>
+      <w:lvlJc w:val="left"/>
+      <w:pPr>
+        <w:tabs>
+          <w:tab w:val="num" w:pos="4320"/>
+        </w:tabs>
+        <w:ind w:left="4320" w:hanging="360"/>
+      </w:pPr>
+      <w:rPr>
+        <w:rFonts w:ascii="Wingdings" w:hAnsi="Wingdings" w:hint="default"/>
+        <w:sz w:val="20"/>
+      </w:rPr>
+    </w:lvl>
+    <w:lvl w:ilvl="6" w:tentative="1">
+      <w:start w:val="1"/>
+      <w:numFmt w:val="bullet"/>
+      <w:lvlText w:val=""/>
+      <w:lvlJc w:val="left"/>
+      <w:pPr>
+        <w:tabs>
+          <w:tab w:val="num" w:pos="5040"/>
+        </w:tabs>
+        <w:ind w:left="5040" w:hanging="360"/>
+      </w:pPr>
+      <w:rPr>
+        <w:rFonts w:ascii="Wingdings" w:hAnsi="Wingdings" w:hint="default"/>
+        <w:sz w:val="20"/>
+      </w:rPr>
+    </w:lvl>
+    <w:lvl w:ilvl="7" w:tentative="1">
+      <w:start w:val="1"/>
+      <w:numFmt w:val="bullet"/>
+      <w:lvlText w:val=""/>
+      <w:lvlJc w:val="left"/>
+      <w:pPr>
+        <w:tabs>
+          <w:tab w:val="num" w:pos="5760"/>
+        </w:tabs>
+        <w:ind w:left="5760" w:hanging="360"/>
+      </w:pPr>
+      <w:rPr>
+        <w:rFonts w:ascii="Wingdings" w:hAnsi="Wingdings" w:hint="default"/>
+        <w:sz w:val="20"/>
+      </w:rPr>
+    </w:lvl>
+    <w:lvl w:ilvl="8" w:tentative="1">
+      <w:start w:val="1"/>
+      <w:numFmt w:val="bullet"/>
+      <w:lvlText w:val=""/>
+      <w:lvlJc w:val="left"/>
+      <w:pPr>
+        <w:tabs>
+          <w:tab w:val="num" w:pos="6480"/>
+        </w:tabs>
+        <w:ind w:left="6480" w:hanging="360"/>
+      </w:pPr>
+      <w:rPr>
+        <w:rFonts w:ascii="Wingdings" w:hAnsi="Wingdings" w:hint="default"/>
+        <w:sz w:val="20"/>
+      </w:rPr>
+    </w:lvl>
+  </w:abstractNum>
+  <w:abstractNum w:abstractNumId="1" w15:restartNumberingAfterBreak="0">
     <w:nsid w:val="06273847"/>
     <w:multiLevelType w:val="multilevel"/>
     <w:tmpl w:val="906CE2B2"/>
@@ -10069,7 +11819,305 @@
       </w:rPr>
     </w:lvl>
   </w:abstractNum>
-  <w:abstractNum w:abstractNumId="1" w15:restartNumberingAfterBreak="0">
+  <w:abstractNum w:abstractNumId="2" w15:restartNumberingAfterBreak="0">
+    <w:nsid w:val="08AC544B"/>
+    <w:multiLevelType w:val="multilevel"/>
+    <w:tmpl w:val="15D62252"/>
+    <w:lvl w:ilvl="0">
+      <w:start w:val="1"/>
+      <w:numFmt w:val="bullet"/>
+      <w:lvlText w:val=""/>
+      <w:lvlJc w:val="left"/>
+      <w:pPr>
+        <w:tabs>
+          <w:tab w:val="num" w:pos="720"/>
+        </w:tabs>
+        <w:ind w:left="720" w:hanging="360"/>
+      </w:pPr>
+      <w:rPr>
+        <w:rFonts w:ascii="Symbol" w:hAnsi="Symbol" w:hint="default"/>
+        <w:sz w:val="20"/>
+      </w:rPr>
+    </w:lvl>
+    <w:lvl w:ilvl="1" w:tentative="1">
+      <w:start w:val="1"/>
+      <w:numFmt w:val="bullet"/>
+      <w:lvlText w:val="o"/>
+      <w:lvlJc w:val="left"/>
+      <w:pPr>
+        <w:tabs>
+          <w:tab w:val="num" w:pos="1440"/>
+        </w:tabs>
+        <w:ind w:left="1440" w:hanging="360"/>
+      </w:pPr>
+      <w:rPr>
+        <w:rFonts w:ascii="Courier New" w:hAnsi="Courier New" w:hint="default"/>
+        <w:sz w:val="20"/>
+      </w:rPr>
+    </w:lvl>
+    <w:lvl w:ilvl="2" w:tentative="1">
+      <w:start w:val="1"/>
+      <w:numFmt w:val="bullet"/>
+      <w:lvlText w:val=""/>
+      <w:lvlJc w:val="left"/>
+      <w:pPr>
+        <w:tabs>
+          <w:tab w:val="num" w:pos="2160"/>
+        </w:tabs>
+        <w:ind w:left="2160" w:hanging="360"/>
+      </w:pPr>
+      <w:rPr>
+        <w:rFonts w:ascii="Wingdings" w:hAnsi="Wingdings" w:hint="default"/>
+        <w:sz w:val="20"/>
+      </w:rPr>
+    </w:lvl>
+    <w:lvl w:ilvl="3" w:tentative="1">
+      <w:start w:val="1"/>
+      <w:numFmt w:val="bullet"/>
+      <w:lvlText w:val=""/>
+      <w:lvlJc w:val="left"/>
+      <w:pPr>
+        <w:tabs>
+          <w:tab w:val="num" w:pos="2880"/>
+        </w:tabs>
+        <w:ind w:left="2880" w:hanging="360"/>
+      </w:pPr>
+      <w:rPr>
+        <w:rFonts w:ascii="Wingdings" w:hAnsi="Wingdings" w:hint="default"/>
+        <w:sz w:val="20"/>
+      </w:rPr>
+    </w:lvl>
+    <w:lvl w:ilvl="4" w:tentative="1">
+      <w:start w:val="1"/>
+      <w:numFmt w:val="bullet"/>
+      <w:lvlText w:val=""/>
+      <w:lvlJc w:val="left"/>
+      <w:pPr>
+        <w:tabs>
+          <w:tab w:val="num" w:pos="3600"/>
+        </w:tabs>
+        <w:ind w:left="3600" w:hanging="360"/>
+      </w:pPr>
+      <w:rPr>
+        <w:rFonts w:ascii="Wingdings" w:hAnsi="Wingdings" w:hint="default"/>
+        <w:sz w:val="20"/>
+      </w:rPr>
+    </w:lvl>
+    <w:lvl w:ilvl="5" w:tentative="1">
+      <w:start w:val="1"/>
+      <w:numFmt w:val="bullet"/>
+      <w:lvlText w:val=""/>
+      <w:lvlJc w:val="left"/>
+      <w:pPr>
+        <w:tabs>
+          <w:tab w:val="num" w:pos="4320"/>
+        </w:tabs>
+        <w:ind w:left="4320" w:hanging="360"/>
+      </w:pPr>
+      <w:rPr>
+        <w:rFonts w:ascii="Wingdings" w:hAnsi="Wingdings" w:hint="default"/>
+        <w:sz w:val="20"/>
+      </w:rPr>
+    </w:lvl>
+    <w:lvl w:ilvl="6" w:tentative="1">
+      <w:start w:val="1"/>
+      <w:numFmt w:val="bullet"/>
+      <w:lvlText w:val=""/>
+      <w:lvlJc w:val="left"/>
+      <w:pPr>
+        <w:tabs>
+          <w:tab w:val="num" w:pos="5040"/>
+        </w:tabs>
+        <w:ind w:left="5040" w:hanging="360"/>
+      </w:pPr>
+      <w:rPr>
+        <w:rFonts w:ascii="Wingdings" w:hAnsi="Wingdings" w:hint="default"/>
+        <w:sz w:val="20"/>
+      </w:rPr>
+    </w:lvl>
+    <w:lvl w:ilvl="7" w:tentative="1">
+      <w:start w:val="1"/>
+      <w:numFmt w:val="bullet"/>
+      <w:lvlText w:val=""/>
+      <w:lvlJc w:val="left"/>
+      <w:pPr>
+        <w:tabs>
+          <w:tab w:val="num" w:pos="5760"/>
+        </w:tabs>
+        <w:ind w:left="5760" w:hanging="360"/>
+      </w:pPr>
+      <w:rPr>
+        <w:rFonts w:ascii="Wingdings" w:hAnsi="Wingdings" w:hint="default"/>
+        <w:sz w:val="20"/>
+      </w:rPr>
+    </w:lvl>
+    <w:lvl w:ilvl="8" w:tentative="1">
+      <w:start w:val="1"/>
+      <w:numFmt w:val="bullet"/>
+      <w:lvlText w:val=""/>
+      <w:lvlJc w:val="left"/>
+      <w:pPr>
+        <w:tabs>
+          <w:tab w:val="num" w:pos="6480"/>
+        </w:tabs>
+        <w:ind w:left="6480" w:hanging="360"/>
+      </w:pPr>
+      <w:rPr>
+        <w:rFonts w:ascii="Wingdings" w:hAnsi="Wingdings" w:hint="default"/>
+        <w:sz w:val="20"/>
+      </w:rPr>
+    </w:lvl>
+  </w:abstractNum>
+  <w:abstractNum w:abstractNumId="3" w15:restartNumberingAfterBreak="0">
+    <w:nsid w:val="09F120F1"/>
+    <w:multiLevelType w:val="multilevel"/>
+    <w:tmpl w:val="D0029668"/>
+    <w:lvl w:ilvl="0">
+      <w:start w:val="1"/>
+      <w:numFmt w:val="bullet"/>
+      <w:lvlText w:val=""/>
+      <w:lvlJc w:val="left"/>
+      <w:pPr>
+        <w:tabs>
+          <w:tab w:val="num" w:pos="720"/>
+        </w:tabs>
+        <w:ind w:left="720" w:hanging="360"/>
+      </w:pPr>
+      <w:rPr>
+        <w:rFonts w:ascii="Symbol" w:hAnsi="Symbol" w:hint="default"/>
+        <w:sz w:val="20"/>
+      </w:rPr>
+    </w:lvl>
+    <w:lvl w:ilvl="1" w:tentative="1">
+      <w:start w:val="1"/>
+      <w:numFmt w:val="bullet"/>
+      <w:lvlText w:val="o"/>
+      <w:lvlJc w:val="left"/>
+      <w:pPr>
+        <w:tabs>
+          <w:tab w:val="num" w:pos="1440"/>
+        </w:tabs>
+        <w:ind w:left="1440" w:hanging="360"/>
+      </w:pPr>
+      <w:rPr>
+        <w:rFonts w:ascii="Courier New" w:hAnsi="Courier New" w:hint="default"/>
+        <w:sz w:val="20"/>
+      </w:rPr>
+    </w:lvl>
+    <w:lvl w:ilvl="2" w:tentative="1">
+      <w:start w:val="1"/>
+      <w:numFmt w:val="bullet"/>
+      <w:lvlText w:val=""/>
+      <w:lvlJc w:val="left"/>
+      <w:pPr>
+        <w:tabs>
+          <w:tab w:val="num" w:pos="2160"/>
+        </w:tabs>
+        <w:ind w:left="2160" w:hanging="360"/>
+      </w:pPr>
+      <w:rPr>
+        <w:rFonts w:ascii="Wingdings" w:hAnsi="Wingdings" w:hint="default"/>
+        <w:sz w:val="20"/>
+      </w:rPr>
+    </w:lvl>
+    <w:lvl w:ilvl="3" w:tentative="1">
+      <w:start w:val="1"/>
+      <w:numFmt w:val="bullet"/>
+      <w:lvlText w:val=""/>
+      <w:lvlJc w:val="left"/>
+      <w:pPr>
+        <w:tabs>
+          <w:tab w:val="num" w:pos="2880"/>
+        </w:tabs>
+        <w:ind w:left="2880" w:hanging="360"/>
+      </w:pPr>
+      <w:rPr>
+        <w:rFonts w:ascii="Wingdings" w:hAnsi="Wingdings" w:hint="default"/>
+        <w:sz w:val="20"/>
+      </w:rPr>
+    </w:lvl>
+    <w:lvl w:ilvl="4" w:tentative="1">
+      <w:start w:val="1"/>
+      <w:numFmt w:val="bullet"/>
+      <w:lvlText w:val=""/>
+      <w:lvlJc w:val="left"/>
+      <w:pPr>
+        <w:tabs>
+          <w:tab w:val="num" w:pos="3600"/>
+        </w:tabs>
+        <w:ind w:left="3600" w:hanging="360"/>
+      </w:pPr>
+      <w:rPr>
+        <w:rFonts w:ascii="Wingdings" w:hAnsi="Wingdings" w:hint="default"/>
+        <w:sz w:val="20"/>
+      </w:rPr>
+    </w:lvl>
+    <w:lvl w:ilvl="5" w:tentative="1">
+      <w:start w:val="1"/>
+      <w:numFmt w:val="bullet"/>
+      <w:lvlText w:val=""/>
+      <w:lvlJc w:val="left"/>
+      <w:pPr>
+        <w:tabs>
+          <w:tab w:val="num" w:pos="4320"/>
+        </w:tabs>
+        <w:ind w:left="4320" w:hanging="360"/>
+      </w:pPr>
+      <w:rPr>
+        <w:rFonts w:ascii="Wingdings" w:hAnsi="Wingdings" w:hint="default"/>
+        <w:sz w:val="20"/>
+      </w:rPr>
+    </w:lvl>
+    <w:lvl w:ilvl="6" w:tentative="1">
+      <w:start w:val="1"/>
+      <w:numFmt w:val="bullet"/>
+      <w:lvlText w:val=""/>
+      <w:lvlJc w:val="left"/>
+      <w:pPr>
+        <w:tabs>
+          <w:tab w:val="num" w:pos="5040"/>
+        </w:tabs>
+        <w:ind w:left="5040" w:hanging="360"/>
+      </w:pPr>
+      <w:rPr>
+        <w:rFonts w:ascii="Wingdings" w:hAnsi="Wingdings" w:hint="default"/>
+        <w:sz w:val="20"/>
+      </w:rPr>
+    </w:lvl>
+    <w:lvl w:ilvl="7" w:tentative="1">
+      <w:start w:val="1"/>
+      <w:numFmt w:val="bullet"/>
+      <w:lvlText w:val=""/>
+      <w:lvlJc w:val="left"/>
+      <w:pPr>
+        <w:tabs>
+          <w:tab w:val="num" w:pos="5760"/>
+        </w:tabs>
+        <w:ind w:left="5760" w:hanging="360"/>
+      </w:pPr>
+      <w:rPr>
+        <w:rFonts w:ascii="Wingdings" w:hAnsi="Wingdings" w:hint="default"/>
+        <w:sz w:val="20"/>
+      </w:rPr>
+    </w:lvl>
+    <w:lvl w:ilvl="8" w:tentative="1">
+      <w:start w:val="1"/>
+      <w:numFmt w:val="bullet"/>
+      <w:lvlText w:val=""/>
+      <w:lvlJc w:val="left"/>
+      <w:pPr>
+        <w:tabs>
+          <w:tab w:val="num" w:pos="6480"/>
+        </w:tabs>
+        <w:ind w:left="6480" w:hanging="360"/>
+      </w:pPr>
+      <w:rPr>
+        <w:rFonts w:ascii="Wingdings" w:hAnsi="Wingdings" w:hint="default"/>
+        <w:sz w:val="20"/>
+      </w:rPr>
+    </w:lvl>
+  </w:abstractNum>
+  <w:abstractNum w:abstractNumId="4" w15:restartNumberingAfterBreak="0">
     <w:nsid w:val="0C6119CB"/>
     <w:multiLevelType w:val="multilevel"/>
     <w:tmpl w:val="92B22960"/>
@@ -10182,7 +12230,305 @@
       </w:pPr>
     </w:lvl>
   </w:abstractNum>
-  <w:abstractNum w:abstractNumId="2" w15:restartNumberingAfterBreak="0">
+  <w:abstractNum w:abstractNumId="5" w15:restartNumberingAfterBreak="0">
+    <w:nsid w:val="0E197ABA"/>
+    <w:multiLevelType w:val="multilevel"/>
+    <w:tmpl w:val="143A3A48"/>
+    <w:lvl w:ilvl="0">
+      <w:start w:val="1"/>
+      <w:numFmt w:val="bullet"/>
+      <w:lvlText w:val=""/>
+      <w:lvlJc w:val="left"/>
+      <w:pPr>
+        <w:tabs>
+          <w:tab w:val="num" w:pos="720"/>
+        </w:tabs>
+        <w:ind w:left="720" w:hanging="360"/>
+      </w:pPr>
+      <w:rPr>
+        <w:rFonts w:ascii="Symbol" w:hAnsi="Symbol" w:hint="default"/>
+        <w:sz w:val="20"/>
+      </w:rPr>
+    </w:lvl>
+    <w:lvl w:ilvl="1" w:tentative="1">
+      <w:start w:val="1"/>
+      <w:numFmt w:val="bullet"/>
+      <w:lvlText w:val="o"/>
+      <w:lvlJc w:val="left"/>
+      <w:pPr>
+        <w:tabs>
+          <w:tab w:val="num" w:pos="1440"/>
+        </w:tabs>
+        <w:ind w:left="1440" w:hanging="360"/>
+      </w:pPr>
+      <w:rPr>
+        <w:rFonts w:ascii="Courier New" w:hAnsi="Courier New" w:hint="default"/>
+        <w:sz w:val="20"/>
+      </w:rPr>
+    </w:lvl>
+    <w:lvl w:ilvl="2" w:tentative="1">
+      <w:start w:val="1"/>
+      <w:numFmt w:val="bullet"/>
+      <w:lvlText w:val=""/>
+      <w:lvlJc w:val="left"/>
+      <w:pPr>
+        <w:tabs>
+          <w:tab w:val="num" w:pos="2160"/>
+        </w:tabs>
+        <w:ind w:left="2160" w:hanging="360"/>
+      </w:pPr>
+      <w:rPr>
+        <w:rFonts w:ascii="Wingdings" w:hAnsi="Wingdings" w:hint="default"/>
+        <w:sz w:val="20"/>
+      </w:rPr>
+    </w:lvl>
+    <w:lvl w:ilvl="3" w:tentative="1">
+      <w:start w:val="1"/>
+      <w:numFmt w:val="bullet"/>
+      <w:lvlText w:val=""/>
+      <w:lvlJc w:val="left"/>
+      <w:pPr>
+        <w:tabs>
+          <w:tab w:val="num" w:pos="2880"/>
+        </w:tabs>
+        <w:ind w:left="2880" w:hanging="360"/>
+      </w:pPr>
+      <w:rPr>
+        <w:rFonts w:ascii="Wingdings" w:hAnsi="Wingdings" w:hint="default"/>
+        <w:sz w:val="20"/>
+      </w:rPr>
+    </w:lvl>
+    <w:lvl w:ilvl="4" w:tentative="1">
+      <w:start w:val="1"/>
+      <w:numFmt w:val="bullet"/>
+      <w:lvlText w:val=""/>
+      <w:lvlJc w:val="left"/>
+      <w:pPr>
+        <w:tabs>
+          <w:tab w:val="num" w:pos="3600"/>
+        </w:tabs>
+        <w:ind w:left="3600" w:hanging="360"/>
+      </w:pPr>
+      <w:rPr>
+        <w:rFonts w:ascii="Wingdings" w:hAnsi="Wingdings" w:hint="default"/>
+        <w:sz w:val="20"/>
+      </w:rPr>
+    </w:lvl>
+    <w:lvl w:ilvl="5" w:tentative="1">
+      <w:start w:val="1"/>
+      <w:numFmt w:val="bullet"/>
+      <w:lvlText w:val=""/>
+      <w:lvlJc w:val="left"/>
+      <w:pPr>
+        <w:tabs>
+          <w:tab w:val="num" w:pos="4320"/>
+        </w:tabs>
+        <w:ind w:left="4320" w:hanging="360"/>
+      </w:pPr>
+      <w:rPr>
+        <w:rFonts w:ascii="Wingdings" w:hAnsi="Wingdings" w:hint="default"/>
+        <w:sz w:val="20"/>
+      </w:rPr>
+    </w:lvl>
+    <w:lvl w:ilvl="6" w:tentative="1">
+      <w:start w:val="1"/>
+      <w:numFmt w:val="bullet"/>
+      <w:lvlText w:val=""/>
+      <w:lvlJc w:val="left"/>
+      <w:pPr>
+        <w:tabs>
+          <w:tab w:val="num" w:pos="5040"/>
+        </w:tabs>
+        <w:ind w:left="5040" w:hanging="360"/>
+      </w:pPr>
+      <w:rPr>
+        <w:rFonts w:ascii="Wingdings" w:hAnsi="Wingdings" w:hint="default"/>
+        <w:sz w:val="20"/>
+      </w:rPr>
+    </w:lvl>
+    <w:lvl w:ilvl="7" w:tentative="1">
+      <w:start w:val="1"/>
+      <w:numFmt w:val="bullet"/>
+      <w:lvlText w:val=""/>
+      <w:lvlJc w:val="left"/>
+      <w:pPr>
+        <w:tabs>
+          <w:tab w:val="num" w:pos="5760"/>
+        </w:tabs>
+        <w:ind w:left="5760" w:hanging="360"/>
+      </w:pPr>
+      <w:rPr>
+        <w:rFonts w:ascii="Wingdings" w:hAnsi="Wingdings" w:hint="default"/>
+        <w:sz w:val="20"/>
+      </w:rPr>
+    </w:lvl>
+    <w:lvl w:ilvl="8" w:tentative="1">
+      <w:start w:val="1"/>
+      <w:numFmt w:val="bullet"/>
+      <w:lvlText w:val=""/>
+      <w:lvlJc w:val="left"/>
+      <w:pPr>
+        <w:tabs>
+          <w:tab w:val="num" w:pos="6480"/>
+        </w:tabs>
+        <w:ind w:left="6480" w:hanging="360"/>
+      </w:pPr>
+      <w:rPr>
+        <w:rFonts w:ascii="Wingdings" w:hAnsi="Wingdings" w:hint="default"/>
+        <w:sz w:val="20"/>
+      </w:rPr>
+    </w:lvl>
+  </w:abstractNum>
+  <w:abstractNum w:abstractNumId="6" w15:restartNumberingAfterBreak="0">
+    <w:nsid w:val="10F54111"/>
+    <w:multiLevelType w:val="multilevel"/>
+    <w:tmpl w:val="E374536E"/>
+    <w:lvl w:ilvl="0">
+      <w:start w:val="1"/>
+      <w:numFmt w:val="bullet"/>
+      <w:lvlText w:val=""/>
+      <w:lvlJc w:val="left"/>
+      <w:pPr>
+        <w:tabs>
+          <w:tab w:val="num" w:pos="720"/>
+        </w:tabs>
+        <w:ind w:left="720" w:hanging="360"/>
+      </w:pPr>
+      <w:rPr>
+        <w:rFonts w:ascii="Symbol" w:hAnsi="Symbol" w:hint="default"/>
+        <w:sz w:val="20"/>
+      </w:rPr>
+    </w:lvl>
+    <w:lvl w:ilvl="1" w:tentative="1">
+      <w:start w:val="1"/>
+      <w:numFmt w:val="bullet"/>
+      <w:lvlText w:val="o"/>
+      <w:lvlJc w:val="left"/>
+      <w:pPr>
+        <w:tabs>
+          <w:tab w:val="num" w:pos="1440"/>
+        </w:tabs>
+        <w:ind w:left="1440" w:hanging="360"/>
+      </w:pPr>
+      <w:rPr>
+        <w:rFonts w:ascii="Courier New" w:hAnsi="Courier New" w:hint="default"/>
+        <w:sz w:val="20"/>
+      </w:rPr>
+    </w:lvl>
+    <w:lvl w:ilvl="2" w:tentative="1">
+      <w:start w:val="1"/>
+      <w:numFmt w:val="bullet"/>
+      <w:lvlText w:val=""/>
+      <w:lvlJc w:val="left"/>
+      <w:pPr>
+        <w:tabs>
+          <w:tab w:val="num" w:pos="2160"/>
+        </w:tabs>
+        <w:ind w:left="2160" w:hanging="360"/>
+      </w:pPr>
+      <w:rPr>
+        <w:rFonts w:ascii="Wingdings" w:hAnsi="Wingdings" w:hint="default"/>
+        <w:sz w:val="20"/>
+      </w:rPr>
+    </w:lvl>
+    <w:lvl w:ilvl="3" w:tentative="1">
+      <w:start w:val="1"/>
+      <w:numFmt w:val="bullet"/>
+      <w:lvlText w:val=""/>
+      <w:lvlJc w:val="left"/>
+      <w:pPr>
+        <w:tabs>
+          <w:tab w:val="num" w:pos="2880"/>
+        </w:tabs>
+        <w:ind w:left="2880" w:hanging="360"/>
+      </w:pPr>
+      <w:rPr>
+        <w:rFonts w:ascii="Wingdings" w:hAnsi="Wingdings" w:hint="default"/>
+        <w:sz w:val="20"/>
+      </w:rPr>
+    </w:lvl>
+    <w:lvl w:ilvl="4" w:tentative="1">
+      <w:start w:val="1"/>
+      <w:numFmt w:val="bullet"/>
+      <w:lvlText w:val=""/>
+      <w:lvlJc w:val="left"/>
+      <w:pPr>
+        <w:tabs>
+          <w:tab w:val="num" w:pos="3600"/>
+        </w:tabs>
+        <w:ind w:left="3600" w:hanging="360"/>
+      </w:pPr>
+      <w:rPr>
+        <w:rFonts w:ascii="Wingdings" w:hAnsi="Wingdings" w:hint="default"/>
+        <w:sz w:val="20"/>
+      </w:rPr>
+    </w:lvl>
+    <w:lvl w:ilvl="5" w:tentative="1">
+      <w:start w:val="1"/>
+      <w:numFmt w:val="bullet"/>
+      <w:lvlText w:val=""/>
+      <w:lvlJc w:val="left"/>
+      <w:pPr>
+        <w:tabs>
+          <w:tab w:val="num" w:pos="4320"/>
+        </w:tabs>
+        <w:ind w:left="4320" w:hanging="360"/>
+      </w:pPr>
+      <w:rPr>
+        <w:rFonts w:ascii="Wingdings" w:hAnsi="Wingdings" w:hint="default"/>
+        <w:sz w:val="20"/>
+      </w:rPr>
+    </w:lvl>
+    <w:lvl w:ilvl="6" w:tentative="1">
+      <w:start w:val="1"/>
+      <w:numFmt w:val="bullet"/>
+      <w:lvlText w:val=""/>
+      <w:lvlJc w:val="left"/>
+      <w:pPr>
+        <w:tabs>
+          <w:tab w:val="num" w:pos="5040"/>
+        </w:tabs>
+        <w:ind w:left="5040" w:hanging="360"/>
+      </w:pPr>
+      <w:rPr>
+        <w:rFonts w:ascii="Wingdings" w:hAnsi="Wingdings" w:hint="default"/>
+        <w:sz w:val="20"/>
+      </w:rPr>
+    </w:lvl>
+    <w:lvl w:ilvl="7" w:tentative="1">
+      <w:start w:val="1"/>
+      <w:numFmt w:val="bullet"/>
+      <w:lvlText w:val=""/>
+      <w:lvlJc w:val="left"/>
+      <w:pPr>
+        <w:tabs>
+          <w:tab w:val="num" w:pos="5760"/>
+        </w:tabs>
+        <w:ind w:left="5760" w:hanging="360"/>
+      </w:pPr>
+      <w:rPr>
+        <w:rFonts w:ascii="Wingdings" w:hAnsi="Wingdings" w:hint="default"/>
+        <w:sz w:val="20"/>
+      </w:rPr>
+    </w:lvl>
+    <w:lvl w:ilvl="8" w:tentative="1">
+      <w:start w:val="1"/>
+      <w:numFmt w:val="bullet"/>
+      <w:lvlText w:val=""/>
+      <w:lvlJc w:val="left"/>
+      <w:pPr>
+        <w:tabs>
+          <w:tab w:val="num" w:pos="6480"/>
+        </w:tabs>
+        <w:ind w:left="6480" w:hanging="360"/>
+      </w:pPr>
+      <w:rPr>
+        <w:rFonts w:ascii="Wingdings" w:hAnsi="Wingdings" w:hint="default"/>
+        <w:sz w:val="20"/>
+      </w:rPr>
+    </w:lvl>
+  </w:abstractNum>
+  <w:abstractNum w:abstractNumId="7" w15:restartNumberingAfterBreak="0">
     <w:nsid w:val="12BA28A1"/>
     <w:multiLevelType w:val="multilevel"/>
     <w:tmpl w:val="B8A6334A"/>
@@ -10331,7 +12677,156 @@
       </w:rPr>
     </w:lvl>
   </w:abstractNum>
-  <w:abstractNum w:abstractNumId="3" w15:restartNumberingAfterBreak="0">
+  <w:abstractNum w:abstractNumId="8" w15:restartNumberingAfterBreak="0">
+    <w:nsid w:val="145D73DF"/>
+    <w:multiLevelType w:val="multilevel"/>
+    <w:tmpl w:val="060C3BDA"/>
+    <w:lvl w:ilvl="0">
+      <w:start w:val="1"/>
+      <w:numFmt w:val="bullet"/>
+      <w:lvlText w:val=""/>
+      <w:lvlJc w:val="left"/>
+      <w:pPr>
+        <w:tabs>
+          <w:tab w:val="num" w:pos="720"/>
+        </w:tabs>
+        <w:ind w:left="720" w:hanging="360"/>
+      </w:pPr>
+      <w:rPr>
+        <w:rFonts w:ascii="Symbol" w:hAnsi="Symbol" w:hint="default"/>
+        <w:sz w:val="20"/>
+      </w:rPr>
+    </w:lvl>
+    <w:lvl w:ilvl="1" w:tentative="1">
+      <w:start w:val="1"/>
+      <w:numFmt w:val="bullet"/>
+      <w:lvlText w:val="o"/>
+      <w:lvlJc w:val="left"/>
+      <w:pPr>
+        <w:tabs>
+          <w:tab w:val="num" w:pos="1440"/>
+        </w:tabs>
+        <w:ind w:left="1440" w:hanging="360"/>
+      </w:pPr>
+      <w:rPr>
+        <w:rFonts w:ascii="Courier New" w:hAnsi="Courier New" w:hint="default"/>
+        <w:sz w:val="20"/>
+      </w:rPr>
+    </w:lvl>
+    <w:lvl w:ilvl="2" w:tentative="1">
+      <w:start w:val="1"/>
+      <w:numFmt w:val="bullet"/>
+      <w:lvlText w:val=""/>
+      <w:lvlJc w:val="left"/>
+      <w:pPr>
+        <w:tabs>
+          <w:tab w:val="num" w:pos="2160"/>
+        </w:tabs>
+        <w:ind w:left="2160" w:hanging="360"/>
+      </w:pPr>
+      <w:rPr>
+        <w:rFonts w:ascii="Wingdings" w:hAnsi="Wingdings" w:hint="default"/>
+        <w:sz w:val="20"/>
+      </w:rPr>
+    </w:lvl>
+    <w:lvl w:ilvl="3" w:tentative="1">
+      <w:start w:val="1"/>
+      <w:numFmt w:val="bullet"/>
+      <w:lvlText w:val=""/>
+      <w:lvlJc w:val="left"/>
+      <w:pPr>
+        <w:tabs>
+          <w:tab w:val="num" w:pos="2880"/>
+        </w:tabs>
+        <w:ind w:left="2880" w:hanging="360"/>
+      </w:pPr>
+      <w:rPr>
+        <w:rFonts w:ascii="Wingdings" w:hAnsi="Wingdings" w:hint="default"/>
+        <w:sz w:val="20"/>
+      </w:rPr>
+    </w:lvl>
+    <w:lvl w:ilvl="4" w:tentative="1">
+      <w:start w:val="1"/>
+      <w:numFmt w:val="bullet"/>
+      <w:lvlText w:val=""/>
+      <w:lvlJc w:val="left"/>
+      <w:pPr>
+        <w:tabs>
+          <w:tab w:val="num" w:pos="3600"/>
+        </w:tabs>
+        <w:ind w:left="3600" w:hanging="360"/>
+      </w:pPr>
+      <w:rPr>
+        <w:rFonts w:ascii="Wingdings" w:hAnsi="Wingdings" w:hint="default"/>
+        <w:sz w:val="20"/>
+      </w:rPr>
+    </w:lvl>
+    <w:lvl w:ilvl="5" w:tentative="1">
+      <w:start w:val="1"/>
+      <w:numFmt w:val="bullet"/>
+      <w:lvlText w:val=""/>
+      <w:lvlJc w:val="left"/>
+      <w:pPr>
+        <w:tabs>
+          <w:tab w:val="num" w:pos="4320"/>
+        </w:tabs>
+        <w:ind w:left="4320" w:hanging="360"/>
+      </w:pPr>
+      <w:rPr>
+        <w:rFonts w:ascii="Wingdings" w:hAnsi="Wingdings" w:hint="default"/>
+        <w:sz w:val="20"/>
+      </w:rPr>
+    </w:lvl>
+    <w:lvl w:ilvl="6" w:tentative="1">
+      <w:start w:val="1"/>
+      <w:numFmt w:val="bullet"/>
+      <w:lvlText w:val=""/>
+      <w:lvlJc w:val="left"/>
+      <w:pPr>
+        <w:tabs>
+          <w:tab w:val="num" w:pos="5040"/>
+        </w:tabs>
+        <w:ind w:left="5040" w:hanging="360"/>
+      </w:pPr>
+      <w:rPr>
+        <w:rFonts w:ascii="Wingdings" w:hAnsi="Wingdings" w:hint="default"/>
+        <w:sz w:val="20"/>
+      </w:rPr>
+    </w:lvl>
+    <w:lvl w:ilvl="7" w:tentative="1">
+      <w:start w:val="1"/>
+      <w:numFmt w:val="bullet"/>
+      <w:lvlText w:val=""/>
+      <w:lvlJc w:val="left"/>
+      <w:pPr>
+        <w:tabs>
+          <w:tab w:val="num" w:pos="5760"/>
+        </w:tabs>
+        <w:ind w:left="5760" w:hanging="360"/>
+      </w:pPr>
+      <w:rPr>
+        <w:rFonts w:ascii="Wingdings" w:hAnsi="Wingdings" w:hint="default"/>
+        <w:sz w:val="20"/>
+      </w:rPr>
+    </w:lvl>
+    <w:lvl w:ilvl="8" w:tentative="1">
+      <w:start w:val="1"/>
+      <w:numFmt w:val="bullet"/>
+      <w:lvlText w:val=""/>
+      <w:lvlJc w:val="left"/>
+      <w:pPr>
+        <w:tabs>
+          <w:tab w:val="num" w:pos="6480"/>
+        </w:tabs>
+        <w:ind w:left="6480" w:hanging="360"/>
+      </w:pPr>
+      <w:rPr>
+        <w:rFonts w:ascii="Wingdings" w:hAnsi="Wingdings" w:hint="default"/>
+        <w:sz w:val="20"/>
+      </w:rPr>
+    </w:lvl>
+  </w:abstractNum>
+  <w:abstractNum w:abstractNumId="9" w15:restartNumberingAfterBreak="0">
     <w:nsid w:val="16B43DC5"/>
     <w:multiLevelType w:val="multilevel"/>
     <w:tmpl w:val="04349802"/>
@@ -10444,7 +12939,7 @@
       </w:pPr>
     </w:lvl>
   </w:abstractNum>
-  <w:abstractNum w:abstractNumId="4" w15:restartNumberingAfterBreak="0">
+  <w:abstractNum w:abstractNumId="10" w15:restartNumberingAfterBreak="0">
     <w:nsid w:val="21381F41"/>
     <w:multiLevelType w:val="multilevel"/>
     <w:tmpl w:val="503A58A2"/>
@@ -10593,7 +13088,539 @@
       </w:rPr>
     </w:lvl>
   </w:abstractNum>
-  <w:abstractNum w:abstractNumId="5" w15:restartNumberingAfterBreak="0">
+  <w:abstractNum w:abstractNumId="11" w15:restartNumberingAfterBreak="0">
+    <w:nsid w:val="21CB1265"/>
+    <w:multiLevelType w:val="multilevel"/>
+    <w:tmpl w:val="C6E24146"/>
+    <w:lvl w:ilvl="0">
+      <w:start w:val="1"/>
+      <w:numFmt w:val="bullet"/>
+      <w:lvlText w:val=""/>
+      <w:lvlJc w:val="left"/>
+      <w:pPr>
+        <w:tabs>
+          <w:tab w:val="num" w:pos="720"/>
+        </w:tabs>
+        <w:ind w:left="720" w:hanging="360"/>
+      </w:pPr>
+      <w:rPr>
+        <w:rFonts w:ascii="Symbol" w:hAnsi="Symbol" w:hint="default"/>
+        <w:sz w:val="20"/>
+      </w:rPr>
+    </w:lvl>
+    <w:lvl w:ilvl="1" w:tentative="1">
+      <w:start w:val="1"/>
+      <w:numFmt w:val="bullet"/>
+      <w:lvlText w:val="o"/>
+      <w:lvlJc w:val="left"/>
+      <w:pPr>
+        <w:tabs>
+          <w:tab w:val="num" w:pos="1440"/>
+        </w:tabs>
+        <w:ind w:left="1440" w:hanging="360"/>
+      </w:pPr>
+      <w:rPr>
+        <w:rFonts w:ascii="Courier New" w:hAnsi="Courier New" w:hint="default"/>
+        <w:sz w:val="20"/>
+      </w:rPr>
+    </w:lvl>
+    <w:lvl w:ilvl="2" w:tentative="1">
+      <w:start w:val="1"/>
+      <w:numFmt w:val="bullet"/>
+      <w:lvlText w:val=""/>
+      <w:lvlJc w:val="left"/>
+      <w:pPr>
+        <w:tabs>
+          <w:tab w:val="num" w:pos="2160"/>
+        </w:tabs>
+        <w:ind w:left="2160" w:hanging="360"/>
+      </w:pPr>
+      <w:rPr>
+        <w:rFonts w:ascii="Wingdings" w:hAnsi="Wingdings" w:hint="default"/>
+        <w:sz w:val="20"/>
+      </w:rPr>
+    </w:lvl>
+    <w:lvl w:ilvl="3" w:tentative="1">
+      <w:start w:val="1"/>
+      <w:numFmt w:val="bullet"/>
+      <w:lvlText w:val=""/>
+      <w:lvlJc w:val="left"/>
+      <w:pPr>
+        <w:tabs>
+          <w:tab w:val="num" w:pos="2880"/>
+        </w:tabs>
+        <w:ind w:left="2880" w:hanging="360"/>
+      </w:pPr>
+      <w:rPr>
+        <w:rFonts w:ascii="Wingdings" w:hAnsi="Wingdings" w:hint="default"/>
+        <w:sz w:val="20"/>
+      </w:rPr>
+    </w:lvl>
+    <w:lvl w:ilvl="4" w:tentative="1">
+      <w:start w:val="1"/>
+      <w:numFmt w:val="bullet"/>
+      <w:lvlText w:val=""/>
+      <w:lvlJc w:val="left"/>
+      <w:pPr>
+        <w:tabs>
+          <w:tab w:val="num" w:pos="3600"/>
+        </w:tabs>
+        <w:ind w:left="3600" w:hanging="360"/>
+      </w:pPr>
+      <w:rPr>
+        <w:rFonts w:ascii="Wingdings" w:hAnsi="Wingdings" w:hint="default"/>
+        <w:sz w:val="20"/>
+      </w:rPr>
+    </w:lvl>
+    <w:lvl w:ilvl="5" w:tentative="1">
+      <w:start w:val="1"/>
+      <w:numFmt w:val="bullet"/>
+      <w:lvlText w:val=""/>
+      <w:lvlJc w:val="left"/>
+      <w:pPr>
+        <w:tabs>
+          <w:tab w:val="num" w:pos="4320"/>
+        </w:tabs>
+        <w:ind w:left="4320" w:hanging="360"/>
+      </w:pPr>
+      <w:rPr>
+        <w:rFonts w:ascii="Wingdings" w:hAnsi="Wingdings" w:hint="default"/>
+        <w:sz w:val="20"/>
+      </w:rPr>
+    </w:lvl>
+    <w:lvl w:ilvl="6" w:tentative="1">
+      <w:start w:val="1"/>
+      <w:numFmt w:val="bullet"/>
+      <w:lvlText w:val=""/>
+      <w:lvlJc w:val="left"/>
+      <w:pPr>
+        <w:tabs>
+          <w:tab w:val="num" w:pos="5040"/>
+        </w:tabs>
+        <w:ind w:left="5040" w:hanging="360"/>
+      </w:pPr>
+      <w:rPr>
+        <w:rFonts w:ascii="Wingdings" w:hAnsi="Wingdings" w:hint="default"/>
+        <w:sz w:val="20"/>
+      </w:rPr>
+    </w:lvl>
+    <w:lvl w:ilvl="7" w:tentative="1">
+      <w:start w:val="1"/>
+      <w:numFmt w:val="bullet"/>
+      <w:lvlText w:val=""/>
+      <w:lvlJc w:val="left"/>
+      <w:pPr>
+        <w:tabs>
+          <w:tab w:val="num" w:pos="5760"/>
+        </w:tabs>
+        <w:ind w:left="5760" w:hanging="360"/>
+      </w:pPr>
+      <w:rPr>
+        <w:rFonts w:ascii="Wingdings" w:hAnsi="Wingdings" w:hint="default"/>
+        <w:sz w:val="20"/>
+      </w:rPr>
+    </w:lvl>
+    <w:lvl w:ilvl="8" w:tentative="1">
+      <w:start w:val="1"/>
+      <w:numFmt w:val="bullet"/>
+      <w:lvlText w:val=""/>
+      <w:lvlJc w:val="left"/>
+      <w:pPr>
+        <w:tabs>
+          <w:tab w:val="num" w:pos="6480"/>
+        </w:tabs>
+        <w:ind w:left="6480" w:hanging="360"/>
+      </w:pPr>
+      <w:rPr>
+        <w:rFonts w:ascii="Wingdings" w:hAnsi="Wingdings" w:hint="default"/>
+        <w:sz w:val="20"/>
+      </w:rPr>
+    </w:lvl>
+  </w:abstractNum>
+  <w:abstractNum w:abstractNumId="12" w15:restartNumberingAfterBreak="0">
+    <w:nsid w:val="221652A6"/>
+    <w:multiLevelType w:val="multilevel"/>
+    <w:tmpl w:val="C44877E8"/>
+    <w:lvl w:ilvl="0">
+      <w:start w:val="1"/>
+      <w:numFmt w:val="decimal"/>
+      <w:lvlText w:val="%1."/>
+      <w:lvlJc w:val="left"/>
+      <w:pPr>
+        <w:tabs>
+          <w:tab w:val="num" w:pos="720"/>
+        </w:tabs>
+        <w:ind w:left="720" w:hanging="360"/>
+      </w:pPr>
+    </w:lvl>
+    <w:lvl w:ilvl="1" w:tentative="1">
+      <w:start w:val="1"/>
+      <w:numFmt w:val="decimal"/>
+      <w:lvlText w:val="%2."/>
+      <w:lvlJc w:val="left"/>
+      <w:pPr>
+        <w:tabs>
+          <w:tab w:val="num" w:pos="1440"/>
+        </w:tabs>
+        <w:ind w:left="1440" w:hanging="360"/>
+      </w:pPr>
+    </w:lvl>
+    <w:lvl w:ilvl="2" w:tentative="1">
+      <w:start w:val="1"/>
+      <w:numFmt w:val="decimal"/>
+      <w:lvlText w:val="%3."/>
+      <w:lvlJc w:val="left"/>
+      <w:pPr>
+        <w:tabs>
+          <w:tab w:val="num" w:pos="2160"/>
+        </w:tabs>
+        <w:ind w:left="2160" w:hanging="360"/>
+      </w:pPr>
+    </w:lvl>
+    <w:lvl w:ilvl="3" w:tentative="1">
+      <w:start w:val="1"/>
+      <w:numFmt w:val="decimal"/>
+      <w:lvlText w:val="%4."/>
+      <w:lvlJc w:val="left"/>
+      <w:pPr>
+        <w:tabs>
+          <w:tab w:val="num" w:pos="2880"/>
+        </w:tabs>
+        <w:ind w:left="2880" w:hanging="360"/>
+      </w:pPr>
+    </w:lvl>
+    <w:lvl w:ilvl="4" w:tentative="1">
+      <w:start w:val="1"/>
+      <w:numFmt w:val="decimal"/>
+      <w:lvlText w:val="%5."/>
+      <w:lvlJc w:val="left"/>
+      <w:pPr>
+        <w:tabs>
+          <w:tab w:val="num" w:pos="3600"/>
+        </w:tabs>
+        <w:ind w:left="3600" w:hanging="360"/>
+      </w:pPr>
+    </w:lvl>
+    <w:lvl w:ilvl="5" w:tentative="1">
+      <w:start w:val="1"/>
+      <w:numFmt w:val="decimal"/>
+      <w:lvlText w:val="%6."/>
+      <w:lvlJc w:val="left"/>
+      <w:pPr>
+        <w:tabs>
+          <w:tab w:val="num" w:pos="4320"/>
+        </w:tabs>
+        <w:ind w:left="4320" w:hanging="360"/>
+      </w:pPr>
+    </w:lvl>
+    <w:lvl w:ilvl="6" w:tentative="1">
+      <w:start w:val="1"/>
+      <w:numFmt w:val="decimal"/>
+      <w:lvlText w:val="%7."/>
+      <w:lvlJc w:val="left"/>
+      <w:pPr>
+        <w:tabs>
+          <w:tab w:val="num" w:pos="5040"/>
+        </w:tabs>
+        <w:ind w:left="5040" w:hanging="360"/>
+      </w:pPr>
+    </w:lvl>
+    <w:lvl w:ilvl="7" w:tentative="1">
+      <w:start w:val="1"/>
+      <w:numFmt w:val="decimal"/>
+      <w:lvlText w:val="%8."/>
+      <w:lvlJc w:val="left"/>
+      <w:pPr>
+        <w:tabs>
+          <w:tab w:val="num" w:pos="5760"/>
+        </w:tabs>
+        <w:ind w:left="5760" w:hanging="360"/>
+      </w:pPr>
+    </w:lvl>
+    <w:lvl w:ilvl="8" w:tentative="1">
+      <w:start w:val="1"/>
+      <w:numFmt w:val="decimal"/>
+      <w:lvlText w:val="%9."/>
+      <w:lvlJc w:val="left"/>
+      <w:pPr>
+        <w:tabs>
+          <w:tab w:val="num" w:pos="6480"/>
+        </w:tabs>
+        <w:ind w:left="6480" w:hanging="360"/>
+      </w:pPr>
+    </w:lvl>
+  </w:abstractNum>
+  <w:abstractNum w:abstractNumId="13" w15:restartNumberingAfterBreak="0">
+    <w:nsid w:val="26BB18B3"/>
+    <w:multiLevelType w:val="multilevel"/>
+    <w:tmpl w:val="8AFECAC4"/>
+    <w:lvl w:ilvl="0">
+      <w:start w:val="1"/>
+      <w:numFmt w:val="decimal"/>
+      <w:lvlText w:val="%1."/>
+      <w:lvlJc w:val="left"/>
+      <w:pPr>
+        <w:ind w:left="643" w:hanging="360"/>
+      </w:pPr>
+      <w:rPr>
+        <w:rFonts w:hint="default"/>
+      </w:rPr>
+    </w:lvl>
+    <w:lvl w:ilvl="1">
+      <w:start w:val="1"/>
+      <w:numFmt w:val="decimal"/>
+      <w:isLgl/>
+      <w:lvlText w:val="%1.%2."/>
+      <w:lvlJc w:val="left"/>
+      <w:pPr>
+        <w:ind w:left="1080" w:hanging="720"/>
+      </w:pPr>
+      <w:rPr>
+        <w:rFonts w:hint="default"/>
+      </w:rPr>
+    </w:lvl>
+    <w:lvl w:ilvl="2">
+      <w:start w:val="1"/>
+      <w:numFmt w:val="decimal"/>
+      <w:isLgl/>
+      <w:lvlText w:val="%1.%2.%3."/>
+      <w:lvlJc w:val="left"/>
+      <w:pPr>
+        <w:ind w:left="1080" w:hanging="720"/>
+      </w:pPr>
+      <w:rPr>
+        <w:rFonts w:hint="default"/>
+      </w:rPr>
+    </w:lvl>
+    <w:lvl w:ilvl="3">
+      <w:start w:val="1"/>
+      <w:numFmt w:val="decimal"/>
+      <w:isLgl/>
+      <w:lvlText w:val="%1.%2.%3.%4."/>
+      <w:lvlJc w:val="left"/>
+      <w:pPr>
+        <w:ind w:left="1440" w:hanging="1080"/>
+      </w:pPr>
+      <w:rPr>
+        <w:rFonts w:hint="default"/>
+      </w:rPr>
+    </w:lvl>
+    <w:lvl w:ilvl="4">
+      <w:start w:val="1"/>
+      <w:numFmt w:val="decimal"/>
+      <w:isLgl/>
+      <w:lvlText w:val="%1.%2.%3.%4.%5."/>
+      <w:lvlJc w:val="left"/>
+      <w:pPr>
+        <w:ind w:left="1440" w:hanging="1080"/>
+      </w:pPr>
+      <w:rPr>
+        <w:rFonts w:hint="default"/>
+      </w:rPr>
+    </w:lvl>
+    <w:lvl w:ilvl="5">
+      <w:start w:val="1"/>
+      <w:numFmt w:val="decimal"/>
+      <w:isLgl/>
+      <w:lvlText w:val="%1.%2.%3.%4.%5.%6."/>
+      <w:lvlJc w:val="left"/>
+      <w:pPr>
+        <w:ind w:left="1800" w:hanging="1440"/>
+      </w:pPr>
+      <w:rPr>
+        <w:rFonts w:hint="default"/>
+      </w:rPr>
+    </w:lvl>
+    <w:lvl w:ilvl="6">
+      <w:start w:val="1"/>
+      <w:numFmt w:val="decimal"/>
+      <w:isLgl/>
+      <w:lvlText w:val="%1.%2.%3.%4.%5.%6.%7."/>
+      <w:lvlJc w:val="left"/>
+      <w:pPr>
+        <w:ind w:left="1800" w:hanging="1440"/>
+      </w:pPr>
+      <w:rPr>
+        <w:rFonts w:hint="default"/>
+      </w:rPr>
+    </w:lvl>
+    <w:lvl w:ilvl="7">
+      <w:start w:val="1"/>
+      <w:numFmt w:val="decimal"/>
+      <w:isLgl/>
+      <w:lvlText w:val="%1.%2.%3.%4.%5.%6.%7.%8."/>
+      <w:lvlJc w:val="left"/>
+      <w:pPr>
+        <w:ind w:left="2160" w:hanging="1800"/>
+      </w:pPr>
+      <w:rPr>
+        <w:rFonts w:hint="default"/>
+      </w:rPr>
+    </w:lvl>
+    <w:lvl w:ilvl="8">
+      <w:start w:val="1"/>
+      <w:numFmt w:val="decimal"/>
+      <w:isLgl/>
+      <w:lvlText w:val="%1.%2.%3.%4.%5.%6.%7.%8.%9."/>
+      <w:lvlJc w:val="left"/>
+      <w:pPr>
+        <w:ind w:left="2160" w:hanging="1800"/>
+      </w:pPr>
+      <w:rPr>
+        <w:rFonts w:hint="default"/>
+      </w:rPr>
+    </w:lvl>
+  </w:abstractNum>
+  <w:abstractNum w:abstractNumId="14" w15:restartNumberingAfterBreak="0">
+    <w:nsid w:val="283F38F5"/>
+    <w:multiLevelType w:val="multilevel"/>
+    <w:tmpl w:val="AE50CEE2"/>
+    <w:lvl w:ilvl="0">
+      <w:start w:val="1"/>
+      <w:numFmt w:val="bullet"/>
+      <w:lvlText w:val=""/>
+      <w:lvlJc w:val="left"/>
+      <w:pPr>
+        <w:tabs>
+          <w:tab w:val="num" w:pos="720"/>
+        </w:tabs>
+        <w:ind w:left="720" w:hanging="360"/>
+      </w:pPr>
+      <w:rPr>
+        <w:rFonts w:ascii="Symbol" w:hAnsi="Symbol" w:hint="default"/>
+        <w:sz w:val="20"/>
+      </w:rPr>
+    </w:lvl>
+    <w:lvl w:ilvl="1" w:tentative="1">
+      <w:start w:val="1"/>
+      <w:numFmt w:val="bullet"/>
+      <w:lvlText w:val="o"/>
+      <w:lvlJc w:val="left"/>
+      <w:pPr>
+        <w:tabs>
+          <w:tab w:val="num" w:pos="1440"/>
+        </w:tabs>
+        <w:ind w:left="1440" w:hanging="360"/>
+      </w:pPr>
+      <w:rPr>
+        <w:rFonts w:ascii="Courier New" w:hAnsi="Courier New" w:hint="default"/>
+        <w:sz w:val="20"/>
+      </w:rPr>
+    </w:lvl>
+    <w:lvl w:ilvl="2" w:tentative="1">
+      <w:start w:val="1"/>
+      <w:numFmt w:val="bullet"/>
+      <w:lvlText w:val=""/>
+      <w:lvlJc w:val="left"/>
+      <w:pPr>
+        <w:tabs>
+          <w:tab w:val="num" w:pos="2160"/>
+        </w:tabs>
+        <w:ind w:left="2160" w:hanging="360"/>
+      </w:pPr>
+      <w:rPr>
+        <w:rFonts w:ascii="Wingdings" w:hAnsi="Wingdings" w:hint="default"/>
+        <w:sz w:val="20"/>
+      </w:rPr>
+    </w:lvl>
+    <w:lvl w:ilvl="3" w:tentative="1">
+      <w:start w:val="1"/>
+      <w:numFmt w:val="bullet"/>
+      <w:lvlText w:val=""/>
+      <w:lvlJc w:val="left"/>
+      <w:pPr>
+        <w:tabs>
+          <w:tab w:val="num" w:pos="2880"/>
+        </w:tabs>
+        <w:ind w:left="2880" w:hanging="360"/>
+      </w:pPr>
+      <w:rPr>
+        <w:rFonts w:ascii="Wingdings" w:hAnsi="Wingdings" w:hint="default"/>
+        <w:sz w:val="20"/>
+      </w:rPr>
+    </w:lvl>
+    <w:lvl w:ilvl="4" w:tentative="1">
+      <w:start w:val="1"/>
+      <w:numFmt w:val="bullet"/>
+      <w:lvlText w:val=""/>
+      <w:lvlJc w:val="left"/>
+      <w:pPr>
+        <w:tabs>
+          <w:tab w:val="num" w:pos="3600"/>
+        </w:tabs>
+        <w:ind w:left="3600" w:hanging="360"/>
+      </w:pPr>
+      <w:rPr>
+        <w:rFonts w:ascii="Wingdings" w:hAnsi="Wingdings" w:hint="default"/>
+        <w:sz w:val="20"/>
+      </w:rPr>
+    </w:lvl>
+    <w:lvl w:ilvl="5" w:tentative="1">
+      <w:start w:val="1"/>
+      <w:numFmt w:val="bullet"/>
+      <w:lvlText w:val=""/>
+      <w:lvlJc w:val="left"/>
+      <w:pPr>
+        <w:tabs>
+          <w:tab w:val="num" w:pos="4320"/>
+        </w:tabs>
+        <w:ind w:left="4320" w:hanging="360"/>
+      </w:pPr>
+      <w:rPr>
+        <w:rFonts w:ascii="Wingdings" w:hAnsi="Wingdings" w:hint="default"/>
+        <w:sz w:val="20"/>
+      </w:rPr>
+    </w:lvl>
+    <w:lvl w:ilvl="6" w:tentative="1">
+      <w:start w:val="1"/>
+      <w:numFmt w:val="bullet"/>
+      <w:lvlText w:val=""/>
+      <w:lvlJc w:val="left"/>
+      <w:pPr>
+        <w:tabs>
+          <w:tab w:val="num" w:pos="5040"/>
+        </w:tabs>
+        <w:ind w:left="5040" w:hanging="360"/>
+      </w:pPr>
+      <w:rPr>
+        <w:rFonts w:ascii="Wingdings" w:hAnsi="Wingdings" w:hint="default"/>
+        <w:sz w:val="20"/>
+      </w:rPr>
+    </w:lvl>
+    <w:lvl w:ilvl="7" w:tentative="1">
+      <w:start w:val="1"/>
+      <w:numFmt w:val="bullet"/>
+      <w:lvlText w:val=""/>
+      <w:lvlJc w:val="left"/>
+      <w:pPr>
+        <w:tabs>
+          <w:tab w:val="num" w:pos="5760"/>
+        </w:tabs>
+        <w:ind w:left="5760" w:hanging="360"/>
+      </w:pPr>
+      <w:rPr>
+        <w:rFonts w:ascii="Wingdings" w:hAnsi="Wingdings" w:hint="default"/>
+        <w:sz w:val="20"/>
+      </w:rPr>
+    </w:lvl>
+    <w:lvl w:ilvl="8" w:tentative="1">
+      <w:start w:val="1"/>
+      <w:numFmt w:val="bullet"/>
+      <w:lvlText w:val=""/>
+      <w:lvlJc w:val="left"/>
+      <w:pPr>
+        <w:tabs>
+          <w:tab w:val="num" w:pos="6480"/>
+        </w:tabs>
+        <w:ind w:left="6480" w:hanging="360"/>
+      </w:pPr>
+      <w:rPr>
+        <w:rFonts w:ascii="Wingdings" w:hAnsi="Wingdings" w:hint="default"/>
+        <w:sz w:val="20"/>
+      </w:rPr>
+    </w:lvl>
+  </w:abstractNum>
+  <w:abstractNum w:abstractNumId="15" w15:restartNumberingAfterBreak="0">
     <w:nsid w:val="2AF10F6B"/>
     <w:multiLevelType w:val="hybridMultilevel"/>
     <w:tmpl w:val="FE4AED2A"/>
@@ -10682,7 +13709,7 @@
       </w:pPr>
     </w:lvl>
   </w:abstractNum>
-  <w:abstractNum w:abstractNumId="6" w15:restartNumberingAfterBreak="0">
+  <w:abstractNum w:abstractNumId="16" w15:restartNumberingAfterBreak="0">
     <w:nsid w:val="31874C20"/>
     <w:multiLevelType w:val="multilevel"/>
     <w:tmpl w:val="3800C726"/>
@@ -10831,7 +13858,454 @@
       </w:rPr>
     </w:lvl>
   </w:abstractNum>
-  <w:abstractNum w:abstractNumId="7" w15:restartNumberingAfterBreak="0">
+  <w:abstractNum w:abstractNumId="17" w15:restartNumberingAfterBreak="0">
+    <w:nsid w:val="32E11B2E"/>
+    <w:multiLevelType w:val="multilevel"/>
+    <w:tmpl w:val="BD948B4E"/>
+    <w:lvl w:ilvl="0">
+      <w:start w:val="1"/>
+      <w:numFmt w:val="bullet"/>
+      <w:lvlText w:val=""/>
+      <w:lvlJc w:val="left"/>
+      <w:pPr>
+        <w:tabs>
+          <w:tab w:val="num" w:pos="720"/>
+        </w:tabs>
+        <w:ind w:left="720" w:hanging="360"/>
+      </w:pPr>
+      <w:rPr>
+        <w:rFonts w:ascii="Symbol" w:hAnsi="Symbol" w:hint="default"/>
+        <w:sz w:val="20"/>
+      </w:rPr>
+    </w:lvl>
+    <w:lvl w:ilvl="1" w:tentative="1">
+      <w:start w:val="1"/>
+      <w:numFmt w:val="bullet"/>
+      <w:lvlText w:val="o"/>
+      <w:lvlJc w:val="left"/>
+      <w:pPr>
+        <w:tabs>
+          <w:tab w:val="num" w:pos="1440"/>
+        </w:tabs>
+        <w:ind w:left="1440" w:hanging="360"/>
+      </w:pPr>
+      <w:rPr>
+        <w:rFonts w:ascii="Courier New" w:hAnsi="Courier New" w:hint="default"/>
+        <w:sz w:val="20"/>
+      </w:rPr>
+    </w:lvl>
+    <w:lvl w:ilvl="2" w:tentative="1">
+      <w:start w:val="1"/>
+      <w:numFmt w:val="bullet"/>
+      <w:lvlText w:val=""/>
+      <w:lvlJc w:val="left"/>
+      <w:pPr>
+        <w:tabs>
+          <w:tab w:val="num" w:pos="2160"/>
+        </w:tabs>
+        <w:ind w:left="2160" w:hanging="360"/>
+      </w:pPr>
+      <w:rPr>
+        <w:rFonts w:ascii="Wingdings" w:hAnsi="Wingdings" w:hint="default"/>
+        <w:sz w:val="20"/>
+      </w:rPr>
+    </w:lvl>
+    <w:lvl w:ilvl="3" w:tentative="1">
+      <w:start w:val="1"/>
+      <w:numFmt w:val="bullet"/>
+      <w:lvlText w:val=""/>
+      <w:lvlJc w:val="left"/>
+      <w:pPr>
+        <w:tabs>
+          <w:tab w:val="num" w:pos="2880"/>
+        </w:tabs>
+        <w:ind w:left="2880" w:hanging="360"/>
+      </w:pPr>
+      <w:rPr>
+        <w:rFonts w:ascii="Wingdings" w:hAnsi="Wingdings" w:hint="default"/>
+        <w:sz w:val="20"/>
+      </w:rPr>
+    </w:lvl>
+    <w:lvl w:ilvl="4" w:tentative="1">
+      <w:start w:val="1"/>
+      <w:numFmt w:val="bullet"/>
+      <w:lvlText w:val=""/>
+      <w:lvlJc w:val="left"/>
+      <w:pPr>
+        <w:tabs>
+          <w:tab w:val="num" w:pos="3600"/>
+        </w:tabs>
+        <w:ind w:left="3600" w:hanging="360"/>
+      </w:pPr>
+      <w:rPr>
+        <w:rFonts w:ascii="Wingdings" w:hAnsi="Wingdings" w:hint="default"/>
+        <w:sz w:val="20"/>
+      </w:rPr>
+    </w:lvl>
+    <w:lvl w:ilvl="5" w:tentative="1">
+      <w:start w:val="1"/>
+      <w:numFmt w:val="bullet"/>
+      <w:lvlText w:val=""/>
+      <w:lvlJc w:val="left"/>
+      <w:pPr>
+        <w:tabs>
+          <w:tab w:val="num" w:pos="4320"/>
+        </w:tabs>
+        <w:ind w:left="4320" w:hanging="360"/>
+      </w:pPr>
+      <w:rPr>
+        <w:rFonts w:ascii="Wingdings" w:hAnsi="Wingdings" w:hint="default"/>
+        <w:sz w:val="20"/>
+      </w:rPr>
+    </w:lvl>
+    <w:lvl w:ilvl="6" w:tentative="1">
+      <w:start w:val="1"/>
+      <w:numFmt w:val="bullet"/>
+      <w:lvlText w:val=""/>
+      <w:lvlJc w:val="left"/>
+      <w:pPr>
+        <w:tabs>
+          <w:tab w:val="num" w:pos="5040"/>
+        </w:tabs>
+        <w:ind w:left="5040" w:hanging="360"/>
+      </w:pPr>
+      <w:rPr>
+        <w:rFonts w:ascii="Wingdings" w:hAnsi="Wingdings" w:hint="default"/>
+        <w:sz w:val="20"/>
+      </w:rPr>
+    </w:lvl>
+    <w:lvl w:ilvl="7" w:tentative="1">
+      <w:start w:val="1"/>
+      <w:numFmt w:val="bullet"/>
+      <w:lvlText w:val=""/>
+      <w:lvlJc w:val="left"/>
+      <w:pPr>
+        <w:tabs>
+          <w:tab w:val="num" w:pos="5760"/>
+        </w:tabs>
+        <w:ind w:left="5760" w:hanging="360"/>
+      </w:pPr>
+      <w:rPr>
+        <w:rFonts w:ascii="Wingdings" w:hAnsi="Wingdings" w:hint="default"/>
+        <w:sz w:val="20"/>
+      </w:rPr>
+    </w:lvl>
+    <w:lvl w:ilvl="8" w:tentative="1">
+      <w:start w:val="1"/>
+      <w:numFmt w:val="bullet"/>
+      <w:lvlText w:val=""/>
+      <w:lvlJc w:val="left"/>
+      <w:pPr>
+        <w:tabs>
+          <w:tab w:val="num" w:pos="6480"/>
+        </w:tabs>
+        <w:ind w:left="6480" w:hanging="360"/>
+      </w:pPr>
+      <w:rPr>
+        <w:rFonts w:ascii="Wingdings" w:hAnsi="Wingdings" w:hint="default"/>
+        <w:sz w:val="20"/>
+      </w:rPr>
+    </w:lvl>
+  </w:abstractNum>
+  <w:abstractNum w:abstractNumId="18" w15:restartNumberingAfterBreak="0">
+    <w:nsid w:val="34612CF4"/>
+    <w:multiLevelType w:val="multilevel"/>
+    <w:tmpl w:val="6AAE0934"/>
+    <w:lvl w:ilvl="0">
+      <w:start w:val="1"/>
+      <w:numFmt w:val="bullet"/>
+      <w:lvlText w:val=""/>
+      <w:lvlJc w:val="left"/>
+      <w:pPr>
+        <w:tabs>
+          <w:tab w:val="num" w:pos="720"/>
+        </w:tabs>
+        <w:ind w:left="720" w:hanging="360"/>
+      </w:pPr>
+      <w:rPr>
+        <w:rFonts w:ascii="Symbol" w:hAnsi="Symbol" w:hint="default"/>
+        <w:sz w:val="20"/>
+      </w:rPr>
+    </w:lvl>
+    <w:lvl w:ilvl="1" w:tentative="1">
+      <w:start w:val="1"/>
+      <w:numFmt w:val="bullet"/>
+      <w:lvlText w:val="o"/>
+      <w:lvlJc w:val="left"/>
+      <w:pPr>
+        <w:tabs>
+          <w:tab w:val="num" w:pos="1440"/>
+        </w:tabs>
+        <w:ind w:left="1440" w:hanging="360"/>
+      </w:pPr>
+      <w:rPr>
+        <w:rFonts w:ascii="Courier New" w:hAnsi="Courier New" w:hint="default"/>
+        <w:sz w:val="20"/>
+      </w:rPr>
+    </w:lvl>
+    <w:lvl w:ilvl="2" w:tentative="1">
+      <w:start w:val="1"/>
+      <w:numFmt w:val="bullet"/>
+      <w:lvlText w:val=""/>
+      <w:lvlJc w:val="left"/>
+      <w:pPr>
+        <w:tabs>
+          <w:tab w:val="num" w:pos="2160"/>
+        </w:tabs>
+        <w:ind w:left="2160" w:hanging="360"/>
+      </w:pPr>
+      <w:rPr>
+        <w:rFonts w:ascii="Wingdings" w:hAnsi="Wingdings" w:hint="default"/>
+        <w:sz w:val="20"/>
+      </w:rPr>
+    </w:lvl>
+    <w:lvl w:ilvl="3" w:tentative="1">
+      <w:start w:val="1"/>
+      <w:numFmt w:val="bullet"/>
+      <w:lvlText w:val=""/>
+      <w:lvlJc w:val="left"/>
+      <w:pPr>
+        <w:tabs>
+          <w:tab w:val="num" w:pos="2880"/>
+        </w:tabs>
+        <w:ind w:left="2880" w:hanging="360"/>
+      </w:pPr>
+      <w:rPr>
+        <w:rFonts w:ascii="Wingdings" w:hAnsi="Wingdings" w:hint="default"/>
+        <w:sz w:val="20"/>
+      </w:rPr>
+    </w:lvl>
+    <w:lvl w:ilvl="4" w:tentative="1">
+      <w:start w:val="1"/>
+      <w:numFmt w:val="bullet"/>
+      <w:lvlText w:val=""/>
+      <w:lvlJc w:val="left"/>
+      <w:pPr>
+        <w:tabs>
+          <w:tab w:val="num" w:pos="3600"/>
+        </w:tabs>
+        <w:ind w:left="3600" w:hanging="360"/>
+      </w:pPr>
+      <w:rPr>
+        <w:rFonts w:ascii="Wingdings" w:hAnsi="Wingdings" w:hint="default"/>
+        <w:sz w:val="20"/>
+      </w:rPr>
+    </w:lvl>
+    <w:lvl w:ilvl="5" w:tentative="1">
+      <w:start w:val="1"/>
+      <w:numFmt w:val="bullet"/>
+      <w:lvlText w:val=""/>
+      <w:lvlJc w:val="left"/>
+      <w:pPr>
+        <w:tabs>
+          <w:tab w:val="num" w:pos="4320"/>
+        </w:tabs>
+        <w:ind w:left="4320" w:hanging="360"/>
+      </w:pPr>
+      <w:rPr>
+        <w:rFonts w:ascii="Wingdings" w:hAnsi="Wingdings" w:hint="default"/>
+        <w:sz w:val="20"/>
+      </w:rPr>
+    </w:lvl>
+    <w:lvl w:ilvl="6" w:tentative="1">
+      <w:start w:val="1"/>
+      <w:numFmt w:val="bullet"/>
+      <w:lvlText w:val=""/>
+      <w:lvlJc w:val="left"/>
+      <w:pPr>
+        <w:tabs>
+          <w:tab w:val="num" w:pos="5040"/>
+        </w:tabs>
+        <w:ind w:left="5040" w:hanging="360"/>
+      </w:pPr>
+      <w:rPr>
+        <w:rFonts w:ascii="Wingdings" w:hAnsi="Wingdings" w:hint="default"/>
+        <w:sz w:val="20"/>
+      </w:rPr>
+    </w:lvl>
+    <w:lvl w:ilvl="7" w:tentative="1">
+      <w:start w:val="1"/>
+      <w:numFmt w:val="bullet"/>
+      <w:lvlText w:val=""/>
+      <w:lvlJc w:val="left"/>
+      <w:pPr>
+        <w:tabs>
+          <w:tab w:val="num" w:pos="5760"/>
+        </w:tabs>
+        <w:ind w:left="5760" w:hanging="360"/>
+      </w:pPr>
+      <w:rPr>
+        <w:rFonts w:ascii="Wingdings" w:hAnsi="Wingdings" w:hint="default"/>
+        <w:sz w:val="20"/>
+      </w:rPr>
+    </w:lvl>
+    <w:lvl w:ilvl="8" w:tentative="1">
+      <w:start w:val="1"/>
+      <w:numFmt w:val="bullet"/>
+      <w:lvlText w:val=""/>
+      <w:lvlJc w:val="left"/>
+      <w:pPr>
+        <w:tabs>
+          <w:tab w:val="num" w:pos="6480"/>
+        </w:tabs>
+        <w:ind w:left="6480" w:hanging="360"/>
+      </w:pPr>
+      <w:rPr>
+        <w:rFonts w:ascii="Wingdings" w:hAnsi="Wingdings" w:hint="default"/>
+        <w:sz w:val="20"/>
+      </w:rPr>
+    </w:lvl>
+  </w:abstractNum>
+  <w:abstractNum w:abstractNumId="19" w15:restartNumberingAfterBreak="0">
+    <w:nsid w:val="34B36402"/>
+    <w:multiLevelType w:val="multilevel"/>
+    <w:tmpl w:val="F3C2DC50"/>
+    <w:lvl w:ilvl="0">
+      <w:start w:val="1"/>
+      <w:numFmt w:val="bullet"/>
+      <w:lvlText w:val=""/>
+      <w:lvlJc w:val="left"/>
+      <w:pPr>
+        <w:tabs>
+          <w:tab w:val="num" w:pos="720"/>
+        </w:tabs>
+        <w:ind w:left="720" w:hanging="360"/>
+      </w:pPr>
+      <w:rPr>
+        <w:rFonts w:ascii="Symbol" w:hAnsi="Symbol" w:hint="default"/>
+        <w:sz w:val="20"/>
+      </w:rPr>
+    </w:lvl>
+    <w:lvl w:ilvl="1" w:tentative="1">
+      <w:start w:val="1"/>
+      <w:numFmt w:val="bullet"/>
+      <w:lvlText w:val="o"/>
+      <w:lvlJc w:val="left"/>
+      <w:pPr>
+        <w:tabs>
+          <w:tab w:val="num" w:pos="1440"/>
+        </w:tabs>
+        <w:ind w:left="1440" w:hanging="360"/>
+      </w:pPr>
+      <w:rPr>
+        <w:rFonts w:ascii="Courier New" w:hAnsi="Courier New" w:hint="default"/>
+        <w:sz w:val="20"/>
+      </w:rPr>
+    </w:lvl>
+    <w:lvl w:ilvl="2" w:tentative="1">
+      <w:start w:val="1"/>
+      <w:numFmt w:val="bullet"/>
+      <w:lvlText w:val=""/>
+      <w:lvlJc w:val="left"/>
+      <w:pPr>
+        <w:tabs>
+          <w:tab w:val="num" w:pos="2160"/>
+        </w:tabs>
+        <w:ind w:left="2160" w:hanging="360"/>
+      </w:pPr>
+      <w:rPr>
+        <w:rFonts w:ascii="Wingdings" w:hAnsi="Wingdings" w:hint="default"/>
+        <w:sz w:val="20"/>
+      </w:rPr>
+    </w:lvl>
+    <w:lvl w:ilvl="3" w:tentative="1">
+      <w:start w:val="1"/>
+      <w:numFmt w:val="bullet"/>
+      <w:lvlText w:val=""/>
+      <w:lvlJc w:val="left"/>
+      <w:pPr>
+        <w:tabs>
+          <w:tab w:val="num" w:pos="2880"/>
+        </w:tabs>
+        <w:ind w:left="2880" w:hanging="360"/>
+      </w:pPr>
+      <w:rPr>
+        <w:rFonts w:ascii="Wingdings" w:hAnsi="Wingdings" w:hint="default"/>
+        <w:sz w:val="20"/>
+      </w:rPr>
+    </w:lvl>
+    <w:lvl w:ilvl="4" w:tentative="1">
+      <w:start w:val="1"/>
+      <w:numFmt w:val="bullet"/>
+      <w:lvlText w:val=""/>
+      <w:lvlJc w:val="left"/>
+      <w:pPr>
+        <w:tabs>
+          <w:tab w:val="num" w:pos="3600"/>
+        </w:tabs>
+        <w:ind w:left="3600" w:hanging="360"/>
+      </w:pPr>
+      <w:rPr>
+        <w:rFonts w:ascii="Wingdings" w:hAnsi="Wingdings" w:hint="default"/>
+        <w:sz w:val="20"/>
+      </w:rPr>
+    </w:lvl>
+    <w:lvl w:ilvl="5" w:tentative="1">
+      <w:start w:val="1"/>
+      <w:numFmt w:val="bullet"/>
+      <w:lvlText w:val=""/>
+      <w:lvlJc w:val="left"/>
+      <w:pPr>
+        <w:tabs>
+          <w:tab w:val="num" w:pos="4320"/>
+        </w:tabs>
+        <w:ind w:left="4320" w:hanging="360"/>
+      </w:pPr>
+      <w:rPr>
+        <w:rFonts w:ascii="Wingdings" w:hAnsi="Wingdings" w:hint="default"/>
+        <w:sz w:val="20"/>
+      </w:rPr>
+    </w:lvl>
+    <w:lvl w:ilvl="6" w:tentative="1">
+      <w:start w:val="1"/>
+      <w:numFmt w:val="bullet"/>
+      <w:lvlText w:val=""/>
+      <w:lvlJc w:val="left"/>
+      <w:pPr>
+        <w:tabs>
+          <w:tab w:val="num" w:pos="5040"/>
+        </w:tabs>
+        <w:ind w:left="5040" w:hanging="360"/>
+      </w:pPr>
+      <w:rPr>
+        <w:rFonts w:ascii="Wingdings" w:hAnsi="Wingdings" w:hint="default"/>
+        <w:sz w:val="20"/>
+      </w:rPr>
+    </w:lvl>
+    <w:lvl w:ilvl="7" w:tentative="1">
+      <w:start w:val="1"/>
+      <w:numFmt w:val="bullet"/>
+      <w:lvlText w:val=""/>
+      <w:lvlJc w:val="left"/>
+      <w:pPr>
+        <w:tabs>
+          <w:tab w:val="num" w:pos="5760"/>
+        </w:tabs>
+        <w:ind w:left="5760" w:hanging="360"/>
+      </w:pPr>
+      <w:rPr>
+        <w:rFonts w:ascii="Wingdings" w:hAnsi="Wingdings" w:hint="default"/>
+        <w:sz w:val="20"/>
+      </w:rPr>
+    </w:lvl>
+    <w:lvl w:ilvl="8" w:tentative="1">
+      <w:start w:val="1"/>
+      <w:numFmt w:val="bullet"/>
+      <w:lvlText w:val=""/>
+      <w:lvlJc w:val="left"/>
+      <w:pPr>
+        <w:tabs>
+          <w:tab w:val="num" w:pos="6480"/>
+        </w:tabs>
+        <w:ind w:left="6480" w:hanging="360"/>
+      </w:pPr>
+      <w:rPr>
+        <w:rFonts w:ascii="Wingdings" w:hAnsi="Wingdings" w:hint="default"/>
+        <w:sz w:val="20"/>
+      </w:rPr>
+    </w:lvl>
+  </w:abstractNum>
+  <w:abstractNum w:abstractNumId="20" w15:restartNumberingAfterBreak="0">
     <w:nsid w:val="40B53015"/>
     <w:multiLevelType w:val="multilevel"/>
     <w:tmpl w:val="964C509A"/>
@@ -10944,7 +14418,305 @@
       </w:pPr>
     </w:lvl>
   </w:abstractNum>
-  <w:abstractNum w:abstractNumId="8" w15:restartNumberingAfterBreak="0">
+  <w:abstractNum w:abstractNumId="21" w15:restartNumberingAfterBreak="0">
+    <w:nsid w:val="437F0FD0"/>
+    <w:multiLevelType w:val="multilevel"/>
+    <w:tmpl w:val="9750432C"/>
+    <w:lvl w:ilvl="0">
+      <w:start w:val="1"/>
+      <w:numFmt w:val="bullet"/>
+      <w:lvlText w:val=""/>
+      <w:lvlJc w:val="left"/>
+      <w:pPr>
+        <w:tabs>
+          <w:tab w:val="num" w:pos="720"/>
+        </w:tabs>
+        <w:ind w:left="720" w:hanging="360"/>
+      </w:pPr>
+      <w:rPr>
+        <w:rFonts w:ascii="Symbol" w:hAnsi="Symbol" w:hint="default"/>
+        <w:sz w:val="20"/>
+      </w:rPr>
+    </w:lvl>
+    <w:lvl w:ilvl="1" w:tentative="1">
+      <w:start w:val="1"/>
+      <w:numFmt w:val="bullet"/>
+      <w:lvlText w:val="o"/>
+      <w:lvlJc w:val="left"/>
+      <w:pPr>
+        <w:tabs>
+          <w:tab w:val="num" w:pos="1440"/>
+        </w:tabs>
+        <w:ind w:left="1440" w:hanging="360"/>
+      </w:pPr>
+      <w:rPr>
+        <w:rFonts w:ascii="Courier New" w:hAnsi="Courier New" w:hint="default"/>
+        <w:sz w:val="20"/>
+      </w:rPr>
+    </w:lvl>
+    <w:lvl w:ilvl="2" w:tentative="1">
+      <w:start w:val="1"/>
+      <w:numFmt w:val="bullet"/>
+      <w:lvlText w:val=""/>
+      <w:lvlJc w:val="left"/>
+      <w:pPr>
+        <w:tabs>
+          <w:tab w:val="num" w:pos="2160"/>
+        </w:tabs>
+        <w:ind w:left="2160" w:hanging="360"/>
+      </w:pPr>
+      <w:rPr>
+        <w:rFonts w:ascii="Wingdings" w:hAnsi="Wingdings" w:hint="default"/>
+        <w:sz w:val="20"/>
+      </w:rPr>
+    </w:lvl>
+    <w:lvl w:ilvl="3" w:tentative="1">
+      <w:start w:val="1"/>
+      <w:numFmt w:val="bullet"/>
+      <w:lvlText w:val=""/>
+      <w:lvlJc w:val="left"/>
+      <w:pPr>
+        <w:tabs>
+          <w:tab w:val="num" w:pos="2880"/>
+        </w:tabs>
+        <w:ind w:left="2880" w:hanging="360"/>
+      </w:pPr>
+      <w:rPr>
+        <w:rFonts w:ascii="Wingdings" w:hAnsi="Wingdings" w:hint="default"/>
+        <w:sz w:val="20"/>
+      </w:rPr>
+    </w:lvl>
+    <w:lvl w:ilvl="4" w:tentative="1">
+      <w:start w:val="1"/>
+      <w:numFmt w:val="bullet"/>
+      <w:lvlText w:val=""/>
+      <w:lvlJc w:val="left"/>
+      <w:pPr>
+        <w:tabs>
+          <w:tab w:val="num" w:pos="3600"/>
+        </w:tabs>
+        <w:ind w:left="3600" w:hanging="360"/>
+      </w:pPr>
+      <w:rPr>
+        <w:rFonts w:ascii="Wingdings" w:hAnsi="Wingdings" w:hint="default"/>
+        <w:sz w:val="20"/>
+      </w:rPr>
+    </w:lvl>
+    <w:lvl w:ilvl="5" w:tentative="1">
+      <w:start w:val="1"/>
+      <w:numFmt w:val="bullet"/>
+      <w:lvlText w:val=""/>
+      <w:lvlJc w:val="left"/>
+      <w:pPr>
+        <w:tabs>
+          <w:tab w:val="num" w:pos="4320"/>
+        </w:tabs>
+        <w:ind w:left="4320" w:hanging="360"/>
+      </w:pPr>
+      <w:rPr>
+        <w:rFonts w:ascii="Wingdings" w:hAnsi="Wingdings" w:hint="default"/>
+        <w:sz w:val="20"/>
+      </w:rPr>
+    </w:lvl>
+    <w:lvl w:ilvl="6" w:tentative="1">
+      <w:start w:val="1"/>
+      <w:numFmt w:val="bullet"/>
+      <w:lvlText w:val=""/>
+      <w:lvlJc w:val="left"/>
+      <w:pPr>
+        <w:tabs>
+          <w:tab w:val="num" w:pos="5040"/>
+        </w:tabs>
+        <w:ind w:left="5040" w:hanging="360"/>
+      </w:pPr>
+      <w:rPr>
+        <w:rFonts w:ascii="Wingdings" w:hAnsi="Wingdings" w:hint="default"/>
+        <w:sz w:val="20"/>
+      </w:rPr>
+    </w:lvl>
+    <w:lvl w:ilvl="7" w:tentative="1">
+      <w:start w:val="1"/>
+      <w:numFmt w:val="bullet"/>
+      <w:lvlText w:val=""/>
+      <w:lvlJc w:val="left"/>
+      <w:pPr>
+        <w:tabs>
+          <w:tab w:val="num" w:pos="5760"/>
+        </w:tabs>
+        <w:ind w:left="5760" w:hanging="360"/>
+      </w:pPr>
+      <w:rPr>
+        <w:rFonts w:ascii="Wingdings" w:hAnsi="Wingdings" w:hint="default"/>
+        <w:sz w:val="20"/>
+      </w:rPr>
+    </w:lvl>
+    <w:lvl w:ilvl="8" w:tentative="1">
+      <w:start w:val="1"/>
+      <w:numFmt w:val="bullet"/>
+      <w:lvlText w:val=""/>
+      <w:lvlJc w:val="left"/>
+      <w:pPr>
+        <w:tabs>
+          <w:tab w:val="num" w:pos="6480"/>
+        </w:tabs>
+        <w:ind w:left="6480" w:hanging="360"/>
+      </w:pPr>
+      <w:rPr>
+        <w:rFonts w:ascii="Wingdings" w:hAnsi="Wingdings" w:hint="default"/>
+        <w:sz w:val="20"/>
+      </w:rPr>
+    </w:lvl>
+  </w:abstractNum>
+  <w:abstractNum w:abstractNumId="22" w15:restartNumberingAfterBreak="0">
+    <w:nsid w:val="4EDE638D"/>
+    <w:multiLevelType w:val="multilevel"/>
+    <w:tmpl w:val="AFCA59D4"/>
+    <w:lvl w:ilvl="0">
+      <w:start w:val="1"/>
+      <w:numFmt w:val="bullet"/>
+      <w:lvlText w:val=""/>
+      <w:lvlJc w:val="left"/>
+      <w:pPr>
+        <w:tabs>
+          <w:tab w:val="num" w:pos="720"/>
+        </w:tabs>
+        <w:ind w:left="720" w:hanging="360"/>
+      </w:pPr>
+      <w:rPr>
+        <w:rFonts w:ascii="Symbol" w:hAnsi="Symbol" w:hint="default"/>
+        <w:sz w:val="20"/>
+      </w:rPr>
+    </w:lvl>
+    <w:lvl w:ilvl="1" w:tentative="1">
+      <w:start w:val="1"/>
+      <w:numFmt w:val="bullet"/>
+      <w:lvlText w:val="o"/>
+      <w:lvlJc w:val="left"/>
+      <w:pPr>
+        <w:tabs>
+          <w:tab w:val="num" w:pos="1440"/>
+        </w:tabs>
+        <w:ind w:left="1440" w:hanging="360"/>
+      </w:pPr>
+      <w:rPr>
+        <w:rFonts w:ascii="Courier New" w:hAnsi="Courier New" w:hint="default"/>
+        <w:sz w:val="20"/>
+      </w:rPr>
+    </w:lvl>
+    <w:lvl w:ilvl="2" w:tentative="1">
+      <w:start w:val="1"/>
+      <w:numFmt w:val="bullet"/>
+      <w:lvlText w:val=""/>
+      <w:lvlJc w:val="left"/>
+      <w:pPr>
+        <w:tabs>
+          <w:tab w:val="num" w:pos="2160"/>
+        </w:tabs>
+        <w:ind w:left="2160" w:hanging="360"/>
+      </w:pPr>
+      <w:rPr>
+        <w:rFonts w:ascii="Wingdings" w:hAnsi="Wingdings" w:hint="default"/>
+        <w:sz w:val="20"/>
+      </w:rPr>
+    </w:lvl>
+    <w:lvl w:ilvl="3" w:tentative="1">
+      <w:start w:val="1"/>
+      <w:numFmt w:val="bullet"/>
+      <w:lvlText w:val=""/>
+      <w:lvlJc w:val="left"/>
+      <w:pPr>
+        <w:tabs>
+          <w:tab w:val="num" w:pos="2880"/>
+        </w:tabs>
+        <w:ind w:left="2880" w:hanging="360"/>
+      </w:pPr>
+      <w:rPr>
+        <w:rFonts w:ascii="Wingdings" w:hAnsi="Wingdings" w:hint="default"/>
+        <w:sz w:val="20"/>
+      </w:rPr>
+    </w:lvl>
+    <w:lvl w:ilvl="4" w:tentative="1">
+      <w:start w:val="1"/>
+      <w:numFmt w:val="bullet"/>
+      <w:lvlText w:val=""/>
+      <w:lvlJc w:val="left"/>
+      <w:pPr>
+        <w:tabs>
+          <w:tab w:val="num" w:pos="3600"/>
+        </w:tabs>
+        <w:ind w:left="3600" w:hanging="360"/>
+      </w:pPr>
+      <w:rPr>
+        <w:rFonts w:ascii="Wingdings" w:hAnsi="Wingdings" w:hint="default"/>
+        <w:sz w:val="20"/>
+      </w:rPr>
+    </w:lvl>
+    <w:lvl w:ilvl="5" w:tentative="1">
+      <w:start w:val="1"/>
+      <w:numFmt w:val="bullet"/>
+      <w:lvlText w:val=""/>
+      <w:lvlJc w:val="left"/>
+      <w:pPr>
+        <w:tabs>
+          <w:tab w:val="num" w:pos="4320"/>
+        </w:tabs>
+        <w:ind w:left="4320" w:hanging="360"/>
+      </w:pPr>
+      <w:rPr>
+        <w:rFonts w:ascii="Wingdings" w:hAnsi="Wingdings" w:hint="default"/>
+        <w:sz w:val="20"/>
+      </w:rPr>
+    </w:lvl>
+    <w:lvl w:ilvl="6" w:tentative="1">
+      <w:start w:val="1"/>
+      <w:numFmt w:val="bullet"/>
+      <w:lvlText w:val=""/>
+      <w:lvlJc w:val="left"/>
+      <w:pPr>
+        <w:tabs>
+          <w:tab w:val="num" w:pos="5040"/>
+        </w:tabs>
+        <w:ind w:left="5040" w:hanging="360"/>
+      </w:pPr>
+      <w:rPr>
+        <w:rFonts w:ascii="Wingdings" w:hAnsi="Wingdings" w:hint="default"/>
+        <w:sz w:val="20"/>
+      </w:rPr>
+    </w:lvl>
+    <w:lvl w:ilvl="7" w:tentative="1">
+      <w:start w:val="1"/>
+      <w:numFmt w:val="bullet"/>
+      <w:lvlText w:val=""/>
+      <w:lvlJc w:val="left"/>
+      <w:pPr>
+        <w:tabs>
+          <w:tab w:val="num" w:pos="5760"/>
+        </w:tabs>
+        <w:ind w:left="5760" w:hanging="360"/>
+      </w:pPr>
+      <w:rPr>
+        <w:rFonts w:ascii="Wingdings" w:hAnsi="Wingdings" w:hint="default"/>
+        <w:sz w:val="20"/>
+      </w:rPr>
+    </w:lvl>
+    <w:lvl w:ilvl="8" w:tentative="1">
+      <w:start w:val="1"/>
+      <w:numFmt w:val="bullet"/>
+      <w:lvlText w:val=""/>
+      <w:lvlJc w:val="left"/>
+      <w:pPr>
+        <w:tabs>
+          <w:tab w:val="num" w:pos="6480"/>
+        </w:tabs>
+        <w:ind w:left="6480" w:hanging="360"/>
+      </w:pPr>
+      <w:rPr>
+        <w:rFonts w:ascii="Wingdings" w:hAnsi="Wingdings" w:hint="default"/>
+        <w:sz w:val="20"/>
+      </w:rPr>
+    </w:lvl>
+  </w:abstractNum>
+  <w:abstractNum w:abstractNumId="23" w15:restartNumberingAfterBreak="0">
     <w:nsid w:val="590C6372"/>
     <w:multiLevelType w:val="multilevel"/>
     <w:tmpl w:val="C1206584"/>
@@ -11093,7 +14865,305 @@
       </w:rPr>
     </w:lvl>
   </w:abstractNum>
-  <w:abstractNum w:abstractNumId="9" w15:restartNumberingAfterBreak="0">
+  <w:abstractNum w:abstractNumId="24" w15:restartNumberingAfterBreak="0">
+    <w:nsid w:val="5A8452F3"/>
+    <w:multiLevelType w:val="multilevel"/>
+    <w:tmpl w:val="0464CC0E"/>
+    <w:lvl w:ilvl="0">
+      <w:start w:val="1"/>
+      <w:numFmt w:val="bullet"/>
+      <w:lvlText w:val=""/>
+      <w:lvlJc w:val="left"/>
+      <w:pPr>
+        <w:tabs>
+          <w:tab w:val="num" w:pos="720"/>
+        </w:tabs>
+        <w:ind w:left="720" w:hanging="360"/>
+      </w:pPr>
+      <w:rPr>
+        <w:rFonts w:ascii="Symbol" w:hAnsi="Symbol" w:hint="default"/>
+        <w:sz w:val="20"/>
+      </w:rPr>
+    </w:lvl>
+    <w:lvl w:ilvl="1" w:tentative="1">
+      <w:start w:val="1"/>
+      <w:numFmt w:val="bullet"/>
+      <w:lvlText w:val="o"/>
+      <w:lvlJc w:val="left"/>
+      <w:pPr>
+        <w:tabs>
+          <w:tab w:val="num" w:pos="1440"/>
+        </w:tabs>
+        <w:ind w:left="1440" w:hanging="360"/>
+      </w:pPr>
+      <w:rPr>
+        <w:rFonts w:ascii="Courier New" w:hAnsi="Courier New" w:hint="default"/>
+        <w:sz w:val="20"/>
+      </w:rPr>
+    </w:lvl>
+    <w:lvl w:ilvl="2" w:tentative="1">
+      <w:start w:val="1"/>
+      <w:numFmt w:val="bullet"/>
+      <w:lvlText w:val=""/>
+      <w:lvlJc w:val="left"/>
+      <w:pPr>
+        <w:tabs>
+          <w:tab w:val="num" w:pos="2160"/>
+        </w:tabs>
+        <w:ind w:left="2160" w:hanging="360"/>
+      </w:pPr>
+      <w:rPr>
+        <w:rFonts w:ascii="Wingdings" w:hAnsi="Wingdings" w:hint="default"/>
+        <w:sz w:val="20"/>
+      </w:rPr>
+    </w:lvl>
+    <w:lvl w:ilvl="3" w:tentative="1">
+      <w:start w:val="1"/>
+      <w:numFmt w:val="bullet"/>
+      <w:lvlText w:val=""/>
+      <w:lvlJc w:val="left"/>
+      <w:pPr>
+        <w:tabs>
+          <w:tab w:val="num" w:pos="2880"/>
+        </w:tabs>
+        <w:ind w:left="2880" w:hanging="360"/>
+      </w:pPr>
+      <w:rPr>
+        <w:rFonts w:ascii="Wingdings" w:hAnsi="Wingdings" w:hint="default"/>
+        <w:sz w:val="20"/>
+      </w:rPr>
+    </w:lvl>
+    <w:lvl w:ilvl="4" w:tentative="1">
+      <w:start w:val="1"/>
+      <w:numFmt w:val="bullet"/>
+      <w:lvlText w:val=""/>
+      <w:lvlJc w:val="left"/>
+      <w:pPr>
+        <w:tabs>
+          <w:tab w:val="num" w:pos="3600"/>
+        </w:tabs>
+        <w:ind w:left="3600" w:hanging="360"/>
+      </w:pPr>
+      <w:rPr>
+        <w:rFonts w:ascii="Wingdings" w:hAnsi="Wingdings" w:hint="default"/>
+        <w:sz w:val="20"/>
+      </w:rPr>
+    </w:lvl>
+    <w:lvl w:ilvl="5" w:tentative="1">
+      <w:start w:val="1"/>
+      <w:numFmt w:val="bullet"/>
+      <w:lvlText w:val=""/>
+      <w:lvlJc w:val="left"/>
+      <w:pPr>
+        <w:tabs>
+          <w:tab w:val="num" w:pos="4320"/>
+        </w:tabs>
+        <w:ind w:left="4320" w:hanging="360"/>
+      </w:pPr>
+      <w:rPr>
+        <w:rFonts w:ascii="Wingdings" w:hAnsi="Wingdings" w:hint="default"/>
+        <w:sz w:val="20"/>
+      </w:rPr>
+    </w:lvl>
+    <w:lvl w:ilvl="6" w:tentative="1">
+      <w:start w:val="1"/>
+      <w:numFmt w:val="bullet"/>
+      <w:lvlText w:val=""/>
+      <w:lvlJc w:val="left"/>
+      <w:pPr>
+        <w:tabs>
+          <w:tab w:val="num" w:pos="5040"/>
+        </w:tabs>
+        <w:ind w:left="5040" w:hanging="360"/>
+      </w:pPr>
+      <w:rPr>
+        <w:rFonts w:ascii="Wingdings" w:hAnsi="Wingdings" w:hint="default"/>
+        <w:sz w:val="20"/>
+      </w:rPr>
+    </w:lvl>
+    <w:lvl w:ilvl="7" w:tentative="1">
+      <w:start w:val="1"/>
+      <w:numFmt w:val="bullet"/>
+      <w:lvlText w:val=""/>
+      <w:lvlJc w:val="left"/>
+      <w:pPr>
+        <w:tabs>
+          <w:tab w:val="num" w:pos="5760"/>
+        </w:tabs>
+        <w:ind w:left="5760" w:hanging="360"/>
+      </w:pPr>
+      <w:rPr>
+        <w:rFonts w:ascii="Wingdings" w:hAnsi="Wingdings" w:hint="default"/>
+        <w:sz w:val="20"/>
+      </w:rPr>
+    </w:lvl>
+    <w:lvl w:ilvl="8" w:tentative="1">
+      <w:start w:val="1"/>
+      <w:numFmt w:val="bullet"/>
+      <w:lvlText w:val=""/>
+      <w:lvlJc w:val="left"/>
+      <w:pPr>
+        <w:tabs>
+          <w:tab w:val="num" w:pos="6480"/>
+        </w:tabs>
+        <w:ind w:left="6480" w:hanging="360"/>
+      </w:pPr>
+      <w:rPr>
+        <w:rFonts w:ascii="Wingdings" w:hAnsi="Wingdings" w:hint="default"/>
+        <w:sz w:val="20"/>
+      </w:rPr>
+    </w:lvl>
+  </w:abstractNum>
+  <w:abstractNum w:abstractNumId="25" w15:restartNumberingAfterBreak="0">
+    <w:nsid w:val="5E59395A"/>
+    <w:multiLevelType w:val="multilevel"/>
+    <w:tmpl w:val="CDD4EB6C"/>
+    <w:lvl w:ilvl="0">
+      <w:start w:val="1"/>
+      <w:numFmt w:val="bullet"/>
+      <w:lvlText w:val=""/>
+      <w:lvlJc w:val="left"/>
+      <w:pPr>
+        <w:tabs>
+          <w:tab w:val="num" w:pos="720"/>
+        </w:tabs>
+        <w:ind w:left="720" w:hanging="360"/>
+      </w:pPr>
+      <w:rPr>
+        <w:rFonts w:ascii="Symbol" w:hAnsi="Symbol" w:hint="default"/>
+        <w:sz w:val="20"/>
+      </w:rPr>
+    </w:lvl>
+    <w:lvl w:ilvl="1" w:tentative="1">
+      <w:start w:val="1"/>
+      <w:numFmt w:val="bullet"/>
+      <w:lvlText w:val="o"/>
+      <w:lvlJc w:val="left"/>
+      <w:pPr>
+        <w:tabs>
+          <w:tab w:val="num" w:pos="1440"/>
+        </w:tabs>
+        <w:ind w:left="1440" w:hanging="360"/>
+      </w:pPr>
+      <w:rPr>
+        <w:rFonts w:ascii="Courier New" w:hAnsi="Courier New" w:hint="default"/>
+        <w:sz w:val="20"/>
+      </w:rPr>
+    </w:lvl>
+    <w:lvl w:ilvl="2" w:tentative="1">
+      <w:start w:val="1"/>
+      <w:numFmt w:val="bullet"/>
+      <w:lvlText w:val=""/>
+      <w:lvlJc w:val="left"/>
+      <w:pPr>
+        <w:tabs>
+          <w:tab w:val="num" w:pos="2160"/>
+        </w:tabs>
+        <w:ind w:left="2160" w:hanging="360"/>
+      </w:pPr>
+      <w:rPr>
+        <w:rFonts w:ascii="Wingdings" w:hAnsi="Wingdings" w:hint="default"/>
+        <w:sz w:val="20"/>
+      </w:rPr>
+    </w:lvl>
+    <w:lvl w:ilvl="3" w:tentative="1">
+      <w:start w:val="1"/>
+      <w:numFmt w:val="bullet"/>
+      <w:lvlText w:val=""/>
+      <w:lvlJc w:val="left"/>
+      <w:pPr>
+        <w:tabs>
+          <w:tab w:val="num" w:pos="2880"/>
+        </w:tabs>
+        <w:ind w:left="2880" w:hanging="360"/>
+      </w:pPr>
+      <w:rPr>
+        <w:rFonts w:ascii="Wingdings" w:hAnsi="Wingdings" w:hint="default"/>
+        <w:sz w:val="20"/>
+      </w:rPr>
+    </w:lvl>
+    <w:lvl w:ilvl="4" w:tentative="1">
+      <w:start w:val="1"/>
+      <w:numFmt w:val="bullet"/>
+      <w:lvlText w:val=""/>
+      <w:lvlJc w:val="left"/>
+      <w:pPr>
+        <w:tabs>
+          <w:tab w:val="num" w:pos="3600"/>
+        </w:tabs>
+        <w:ind w:left="3600" w:hanging="360"/>
+      </w:pPr>
+      <w:rPr>
+        <w:rFonts w:ascii="Wingdings" w:hAnsi="Wingdings" w:hint="default"/>
+        <w:sz w:val="20"/>
+      </w:rPr>
+    </w:lvl>
+    <w:lvl w:ilvl="5" w:tentative="1">
+      <w:start w:val="1"/>
+      <w:numFmt w:val="bullet"/>
+      <w:lvlText w:val=""/>
+      <w:lvlJc w:val="left"/>
+      <w:pPr>
+        <w:tabs>
+          <w:tab w:val="num" w:pos="4320"/>
+        </w:tabs>
+        <w:ind w:left="4320" w:hanging="360"/>
+      </w:pPr>
+      <w:rPr>
+        <w:rFonts w:ascii="Wingdings" w:hAnsi="Wingdings" w:hint="default"/>
+        <w:sz w:val="20"/>
+      </w:rPr>
+    </w:lvl>
+    <w:lvl w:ilvl="6" w:tentative="1">
+      <w:start w:val="1"/>
+      <w:numFmt w:val="bullet"/>
+      <w:lvlText w:val=""/>
+      <w:lvlJc w:val="left"/>
+      <w:pPr>
+        <w:tabs>
+          <w:tab w:val="num" w:pos="5040"/>
+        </w:tabs>
+        <w:ind w:left="5040" w:hanging="360"/>
+      </w:pPr>
+      <w:rPr>
+        <w:rFonts w:ascii="Wingdings" w:hAnsi="Wingdings" w:hint="default"/>
+        <w:sz w:val="20"/>
+      </w:rPr>
+    </w:lvl>
+    <w:lvl w:ilvl="7" w:tentative="1">
+      <w:start w:val="1"/>
+      <w:numFmt w:val="bullet"/>
+      <w:lvlText w:val=""/>
+      <w:lvlJc w:val="left"/>
+      <w:pPr>
+        <w:tabs>
+          <w:tab w:val="num" w:pos="5760"/>
+        </w:tabs>
+        <w:ind w:left="5760" w:hanging="360"/>
+      </w:pPr>
+      <w:rPr>
+        <w:rFonts w:ascii="Wingdings" w:hAnsi="Wingdings" w:hint="default"/>
+        <w:sz w:val="20"/>
+      </w:rPr>
+    </w:lvl>
+    <w:lvl w:ilvl="8" w:tentative="1">
+      <w:start w:val="1"/>
+      <w:numFmt w:val="bullet"/>
+      <w:lvlText w:val=""/>
+      <w:lvlJc w:val="left"/>
+      <w:pPr>
+        <w:tabs>
+          <w:tab w:val="num" w:pos="6480"/>
+        </w:tabs>
+        <w:ind w:left="6480" w:hanging="360"/>
+      </w:pPr>
+      <w:rPr>
+        <w:rFonts w:ascii="Wingdings" w:hAnsi="Wingdings" w:hint="default"/>
+        <w:sz w:val="20"/>
+      </w:rPr>
+    </w:lvl>
+  </w:abstractNum>
+  <w:abstractNum w:abstractNumId="26" w15:restartNumberingAfterBreak="0">
     <w:nsid w:val="5F976FDD"/>
     <w:multiLevelType w:val="multilevel"/>
     <w:tmpl w:val="71D464C8"/>
@@ -11242,7 +15312,7 @@
       </w:rPr>
     </w:lvl>
   </w:abstractNum>
-  <w:abstractNum w:abstractNumId="10" w15:restartNumberingAfterBreak="0">
+  <w:abstractNum w:abstractNumId="27" w15:restartNumberingAfterBreak="0">
     <w:nsid w:val="63200A8B"/>
     <w:multiLevelType w:val="multilevel"/>
     <w:tmpl w:val="6F660ADC"/>
@@ -11391,7 +15461,454 @@
       </w:rPr>
     </w:lvl>
   </w:abstractNum>
-  <w:abstractNum w:abstractNumId="11" w15:restartNumberingAfterBreak="0">
+  <w:abstractNum w:abstractNumId="28" w15:restartNumberingAfterBreak="0">
+    <w:nsid w:val="63C37949"/>
+    <w:multiLevelType w:val="multilevel"/>
+    <w:tmpl w:val="742AFBF6"/>
+    <w:lvl w:ilvl="0">
+      <w:start w:val="1"/>
+      <w:numFmt w:val="bullet"/>
+      <w:lvlText w:val=""/>
+      <w:lvlJc w:val="left"/>
+      <w:pPr>
+        <w:tabs>
+          <w:tab w:val="num" w:pos="720"/>
+        </w:tabs>
+        <w:ind w:left="720" w:hanging="360"/>
+      </w:pPr>
+      <w:rPr>
+        <w:rFonts w:ascii="Symbol" w:hAnsi="Symbol" w:hint="default"/>
+        <w:sz w:val="20"/>
+      </w:rPr>
+    </w:lvl>
+    <w:lvl w:ilvl="1" w:tentative="1">
+      <w:start w:val="1"/>
+      <w:numFmt w:val="bullet"/>
+      <w:lvlText w:val="o"/>
+      <w:lvlJc w:val="left"/>
+      <w:pPr>
+        <w:tabs>
+          <w:tab w:val="num" w:pos="1440"/>
+        </w:tabs>
+        <w:ind w:left="1440" w:hanging="360"/>
+      </w:pPr>
+      <w:rPr>
+        <w:rFonts w:ascii="Courier New" w:hAnsi="Courier New" w:hint="default"/>
+        <w:sz w:val="20"/>
+      </w:rPr>
+    </w:lvl>
+    <w:lvl w:ilvl="2" w:tentative="1">
+      <w:start w:val="1"/>
+      <w:numFmt w:val="bullet"/>
+      <w:lvlText w:val=""/>
+      <w:lvlJc w:val="left"/>
+      <w:pPr>
+        <w:tabs>
+          <w:tab w:val="num" w:pos="2160"/>
+        </w:tabs>
+        <w:ind w:left="2160" w:hanging="360"/>
+      </w:pPr>
+      <w:rPr>
+        <w:rFonts w:ascii="Wingdings" w:hAnsi="Wingdings" w:hint="default"/>
+        <w:sz w:val="20"/>
+      </w:rPr>
+    </w:lvl>
+    <w:lvl w:ilvl="3" w:tentative="1">
+      <w:start w:val="1"/>
+      <w:numFmt w:val="bullet"/>
+      <w:lvlText w:val=""/>
+      <w:lvlJc w:val="left"/>
+      <w:pPr>
+        <w:tabs>
+          <w:tab w:val="num" w:pos="2880"/>
+        </w:tabs>
+        <w:ind w:left="2880" w:hanging="360"/>
+      </w:pPr>
+      <w:rPr>
+        <w:rFonts w:ascii="Wingdings" w:hAnsi="Wingdings" w:hint="default"/>
+        <w:sz w:val="20"/>
+      </w:rPr>
+    </w:lvl>
+    <w:lvl w:ilvl="4" w:tentative="1">
+      <w:start w:val="1"/>
+      <w:numFmt w:val="bullet"/>
+      <w:lvlText w:val=""/>
+      <w:lvlJc w:val="left"/>
+      <w:pPr>
+        <w:tabs>
+          <w:tab w:val="num" w:pos="3600"/>
+        </w:tabs>
+        <w:ind w:left="3600" w:hanging="360"/>
+      </w:pPr>
+      <w:rPr>
+        <w:rFonts w:ascii="Wingdings" w:hAnsi="Wingdings" w:hint="default"/>
+        <w:sz w:val="20"/>
+      </w:rPr>
+    </w:lvl>
+    <w:lvl w:ilvl="5" w:tentative="1">
+      <w:start w:val="1"/>
+      <w:numFmt w:val="bullet"/>
+      <w:lvlText w:val=""/>
+      <w:lvlJc w:val="left"/>
+      <w:pPr>
+        <w:tabs>
+          <w:tab w:val="num" w:pos="4320"/>
+        </w:tabs>
+        <w:ind w:left="4320" w:hanging="360"/>
+      </w:pPr>
+      <w:rPr>
+        <w:rFonts w:ascii="Wingdings" w:hAnsi="Wingdings" w:hint="default"/>
+        <w:sz w:val="20"/>
+      </w:rPr>
+    </w:lvl>
+    <w:lvl w:ilvl="6" w:tentative="1">
+      <w:start w:val="1"/>
+      <w:numFmt w:val="bullet"/>
+      <w:lvlText w:val=""/>
+      <w:lvlJc w:val="left"/>
+      <w:pPr>
+        <w:tabs>
+          <w:tab w:val="num" w:pos="5040"/>
+        </w:tabs>
+        <w:ind w:left="5040" w:hanging="360"/>
+      </w:pPr>
+      <w:rPr>
+        <w:rFonts w:ascii="Wingdings" w:hAnsi="Wingdings" w:hint="default"/>
+        <w:sz w:val="20"/>
+      </w:rPr>
+    </w:lvl>
+    <w:lvl w:ilvl="7" w:tentative="1">
+      <w:start w:val="1"/>
+      <w:numFmt w:val="bullet"/>
+      <w:lvlText w:val=""/>
+      <w:lvlJc w:val="left"/>
+      <w:pPr>
+        <w:tabs>
+          <w:tab w:val="num" w:pos="5760"/>
+        </w:tabs>
+        <w:ind w:left="5760" w:hanging="360"/>
+      </w:pPr>
+      <w:rPr>
+        <w:rFonts w:ascii="Wingdings" w:hAnsi="Wingdings" w:hint="default"/>
+        <w:sz w:val="20"/>
+      </w:rPr>
+    </w:lvl>
+    <w:lvl w:ilvl="8" w:tentative="1">
+      <w:start w:val="1"/>
+      <w:numFmt w:val="bullet"/>
+      <w:lvlText w:val=""/>
+      <w:lvlJc w:val="left"/>
+      <w:pPr>
+        <w:tabs>
+          <w:tab w:val="num" w:pos="6480"/>
+        </w:tabs>
+        <w:ind w:left="6480" w:hanging="360"/>
+      </w:pPr>
+      <w:rPr>
+        <w:rFonts w:ascii="Wingdings" w:hAnsi="Wingdings" w:hint="default"/>
+        <w:sz w:val="20"/>
+      </w:rPr>
+    </w:lvl>
+  </w:abstractNum>
+  <w:abstractNum w:abstractNumId="29" w15:restartNumberingAfterBreak="0">
+    <w:nsid w:val="63DB0408"/>
+    <w:multiLevelType w:val="multilevel"/>
+    <w:tmpl w:val="C2105F12"/>
+    <w:lvl w:ilvl="0">
+      <w:start w:val="1"/>
+      <w:numFmt w:val="bullet"/>
+      <w:lvlText w:val=""/>
+      <w:lvlJc w:val="left"/>
+      <w:pPr>
+        <w:tabs>
+          <w:tab w:val="num" w:pos="720"/>
+        </w:tabs>
+        <w:ind w:left="720" w:hanging="360"/>
+      </w:pPr>
+      <w:rPr>
+        <w:rFonts w:ascii="Symbol" w:hAnsi="Symbol" w:hint="default"/>
+        <w:sz w:val="20"/>
+      </w:rPr>
+    </w:lvl>
+    <w:lvl w:ilvl="1" w:tentative="1">
+      <w:start w:val="1"/>
+      <w:numFmt w:val="bullet"/>
+      <w:lvlText w:val="o"/>
+      <w:lvlJc w:val="left"/>
+      <w:pPr>
+        <w:tabs>
+          <w:tab w:val="num" w:pos="1440"/>
+        </w:tabs>
+        <w:ind w:left="1440" w:hanging="360"/>
+      </w:pPr>
+      <w:rPr>
+        <w:rFonts w:ascii="Courier New" w:hAnsi="Courier New" w:hint="default"/>
+        <w:sz w:val="20"/>
+      </w:rPr>
+    </w:lvl>
+    <w:lvl w:ilvl="2" w:tentative="1">
+      <w:start w:val="1"/>
+      <w:numFmt w:val="bullet"/>
+      <w:lvlText w:val=""/>
+      <w:lvlJc w:val="left"/>
+      <w:pPr>
+        <w:tabs>
+          <w:tab w:val="num" w:pos="2160"/>
+        </w:tabs>
+        <w:ind w:left="2160" w:hanging="360"/>
+      </w:pPr>
+      <w:rPr>
+        <w:rFonts w:ascii="Wingdings" w:hAnsi="Wingdings" w:hint="default"/>
+        <w:sz w:val="20"/>
+      </w:rPr>
+    </w:lvl>
+    <w:lvl w:ilvl="3" w:tentative="1">
+      <w:start w:val="1"/>
+      <w:numFmt w:val="bullet"/>
+      <w:lvlText w:val=""/>
+      <w:lvlJc w:val="left"/>
+      <w:pPr>
+        <w:tabs>
+          <w:tab w:val="num" w:pos="2880"/>
+        </w:tabs>
+        <w:ind w:left="2880" w:hanging="360"/>
+      </w:pPr>
+      <w:rPr>
+        <w:rFonts w:ascii="Wingdings" w:hAnsi="Wingdings" w:hint="default"/>
+        <w:sz w:val="20"/>
+      </w:rPr>
+    </w:lvl>
+    <w:lvl w:ilvl="4" w:tentative="1">
+      <w:start w:val="1"/>
+      <w:numFmt w:val="bullet"/>
+      <w:lvlText w:val=""/>
+      <w:lvlJc w:val="left"/>
+      <w:pPr>
+        <w:tabs>
+          <w:tab w:val="num" w:pos="3600"/>
+        </w:tabs>
+        <w:ind w:left="3600" w:hanging="360"/>
+      </w:pPr>
+      <w:rPr>
+        <w:rFonts w:ascii="Wingdings" w:hAnsi="Wingdings" w:hint="default"/>
+        <w:sz w:val="20"/>
+      </w:rPr>
+    </w:lvl>
+    <w:lvl w:ilvl="5" w:tentative="1">
+      <w:start w:val="1"/>
+      <w:numFmt w:val="bullet"/>
+      <w:lvlText w:val=""/>
+      <w:lvlJc w:val="left"/>
+      <w:pPr>
+        <w:tabs>
+          <w:tab w:val="num" w:pos="4320"/>
+        </w:tabs>
+        <w:ind w:left="4320" w:hanging="360"/>
+      </w:pPr>
+      <w:rPr>
+        <w:rFonts w:ascii="Wingdings" w:hAnsi="Wingdings" w:hint="default"/>
+        <w:sz w:val="20"/>
+      </w:rPr>
+    </w:lvl>
+    <w:lvl w:ilvl="6" w:tentative="1">
+      <w:start w:val="1"/>
+      <w:numFmt w:val="bullet"/>
+      <w:lvlText w:val=""/>
+      <w:lvlJc w:val="left"/>
+      <w:pPr>
+        <w:tabs>
+          <w:tab w:val="num" w:pos="5040"/>
+        </w:tabs>
+        <w:ind w:left="5040" w:hanging="360"/>
+      </w:pPr>
+      <w:rPr>
+        <w:rFonts w:ascii="Wingdings" w:hAnsi="Wingdings" w:hint="default"/>
+        <w:sz w:val="20"/>
+      </w:rPr>
+    </w:lvl>
+    <w:lvl w:ilvl="7" w:tentative="1">
+      <w:start w:val="1"/>
+      <w:numFmt w:val="bullet"/>
+      <w:lvlText w:val=""/>
+      <w:lvlJc w:val="left"/>
+      <w:pPr>
+        <w:tabs>
+          <w:tab w:val="num" w:pos="5760"/>
+        </w:tabs>
+        <w:ind w:left="5760" w:hanging="360"/>
+      </w:pPr>
+      <w:rPr>
+        <w:rFonts w:ascii="Wingdings" w:hAnsi="Wingdings" w:hint="default"/>
+        <w:sz w:val="20"/>
+      </w:rPr>
+    </w:lvl>
+    <w:lvl w:ilvl="8" w:tentative="1">
+      <w:start w:val="1"/>
+      <w:numFmt w:val="bullet"/>
+      <w:lvlText w:val=""/>
+      <w:lvlJc w:val="left"/>
+      <w:pPr>
+        <w:tabs>
+          <w:tab w:val="num" w:pos="6480"/>
+        </w:tabs>
+        <w:ind w:left="6480" w:hanging="360"/>
+      </w:pPr>
+      <w:rPr>
+        <w:rFonts w:ascii="Wingdings" w:hAnsi="Wingdings" w:hint="default"/>
+        <w:sz w:val="20"/>
+      </w:rPr>
+    </w:lvl>
+  </w:abstractNum>
+  <w:abstractNum w:abstractNumId="30" w15:restartNumberingAfterBreak="0">
+    <w:nsid w:val="6B185640"/>
+    <w:multiLevelType w:val="multilevel"/>
+    <w:tmpl w:val="36BC2EEC"/>
+    <w:lvl w:ilvl="0">
+      <w:start w:val="1"/>
+      <w:numFmt w:val="bullet"/>
+      <w:lvlText w:val=""/>
+      <w:lvlJc w:val="left"/>
+      <w:pPr>
+        <w:tabs>
+          <w:tab w:val="num" w:pos="720"/>
+        </w:tabs>
+        <w:ind w:left="720" w:hanging="360"/>
+      </w:pPr>
+      <w:rPr>
+        <w:rFonts w:ascii="Symbol" w:hAnsi="Symbol" w:hint="default"/>
+        <w:sz w:val="20"/>
+      </w:rPr>
+    </w:lvl>
+    <w:lvl w:ilvl="1" w:tentative="1">
+      <w:start w:val="1"/>
+      <w:numFmt w:val="bullet"/>
+      <w:lvlText w:val="o"/>
+      <w:lvlJc w:val="left"/>
+      <w:pPr>
+        <w:tabs>
+          <w:tab w:val="num" w:pos="1440"/>
+        </w:tabs>
+        <w:ind w:left="1440" w:hanging="360"/>
+      </w:pPr>
+      <w:rPr>
+        <w:rFonts w:ascii="Courier New" w:hAnsi="Courier New" w:hint="default"/>
+        <w:sz w:val="20"/>
+      </w:rPr>
+    </w:lvl>
+    <w:lvl w:ilvl="2" w:tentative="1">
+      <w:start w:val="1"/>
+      <w:numFmt w:val="bullet"/>
+      <w:lvlText w:val=""/>
+      <w:lvlJc w:val="left"/>
+      <w:pPr>
+        <w:tabs>
+          <w:tab w:val="num" w:pos="2160"/>
+        </w:tabs>
+        <w:ind w:left="2160" w:hanging="360"/>
+      </w:pPr>
+      <w:rPr>
+        <w:rFonts w:ascii="Wingdings" w:hAnsi="Wingdings" w:hint="default"/>
+        <w:sz w:val="20"/>
+      </w:rPr>
+    </w:lvl>
+    <w:lvl w:ilvl="3" w:tentative="1">
+      <w:start w:val="1"/>
+      <w:numFmt w:val="bullet"/>
+      <w:lvlText w:val=""/>
+      <w:lvlJc w:val="left"/>
+      <w:pPr>
+        <w:tabs>
+          <w:tab w:val="num" w:pos="2880"/>
+        </w:tabs>
+        <w:ind w:left="2880" w:hanging="360"/>
+      </w:pPr>
+      <w:rPr>
+        <w:rFonts w:ascii="Wingdings" w:hAnsi="Wingdings" w:hint="default"/>
+        <w:sz w:val="20"/>
+      </w:rPr>
+    </w:lvl>
+    <w:lvl w:ilvl="4" w:tentative="1">
+      <w:start w:val="1"/>
+      <w:numFmt w:val="bullet"/>
+      <w:lvlText w:val=""/>
+      <w:lvlJc w:val="left"/>
+      <w:pPr>
+        <w:tabs>
+          <w:tab w:val="num" w:pos="3600"/>
+        </w:tabs>
+        <w:ind w:left="3600" w:hanging="360"/>
+      </w:pPr>
+      <w:rPr>
+        <w:rFonts w:ascii="Wingdings" w:hAnsi="Wingdings" w:hint="default"/>
+        <w:sz w:val="20"/>
+      </w:rPr>
+    </w:lvl>
+    <w:lvl w:ilvl="5" w:tentative="1">
+      <w:start w:val="1"/>
+      <w:numFmt w:val="bullet"/>
+      <w:lvlText w:val=""/>
+      <w:lvlJc w:val="left"/>
+      <w:pPr>
+        <w:tabs>
+          <w:tab w:val="num" w:pos="4320"/>
+        </w:tabs>
+        <w:ind w:left="4320" w:hanging="360"/>
+      </w:pPr>
+      <w:rPr>
+        <w:rFonts w:ascii="Wingdings" w:hAnsi="Wingdings" w:hint="default"/>
+        <w:sz w:val="20"/>
+      </w:rPr>
+    </w:lvl>
+    <w:lvl w:ilvl="6" w:tentative="1">
+      <w:start w:val="1"/>
+      <w:numFmt w:val="bullet"/>
+      <w:lvlText w:val=""/>
+      <w:lvlJc w:val="left"/>
+      <w:pPr>
+        <w:tabs>
+          <w:tab w:val="num" w:pos="5040"/>
+        </w:tabs>
+        <w:ind w:left="5040" w:hanging="360"/>
+      </w:pPr>
+      <w:rPr>
+        <w:rFonts w:ascii="Wingdings" w:hAnsi="Wingdings" w:hint="default"/>
+        <w:sz w:val="20"/>
+      </w:rPr>
+    </w:lvl>
+    <w:lvl w:ilvl="7" w:tentative="1">
+      <w:start w:val="1"/>
+      <w:numFmt w:val="bullet"/>
+      <w:lvlText w:val=""/>
+      <w:lvlJc w:val="left"/>
+      <w:pPr>
+        <w:tabs>
+          <w:tab w:val="num" w:pos="5760"/>
+        </w:tabs>
+        <w:ind w:left="5760" w:hanging="360"/>
+      </w:pPr>
+      <w:rPr>
+        <w:rFonts w:ascii="Wingdings" w:hAnsi="Wingdings" w:hint="default"/>
+        <w:sz w:val="20"/>
+      </w:rPr>
+    </w:lvl>
+    <w:lvl w:ilvl="8" w:tentative="1">
+      <w:start w:val="1"/>
+      <w:numFmt w:val="bullet"/>
+      <w:lvlText w:val=""/>
+      <w:lvlJc w:val="left"/>
+      <w:pPr>
+        <w:tabs>
+          <w:tab w:val="num" w:pos="6480"/>
+        </w:tabs>
+        <w:ind w:left="6480" w:hanging="360"/>
+      </w:pPr>
+      <w:rPr>
+        <w:rFonts w:ascii="Wingdings" w:hAnsi="Wingdings" w:hint="default"/>
+        <w:sz w:val="20"/>
+      </w:rPr>
+    </w:lvl>
+  </w:abstractNum>
+  <w:abstractNum w:abstractNumId="31" w15:restartNumberingAfterBreak="0">
     <w:nsid w:val="771C419D"/>
     <w:multiLevelType w:val="multilevel"/>
     <w:tmpl w:val="C2AA89B0"/>
@@ -11540,7 +16057,156 @@
       </w:rPr>
     </w:lvl>
   </w:abstractNum>
-  <w:abstractNum w:abstractNumId="12" w15:restartNumberingAfterBreak="0">
+  <w:abstractNum w:abstractNumId="32" w15:restartNumberingAfterBreak="0">
+    <w:nsid w:val="77B7036F"/>
+    <w:multiLevelType w:val="multilevel"/>
+    <w:tmpl w:val="D56E5B9E"/>
+    <w:lvl w:ilvl="0">
+      <w:start w:val="1"/>
+      <w:numFmt w:val="bullet"/>
+      <w:lvlText w:val=""/>
+      <w:lvlJc w:val="left"/>
+      <w:pPr>
+        <w:tabs>
+          <w:tab w:val="num" w:pos="720"/>
+        </w:tabs>
+        <w:ind w:left="720" w:hanging="360"/>
+      </w:pPr>
+      <w:rPr>
+        <w:rFonts w:ascii="Symbol" w:hAnsi="Symbol" w:hint="default"/>
+        <w:sz w:val="20"/>
+      </w:rPr>
+    </w:lvl>
+    <w:lvl w:ilvl="1" w:tentative="1">
+      <w:start w:val="1"/>
+      <w:numFmt w:val="bullet"/>
+      <w:lvlText w:val="o"/>
+      <w:lvlJc w:val="left"/>
+      <w:pPr>
+        <w:tabs>
+          <w:tab w:val="num" w:pos="1440"/>
+        </w:tabs>
+        <w:ind w:left="1440" w:hanging="360"/>
+      </w:pPr>
+      <w:rPr>
+        <w:rFonts w:ascii="Courier New" w:hAnsi="Courier New" w:hint="default"/>
+        <w:sz w:val="20"/>
+      </w:rPr>
+    </w:lvl>
+    <w:lvl w:ilvl="2" w:tentative="1">
+      <w:start w:val="1"/>
+      <w:numFmt w:val="bullet"/>
+      <w:lvlText w:val=""/>
+      <w:lvlJc w:val="left"/>
+      <w:pPr>
+        <w:tabs>
+          <w:tab w:val="num" w:pos="2160"/>
+        </w:tabs>
+        <w:ind w:left="2160" w:hanging="360"/>
+      </w:pPr>
+      <w:rPr>
+        <w:rFonts w:ascii="Wingdings" w:hAnsi="Wingdings" w:hint="default"/>
+        <w:sz w:val="20"/>
+      </w:rPr>
+    </w:lvl>
+    <w:lvl w:ilvl="3" w:tentative="1">
+      <w:start w:val="1"/>
+      <w:numFmt w:val="bullet"/>
+      <w:lvlText w:val=""/>
+      <w:lvlJc w:val="left"/>
+      <w:pPr>
+        <w:tabs>
+          <w:tab w:val="num" w:pos="2880"/>
+        </w:tabs>
+        <w:ind w:left="2880" w:hanging="360"/>
+      </w:pPr>
+      <w:rPr>
+        <w:rFonts w:ascii="Wingdings" w:hAnsi="Wingdings" w:hint="default"/>
+        <w:sz w:val="20"/>
+      </w:rPr>
+    </w:lvl>
+    <w:lvl w:ilvl="4" w:tentative="1">
+      <w:start w:val="1"/>
+      <w:numFmt w:val="bullet"/>
+      <w:lvlText w:val=""/>
+      <w:lvlJc w:val="left"/>
+      <w:pPr>
+        <w:tabs>
+          <w:tab w:val="num" w:pos="3600"/>
+        </w:tabs>
+        <w:ind w:left="3600" w:hanging="360"/>
+      </w:pPr>
+      <w:rPr>
+        <w:rFonts w:ascii="Wingdings" w:hAnsi="Wingdings" w:hint="default"/>
+        <w:sz w:val="20"/>
+      </w:rPr>
+    </w:lvl>
+    <w:lvl w:ilvl="5" w:tentative="1">
+      <w:start w:val="1"/>
+      <w:numFmt w:val="bullet"/>
+      <w:lvlText w:val=""/>
+      <w:lvlJc w:val="left"/>
+      <w:pPr>
+        <w:tabs>
+          <w:tab w:val="num" w:pos="4320"/>
+        </w:tabs>
+        <w:ind w:left="4320" w:hanging="360"/>
+      </w:pPr>
+      <w:rPr>
+        <w:rFonts w:ascii="Wingdings" w:hAnsi="Wingdings" w:hint="default"/>
+        <w:sz w:val="20"/>
+      </w:rPr>
+    </w:lvl>
+    <w:lvl w:ilvl="6" w:tentative="1">
+      <w:start w:val="1"/>
+      <w:numFmt w:val="bullet"/>
+      <w:lvlText w:val=""/>
+      <w:lvlJc w:val="left"/>
+      <w:pPr>
+        <w:tabs>
+          <w:tab w:val="num" w:pos="5040"/>
+        </w:tabs>
+        <w:ind w:left="5040" w:hanging="360"/>
+      </w:pPr>
+      <w:rPr>
+        <w:rFonts w:ascii="Wingdings" w:hAnsi="Wingdings" w:hint="default"/>
+        <w:sz w:val="20"/>
+      </w:rPr>
+    </w:lvl>
+    <w:lvl w:ilvl="7" w:tentative="1">
+      <w:start w:val="1"/>
+      <w:numFmt w:val="bullet"/>
+      <w:lvlText w:val=""/>
+      <w:lvlJc w:val="left"/>
+      <w:pPr>
+        <w:tabs>
+          <w:tab w:val="num" w:pos="5760"/>
+        </w:tabs>
+        <w:ind w:left="5760" w:hanging="360"/>
+      </w:pPr>
+      <w:rPr>
+        <w:rFonts w:ascii="Wingdings" w:hAnsi="Wingdings" w:hint="default"/>
+        <w:sz w:val="20"/>
+      </w:rPr>
+    </w:lvl>
+    <w:lvl w:ilvl="8" w:tentative="1">
+      <w:start w:val="1"/>
+      <w:numFmt w:val="bullet"/>
+      <w:lvlText w:val=""/>
+      <w:lvlJc w:val="left"/>
+      <w:pPr>
+        <w:tabs>
+          <w:tab w:val="num" w:pos="6480"/>
+        </w:tabs>
+        <w:ind w:left="6480" w:hanging="360"/>
+      </w:pPr>
+      <w:rPr>
+        <w:rFonts w:ascii="Wingdings" w:hAnsi="Wingdings" w:hint="default"/>
+        <w:sz w:val="20"/>
+      </w:rPr>
+    </w:lvl>
+  </w:abstractNum>
+  <w:abstractNum w:abstractNumId="33" w15:restartNumberingAfterBreak="0">
     <w:nsid w:val="78A22385"/>
     <w:multiLevelType w:val="multilevel"/>
     <w:tmpl w:val="A552C9F8"/>
@@ -11689,7 +16355,156 @@
       </w:rPr>
     </w:lvl>
   </w:abstractNum>
-  <w:abstractNum w:abstractNumId="13" w15:restartNumberingAfterBreak="0">
+  <w:abstractNum w:abstractNumId="34" w15:restartNumberingAfterBreak="0">
+    <w:nsid w:val="7DA03CD5"/>
+    <w:multiLevelType w:val="multilevel"/>
+    <w:tmpl w:val="CBA88D96"/>
+    <w:lvl w:ilvl="0">
+      <w:start w:val="1"/>
+      <w:numFmt w:val="bullet"/>
+      <w:lvlText w:val=""/>
+      <w:lvlJc w:val="left"/>
+      <w:pPr>
+        <w:tabs>
+          <w:tab w:val="num" w:pos="720"/>
+        </w:tabs>
+        <w:ind w:left="720" w:hanging="360"/>
+      </w:pPr>
+      <w:rPr>
+        <w:rFonts w:ascii="Symbol" w:hAnsi="Symbol" w:hint="default"/>
+        <w:sz w:val="20"/>
+      </w:rPr>
+    </w:lvl>
+    <w:lvl w:ilvl="1" w:tentative="1">
+      <w:start w:val="1"/>
+      <w:numFmt w:val="bullet"/>
+      <w:lvlText w:val="o"/>
+      <w:lvlJc w:val="left"/>
+      <w:pPr>
+        <w:tabs>
+          <w:tab w:val="num" w:pos="1440"/>
+        </w:tabs>
+        <w:ind w:left="1440" w:hanging="360"/>
+      </w:pPr>
+      <w:rPr>
+        <w:rFonts w:ascii="Courier New" w:hAnsi="Courier New" w:hint="default"/>
+        <w:sz w:val="20"/>
+      </w:rPr>
+    </w:lvl>
+    <w:lvl w:ilvl="2" w:tentative="1">
+      <w:start w:val="1"/>
+      <w:numFmt w:val="bullet"/>
+      <w:lvlText w:val=""/>
+      <w:lvlJc w:val="left"/>
+      <w:pPr>
+        <w:tabs>
+          <w:tab w:val="num" w:pos="2160"/>
+        </w:tabs>
+        <w:ind w:left="2160" w:hanging="360"/>
+      </w:pPr>
+      <w:rPr>
+        <w:rFonts w:ascii="Wingdings" w:hAnsi="Wingdings" w:hint="default"/>
+        <w:sz w:val="20"/>
+      </w:rPr>
+    </w:lvl>
+    <w:lvl w:ilvl="3" w:tentative="1">
+      <w:start w:val="1"/>
+      <w:numFmt w:val="bullet"/>
+      <w:lvlText w:val=""/>
+      <w:lvlJc w:val="left"/>
+      <w:pPr>
+        <w:tabs>
+          <w:tab w:val="num" w:pos="2880"/>
+        </w:tabs>
+        <w:ind w:left="2880" w:hanging="360"/>
+      </w:pPr>
+      <w:rPr>
+        <w:rFonts w:ascii="Wingdings" w:hAnsi="Wingdings" w:hint="default"/>
+        <w:sz w:val="20"/>
+      </w:rPr>
+    </w:lvl>
+    <w:lvl w:ilvl="4" w:tentative="1">
+      <w:start w:val="1"/>
+      <w:numFmt w:val="bullet"/>
+      <w:lvlText w:val=""/>
+      <w:lvlJc w:val="left"/>
+      <w:pPr>
+        <w:tabs>
+          <w:tab w:val="num" w:pos="3600"/>
+        </w:tabs>
+        <w:ind w:left="3600" w:hanging="360"/>
+      </w:pPr>
+      <w:rPr>
+        <w:rFonts w:ascii="Wingdings" w:hAnsi="Wingdings" w:hint="default"/>
+        <w:sz w:val="20"/>
+      </w:rPr>
+    </w:lvl>
+    <w:lvl w:ilvl="5" w:tentative="1">
+      <w:start w:val="1"/>
+      <w:numFmt w:val="bullet"/>
+      <w:lvlText w:val=""/>
+      <w:lvlJc w:val="left"/>
+      <w:pPr>
+        <w:tabs>
+          <w:tab w:val="num" w:pos="4320"/>
+        </w:tabs>
+        <w:ind w:left="4320" w:hanging="360"/>
+      </w:pPr>
+      <w:rPr>
+        <w:rFonts w:ascii="Wingdings" w:hAnsi="Wingdings" w:hint="default"/>
+        <w:sz w:val="20"/>
+      </w:rPr>
+    </w:lvl>
+    <w:lvl w:ilvl="6" w:tentative="1">
+      <w:start w:val="1"/>
+      <w:numFmt w:val="bullet"/>
+      <w:lvlText w:val=""/>
+      <w:lvlJc w:val="left"/>
+      <w:pPr>
+        <w:tabs>
+          <w:tab w:val="num" w:pos="5040"/>
+        </w:tabs>
+        <w:ind w:left="5040" w:hanging="360"/>
+      </w:pPr>
+      <w:rPr>
+        <w:rFonts w:ascii="Wingdings" w:hAnsi="Wingdings" w:hint="default"/>
+        <w:sz w:val="20"/>
+      </w:rPr>
+    </w:lvl>
+    <w:lvl w:ilvl="7" w:tentative="1">
+      <w:start w:val="1"/>
+      <w:numFmt w:val="bullet"/>
+      <w:lvlText w:val=""/>
+      <w:lvlJc w:val="left"/>
+      <w:pPr>
+        <w:tabs>
+          <w:tab w:val="num" w:pos="5760"/>
+        </w:tabs>
+        <w:ind w:left="5760" w:hanging="360"/>
+      </w:pPr>
+      <w:rPr>
+        <w:rFonts w:ascii="Wingdings" w:hAnsi="Wingdings" w:hint="default"/>
+        <w:sz w:val="20"/>
+      </w:rPr>
+    </w:lvl>
+    <w:lvl w:ilvl="8" w:tentative="1">
+      <w:start w:val="1"/>
+      <w:numFmt w:val="bullet"/>
+      <w:lvlText w:val=""/>
+      <w:lvlJc w:val="left"/>
+      <w:pPr>
+        <w:tabs>
+          <w:tab w:val="num" w:pos="6480"/>
+        </w:tabs>
+        <w:ind w:left="6480" w:hanging="360"/>
+      </w:pPr>
+      <w:rPr>
+        <w:rFonts w:ascii="Wingdings" w:hAnsi="Wingdings" w:hint="default"/>
+        <w:sz w:val="20"/>
+      </w:rPr>
+    </w:lvl>
+  </w:abstractNum>
+  <w:abstractNum w:abstractNumId="35" w15:restartNumberingAfterBreak="0">
     <w:nsid w:val="7EE84C6E"/>
     <w:multiLevelType w:val="multilevel"/>
     <w:tmpl w:val="C2C2125A"/>
@@ -11803,46 +16618,112 @@
     </w:lvl>
   </w:abstractNum>
   <w:num w:numId="1" w16cid:durableId="1337154986">
+    <w:abstractNumId w:val="15"/>
+  </w:num>
+  <w:num w:numId="2" w16cid:durableId="995113198">
+    <w:abstractNumId w:val="35"/>
+  </w:num>
+  <w:num w:numId="3" w16cid:durableId="1472093888">
+    <w:abstractNumId w:val="20"/>
+  </w:num>
+  <w:num w:numId="4" w16cid:durableId="1245335083">
+    <w:abstractNumId w:val="4"/>
+  </w:num>
+  <w:num w:numId="5" w16cid:durableId="180973724">
+    <w:abstractNumId w:val="9"/>
+  </w:num>
+  <w:num w:numId="6" w16cid:durableId="1039622103">
+    <w:abstractNumId w:val="16"/>
+  </w:num>
+  <w:num w:numId="7" w16cid:durableId="1156067953">
+    <w:abstractNumId w:val="1"/>
+  </w:num>
+  <w:num w:numId="8" w16cid:durableId="1479960145">
+    <w:abstractNumId w:val="26"/>
+  </w:num>
+  <w:num w:numId="9" w16cid:durableId="1185943845">
+    <w:abstractNumId w:val="31"/>
+  </w:num>
+  <w:num w:numId="10" w16cid:durableId="1989745551">
+    <w:abstractNumId w:val="33"/>
+  </w:num>
+  <w:num w:numId="11" w16cid:durableId="2018264667">
+    <w:abstractNumId w:val="7"/>
+  </w:num>
+  <w:num w:numId="12" w16cid:durableId="1804301236">
+    <w:abstractNumId w:val="23"/>
+  </w:num>
+  <w:num w:numId="13" w16cid:durableId="1816528775">
+    <w:abstractNumId w:val="10"/>
+  </w:num>
+  <w:num w:numId="14" w16cid:durableId="1932273795">
+    <w:abstractNumId w:val="27"/>
+  </w:num>
+  <w:num w:numId="15" w16cid:durableId="1380010280">
+    <w:abstractNumId w:val="13"/>
+  </w:num>
+  <w:num w:numId="16" w16cid:durableId="134297411">
+    <w:abstractNumId w:val="25"/>
+  </w:num>
+  <w:num w:numId="17" w16cid:durableId="1079445299">
+    <w:abstractNumId w:val="12"/>
+  </w:num>
+  <w:num w:numId="18" w16cid:durableId="1336615566">
+    <w:abstractNumId w:val="28"/>
+  </w:num>
+  <w:num w:numId="19" w16cid:durableId="1371489219">
+    <w:abstractNumId w:val="22"/>
+  </w:num>
+  <w:num w:numId="20" w16cid:durableId="744189149">
+    <w:abstractNumId w:val="21"/>
+  </w:num>
+  <w:num w:numId="21" w16cid:durableId="851726227">
+    <w:abstractNumId w:val="14"/>
+  </w:num>
+  <w:num w:numId="22" w16cid:durableId="494031204">
     <w:abstractNumId w:val="5"/>
   </w:num>
-  <w:num w:numId="2" w16cid:durableId="995113198">
-    <w:abstractNumId w:val="13"/>
+  <w:num w:numId="23" w16cid:durableId="993801432">
+    <w:abstractNumId w:val="19"/>
   </w:num>
-  <w:num w:numId="3" w16cid:durableId="1472093888">
-    <w:abstractNumId w:val="7"/>
+  <w:num w:numId="24" w16cid:durableId="516696763">
+    <w:abstractNumId w:val="6"/>
   </w:num>
-  <w:num w:numId="4" w16cid:durableId="1245335083">
-    <w:abstractNumId w:val="1"/>
+  <w:num w:numId="25" w16cid:durableId="714816729">
+    <w:abstractNumId w:val="34"/>
   </w:num>
-  <w:num w:numId="5" w16cid:durableId="180973724">
+  <w:num w:numId="26" w16cid:durableId="885219436">
+    <w:abstractNumId w:val="0"/>
+  </w:num>
+  <w:num w:numId="27" w16cid:durableId="1417362992">
+    <w:abstractNumId w:val="29"/>
+  </w:num>
+  <w:num w:numId="28" w16cid:durableId="699821082">
+    <w:abstractNumId w:val="32"/>
+  </w:num>
+  <w:num w:numId="29" w16cid:durableId="1128931713">
+    <w:abstractNumId w:val="8"/>
+  </w:num>
+  <w:num w:numId="30" w16cid:durableId="1297642064">
     <w:abstractNumId w:val="3"/>
   </w:num>
-  <w:num w:numId="6" w16cid:durableId="1039622103">
-    <w:abstractNumId w:val="6"/>
+  <w:num w:numId="31" w16cid:durableId="727414300">
+    <w:abstractNumId w:val="18"/>
   </w:num>
-  <w:num w:numId="7" w16cid:durableId="1156067953">
-    <w:abstractNumId w:val="0"/>
+  <w:num w:numId="32" w16cid:durableId="1851796017">
+    <w:abstractNumId w:val="24"/>
   </w:num>
-  <w:num w:numId="8" w16cid:durableId="1479960145">
-    <w:abstractNumId w:val="9"/>
+  <w:num w:numId="33" w16cid:durableId="1259406169">
+    <w:abstractNumId w:val="17"/>
   </w:num>
-  <w:num w:numId="9" w16cid:durableId="1185943845">
-    <w:abstractNumId w:val="11"/>
+  <w:num w:numId="34" w16cid:durableId="920453790">
+    <w:abstractNumId w:val="30"/>
   </w:num>
-  <w:num w:numId="10" w16cid:durableId="1989745551">
-    <w:abstractNumId w:val="12"/>
-  </w:num>
-  <w:num w:numId="11" w16cid:durableId="2018264667">
+  <w:num w:numId="35" w16cid:durableId="2030983891">
     <w:abstractNumId w:val="2"/>
   </w:num>
-  <w:num w:numId="12" w16cid:durableId="1804301236">
-    <w:abstractNumId w:val="8"/>
-  </w:num>
-  <w:num w:numId="13" w16cid:durableId="1816528775">
-    <w:abstractNumId w:val="4"/>
-  </w:num>
-  <w:num w:numId="14" w16cid:durableId="1932273795">
-    <w:abstractNumId w:val="10"/>
+  <w:num w:numId="36" w16cid:durableId="859775644">
+    <w:abstractNumId w:val="11"/>
   </w:num>
 </w:numbering>
 </file>
@@ -12454,6 +17335,7 @@
   <w:style w:type="character" w:default="1" w:styleId="DefaultParagraphFont">
     <w:name w:val="Default Paragraph Font"/>
     <w:uiPriority w:val="1"/>
+    <w:semiHidden/>
     <w:unhideWhenUsed/>
   </w:style>
   <w:style w:type="table" w:default="1" w:styleId="TableNormal">
@@ -12840,6 +17722,16 @@
       <w:szCs w:val="20"/>
     </w:rPr>
   </w:style>
+  <w:style w:type="character" w:styleId="PlaceholderText">
+    <w:name w:val="Placeholder Text"/>
+    <w:basedOn w:val="DefaultParagraphFont"/>
+    <w:uiPriority w:val="99"/>
+    <w:semiHidden/>
+    <w:rsid w:val="000245E8"/>
+    <w:rPr>
+      <w:color w:val="666666"/>
+    </w:rPr>
+  </w:style>
 </w:styles>
 </file>
 

--- a/report.docx
+++ b/report.docx
@@ -507,30 +507,18 @@
           <w:rtl/>
           <w:lang w:bidi="fa-IR"/>
         </w:rPr>
-        <w:t xml:space="preserve"> تابع </w:t>
-      </w:r>
-      <w:proofErr w:type="spellStart"/>
-      <w:r>
-        <w:rPr>
-          <w:rFonts w:cs="B Nazanin"/>
-          <w:sz w:val="28"/>
-          <w:szCs w:val="28"/>
-          <w:rtl/>
-          <w:lang w:bidi="fa-IR"/>
-        </w:rPr>
-        <w:t>برازندگ</w:t>
-      </w:r>
-      <w:r>
-        <w:rPr>
-          <w:rFonts w:cs="B Nazanin" w:hint="cs"/>
-          <w:sz w:val="28"/>
-          <w:szCs w:val="28"/>
-          <w:rtl/>
-          <w:lang w:bidi="fa-IR"/>
-        </w:rPr>
-        <w:t>ی</w:t>
-      </w:r>
-      <w:proofErr w:type="spellEnd"/>
+        <w:t xml:space="preserve"> تابع برازندگ</w:t>
+      </w:r>
+      <w:r>
+        <w:rPr>
+          <w:rFonts w:cs="B Nazanin" w:hint="cs"/>
+          <w:sz w:val="28"/>
+          <w:szCs w:val="28"/>
+          <w:rtl/>
+          <w:lang w:bidi="fa-IR"/>
+        </w:rPr>
+        <w:t>ی</w:t>
+      </w:r>
       <w:r>
         <w:rPr>
           <w:rFonts w:cs="B Nazanin"/>
@@ -658,18 +646,7 @@
           <w:rtl/>
           <w:lang w:bidi="fa-IR"/>
         </w:rPr>
-        <w:t xml:space="preserve"> </w:t>
-      </w:r>
-      <w:proofErr w:type="spellStart"/>
-      <w:r>
-        <w:rPr>
-          <w:rFonts w:cs="B Nazanin"/>
-          <w:sz w:val="28"/>
-          <w:szCs w:val="28"/>
-          <w:rtl/>
-          <w:lang w:bidi="fa-IR"/>
-        </w:rPr>
-        <w:t>ضرا</w:t>
+        <w:t xml:space="preserve"> ضرا</w:t>
       </w:r>
       <w:r>
         <w:rPr>
@@ -691,7 +668,6 @@
         </w:rPr>
         <w:t>ب</w:t>
       </w:r>
-      <w:proofErr w:type="spellEnd"/>
       <w:r>
         <w:rPr>
           <w:rFonts w:cs="B Nazanin"/>
@@ -2213,29 +2189,7 @@
           <w:rtl/>
           <w:lang w:bidi="fa-IR"/>
         </w:rPr>
-        <w:t xml:space="preserve"> </w:t>
-      </w:r>
-      <w:proofErr w:type="spellStart"/>
-      <w:r>
-        <w:rPr>
-          <w:rFonts w:cs="B Nazanin"/>
-          <w:sz w:val="28"/>
-          <w:szCs w:val="28"/>
-          <w:rtl/>
-          <w:lang w:bidi="fa-IR"/>
-        </w:rPr>
-        <w:t>آب‌وهوا</w:t>
-      </w:r>
-      <w:proofErr w:type="spellEnd"/>
-      <w:r>
-        <w:rPr>
-          <w:rFonts w:cs="B Nazanin"/>
-          <w:sz w:val="28"/>
-          <w:szCs w:val="28"/>
-          <w:rtl/>
-          <w:lang w:bidi="fa-IR"/>
-        </w:rPr>
-        <w:t xml:space="preserve"> </w:t>
+        <w:t xml:space="preserve"> آب‌وهوا </w:t>
       </w:r>
       <w:proofErr w:type="spellStart"/>
       <w:r>
@@ -3597,12 +3551,11 @@
           <w:rtl/>
           <w:lang w:bidi="fa-IR"/>
         </w:rPr>
-        <w:t xml:space="preserve"> </w:t>
-      </w:r>
-      <w:proofErr w:type="spellStart"/>
-      <w:r>
-        <w:rPr>
-          <w:rFonts w:cs="B Nazanin"/>
+        <w:t xml:space="preserve"> ضرا</w:t>
+      </w:r>
+      <w:r>
+        <w:rPr>
+          <w:rFonts w:cs="B Nazanin" w:hint="cs"/>
           <w:b/>
           <w:bCs/>
           <w:sz w:val="28"/>
@@ -3610,11 +3563,11 @@
           <w:rtl/>
           <w:lang w:bidi="fa-IR"/>
         </w:rPr>
-        <w:t>ضرا</w:t>
-      </w:r>
-      <w:r>
-        <w:rPr>
-          <w:rFonts w:cs="B Nazanin" w:hint="cs"/>
+        <w:t>ی</w:t>
+      </w:r>
+      <w:r>
+        <w:rPr>
+          <w:rFonts w:cs="B Nazanin" w:hint="eastAsia"/>
           <w:b/>
           <w:bCs/>
           <w:sz w:val="28"/>
@@ -3622,21 +3575,8 @@
           <w:rtl/>
           <w:lang w:bidi="fa-IR"/>
         </w:rPr>
-        <w:t>ی</w:t>
-      </w:r>
-      <w:r>
-        <w:rPr>
-          <w:rFonts w:cs="B Nazanin" w:hint="eastAsia"/>
-          <w:b/>
-          <w:bCs/>
-          <w:sz w:val="28"/>
-          <w:szCs w:val="28"/>
-          <w:rtl/>
-          <w:lang w:bidi="fa-IR"/>
-        </w:rPr>
         <w:t>ب</w:t>
       </w:r>
-      <w:proofErr w:type="spellEnd"/>
       <w:r>
         <w:rPr>
           <w:rFonts w:cs="B Nazanin"/>
@@ -5182,6 +5122,7 @@
           <w:rtl/>
           <w:lang w:bidi="fa-IR"/>
         </w:rPr>
+        <w:lastRenderedPageBreak/>
         <w:t xml:space="preserve">پاسخ سوال </w:t>
       </w:r>
       <w:r>
@@ -5215,7 +5156,6 @@
           <w:szCs w:val="28"/>
           <w:rtl/>
         </w:rPr>
-        <w:lastRenderedPageBreak/>
         <w:t>به دلیل ماهیت غیرخطی، چندهدفه و دارای قیود مسئله، استفاده از روش‌های مبتنی بر گرادیان مناسب نیست. تابع هدف شامل مؤلفه‌های غیرمشتق‌پذیر، توابع جریمه، متغیرهای گسسته</w:t>
       </w:r>
       <w:r>
@@ -5390,7 +5330,115 @@
           <w:rtl/>
           <w:lang w:bidi="fa-IR"/>
         </w:rPr>
-        <w:t xml:space="preserve">وارد کردن </w:t>
+        <w:t>وارد کردن وزن‌ها (</w:t>
+      </w:r>
+      <w:r>
+        <w:rPr>
+          <w:rFonts w:cs="B Nazanin"/>
+          <w:sz w:val="28"/>
+          <w:szCs w:val="28"/>
+          <w:lang w:bidi="fa-IR"/>
+        </w:rPr>
+        <w:t>w1, w2</w:t>
+      </w:r>
+      <w:r>
+        <w:rPr>
+          <w:rFonts w:cs="B Nazanin"/>
+          <w:sz w:val="28"/>
+          <w:szCs w:val="28"/>
+          <w:rtl/>
+          <w:lang w:bidi="fa-IR"/>
+        </w:rPr>
+        <w:t>) به کروموزوم و به</w:t>
+      </w:r>
+      <w:r>
+        <w:rPr>
+          <w:rFonts w:cs="B Nazanin" w:hint="cs"/>
+          <w:sz w:val="28"/>
+          <w:szCs w:val="28"/>
+          <w:rtl/>
+          <w:lang w:bidi="fa-IR"/>
+        </w:rPr>
+        <w:t>ی</w:t>
+      </w:r>
+      <w:r>
+        <w:rPr>
+          <w:rFonts w:cs="B Nazanin" w:hint="eastAsia"/>
+          <w:sz w:val="28"/>
+          <w:szCs w:val="28"/>
+          <w:rtl/>
+          <w:lang w:bidi="fa-IR"/>
+        </w:rPr>
+        <w:t>نه‌ساز</w:t>
+      </w:r>
+      <w:r>
+        <w:rPr>
+          <w:rFonts w:cs="B Nazanin" w:hint="cs"/>
+          <w:sz w:val="28"/>
+          <w:szCs w:val="28"/>
+          <w:rtl/>
+          <w:lang w:bidi="fa-IR"/>
+        </w:rPr>
+        <w:t>ی</w:t>
+      </w:r>
+      <w:r>
+        <w:rPr>
+          <w:rFonts w:cs="B Nazanin"/>
+          <w:sz w:val="28"/>
+          <w:szCs w:val="28"/>
+          <w:rtl/>
+          <w:lang w:bidi="fa-IR"/>
+        </w:rPr>
+        <w:t xml:space="preserve"> همزمان آن‌ها با ضرا</w:t>
+      </w:r>
+      <w:r>
+        <w:rPr>
+          <w:rFonts w:cs="B Nazanin" w:hint="cs"/>
+          <w:sz w:val="28"/>
+          <w:szCs w:val="28"/>
+          <w:rtl/>
+          <w:lang w:bidi="fa-IR"/>
+        </w:rPr>
+        <w:t>ی</w:t>
+      </w:r>
+      <w:r>
+        <w:rPr>
+          <w:rFonts w:cs="B Nazanin" w:hint="eastAsia"/>
+          <w:sz w:val="28"/>
+          <w:szCs w:val="28"/>
+          <w:rtl/>
+          <w:lang w:bidi="fa-IR"/>
+        </w:rPr>
+        <w:t>ب</w:t>
+      </w:r>
+      <w:r>
+        <w:rPr>
+          <w:rFonts w:cs="B Nazanin"/>
+          <w:sz w:val="28"/>
+          <w:szCs w:val="28"/>
+          <w:rtl/>
+          <w:lang w:bidi="fa-IR"/>
+        </w:rPr>
+        <w:t xml:space="preserve"> </w:t>
+      </w:r>
+      <w:r>
+        <w:rPr>
+          <w:rFonts w:cs="B Nazanin"/>
+          <w:sz w:val="28"/>
+          <w:szCs w:val="28"/>
+          <w:lang w:bidi="fa-IR"/>
+        </w:rPr>
+        <w:t>ai</w:t>
+      </w:r>
+      <w:r>
+        <w:rPr>
+          <w:rFonts w:cs="B Nazanin"/>
+          <w:sz w:val="28"/>
+          <w:szCs w:val="28"/>
+          <w:rtl/>
+          <w:lang w:bidi="fa-IR"/>
+        </w:rPr>
+        <w:t xml:space="preserve"> و </w:t>
       </w:r>
       <w:proofErr w:type="spellStart"/>
       <w:r>
@@ -5398,67 +5446,164 @@
           <w:rFonts w:cs="B Nazanin"/>
           <w:sz w:val="28"/>
           <w:szCs w:val="28"/>
-          <w:rtl/>
-          <w:lang w:bidi="fa-IR"/>
-        </w:rPr>
-        <w:t>وزن‌ها</w:t>
+          <w:lang w:bidi="fa-IR"/>
+        </w:rPr>
+        <w:t>bj</w:t>
       </w:r>
       <w:proofErr w:type="spellEnd"/>
       <w:r>
         <w:rPr>
-          <w:rFonts w:cs="B Nazanin"/>
-          <w:sz w:val="28"/>
-          <w:szCs w:val="28"/>
-          <w:rtl/>
-          <w:lang w:bidi="fa-IR"/>
-        </w:rPr>
-        <w:t xml:space="preserve"> (</w:t>
-      </w:r>
-      <w:r>
-        <w:rPr>
-          <w:rFonts w:cs="B Nazanin"/>
-          <w:sz w:val="28"/>
-          <w:szCs w:val="28"/>
-          <w:lang w:bidi="fa-IR"/>
-        </w:rPr>
-        <w:t>w1, w2</w:t>
-      </w:r>
-      <w:r>
-        <w:rPr>
-          <w:rFonts w:cs="B Nazanin"/>
-          <w:sz w:val="28"/>
-          <w:szCs w:val="28"/>
-          <w:rtl/>
-          <w:lang w:bidi="fa-IR"/>
-        </w:rPr>
-        <w:t xml:space="preserve">) به </w:t>
-      </w:r>
-      <w:proofErr w:type="spellStart"/>
-      <w:r>
-        <w:rPr>
-          <w:rFonts w:cs="B Nazanin"/>
-          <w:sz w:val="28"/>
-          <w:szCs w:val="28"/>
-          <w:rtl/>
-          <w:lang w:bidi="fa-IR"/>
-        </w:rPr>
-        <w:t>کروموزوم</w:t>
-      </w:r>
-      <w:proofErr w:type="spellEnd"/>
-      <w:r>
-        <w:rPr>
-          <w:rFonts w:cs="B Nazanin"/>
-          <w:sz w:val="28"/>
-          <w:szCs w:val="28"/>
-          <w:rtl/>
-          <w:lang w:bidi="fa-IR"/>
-        </w:rPr>
-        <w:t xml:space="preserve"> و </w:t>
-      </w:r>
-      <w:proofErr w:type="spellStart"/>
-      <w:r>
-        <w:rPr>
-          <w:rFonts w:cs="B Nazanin"/>
+          <w:rFonts w:cs="B Nazanin" w:hint="cs"/>
+          <w:sz w:val="28"/>
+          <w:szCs w:val="28"/>
+          <w:rtl/>
+          <w:lang w:bidi="fa-IR"/>
+        </w:rPr>
+        <w:t xml:space="preserve"> </w:t>
+      </w:r>
+      <w:r>
+        <w:rPr>
+          <w:rFonts w:cs="B Nazanin"/>
+          <w:sz w:val="28"/>
+          <w:szCs w:val="28"/>
+          <w:rtl/>
+          <w:lang w:bidi="fa-IR"/>
+        </w:rPr>
+        <w:t>منجر به نتا</w:t>
+      </w:r>
+      <w:r>
+        <w:rPr>
+          <w:rFonts w:cs="B Nazanin" w:hint="cs"/>
+          <w:sz w:val="28"/>
+          <w:szCs w:val="28"/>
+          <w:rtl/>
+          <w:lang w:bidi="fa-IR"/>
+        </w:rPr>
+        <w:t>ی</w:t>
+      </w:r>
+      <w:r>
+        <w:rPr>
+          <w:rFonts w:cs="B Nazanin" w:hint="eastAsia"/>
+          <w:sz w:val="28"/>
+          <w:szCs w:val="28"/>
+          <w:rtl/>
+          <w:lang w:bidi="fa-IR"/>
+        </w:rPr>
+        <w:t>ج</w:t>
+      </w:r>
+      <w:r>
+        <w:rPr>
+          <w:rFonts w:cs="B Nazanin"/>
+          <w:sz w:val="28"/>
+          <w:szCs w:val="28"/>
+          <w:rtl/>
+          <w:lang w:bidi="fa-IR"/>
+        </w:rPr>
+        <w:t xml:space="preserve"> خوب</w:t>
+      </w:r>
+      <w:r>
+        <w:rPr>
+          <w:rFonts w:cs="B Nazanin" w:hint="cs"/>
+          <w:sz w:val="28"/>
+          <w:szCs w:val="28"/>
+          <w:rtl/>
+          <w:lang w:bidi="fa-IR"/>
+        </w:rPr>
+        <w:t>ی</w:t>
+      </w:r>
+      <w:r>
+        <w:rPr>
+          <w:rFonts w:cs="B Nazanin"/>
+          <w:sz w:val="28"/>
+          <w:szCs w:val="28"/>
+          <w:rtl/>
+          <w:lang w:bidi="fa-IR"/>
+        </w:rPr>
+        <w:t xml:space="preserve"> نم</w:t>
+      </w:r>
+      <w:r>
+        <w:rPr>
+          <w:rFonts w:cs="B Nazanin" w:hint="cs"/>
+          <w:sz w:val="28"/>
+          <w:szCs w:val="28"/>
+          <w:rtl/>
+          <w:lang w:bidi="fa-IR"/>
+        </w:rPr>
+        <w:t>ی‌</w:t>
+      </w:r>
+      <w:r>
+        <w:rPr>
+          <w:rFonts w:cs="B Nazanin" w:hint="eastAsia"/>
+          <w:sz w:val="28"/>
+          <w:szCs w:val="28"/>
+          <w:rtl/>
+          <w:lang w:bidi="fa-IR"/>
+        </w:rPr>
+        <w:t>شود</w:t>
+      </w:r>
+      <w:r>
+        <w:rPr>
+          <w:rFonts w:cs="B Nazanin" w:hint="cs"/>
+          <w:sz w:val="28"/>
+          <w:szCs w:val="28"/>
+          <w:rtl/>
+          <w:lang w:bidi="fa-IR"/>
+        </w:rPr>
+        <w:t>.</w:t>
+      </w:r>
+      <w:r>
+        <w:rPr>
+          <w:rFonts w:cs="B Nazanin"/>
+          <w:sz w:val="28"/>
+          <w:szCs w:val="28"/>
+          <w:rtl/>
+          <w:lang w:bidi="fa-IR"/>
+        </w:rPr>
+        <w:t xml:space="preserve"> دل</w:t>
+      </w:r>
+      <w:r>
+        <w:rPr>
+          <w:rFonts w:cs="B Nazanin" w:hint="cs"/>
+          <w:sz w:val="28"/>
+          <w:szCs w:val="28"/>
+          <w:rtl/>
+          <w:lang w:bidi="fa-IR"/>
+        </w:rPr>
+        <w:t>ی</w:t>
+      </w:r>
+      <w:r>
+        <w:rPr>
+          <w:rFonts w:cs="B Nazanin" w:hint="eastAsia"/>
+          <w:sz w:val="28"/>
+          <w:szCs w:val="28"/>
+          <w:rtl/>
+          <w:lang w:bidi="fa-IR"/>
+        </w:rPr>
+        <w:t>ل</w:t>
+      </w:r>
+      <w:r>
+        <w:rPr>
+          <w:rFonts w:cs="B Nazanin"/>
+          <w:sz w:val="28"/>
+          <w:szCs w:val="28"/>
+          <w:rtl/>
+          <w:lang w:bidi="fa-IR"/>
+        </w:rPr>
+        <w:t>:</w:t>
+      </w:r>
+      <w:r>
+        <w:rPr>
+          <w:rFonts w:cs="B Nazanin" w:hint="cs"/>
+          <w:sz w:val="28"/>
+          <w:szCs w:val="28"/>
+          <w:rtl/>
+          <w:lang w:bidi="fa-IR"/>
+        </w:rPr>
+        <w:t xml:space="preserve"> </w:t>
+      </w:r>
+      <w:r>
+        <w:rPr>
+          <w:rFonts w:cs="B Nazanin" w:hint="eastAsia"/>
           <w:sz w:val="28"/>
           <w:szCs w:val="28"/>
           <w:rtl/>
@@ -5496,49 +5641,15 @@
         </w:rPr>
         <w:t>ی</w:t>
       </w:r>
-      <w:proofErr w:type="spellEnd"/>
-      <w:r>
-        <w:rPr>
-          <w:rFonts w:cs="B Nazanin"/>
-          <w:sz w:val="28"/>
-          <w:szCs w:val="28"/>
-          <w:rtl/>
-          <w:lang w:bidi="fa-IR"/>
-        </w:rPr>
-        <w:t xml:space="preserve"> همزمان </w:t>
-      </w:r>
-      <w:proofErr w:type="spellStart"/>
-      <w:r>
-        <w:rPr>
-          <w:rFonts w:cs="B Nazanin"/>
-          <w:sz w:val="28"/>
-          <w:szCs w:val="28"/>
-          <w:rtl/>
-          <w:lang w:bidi="fa-IR"/>
-        </w:rPr>
-        <w:t>آن‌ها</w:t>
-      </w:r>
-      <w:proofErr w:type="spellEnd"/>
-      <w:r>
-        <w:rPr>
-          <w:rFonts w:cs="B Nazanin"/>
-          <w:sz w:val="28"/>
-          <w:szCs w:val="28"/>
-          <w:rtl/>
-          <w:lang w:bidi="fa-IR"/>
-        </w:rPr>
-        <w:t xml:space="preserve"> با </w:t>
-      </w:r>
-      <w:proofErr w:type="spellStart"/>
-      <w:r>
-        <w:rPr>
-          <w:rFonts w:cs="B Nazanin"/>
-          <w:sz w:val="28"/>
-          <w:szCs w:val="28"/>
-          <w:rtl/>
-          <w:lang w:bidi="fa-IR"/>
-        </w:rPr>
-        <w:t>ضرا</w:t>
+      <w:r>
+        <w:rPr>
+          <w:rFonts w:cs="B Nazanin"/>
+          <w:sz w:val="28"/>
+          <w:szCs w:val="28"/>
+          <w:rtl/>
+          <w:lang w:bidi="fa-IR"/>
+        </w:rPr>
+        <w:t xml:space="preserve"> همزمان وزن‌ها و ضرا</w:t>
       </w:r>
       <w:r>
         <w:rPr>
@@ -5560,7 +5671,255 @@
         </w:rPr>
         <w:t>ب</w:t>
       </w:r>
-      <w:proofErr w:type="spellEnd"/>
+      <w:r>
+        <w:rPr>
+          <w:rFonts w:cs="B Nazanin"/>
+          <w:sz w:val="28"/>
+          <w:szCs w:val="28"/>
+          <w:rtl/>
+          <w:lang w:bidi="fa-IR"/>
+        </w:rPr>
+        <w:t xml:space="preserve"> مدل باعث م</w:t>
+      </w:r>
+      <w:r>
+        <w:rPr>
+          <w:rFonts w:cs="B Nazanin" w:hint="cs"/>
+          <w:sz w:val="28"/>
+          <w:szCs w:val="28"/>
+          <w:rtl/>
+          <w:lang w:bidi="fa-IR"/>
+        </w:rPr>
+        <w:t>ی‌</w:t>
+      </w:r>
+      <w:r>
+        <w:rPr>
+          <w:rFonts w:cs="B Nazanin" w:hint="eastAsia"/>
+          <w:sz w:val="28"/>
+          <w:szCs w:val="28"/>
+          <w:rtl/>
+          <w:lang w:bidi="fa-IR"/>
+        </w:rPr>
+        <w:t>شود</w:t>
+      </w:r>
+      <w:r>
+        <w:rPr>
+          <w:rFonts w:cs="B Nazanin"/>
+          <w:sz w:val="28"/>
+          <w:szCs w:val="28"/>
+          <w:rtl/>
+          <w:lang w:bidi="fa-IR"/>
+        </w:rPr>
+        <w:t xml:space="preserve"> الگور</w:t>
+      </w:r>
+      <w:r>
+        <w:rPr>
+          <w:rFonts w:cs="B Nazanin" w:hint="cs"/>
+          <w:sz w:val="28"/>
+          <w:szCs w:val="28"/>
+          <w:rtl/>
+          <w:lang w:bidi="fa-IR"/>
+        </w:rPr>
+        <w:t>ی</w:t>
+      </w:r>
+      <w:r>
+        <w:rPr>
+          <w:rFonts w:cs="B Nazanin" w:hint="eastAsia"/>
+          <w:sz w:val="28"/>
+          <w:szCs w:val="28"/>
+          <w:rtl/>
+          <w:lang w:bidi="fa-IR"/>
+        </w:rPr>
+        <w:t>تم</w:t>
+      </w:r>
+      <w:r>
+        <w:rPr>
+          <w:rFonts w:cs="B Nazanin"/>
+          <w:sz w:val="28"/>
+          <w:szCs w:val="28"/>
+          <w:rtl/>
+          <w:lang w:bidi="fa-IR"/>
+        </w:rPr>
+        <w:t xml:space="preserve"> به جا</w:t>
+      </w:r>
+      <w:r>
+        <w:rPr>
+          <w:rFonts w:cs="B Nazanin" w:hint="cs"/>
+          <w:sz w:val="28"/>
+          <w:szCs w:val="28"/>
+          <w:rtl/>
+          <w:lang w:bidi="fa-IR"/>
+        </w:rPr>
+        <w:t>ی</w:t>
+      </w:r>
+      <w:r>
+        <w:rPr>
+          <w:rFonts w:cs="B Nazanin"/>
+          <w:sz w:val="28"/>
+          <w:szCs w:val="28"/>
+          <w:rtl/>
+          <w:lang w:bidi="fa-IR"/>
+        </w:rPr>
+        <w:t xml:space="preserve"> حل مسئله </w:t>
+      </w:r>
+      <w:r>
+        <w:rPr>
+          <w:rFonts w:cs="B Nazanin"/>
+          <w:sz w:val="28"/>
+          <w:szCs w:val="28"/>
+          <w:lang w:bidi="fa-IR"/>
+        </w:rPr>
+        <w:t>trade-off</w:t>
+      </w:r>
+      <w:r>
+        <w:rPr>
+          <w:rFonts w:cs="B Nazanin"/>
+          <w:sz w:val="28"/>
+          <w:szCs w:val="28"/>
+          <w:rtl/>
+          <w:lang w:bidi="fa-IR"/>
+        </w:rPr>
+        <w:t xml:space="preserve"> اصل</w:t>
+      </w:r>
+      <w:r>
+        <w:rPr>
+          <w:rFonts w:cs="B Nazanin" w:hint="cs"/>
+          <w:sz w:val="28"/>
+          <w:szCs w:val="28"/>
+          <w:rtl/>
+          <w:lang w:bidi="fa-IR"/>
+        </w:rPr>
+        <w:t>ی</w:t>
+      </w:r>
+      <w:r>
+        <w:rPr>
+          <w:rFonts w:cs="B Nazanin" w:hint="eastAsia"/>
+          <w:sz w:val="28"/>
+          <w:szCs w:val="28"/>
+          <w:rtl/>
+          <w:lang w:bidi="fa-IR"/>
+        </w:rPr>
+        <w:t>،</w:t>
+      </w:r>
+      <w:r>
+        <w:rPr>
+          <w:rFonts w:cs="B Nazanin"/>
+          <w:sz w:val="28"/>
+          <w:szCs w:val="28"/>
+          <w:rtl/>
+          <w:lang w:bidi="fa-IR"/>
+        </w:rPr>
+        <w:t xml:space="preserve"> صرفاً وزن‌ها را طور</w:t>
+      </w:r>
+      <w:r>
+        <w:rPr>
+          <w:rFonts w:cs="B Nazanin" w:hint="cs"/>
+          <w:sz w:val="28"/>
+          <w:szCs w:val="28"/>
+          <w:rtl/>
+          <w:lang w:bidi="fa-IR"/>
+        </w:rPr>
+        <w:t>ی</w:t>
+      </w:r>
+      <w:r>
+        <w:rPr>
+          <w:rFonts w:cs="B Nazanin"/>
+          <w:sz w:val="28"/>
+          <w:szCs w:val="28"/>
+          <w:rtl/>
+          <w:lang w:bidi="fa-IR"/>
+        </w:rPr>
+        <w:t xml:space="preserve"> تنظ</w:t>
+      </w:r>
+      <w:r>
+        <w:rPr>
+          <w:rFonts w:cs="B Nazanin" w:hint="cs"/>
+          <w:sz w:val="28"/>
+          <w:szCs w:val="28"/>
+          <w:rtl/>
+          <w:lang w:bidi="fa-IR"/>
+        </w:rPr>
+        <w:t>ی</w:t>
+      </w:r>
+      <w:r>
+        <w:rPr>
+          <w:rFonts w:cs="B Nazanin" w:hint="eastAsia"/>
+          <w:sz w:val="28"/>
+          <w:szCs w:val="28"/>
+          <w:rtl/>
+          <w:lang w:bidi="fa-IR"/>
+        </w:rPr>
+        <w:t>م</w:t>
+      </w:r>
+      <w:r>
+        <w:rPr>
+          <w:rFonts w:cs="B Nazanin"/>
+          <w:sz w:val="28"/>
+          <w:szCs w:val="28"/>
+          <w:rtl/>
+          <w:lang w:bidi="fa-IR"/>
+        </w:rPr>
+        <w:t xml:space="preserve"> کند که برازندگ</w:t>
+      </w:r>
+      <w:r>
+        <w:rPr>
+          <w:rFonts w:cs="B Nazanin" w:hint="cs"/>
+          <w:sz w:val="28"/>
+          <w:szCs w:val="28"/>
+          <w:rtl/>
+          <w:lang w:bidi="fa-IR"/>
+        </w:rPr>
+        <w:t>ی</w:t>
+      </w:r>
+      <w:r>
+        <w:rPr>
+          <w:rFonts w:cs="B Nazanin"/>
+          <w:sz w:val="28"/>
+          <w:szCs w:val="28"/>
+          <w:rtl/>
+          <w:lang w:bidi="fa-IR"/>
+        </w:rPr>
+        <w:t xml:space="preserve"> ظاهر</w:t>
+      </w:r>
+      <w:r>
+        <w:rPr>
+          <w:rFonts w:cs="B Nazanin" w:hint="cs"/>
+          <w:sz w:val="28"/>
+          <w:szCs w:val="28"/>
+          <w:rtl/>
+          <w:lang w:bidi="fa-IR"/>
+        </w:rPr>
+        <w:t>ی</w:t>
+      </w:r>
+      <w:r>
+        <w:rPr>
+          <w:rFonts w:cs="B Nazanin"/>
+          <w:sz w:val="28"/>
+          <w:szCs w:val="28"/>
+          <w:rtl/>
+          <w:lang w:bidi="fa-IR"/>
+        </w:rPr>
+        <w:t xml:space="preserve"> افزا</w:t>
+      </w:r>
+      <w:r>
+        <w:rPr>
+          <w:rFonts w:cs="B Nazanin" w:hint="cs"/>
+          <w:sz w:val="28"/>
+          <w:szCs w:val="28"/>
+          <w:rtl/>
+          <w:lang w:bidi="fa-IR"/>
+        </w:rPr>
+        <w:t>ی</w:t>
+      </w:r>
+      <w:r>
+        <w:rPr>
+          <w:rFonts w:cs="B Nazanin" w:hint="eastAsia"/>
+          <w:sz w:val="28"/>
+          <w:szCs w:val="28"/>
+          <w:rtl/>
+          <w:lang w:bidi="fa-IR"/>
+        </w:rPr>
+        <w:t>ش</w:t>
+      </w:r>
       <w:r>
         <w:rPr>
           <w:rFonts w:cs="B Nazanin"/>
@@ -5573,37 +5932,146 @@
       </w:r>
       <w:r>
         <w:rPr>
-          <w:rFonts w:cs="B Nazanin"/>
-          <w:sz w:val="28"/>
-          <w:szCs w:val="28"/>
-          <w:lang w:bidi="fa-IR"/>
-        </w:rPr>
-        <w:t>ai</w:t>
-      </w:r>
-      <w:r>
-        <w:rPr>
-          <w:rFonts w:cs="B Nazanin"/>
-          <w:sz w:val="28"/>
-          <w:szCs w:val="28"/>
-          <w:rtl/>
-          <w:lang w:bidi="fa-IR"/>
-        </w:rPr>
-        <w:t xml:space="preserve"> و </w:t>
-      </w:r>
-      <w:proofErr w:type="spellStart"/>
-      <w:r>
-        <w:rPr>
-          <w:rFonts w:cs="B Nazanin"/>
-          <w:sz w:val="28"/>
-          <w:szCs w:val="28"/>
-          <w:lang w:bidi="fa-IR"/>
-        </w:rPr>
-        <w:t>bj</w:t>
-      </w:r>
-      <w:proofErr w:type="spellEnd"/>
-      <w:r>
-        <w:rPr>
-          <w:rFonts w:cs="B Nazanin" w:hint="cs"/>
+          <w:rFonts w:cs="B Nazanin" w:hint="cs"/>
+          <w:sz w:val="28"/>
+          <w:szCs w:val="28"/>
+          <w:rtl/>
+          <w:lang w:bidi="fa-IR"/>
+        </w:rPr>
+        <w:t>ی</w:t>
+      </w:r>
+      <w:r>
+        <w:rPr>
+          <w:rFonts w:cs="B Nazanin" w:hint="eastAsia"/>
+          <w:sz w:val="28"/>
+          <w:szCs w:val="28"/>
+          <w:rtl/>
+          <w:lang w:bidi="fa-IR"/>
+        </w:rPr>
+        <w:t>ابد</w:t>
+      </w:r>
+      <w:r>
+        <w:rPr>
+          <w:rFonts w:cs="B Nazanin"/>
+          <w:sz w:val="28"/>
+          <w:szCs w:val="28"/>
+          <w:rtl/>
+          <w:lang w:bidi="fa-IR"/>
+        </w:rPr>
+        <w:t xml:space="preserve">. </w:t>
+      </w:r>
+      <w:r>
+        <w:rPr>
+          <w:rFonts w:cs="B Nazanin" w:hint="cs"/>
+          <w:sz w:val="28"/>
+          <w:szCs w:val="28"/>
+          <w:rtl/>
+          <w:lang w:bidi="fa-IR"/>
+        </w:rPr>
+        <w:t xml:space="preserve">مثلا </w:t>
+      </w:r>
+      <w:r>
+        <w:rPr>
+          <w:rFonts w:cs="B Nazanin"/>
+          <w:sz w:val="28"/>
+          <w:szCs w:val="28"/>
+          <w:rtl/>
+          <w:lang w:bidi="fa-IR"/>
+        </w:rPr>
+        <w:t>به</w:t>
+      </w:r>
+      <w:r>
+        <w:rPr>
+          <w:rFonts w:cs="B Nazanin" w:hint="cs"/>
+          <w:sz w:val="28"/>
+          <w:szCs w:val="28"/>
+          <w:rtl/>
+          <w:lang w:bidi="fa-IR"/>
+        </w:rPr>
+        <w:t>ی</w:t>
+      </w:r>
+      <w:r>
+        <w:rPr>
+          <w:rFonts w:cs="B Nazanin" w:hint="eastAsia"/>
+          <w:sz w:val="28"/>
+          <w:szCs w:val="28"/>
+          <w:rtl/>
+          <w:lang w:bidi="fa-IR"/>
+        </w:rPr>
+        <w:t>نه‌ساز</w:t>
+      </w:r>
+      <w:r>
+        <w:rPr>
+          <w:rFonts w:cs="B Nazanin" w:hint="cs"/>
+          <w:sz w:val="28"/>
+          <w:szCs w:val="28"/>
+          <w:rtl/>
+          <w:lang w:bidi="fa-IR"/>
+        </w:rPr>
+        <w:t>ی</w:t>
+      </w:r>
+      <w:r>
+        <w:rPr>
+          <w:rFonts w:cs="B Nazanin"/>
+          <w:sz w:val="28"/>
+          <w:szCs w:val="28"/>
+          <w:rtl/>
+          <w:lang w:bidi="fa-IR"/>
+        </w:rPr>
+        <w:t xml:space="preserve"> به سمت دستکار</w:t>
+      </w:r>
+      <w:r>
+        <w:rPr>
+          <w:rFonts w:cs="B Nazanin" w:hint="cs"/>
+          <w:sz w:val="28"/>
+          <w:szCs w:val="28"/>
+          <w:rtl/>
+          <w:lang w:bidi="fa-IR"/>
+        </w:rPr>
+        <w:t>ی</w:t>
+      </w:r>
+      <w:r>
+        <w:rPr>
+          <w:rFonts w:cs="B Nazanin"/>
+          <w:sz w:val="28"/>
+          <w:szCs w:val="28"/>
+          <w:rtl/>
+          <w:lang w:bidi="fa-IR"/>
+        </w:rPr>
+        <w:t xml:space="preserve"> وزن‌ها منحرف شود و بهبود واقع</w:t>
+      </w:r>
+      <w:r>
+        <w:rPr>
+          <w:rFonts w:cs="B Nazanin" w:hint="cs"/>
+          <w:sz w:val="28"/>
+          <w:szCs w:val="28"/>
+          <w:rtl/>
+          <w:lang w:bidi="fa-IR"/>
+        </w:rPr>
+        <w:t>ی</w:t>
+      </w:r>
+      <w:r>
+        <w:rPr>
+          <w:rFonts w:cs="B Nazanin"/>
+          <w:sz w:val="28"/>
+          <w:szCs w:val="28"/>
+          <w:rtl/>
+          <w:lang w:bidi="fa-IR"/>
+        </w:rPr>
+        <w:t xml:space="preserve"> در </w:t>
+      </w:r>
+      <w:r>
+        <w:rPr>
+          <w:rFonts w:cs="B Nazanin"/>
+          <w:sz w:val="28"/>
+          <w:szCs w:val="28"/>
+          <w:lang w:bidi="fa-IR"/>
+        </w:rPr>
+        <w:t>f1score</w:t>
+      </w:r>
+      <w:r>
+        <w:rPr>
+          <w:rFonts w:cs="B Nazanin"/>
           <w:sz w:val="28"/>
           <w:szCs w:val="28"/>
           <w:rtl/>
@@ -5613,53 +6081,23 @@
       </w:r>
       <w:r>
         <w:rPr>
-          <w:rFonts w:cs="B Nazanin"/>
-          <w:sz w:val="28"/>
-          <w:szCs w:val="28"/>
-          <w:rtl/>
-          <w:lang w:bidi="fa-IR"/>
-        </w:rPr>
-        <w:t>منجر به نتا</w:t>
-      </w:r>
-      <w:r>
-        <w:rPr>
-          <w:rFonts w:cs="B Nazanin" w:hint="cs"/>
-          <w:sz w:val="28"/>
-          <w:szCs w:val="28"/>
-          <w:rtl/>
-          <w:lang w:bidi="fa-IR"/>
-        </w:rPr>
-        <w:t>ی</w:t>
-      </w:r>
-      <w:r>
-        <w:rPr>
-          <w:rFonts w:cs="B Nazanin" w:hint="eastAsia"/>
-          <w:sz w:val="28"/>
-          <w:szCs w:val="28"/>
-          <w:rtl/>
-          <w:lang w:bidi="fa-IR"/>
-        </w:rPr>
-        <w:t>ج</w:t>
-      </w:r>
-      <w:r>
-        <w:rPr>
-          <w:rFonts w:cs="B Nazanin"/>
-          <w:sz w:val="28"/>
-          <w:szCs w:val="28"/>
-          <w:rtl/>
-          <w:lang w:bidi="fa-IR"/>
-        </w:rPr>
-        <w:t xml:space="preserve"> خوب</w:t>
-      </w:r>
-      <w:r>
-        <w:rPr>
-          <w:rFonts w:cs="B Nazanin" w:hint="cs"/>
-          <w:sz w:val="28"/>
-          <w:szCs w:val="28"/>
-          <w:rtl/>
-          <w:lang w:bidi="fa-IR"/>
-        </w:rPr>
-        <w:t>ی</w:t>
+          <w:rFonts w:cs="B Nazanin" w:hint="cs"/>
+          <w:sz w:val="28"/>
+          <w:szCs w:val="28"/>
+          <w:rtl/>
+          <w:lang w:bidi="fa-IR"/>
+        </w:rPr>
+        <w:t>ی</w:t>
+      </w:r>
+      <w:r>
+        <w:rPr>
+          <w:rFonts w:cs="B Nazanin" w:hint="eastAsia"/>
+          <w:sz w:val="28"/>
+          <w:szCs w:val="28"/>
+          <w:rtl/>
+          <w:lang w:bidi="fa-IR"/>
+        </w:rPr>
+        <w:t>ا</w:t>
       </w:r>
       <w:r>
         <w:rPr>
@@ -5671,47 +6109,64 @@
         </w:rPr>
         <w:t xml:space="preserve"> </w:t>
       </w:r>
-      <w:proofErr w:type="spellStart"/>
-      <w:r>
-        <w:rPr>
-          <w:rFonts w:cs="B Nazanin"/>
-          <w:sz w:val="28"/>
-          <w:szCs w:val="28"/>
-          <w:rtl/>
-          <w:lang w:bidi="fa-IR"/>
-        </w:rPr>
-        <w:t>نم</w:t>
-      </w:r>
-      <w:r>
-        <w:rPr>
-          <w:rFonts w:cs="B Nazanin" w:hint="cs"/>
-          <w:sz w:val="28"/>
-          <w:szCs w:val="28"/>
-          <w:rtl/>
-          <w:lang w:bidi="fa-IR"/>
-        </w:rPr>
-        <w:t>ی‌</w:t>
-      </w:r>
-      <w:r>
-        <w:rPr>
-          <w:rFonts w:cs="B Nazanin" w:hint="eastAsia"/>
-          <w:sz w:val="28"/>
-          <w:szCs w:val="28"/>
-          <w:rtl/>
-          <w:lang w:bidi="fa-IR"/>
-        </w:rPr>
-        <w:t>شود</w:t>
-      </w:r>
-      <w:proofErr w:type="spellEnd"/>
-      <w:r>
-        <w:rPr>
-          <w:rFonts w:cs="B Nazanin" w:hint="cs"/>
-          <w:sz w:val="28"/>
-          <w:szCs w:val="28"/>
-          <w:rtl/>
-          <w:lang w:bidi="fa-IR"/>
-        </w:rPr>
-        <w:t>.</w:t>
+      <w:r>
+        <w:rPr>
+          <w:rFonts w:cs="B Nazanin"/>
+          <w:sz w:val="28"/>
+          <w:szCs w:val="28"/>
+          <w:lang w:bidi="fa-IR"/>
+        </w:rPr>
+        <w:t>f2score</w:t>
+      </w:r>
+      <w:r>
+        <w:rPr>
+          <w:rFonts w:cs="B Nazanin"/>
+          <w:sz w:val="28"/>
+          <w:szCs w:val="28"/>
+          <w:rtl/>
+          <w:lang w:bidi="fa-IR"/>
+        </w:rPr>
+        <w:t xml:space="preserve"> حاصل نشود.</w:t>
+      </w:r>
+      <w:r>
+        <w:rPr>
+          <w:rFonts w:cs="B Nazanin" w:hint="cs"/>
+          <w:sz w:val="28"/>
+          <w:szCs w:val="28"/>
+          <w:rtl/>
+          <w:lang w:bidi="fa-IR"/>
+        </w:rPr>
+        <w:t xml:space="preserve"> </w:t>
+      </w:r>
+      <w:r>
+        <w:rPr>
+          <w:rFonts w:cs="B Nazanin"/>
+          <w:sz w:val="28"/>
+          <w:szCs w:val="28"/>
+          <w:rtl/>
+          <w:lang w:bidi="fa-IR"/>
+        </w:rPr>
+        <w:t>به هم</w:t>
+      </w:r>
+      <w:r>
+        <w:rPr>
+          <w:rFonts w:cs="B Nazanin" w:hint="cs"/>
+          <w:sz w:val="28"/>
+          <w:szCs w:val="28"/>
+          <w:rtl/>
+          <w:lang w:bidi="fa-IR"/>
+        </w:rPr>
+        <w:t>ی</w:t>
+      </w:r>
+      <w:r>
+        <w:rPr>
+          <w:rFonts w:cs="B Nazanin" w:hint="eastAsia"/>
+          <w:sz w:val="28"/>
+          <w:szCs w:val="28"/>
+          <w:rtl/>
+          <w:lang w:bidi="fa-IR"/>
+        </w:rPr>
+        <w:t>ن</w:t>
       </w:r>
       <w:r>
         <w:rPr>
@@ -5751,67 +6206,87 @@
           <w:rtl/>
           <w:lang w:bidi="fa-IR"/>
         </w:rPr>
-        <w:t>:</w:t>
-      </w:r>
-      <w:r>
-        <w:rPr>
-          <w:rFonts w:cs="B Nazanin" w:hint="cs"/>
-          <w:sz w:val="28"/>
-          <w:szCs w:val="28"/>
-          <w:rtl/>
-          <w:lang w:bidi="fa-IR"/>
-        </w:rPr>
-        <w:t xml:space="preserve"> </w:t>
-      </w:r>
-      <w:r>
-        <w:rPr>
-          <w:rFonts w:cs="B Nazanin" w:hint="eastAsia"/>
-          <w:sz w:val="28"/>
-          <w:szCs w:val="28"/>
-          <w:rtl/>
-          <w:lang w:bidi="fa-IR"/>
-        </w:rPr>
-        <w:t>به</w:t>
-      </w:r>
-      <w:r>
-        <w:rPr>
-          <w:rFonts w:cs="B Nazanin" w:hint="cs"/>
-          <w:sz w:val="28"/>
-          <w:szCs w:val="28"/>
-          <w:rtl/>
-          <w:lang w:bidi="fa-IR"/>
-        </w:rPr>
-        <w:t>ی</w:t>
-      </w:r>
-      <w:r>
-        <w:rPr>
-          <w:rFonts w:cs="B Nazanin" w:hint="eastAsia"/>
-          <w:sz w:val="28"/>
-          <w:szCs w:val="28"/>
-          <w:rtl/>
-          <w:lang w:bidi="fa-IR"/>
-        </w:rPr>
-        <w:t>نه‌ساز</w:t>
-      </w:r>
-      <w:r>
-        <w:rPr>
-          <w:rFonts w:cs="B Nazanin" w:hint="cs"/>
-          <w:sz w:val="28"/>
-          <w:szCs w:val="28"/>
-          <w:rtl/>
-          <w:lang w:bidi="fa-IR"/>
-        </w:rPr>
-        <w:t>ی</w:t>
-      </w:r>
-      <w:r>
-        <w:rPr>
-          <w:rFonts w:cs="B Nazanin"/>
-          <w:sz w:val="28"/>
-          <w:szCs w:val="28"/>
-          <w:rtl/>
-          <w:lang w:bidi="fa-IR"/>
-        </w:rPr>
-        <w:t xml:space="preserve"> همزمان وزن‌ها و ضرا</w:t>
+        <w:t xml:space="preserve"> در پروژه تأک</w:t>
+      </w:r>
+      <w:r>
+        <w:rPr>
+          <w:rFonts w:cs="B Nazanin" w:hint="cs"/>
+          <w:sz w:val="28"/>
+          <w:szCs w:val="28"/>
+          <w:rtl/>
+          <w:lang w:bidi="fa-IR"/>
+        </w:rPr>
+        <w:t>ی</w:t>
+      </w:r>
+      <w:r>
+        <w:rPr>
+          <w:rFonts w:cs="B Nazanin" w:hint="eastAsia"/>
+          <w:sz w:val="28"/>
+          <w:szCs w:val="28"/>
+          <w:rtl/>
+          <w:lang w:bidi="fa-IR"/>
+        </w:rPr>
+        <w:t>د</w:t>
+      </w:r>
+      <w:r>
+        <w:rPr>
+          <w:rFonts w:cs="B Nazanin"/>
+          <w:sz w:val="28"/>
+          <w:szCs w:val="28"/>
+          <w:rtl/>
+          <w:lang w:bidi="fa-IR"/>
+        </w:rPr>
+        <w:t xml:space="preserve"> شده است که وزن‌ها را ثابت بگ</w:t>
+      </w:r>
+      <w:r>
+        <w:rPr>
+          <w:rFonts w:cs="B Nazanin" w:hint="cs"/>
+          <w:sz w:val="28"/>
+          <w:szCs w:val="28"/>
+          <w:rtl/>
+          <w:lang w:bidi="fa-IR"/>
+        </w:rPr>
+        <w:t>ی</w:t>
+      </w:r>
+      <w:r>
+        <w:rPr>
+          <w:rFonts w:cs="B Nazanin" w:hint="eastAsia"/>
+          <w:sz w:val="28"/>
+          <w:szCs w:val="28"/>
+          <w:rtl/>
+          <w:lang w:bidi="fa-IR"/>
+        </w:rPr>
+        <w:t>ر</w:t>
+      </w:r>
+      <w:r>
+        <w:rPr>
+          <w:rFonts w:cs="B Nazanin" w:hint="cs"/>
+          <w:sz w:val="28"/>
+          <w:szCs w:val="28"/>
+          <w:rtl/>
+          <w:lang w:bidi="fa-IR"/>
+        </w:rPr>
+        <w:t>ی</w:t>
+      </w:r>
+      <w:r>
+        <w:rPr>
+          <w:rFonts w:cs="B Nazanin" w:hint="eastAsia"/>
+          <w:sz w:val="28"/>
+          <w:szCs w:val="28"/>
+          <w:rtl/>
+          <w:lang w:bidi="fa-IR"/>
+        </w:rPr>
+        <w:t>د</w:t>
+      </w:r>
+      <w:r>
+        <w:rPr>
+          <w:rFonts w:cs="B Nazanin"/>
+          <w:sz w:val="28"/>
+          <w:szCs w:val="28"/>
+          <w:rtl/>
+          <w:lang w:bidi="fa-IR"/>
+        </w:rPr>
+        <w:t xml:space="preserve"> و فقط ضرا</w:t>
       </w:r>
       <w:r>
         <w:rPr>
@@ -5833,677 +6308,6 @@
         </w:rPr>
         <w:t>ب</w:t>
       </w:r>
-      <w:r>
-        <w:rPr>
-          <w:rFonts w:cs="B Nazanin"/>
-          <w:sz w:val="28"/>
-          <w:szCs w:val="28"/>
-          <w:rtl/>
-          <w:lang w:bidi="fa-IR"/>
-        </w:rPr>
-        <w:t xml:space="preserve"> مدل باعث م</w:t>
-      </w:r>
-      <w:r>
-        <w:rPr>
-          <w:rFonts w:cs="B Nazanin" w:hint="cs"/>
-          <w:sz w:val="28"/>
-          <w:szCs w:val="28"/>
-          <w:rtl/>
-          <w:lang w:bidi="fa-IR"/>
-        </w:rPr>
-        <w:t>ی‌</w:t>
-      </w:r>
-      <w:r>
-        <w:rPr>
-          <w:rFonts w:cs="B Nazanin" w:hint="eastAsia"/>
-          <w:sz w:val="28"/>
-          <w:szCs w:val="28"/>
-          <w:rtl/>
-          <w:lang w:bidi="fa-IR"/>
-        </w:rPr>
-        <w:t>شود</w:t>
-      </w:r>
-      <w:r>
-        <w:rPr>
-          <w:rFonts w:cs="B Nazanin"/>
-          <w:sz w:val="28"/>
-          <w:szCs w:val="28"/>
-          <w:rtl/>
-          <w:lang w:bidi="fa-IR"/>
-        </w:rPr>
-        <w:t xml:space="preserve"> الگور</w:t>
-      </w:r>
-      <w:r>
-        <w:rPr>
-          <w:rFonts w:cs="B Nazanin" w:hint="cs"/>
-          <w:sz w:val="28"/>
-          <w:szCs w:val="28"/>
-          <w:rtl/>
-          <w:lang w:bidi="fa-IR"/>
-        </w:rPr>
-        <w:t>ی</w:t>
-      </w:r>
-      <w:r>
-        <w:rPr>
-          <w:rFonts w:cs="B Nazanin" w:hint="eastAsia"/>
-          <w:sz w:val="28"/>
-          <w:szCs w:val="28"/>
-          <w:rtl/>
-          <w:lang w:bidi="fa-IR"/>
-        </w:rPr>
-        <w:t>تم</w:t>
-      </w:r>
-      <w:r>
-        <w:rPr>
-          <w:rFonts w:cs="B Nazanin"/>
-          <w:sz w:val="28"/>
-          <w:szCs w:val="28"/>
-          <w:rtl/>
-          <w:lang w:bidi="fa-IR"/>
-        </w:rPr>
-        <w:t xml:space="preserve"> به جا</w:t>
-      </w:r>
-      <w:r>
-        <w:rPr>
-          <w:rFonts w:cs="B Nazanin" w:hint="cs"/>
-          <w:sz w:val="28"/>
-          <w:szCs w:val="28"/>
-          <w:rtl/>
-          <w:lang w:bidi="fa-IR"/>
-        </w:rPr>
-        <w:t>ی</w:t>
-      </w:r>
-      <w:r>
-        <w:rPr>
-          <w:rFonts w:cs="B Nazanin"/>
-          <w:sz w:val="28"/>
-          <w:szCs w:val="28"/>
-          <w:rtl/>
-          <w:lang w:bidi="fa-IR"/>
-        </w:rPr>
-        <w:t xml:space="preserve"> حل مسئله </w:t>
-      </w:r>
-      <w:r>
-        <w:rPr>
-          <w:rFonts w:cs="B Nazanin"/>
-          <w:sz w:val="28"/>
-          <w:szCs w:val="28"/>
-          <w:lang w:bidi="fa-IR"/>
-        </w:rPr>
-        <w:t>trade-off</w:t>
-      </w:r>
-      <w:r>
-        <w:rPr>
-          <w:rFonts w:cs="B Nazanin"/>
-          <w:sz w:val="28"/>
-          <w:szCs w:val="28"/>
-          <w:rtl/>
-          <w:lang w:bidi="fa-IR"/>
-        </w:rPr>
-        <w:t xml:space="preserve"> اصل</w:t>
-      </w:r>
-      <w:r>
-        <w:rPr>
-          <w:rFonts w:cs="B Nazanin" w:hint="cs"/>
-          <w:sz w:val="28"/>
-          <w:szCs w:val="28"/>
-          <w:rtl/>
-          <w:lang w:bidi="fa-IR"/>
-        </w:rPr>
-        <w:t>ی</w:t>
-      </w:r>
-      <w:r>
-        <w:rPr>
-          <w:rFonts w:cs="B Nazanin" w:hint="eastAsia"/>
-          <w:sz w:val="28"/>
-          <w:szCs w:val="28"/>
-          <w:rtl/>
-          <w:lang w:bidi="fa-IR"/>
-        </w:rPr>
-        <w:t>،</w:t>
-      </w:r>
-      <w:r>
-        <w:rPr>
-          <w:rFonts w:cs="B Nazanin"/>
-          <w:sz w:val="28"/>
-          <w:szCs w:val="28"/>
-          <w:rtl/>
-          <w:lang w:bidi="fa-IR"/>
-        </w:rPr>
-        <w:t xml:space="preserve"> صرفاً وزن‌ها را طور</w:t>
-      </w:r>
-      <w:r>
-        <w:rPr>
-          <w:rFonts w:cs="B Nazanin" w:hint="cs"/>
-          <w:sz w:val="28"/>
-          <w:szCs w:val="28"/>
-          <w:rtl/>
-          <w:lang w:bidi="fa-IR"/>
-        </w:rPr>
-        <w:t>ی</w:t>
-      </w:r>
-      <w:r>
-        <w:rPr>
-          <w:rFonts w:cs="B Nazanin"/>
-          <w:sz w:val="28"/>
-          <w:szCs w:val="28"/>
-          <w:rtl/>
-          <w:lang w:bidi="fa-IR"/>
-        </w:rPr>
-        <w:t xml:space="preserve"> تنظ</w:t>
-      </w:r>
-      <w:r>
-        <w:rPr>
-          <w:rFonts w:cs="B Nazanin" w:hint="cs"/>
-          <w:sz w:val="28"/>
-          <w:szCs w:val="28"/>
-          <w:rtl/>
-          <w:lang w:bidi="fa-IR"/>
-        </w:rPr>
-        <w:t>ی</w:t>
-      </w:r>
-      <w:r>
-        <w:rPr>
-          <w:rFonts w:cs="B Nazanin" w:hint="eastAsia"/>
-          <w:sz w:val="28"/>
-          <w:szCs w:val="28"/>
-          <w:rtl/>
-          <w:lang w:bidi="fa-IR"/>
-        </w:rPr>
-        <w:t>م</w:t>
-      </w:r>
-      <w:r>
-        <w:rPr>
-          <w:rFonts w:cs="B Nazanin"/>
-          <w:sz w:val="28"/>
-          <w:szCs w:val="28"/>
-          <w:rtl/>
-          <w:lang w:bidi="fa-IR"/>
-        </w:rPr>
-        <w:t xml:space="preserve"> کند که برازندگ</w:t>
-      </w:r>
-      <w:r>
-        <w:rPr>
-          <w:rFonts w:cs="B Nazanin" w:hint="cs"/>
-          <w:sz w:val="28"/>
-          <w:szCs w:val="28"/>
-          <w:rtl/>
-          <w:lang w:bidi="fa-IR"/>
-        </w:rPr>
-        <w:t>ی</w:t>
-      </w:r>
-      <w:r>
-        <w:rPr>
-          <w:rFonts w:cs="B Nazanin"/>
-          <w:sz w:val="28"/>
-          <w:szCs w:val="28"/>
-          <w:rtl/>
-          <w:lang w:bidi="fa-IR"/>
-        </w:rPr>
-        <w:t xml:space="preserve"> ظاهر</w:t>
-      </w:r>
-      <w:r>
-        <w:rPr>
-          <w:rFonts w:cs="B Nazanin" w:hint="cs"/>
-          <w:sz w:val="28"/>
-          <w:szCs w:val="28"/>
-          <w:rtl/>
-          <w:lang w:bidi="fa-IR"/>
-        </w:rPr>
-        <w:t>ی</w:t>
-      </w:r>
-      <w:r>
-        <w:rPr>
-          <w:rFonts w:cs="B Nazanin"/>
-          <w:sz w:val="28"/>
-          <w:szCs w:val="28"/>
-          <w:rtl/>
-          <w:lang w:bidi="fa-IR"/>
-        </w:rPr>
-        <w:t xml:space="preserve"> افزا</w:t>
-      </w:r>
-      <w:r>
-        <w:rPr>
-          <w:rFonts w:cs="B Nazanin" w:hint="cs"/>
-          <w:sz w:val="28"/>
-          <w:szCs w:val="28"/>
-          <w:rtl/>
-          <w:lang w:bidi="fa-IR"/>
-        </w:rPr>
-        <w:t>ی</w:t>
-      </w:r>
-      <w:r>
-        <w:rPr>
-          <w:rFonts w:cs="B Nazanin" w:hint="eastAsia"/>
-          <w:sz w:val="28"/>
-          <w:szCs w:val="28"/>
-          <w:rtl/>
-          <w:lang w:bidi="fa-IR"/>
-        </w:rPr>
-        <w:t>ش</w:t>
-      </w:r>
-      <w:r>
-        <w:rPr>
-          <w:rFonts w:cs="B Nazanin"/>
-          <w:sz w:val="28"/>
-          <w:szCs w:val="28"/>
-          <w:rtl/>
-          <w:lang w:bidi="fa-IR"/>
-        </w:rPr>
-        <w:t xml:space="preserve"> </w:t>
-      </w:r>
-      <w:r>
-        <w:rPr>
-          <w:rFonts w:cs="B Nazanin" w:hint="cs"/>
-          <w:sz w:val="28"/>
-          <w:szCs w:val="28"/>
-          <w:rtl/>
-          <w:lang w:bidi="fa-IR"/>
-        </w:rPr>
-        <w:t>ی</w:t>
-      </w:r>
-      <w:r>
-        <w:rPr>
-          <w:rFonts w:cs="B Nazanin" w:hint="eastAsia"/>
-          <w:sz w:val="28"/>
-          <w:szCs w:val="28"/>
-          <w:rtl/>
-          <w:lang w:bidi="fa-IR"/>
-        </w:rPr>
-        <w:t>ابد</w:t>
-      </w:r>
-      <w:r>
-        <w:rPr>
-          <w:rFonts w:cs="B Nazanin"/>
-          <w:sz w:val="28"/>
-          <w:szCs w:val="28"/>
-          <w:rtl/>
-          <w:lang w:bidi="fa-IR"/>
-        </w:rPr>
-        <w:t xml:space="preserve">. </w:t>
-      </w:r>
-      <w:r>
-        <w:rPr>
-          <w:rFonts w:cs="B Nazanin" w:hint="cs"/>
-          <w:sz w:val="28"/>
-          <w:szCs w:val="28"/>
-          <w:rtl/>
-          <w:lang w:bidi="fa-IR"/>
-        </w:rPr>
-        <w:t xml:space="preserve">مثلا </w:t>
-      </w:r>
-      <w:r>
-        <w:rPr>
-          <w:rFonts w:cs="B Nazanin"/>
-          <w:sz w:val="28"/>
-          <w:szCs w:val="28"/>
-          <w:rtl/>
-          <w:lang w:bidi="fa-IR"/>
-        </w:rPr>
-        <w:t>به</w:t>
-      </w:r>
-      <w:r>
-        <w:rPr>
-          <w:rFonts w:cs="B Nazanin" w:hint="cs"/>
-          <w:sz w:val="28"/>
-          <w:szCs w:val="28"/>
-          <w:rtl/>
-          <w:lang w:bidi="fa-IR"/>
-        </w:rPr>
-        <w:t>ی</w:t>
-      </w:r>
-      <w:r>
-        <w:rPr>
-          <w:rFonts w:cs="B Nazanin" w:hint="eastAsia"/>
-          <w:sz w:val="28"/>
-          <w:szCs w:val="28"/>
-          <w:rtl/>
-          <w:lang w:bidi="fa-IR"/>
-        </w:rPr>
-        <w:t>نه‌ساز</w:t>
-      </w:r>
-      <w:r>
-        <w:rPr>
-          <w:rFonts w:cs="B Nazanin" w:hint="cs"/>
-          <w:sz w:val="28"/>
-          <w:szCs w:val="28"/>
-          <w:rtl/>
-          <w:lang w:bidi="fa-IR"/>
-        </w:rPr>
-        <w:t>ی</w:t>
-      </w:r>
-      <w:r>
-        <w:rPr>
-          <w:rFonts w:cs="B Nazanin"/>
-          <w:sz w:val="28"/>
-          <w:szCs w:val="28"/>
-          <w:rtl/>
-          <w:lang w:bidi="fa-IR"/>
-        </w:rPr>
-        <w:t xml:space="preserve"> به سمت دستکار</w:t>
-      </w:r>
-      <w:r>
-        <w:rPr>
-          <w:rFonts w:cs="B Nazanin" w:hint="cs"/>
-          <w:sz w:val="28"/>
-          <w:szCs w:val="28"/>
-          <w:rtl/>
-          <w:lang w:bidi="fa-IR"/>
-        </w:rPr>
-        <w:t>ی</w:t>
-      </w:r>
-      <w:r>
-        <w:rPr>
-          <w:rFonts w:cs="B Nazanin"/>
-          <w:sz w:val="28"/>
-          <w:szCs w:val="28"/>
-          <w:rtl/>
-          <w:lang w:bidi="fa-IR"/>
-        </w:rPr>
-        <w:t xml:space="preserve"> وزن‌ها منحرف شود و بهبود واقع</w:t>
-      </w:r>
-      <w:r>
-        <w:rPr>
-          <w:rFonts w:cs="B Nazanin" w:hint="cs"/>
-          <w:sz w:val="28"/>
-          <w:szCs w:val="28"/>
-          <w:rtl/>
-          <w:lang w:bidi="fa-IR"/>
-        </w:rPr>
-        <w:t>ی</w:t>
-      </w:r>
-      <w:r>
-        <w:rPr>
-          <w:rFonts w:cs="B Nazanin"/>
-          <w:sz w:val="28"/>
-          <w:szCs w:val="28"/>
-          <w:rtl/>
-          <w:lang w:bidi="fa-IR"/>
-        </w:rPr>
-        <w:t xml:space="preserve"> در </w:t>
-      </w:r>
-      <w:r>
-        <w:rPr>
-          <w:rFonts w:cs="B Nazanin"/>
-          <w:sz w:val="28"/>
-          <w:szCs w:val="28"/>
-          <w:lang w:bidi="fa-IR"/>
-        </w:rPr>
-        <w:t>f1score</w:t>
-      </w:r>
-      <w:r>
-        <w:rPr>
-          <w:rFonts w:cs="B Nazanin"/>
-          <w:sz w:val="28"/>
-          <w:szCs w:val="28"/>
-          <w:rtl/>
-          <w:lang w:bidi="fa-IR"/>
-        </w:rPr>
-        <w:t xml:space="preserve"> </w:t>
-      </w:r>
-      <w:r>
-        <w:rPr>
-          <w:rFonts w:cs="B Nazanin" w:hint="cs"/>
-          <w:sz w:val="28"/>
-          <w:szCs w:val="28"/>
-          <w:rtl/>
-          <w:lang w:bidi="fa-IR"/>
-        </w:rPr>
-        <w:t>ی</w:t>
-      </w:r>
-      <w:r>
-        <w:rPr>
-          <w:rFonts w:cs="B Nazanin" w:hint="eastAsia"/>
-          <w:sz w:val="28"/>
-          <w:szCs w:val="28"/>
-          <w:rtl/>
-          <w:lang w:bidi="fa-IR"/>
-        </w:rPr>
-        <w:t>ا</w:t>
-      </w:r>
-      <w:r>
-        <w:rPr>
-          <w:rFonts w:cs="B Nazanin"/>
-          <w:sz w:val="28"/>
-          <w:szCs w:val="28"/>
-          <w:rtl/>
-          <w:lang w:bidi="fa-IR"/>
-        </w:rPr>
-        <w:t xml:space="preserve"> </w:t>
-      </w:r>
-      <w:r>
-        <w:rPr>
-          <w:rFonts w:cs="B Nazanin"/>
-          <w:sz w:val="28"/>
-          <w:szCs w:val="28"/>
-          <w:lang w:bidi="fa-IR"/>
-        </w:rPr>
-        <w:t>f2score</w:t>
-      </w:r>
-      <w:r>
-        <w:rPr>
-          <w:rFonts w:cs="B Nazanin"/>
-          <w:sz w:val="28"/>
-          <w:szCs w:val="28"/>
-          <w:rtl/>
-          <w:lang w:bidi="fa-IR"/>
-        </w:rPr>
-        <w:t xml:space="preserve"> حاصل نشود.</w:t>
-      </w:r>
-      <w:r>
-        <w:rPr>
-          <w:rFonts w:cs="B Nazanin" w:hint="cs"/>
-          <w:sz w:val="28"/>
-          <w:szCs w:val="28"/>
-          <w:rtl/>
-          <w:lang w:bidi="fa-IR"/>
-        </w:rPr>
-        <w:t xml:space="preserve"> </w:t>
-      </w:r>
-      <w:r>
-        <w:rPr>
-          <w:rFonts w:cs="B Nazanin"/>
-          <w:sz w:val="28"/>
-          <w:szCs w:val="28"/>
-          <w:rtl/>
-          <w:lang w:bidi="fa-IR"/>
-        </w:rPr>
-        <w:t>به هم</w:t>
-      </w:r>
-      <w:r>
-        <w:rPr>
-          <w:rFonts w:cs="B Nazanin" w:hint="cs"/>
-          <w:sz w:val="28"/>
-          <w:szCs w:val="28"/>
-          <w:rtl/>
-          <w:lang w:bidi="fa-IR"/>
-        </w:rPr>
-        <w:t>ی</w:t>
-      </w:r>
-      <w:r>
-        <w:rPr>
-          <w:rFonts w:cs="B Nazanin" w:hint="eastAsia"/>
-          <w:sz w:val="28"/>
-          <w:szCs w:val="28"/>
-          <w:rtl/>
-          <w:lang w:bidi="fa-IR"/>
-        </w:rPr>
-        <w:t>ن</w:t>
-      </w:r>
-      <w:r>
-        <w:rPr>
-          <w:rFonts w:cs="B Nazanin"/>
-          <w:sz w:val="28"/>
-          <w:szCs w:val="28"/>
-          <w:rtl/>
-          <w:lang w:bidi="fa-IR"/>
-        </w:rPr>
-        <w:t xml:space="preserve"> دل</w:t>
-      </w:r>
-      <w:r>
-        <w:rPr>
-          <w:rFonts w:cs="B Nazanin" w:hint="cs"/>
-          <w:sz w:val="28"/>
-          <w:szCs w:val="28"/>
-          <w:rtl/>
-          <w:lang w:bidi="fa-IR"/>
-        </w:rPr>
-        <w:t>ی</w:t>
-      </w:r>
-      <w:r>
-        <w:rPr>
-          <w:rFonts w:cs="B Nazanin" w:hint="eastAsia"/>
-          <w:sz w:val="28"/>
-          <w:szCs w:val="28"/>
-          <w:rtl/>
-          <w:lang w:bidi="fa-IR"/>
-        </w:rPr>
-        <w:t>ل</w:t>
-      </w:r>
-      <w:r>
-        <w:rPr>
-          <w:rFonts w:cs="B Nazanin"/>
-          <w:sz w:val="28"/>
-          <w:szCs w:val="28"/>
-          <w:rtl/>
-          <w:lang w:bidi="fa-IR"/>
-        </w:rPr>
-        <w:t xml:space="preserve"> در پروژه تأک</w:t>
-      </w:r>
-      <w:r>
-        <w:rPr>
-          <w:rFonts w:cs="B Nazanin" w:hint="cs"/>
-          <w:sz w:val="28"/>
-          <w:szCs w:val="28"/>
-          <w:rtl/>
-          <w:lang w:bidi="fa-IR"/>
-        </w:rPr>
-        <w:t>ی</w:t>
-      </w:r>
-      <w:r>
-        <w:rPr>
-          <w:rFonts w:cs="B Nazanin" w:hint="eastAsia"/>
-          <w:sz w:val="28"/>
-          <w:szCs w:val="28"/>
-          <w:rtl/>
-          <w:lang w:bidi="fa-IR"/>
-        </w:rPr>
-        <w:t>د</w:t>
-      </w:r>
-      <w:r>
-        <w:rPr>
-          <w:rFonts w:cs="B Nazanin"/>
-          <w:sz w:val="28"/>
-          <w:szCs w:val="28"/>
-          <w:rtl/>
-          <w:lang w:bidi="fa-IR"/>
-        </w:rPr>
-        <w:t xml:space="preserve"> شده است که </w:t>
-      </w:r>
-      <w:proofErr w:type="spellStart"/>
-      <w:r>
-        <w:rPr>
-          <w:rFonts w:cs="B Nazanin"/>
-          <w:sz w:val="28"/>
-          <w:szCs w:val="28"/>
-          <w:rtl/>
-          <w:lang w:bidi="fa-IR"/>
-        </w:rPr>
-        <w:t>وزن‌ها</w:t>
-      </w:r>
-      <w:proofErr w:type="spellEnd"/>
-      <w:r>
-        <w:rPr>
-          <w:rFonts w:cs="B Nazanin"/>
-          <w:sz w:val="28"/>
-          <w:szCs w:val="28"/>
-          <w:rtl/>
-          <w:lang w:bidi="fa-IR"/>
-        </w:rPr>
-        <w:t xml:space="preserve"> را ثابت بگ</w:t>
-      </w:r>
-      <w:r>
-        <w:rPr>
-          <w:rFonts w:cs="B Nazanin" w:hint="cs"/>
-          <w:sz w:val="28"/>
-          <w:szCs w:val="28"/>
-          <w:rtl/>
-          <w:lang w:bidi="fa-IR"/>
-        </w:rPr>
-        <w:t>ی</w:t>
-      </w:r>
-      <w:r>
-        <w:rPr>
-          <w:rFonts w:cs="B Nazanin" w:hint="eastAsia"/>
-          <w:sz w:val="28"/>
-          <w:szCs w:val="28"/>
-          <w:rtl/>
-          <w:lang w:bidi="fa-IR"/>
-        </w:rPr>
-        <w:t>ر</w:t>
-      </w:r>
-      <w:r>
-        <w:rPr>
-          <w:rFonts w:cs="B Nazanin" w:hint="cs"/>
-          <w:sz w:val="28"/>
-          <w:szCs w:val="28"/>
-          <w:rtl/>
-          <w:lang w:bidi="fa-IR"/>
-        </w:rPr>
-        <w:t>ی</w:t>
-      </w:r>
-      <w:r>
-        <w:rPr>
-          <w:rFonts w:cs="B Nazanin" w:hint="eastAsia"/>
-          <w:sz w:val="28"/>
-          <w:szCs w:val="28"/>
-          <w:rtl/>
-          <w:lang w:bidi="fa-IR"/>
-        </w:rPr>
-        <w:t>د</w:t>
-      </w:r>
-      <w:r>
-        <w:rPr>
-          <w:rFonts w:cs="B Nazanin"/>
-          <w:sz w:val="28"/>
-          <w:szCs w:val="28"/>
-          <w:rtl/>
-          <w:lang w:bidi="fa-IR"/>
-        </w:rPr>
-        <w:t xml:space="preserve"> و فقط </w:t>
-      </w:r>
-      <w:proofErr w:type="spellStart"/>
-      <w:r>
-        <w:rPr>
-          <w:rFonts w:cs="B Nazanin"/>
-          <w:sz w:val="28"/>
-          <w:szCs w:val="28"/>
-          <w:rtl/>
-          <w:lang w:bidi="fa-IR"/>
-        </w:rPr>
-        <w:t>ضرا</w:t>
-      </w:r>
-      <w:r>
-        <w:rPr>
-          <w:rFonts w:cs="B Nazanin" w:hint="cs"/>
-          <w:sz w:val="28"/>
-          <w:szCs w:val="28"/>
-          <w:rtl/>
-          <w:lang w:bidi="fa-IR"/>
-        </w:rPr>
-        <w:t>ی</w:t>
-      </w:r>
-      <w:r>
-        <w:rPr>
-          <w:rFonts w:cs="B Nazanin" w:hint="eastAsia"/>
-          <w:sz w:val="28"/>
-          <w:szCs w:val="28"/>
-          <w:rtl/>
-          <w:lang w:bidi="fa-IR"/>
-        </w:rPr>
-        <w:t>ب</w:t>
-      </w:r>
-      <w:proofErr w:type="spellEnd"/>
       <w:r>
         <w:rPr>
           <w:rFonts w:cs="B Nazanin"/>
@@ -7200,7 +7004,6 @@
           <w:rtl/>
           <w:lang w:bidi="fa-IR"/>
         </w:rPr>
-        <w:lastRenderedPageBreak/>
         <w:t>- ا</w:t>
       </w:r>
       <w:r>
@@ -7231,18 +7034,7 @@
           <w:rtl/>
           <w:lang w:bidi="fa-IR"/>
         </w:rPr>
-        <w:t xml:space="preserve"> </w:t>
-      </w:r>
-      <w:proofErr w:type="spellStart"/>
-      <w:r>
-        <w:rPr>
-          <w:rFonts w:cs="B Nazanin"/>
-          <w:sz w:val="28"/>
-          <w:szCs w:val="28"/>
-          <w:rtl/>
-          <w:lang w:bidi="fa-IR"/>
-        </w:rPr>
-        <w:t>ل</w:t>
+        <w:t xml:space="preserve"> ل</w:t>
       </w:r>
       <w:r>
         <w:rPr>
@@ -7274,7 +7066,6 @@
         </w:rPr>
         <w:t>ی</w:t>
       </w:r>
-      <w:proofErr w:type="spellEnd"/>
       <w:r>
         <w:rPr>
           <w:rFonts w:cs="B Nazanin"/>
@@ -8537,6 +8328,7 @@
           <w:rtl/>
           <w:lang w:bidi="fa-IR"/>
         </w:rPr>
+        <w:lastRenderedPageBreak/>
         <w:t>2.6.3.ی</w:t>
       </w:r>
       <w:r>
@@ -8778,7 +8570,6 @@
           <w:rtl/>
           <w:lang w:bidi="fa-IR"/>
         </w:rPr>
-        <w:lastRenderedPageBreak/>
         <w:t>3</w:t>
       </w:r>
       <w:r>
@@ -8816,22 +8607,8 @@
           <w:rtl/>
           <w:lang w:bidi="fa-IR"/>
         </w:rPr>
-        <w:t xml:space="preserve">3.1.نمودار </w:t>
-      </w:r>
-      <w:proofErr w:type="spellStart"/>
-      <w:r>
-        <w:rPr>
-          <w:rFonts w:cs="B Nazanin" w:hint="cs"/>
-          <w:b/>
-          <w:bCs/>
-          <w:sz w:val="28"/>
-          <w:szCs w:val="28"/>
-          <w:rtl/>
-          <w:lang w:bidi="fa-IR"/>
-        </w:rPr>
-        <w:t>همگرایی</w:t>
-      </w:r>
-      <w:proofErr w:type="spellEnd"/>
+        <w:t>3.1.نمودار همگرایی</w:t>
+      </w:r>
     </w:p>
     <w:p>
       <w:pPr>
@@ -8943,18 +8720,7 @@
           <w:rtl/>
           <w:lang w:bidi="fa-IR"/>
         </w:rPr>
-        <w:t xml:space="preserve"> </w:t>
-      </w:r>
-      <w:proofErr w:type="spellStart"/>
-      <w:r>
-        <w:rPr>
-          <w:rFonts w:cs="B Nazanin"/>
-          <w:sz w:val="28"/>
-          <w:szCs w:val="28"/>
-          <w:rtl/>
-          <w:lang w:bidi="fa-IR"/>
-        </w:rPr>
-        <w:t>همگرا</w:t>
+        <w:t xml:space="preserve"> همگرا</w:t>
       </w:r>
       <w:r>
         <w:rPr>
@@ -8966,7 +8732,6 @@
         </w:rPr>
         <w:t>یی</w:t>
       </w:r>
-      <w:proofErr w:type="spellEnd"/>
       <w:r>
         <w:rPr>
           <w:rFonts w:cs="B Nazanin"/>
@@ -9025,18 +8790,7 @@
           <w:rtl/>
           <w:lang w:bidi="fa-IR"/>
         </w:rPr>
-        <w:t xml:space="preserve"> </w:t>
-      </w:r>
-      <w:proofErr w:type="spellStart"/>
-      <w:r>
-        <w:rPr>
-          <w:rFonts w:cs="B Nazanin"/>
-          <w:sz w:val="28"/>
-          <w:szCs w:val="28"/>
-          <w:rtl/>
-          <w:lang w:bidi="fa-IR"/>
-        </w:rPr>
-        <w:t>الگور</w:t>
+        <w:t xml:space="preserve"> الگور</w:t>
       </w:r>
       <w:r>
         <w:rPr>
@@ -9058,7 +8812,6 @@
         </w:rPr>
         <w:t>تم</w:t>
       </w:r>
-      <w:proofErr w:type="spellEnd"/>
       <w:r>
         <w:rPr>
           <w:rFonts w:cs="B Nazanin"/>
@@ -9177,51 +8930,7 @@
           <w:rtl/>
           <w:lang w:bidi="fa-IR"/>
         </w:rPr>
-        <w:t xml:space="preserve"> (انتخاب </w:t>
-      </w:r>
-      <w:proofErr w:type="spellStart"/>
-      <w:r>
-        <w:rPr>
-          <w:rFonts w:cs="B Nazanin"/>
-          <w:sz w:val="28"/>
-          <w:szCs w:val="28"/>
-          <w:rtl/>
-          <w:lang w:bidi="fa-IR"/>
-        </w:rPr>
-        <w:t>تورنومنت</w:t>
-      </w:r>
-      <w:proofErr w:type="spellEnd"/>
-      <w:r>
-        <w:rPr>
-          <w:rFonts w:cs="B Nazanin"/>
-          <w:sz w:val="28"/>
-          <w:szCs w:val="28"/>
-          <w:rtl/>
-          <w:lang w:bidi="fa-IR"/>
-        </w:rPr>
-        <w:t xml:space="preserve"> در مقابل چرخ </w:t>
-      </w:r>
-      <w:proofErr w:type="spellStart"/>
-      <w:r>
-        <w:rPr>
-          <w:rFonts w:cs="B Nazanin"/>
-          <w:sz w:val="28"/>
-          <w:szCs w:val="28"/>
-          <w:rtl/>
-          <w:lang w:bidi="fa-IR"/>
-        </w:rPr>
-        <w:t>رولت</w:t>
-      </w:r>
-      <w:proofErr w:type="spellEnd"/>
-      <w:r>
-        <w:rPr>
-          <w:rFonts w:cs="B Nazanin"/>
-          <w:sz w:val="28"/>
-          <w:szCs w:val="28"/>
-          <w:rtl/>
-          <w:lang w:bidi="fa-IR"/>
-        </w:rPr>
-        <w:t>)، نوع تقاطع (حساب</w:t>
+        <w:t xml:space="preserve"> (انتخاب تورنومنت در مقابل چرخ رولت)، نوع تقاطع (حساب</w:t>
       </w:r>
       <w:r>
         <w:rPr>
@@ -9331,12 +9040,41 @@
           <w:rtl/>
           <w:lang w:bidi="fa-IR"/>
         </w:rPr>
-        <w:t xml:space="preserve"> </w:t>
-      </w:r>
-      <w:proofErr w:type="spellStart"/>
-      <w:r>
-        <w:rPr>
-          <w:rFonts w:cs="B Nazanin"/>
+        <w:t xml:space="preserve"> م</w:t>
+      </w:r>
+      <w:r>
+        <w:rPr>
+          <w:rFonts w:cs="B Nazanin" w:hint="cs"/>
+          <w:sz w:val="28"/>
+          <w:szCs w:val="28"/>
+          <w:rtl/>
+          <w:lang w:bidi="fa-IR"/>
+        </w:rPr>
+        <w:t>ی‌</w:t>
+      </w:r>
+      <w:r>
+        <w:rPr>
+          <w:rFonts w:cs="B Nazanin" w:hint="eastAsia"/>
+          <w:sz w:val="28"/>
+          <w:szCs w:val="28"/>
+          <w:rtl/>
+          <w:lang w:bidi="fa-IR"/>
+        </w:rPr>
+        <w:t>کن</w:t>
+      </w:r>
+      <w:r>
+        <w:rPr>
+          <w:rFonts w:cs="B Nazanin" w:hint="cs"/>
+          <w:sz w:val="28"/>
+          <w:szCs w:val="28"/>
+          <w:rtl/>
+          <w:lang w:bidi="fa-IR"/>
+        </w:rPr>
+        <w:t>ی</w:t>
+      </w:r>
+      <w:r>
+        <w:rPr>
+          <w:rFonts w:cs="B Nazanin" w:hint="eastAsia"/>
           <w:sz w:val="28"/>
           <w:szCs w:val="28"/>
           <w:rtl/>
@@ -9344,47 +9082,6 @@
         </w:rPr>
         <w:t>م</w:t>
       </w:r>
-      <w:r>
-        <w:rPr>
-          <w:rFonts w:cs="B Nazanin" w:hint="cs"/>
-          <w:sz w:val="28"/>
-          <w:szCs w:val="28"/>
-          <w:rtl/>
-          <w:lang w:bidi="fa-IR"/>
-        </w:rPr>
-        <w:t>ی‌</w:t>
-      </w:r>
-      <w:r>
-        <w:rPr>
-          <w:rFonts w:cs="B Nazanin" w:hint="eastAsia"/>
-          <w:sz w:val="28"/>
-          <w:szCs w:val="28"/>
-          <w:rtl/>
-          <w:lang w:bidi="fa-IR"/>
-        </w:rPr>
-        <w:t>کن</w:t>
-      </w:r>
-      <w:r>
-        <w:rPr>
-          <w:rFonts w:cs="B Nazanin" w:hint="cs"/>
-          <w:sz w:val="28"/>
-          <w:szCs w:val="28"/>
-          <w:rtl/>
-          <w:lang w:bidi="fa-IR"/>
-        </w:rPr>
-        <w:t>ی</w:t>
-      </w:r>
-      <w:r>
-        <w:rPr>
-          <w:rFonts w:cs="B Nazanin" w:hint="eastAsia"/>
-          <w:sz w:val="28"/>
-          <w:szCs w:val="28"/>
-          <w:rtl/>
-          <w:lang w:bidi="fa-IR"/>
-        </w:rPr>
-        <w:t>م</w:t>
-      </w:r>
-      <w:proofErr w:type="spellEnd"/>
       <w:r>
         <w:rPr>
           <w:rFonts w:cs="B Nazanin"/>
@@ -9574,18 +9271,7 @@
           <w:rtl/>
           <w:lang w:bidi="fa-IR"/>
         </w:rPr>
-        <w:t xml:space="preserve"> و </w:t>
-      </w:r>
-      <w:proofErr w:type="spellStart"/>
-      <w:r>
-        <w:rPr>
-          <w:rFonts w:cs="B Nazanin"/>
-          <w:sz w:val="28"/>
-          <w:szCs w:val="28"/>
-          <w:rtl/>
-          <w:lang w:bidi="fa-IR"/>
-        </w:rPr>
-        <w:t>همگرا</w:t>
+        <w:t xml:space="preserve"> و همگرا</w:t>
       </w:r>
       <w:r>
         <w:rPr>
@@ -9597,7 +9283,6 @@
         </w:rPr>
         <w:t>یی</w:t>
       </w:r>
-      <w:proofErr w:type="spellEnd"/>
       <w:r>
         <w:rPr>
           <w:rFonts w:cs="B Nazanin"/>
@@ -9707,29 +9392,7 @@
           <w:rtl/>
           <w:lang w:bidi="fa-IR"/>
         </w:rPr>
-        <w:t xml:space="preserve">- انتخاب </w:t>
-      </w:r>
-      <w:proofErr w:type="spellStart"/>
-      <w:r>
-        <w:rPr>
-          <w:rFonts w:cs="B Nazanin"/>
-          <w:sz w:val="28"/>
-          <w:szCs w:val="28"/>
-          <w:rtl/>
-          <w:lang w:bidi="fa-IR"/>
-        </w:rPr>
-        <w:t>تورنومنت</w:t>
-      </w:r>
-      <w:proofErr w:type="spellEnd"/>
-      <w:r>
-        <w:rPr>
-          <w:rFonts w:cs="B Nazanin"/>
-          <w:sz w:val="28"/>
-          <w:szCs w:val="28"/>
-          <w:rtl/>
-          <w:lang w:bidi="fa-IR"/>
-        </w:rPr>
-        <w:t xml:space="preserve"> (اندازه 3</w:t>
+        <w:t>- انتخاب تورنومنت (اندازه 3</w:t>
       </w:r>
       <w:r>
         <w:rPr>
@@ -9819,18 +9482,7 @@
           <w:rtl/>
           <w:lang w:bidi="fa-IR"/>
         </w:rPr>
-        <w:t xml:space="preserve"> </w:t>
-      </w:r>
-      <w:proofErr w:type="spellStart"/>
-      <w:r>
-        <w:rPr>
-          <w:rFonts w:cs="B Nazanin"/>
-          <w:sz w:val="28"/>
-          <w:szCs w:val="28"/>
-          <w:rtl/>
-          <w:lang w:bidi="fa-IR"/>
-        </w:rPr>
-        <w:t>م</w:t>
+        <w:t xml:space="preserve"> م</w:t>
       </w:r>
       <w:r>
         <w:rPr>
@@ -9852,7 +9504,6 @@
         </w:rPr>
         <w:t>کند</w:t>
       </w:r>
-      <w:proofErr w:type="spellEnd"/>
       <w:r>
         <w:rPr>
           <w:rFonts w:cs="B Nazanin"/>
@@ -9891,18 +9542,7 @@
           <w:rtl/>
           <w:lang w:bidi="fa-IR"/>
         </w:rPr>
-        <w:t xml:space="preserve"> پخش </w:t>
-      </w:r>
-      <w:proofErr w:type="spellStart"/>
-      <w:r>
-        <w:rPr>
-          <w:rFonts w:cs="B Nazanin"/>
-          <w:sz w:val="28"/>
-          <w:szCs w:val="28"/>
-          <w:rtl/>
-          <w:lang w:bidi="fa-IR"/>
-        </w:rPr>
-        <w:t>م</w:t>
+        <w:t xml:space="preserve"> پخش م</w:t>
       </w:r>
       <w:r>
         <w:rPr>
@@ -9924,7 +9564,6 @@
         </w:rPr>
         <w:t>شوند</w:t>
       </w:r>
-      <w:proofErr w:type="spellEnd"/>
       <w:r>
         <w:rPr>
           <w:rFonts w:cs="B Nazanin"/>
@@ -9963,18 +9602,7 @@
           <w:rtl/>
           <w:lang w:bidi="fa-IR"/>
         </w:rPr>
-        <w:t xml:space="preserve"> حذف </w:t>
-      </w:r>
-      <w:proofErr w:type="spellStart"/>
-      <w:r>
-        <w:rPr>
-          <w:rFonts w:cs="B Nazanin"/>
-          <w:sz w:val="28"/>
-          <w:szCs w:val="28"/>
-          <w:rtl/>
-          <w:lang w:bidi="fa-IR"/>
-        </w:rPr>
-        <w:t>م</w:t>
+        <w:t xml:space="preserve"> حذف م</w:t>
       </w:r>
       <w:r>
         <w:rPr>
@@ -9996,7 +9624,6 @@
         </w:rPr>
         <w:t>شوند</w:t>
       </w:r>
-      <w:proofErr w:type="spellEnd"/>
       <w:r>
         <w:rPr>
           <w:rFonts w:cs="B Nazanin"/>
@@ -10026,6 +9653,7 @@
           <w:rtl/>
           <w:lang w:bidi="fa-IR"/>
         </w:rPr>
+        <w:lastRenderedPageBreak/>
         <w:t>- تقاطع حساب</w:t>
       </w:r>
       <w:r>
@@ -10095,30 +9723,18 @@
           <w:rtl/>
           <w:lang w:bidi="fa-IR"/>
         </w:rPr>
-        <w:t xml:space="preserve"> </w:t>
-      </w:r>
-      <w:proofErr w:type="spellStart"/>
-      <w:r>
-        <w:rPr>
-          <w:rFonts w:cs="B Nazanin"/>
-          <w:sz w:val="28"/>
-          <w:szCs w:val="28"/>
-          <w:rtl/>
-          <w:lang w:bidi="fa-IR"/>
-        </w:rPr>
-        <w:t>کدگذار</w:t>
-      </w:r>
-      <w:r>
-        <w:rPr>
-          <w:rFonts w:cs="B Nazanin" w:hint="cs"/>
-          <w:sz w:val="28"/>
-          <w:szCs w:val="28"/>
-          <w:rtl/>
-          <w:lang w:bidi="fa-IR"/>
-        </w:rPr>
-        <w:t>ی</w:t>
-      </w:r>
-      <w:proofErr w:type="spellEnd"/>
+        <w:t xml:space="preserve"> کدگذار</w:t>
+      </w:r>
+      <w:r>
+        <w:rPr>
+          <w:rFonts w:cs="B Nazanin" w:hint="cs"/>
+          <w:sz w:val="28"/>
+          <w:szCs w:val="28"/>
+          <w:rtl/>
+          <w:lang w:bidi="fa-IR"/>
+        </w:rPr>
+        <w:t>ی</w:t>
+      </w:r>
       <w:r>
         <w:rPr>
           <w:rFonts w:cs="B Nazanin"/>
@@ -10327,18 +9943,7 @@
           <w:rtl/>
           <w:lang w:bidi="fa-IR"/>
         </w:rPr>
-        <w:t xml:space="preserve"> حرکت </w:t>
-      </w:r>
-      <w:proofErr w:type="spellStart"/>
-      <w:r>
-        <w:rPr>
-          <w:rFonts w:cs="B Nazanin"/>
-          <w:sz w:val="28"/>
-          <w:szCs w:val="28"/>
-          <w:rtl/>
-          <w:lang w:bidi="fa-IR"/>
-        </w:rPr>
-        <w:t>م</w:t>
+        <w:t xml:space="preserve"> حرکت م</w:t>
       </w:r>
       <w:r>
         <w:rPr>
@@ -10360,7 +9965,6 @@
         </w:rPr>
         <w:t>کنند</w:t>
       </w:r>
-      <w:proofErr w:type="spellEnd"/>
       <w:r>
         <w:rPr>
           <w:rFonts w:cs="B Nazanin"/>
@@ -10479,20 +10083,28 @@
           <w:rtl/>
           <w:lang w:bidi="fa-IR"/>
         </w:rPr>
-        <w:t xml:space="preserve"> در ساختار </w:t>
-      </w:r>
-      <w:proofErr w:type="spellStart"/>
-      <w:r>
-        <w:rPr>
-          <w:rFonts w:cs="B Nazanin"/>
-          <w:sz w:val="28"/>
-          <w:szCs w:val="28"/>
-          <w:rtl/>
-          <w:lang w:bidi="fa-IR"/>
-        </w:rPr>
-        <w:t>ژن‌ها</w:t>
-      </w:r>
-      <w:proofErr w:type="spellEnd"/>
+        <w:t xml:space="preserve"> در ساختار ژن‌ها م</w:t>
+      </w:r>
+      <w:r>
+        <w:rPr>
+          <w:rFonts w:cs="B Nazanin" w:hint="cs"/>
+          <w:sz w:val="28"/>
+          <w:szCs w:val="28"/>
+          <w:rtl/>
+          <w:lang w:bidi="fa-IR"/>
+        </w:rPr>
+        <w:t>ی</w:t>
+      </w:r>
+      <w:r>
+        <w:rPr>
+          <w:rFonts w:cs="B Nazanin" w:hint="eastAsia"/>
+          <w:sz w:val="28"/>
+          <w:szCs w:val="28"/>
+          <w:rtl/>
+          <w:lang w:bidi="fa-IR"/>
+        </w:rPr>
+        <w:t>ل</w:t>
+      </w:r>
       <w:r>
         <w:rPr>
           <w:rFonts w:cs="B Nazanin"/>
@@ -10511,47 +10123,6 @@
           <w:rtl/>
           <w:lang w:bidi="fa-IR"/>
         </w:rPr>
-        <w:t>ی</w:t>
-      </w:r>
-      <w:r>
-        <w:rPr>
-          <w:rFonts w:cs="B Nazanin" w:hint="eastAsia"/>
-          <w:sz w:val="28"/>
-          <w:szCs w:val="28"/>
-          <w:rtl/>
-          <w:lang w:bidi="fa-IR"/>
-        </w:rPr>
-        <w:t>ل</w:t>
-      </w:r>
-      <w:r>
-        <w:rPr>
-          <w:rFonts w:cs="B Nazanin"/>
-          <w:sz w:val="28"/>
-          <w:szCs w:val="28"/>
-          <w:rtl/>
-          <w:lang w:bidi="fa-IR"/>
-        </w:rPr>
-        <w:t xml:space="preserve"> </w:t>
-      </w:r>
-      <w:proofErr w:type="spellStart"/>
-      <w:r>
-        <w:rPr>
-          <w:rFonts w:cs="B Nazanin"/>
-          <w:sz w:val="28"/>
-          <w:szCs w:val="28"/>
-          <w:rtl/>
-          <w:lang w:bidi="fa-IR"/>
-        </w:rPr>
-        <w:t>م</w:t>
-      </w:r>
-      <w:r>
-        <w:rPr>
-          <w:rFonts w:cs="B Nazanin" w:hint="cs"/>
-          <w:sz w:val="28"/>
-          <w:szCs w:val="28"/>
-          <w:rtl/>
-          <w:lang w:bidi="fa-IR"/>
-        </w:rPr>
         <w:t>ی‌</w:t>
       </w:r>
       <w:r>
@@ -10564,7 +10135,6 @@
         </w:rPr>
         <w:t>کنند</w:t>
       </w:r>
-      <w:proofErr w:type="spellEnd"/>
       <w:r>
         <w:rPr>
           <w:rFonts w:cs="B Nazanin"/>
@@ -10684,18 +10254,7 @@
           <w:rtl/>
           <w:lang w:bidi="fa-IR"/>
         </w:rPr>
-        <w:t xml:space="preserve"> </w:t>
-      </w:r>
-      <w:proofErr w:type="spellStart"/>
-      <w:r>
-        <w:rPr>
-          <w:rFonts w:cs="B Nazanin"/>
-          <w:sz w:val="28"/>
-          <w:szCs w:val="28"/>
-          <w:rtl/>
-          <w:lang w:bidi="fa-IR"/>
-        </w:rPr>
-        <w:t>م</w:t>
+        <w:t xml:space="preserve"> م</w:t>
       </w:r>
       <w:r>
         <w:rPr>
@@ -10717,7 +10276,6 @@
         </w:rPr>
         <w:t>کند</w:t>
       </w:r>
-      <w:proofErr w:type="spellEnd"/>
       <w:r>
         <w:rPr>
           <w:rFonts w:cs="B Nazanin"/>
@@ -10746,18 +10304,7 @@
           <w:rtl/>
           <w:lang w:bidi="fa-IR"/>
         </w:rPr>
-        <w:t xml:space="preserve"> را حفظ </w:t>
-      </w:r>
-      <w:proofErr w:type="spellStart"/>
-      <w:r>
-        <w:rPr>
-          <w:rFonts w:cs="B Nazanin"/>
-          <w:sz w:val="28"/>
-          <w:szCs w:val="28"/>
-          <w:rtl/>
-          <w:lang w:bidi="fa-IR"/>
-        </w:rPr>
-        <w:t>م</w:t>
+        <w:t xml:space="preserve"> را حفظ م</w:t>
       </w:r>
       <w:r>
         <w:rPr>
@@ -10777,18 +10324,7 @@
           <w:rtl/>
           <w:lang w:bidi="fa-IR"/>
         </w:rPr>
-        <w:t>کند</w:t>
-      </w:r>
-      <w:proofErr w:type="spellEnd"/>
-      <w:r>
-        <w:rPr>
-          <w:rFonts w:cs="B Nazanin" w:hint="eastAsia"/>
-          <w:sz w:val="28"/>
-          <w:szCs w:val="28"/>
-          <w:rtl/>
-          <w:lang w:bidi="fa-IR"/>
-        </w:rPr>
-        <w:t>،</w:t>
+        <w:t>کند،</w:t>
       </w:r>
       <w:r>
         <w:rPr>
@@ -10848,30 +10384,18 @@
           <w:rtl/>
           <w:lang w:bidi="fa-IR"/>
         </w:rPr>
-        <w:t xml:space="preserve"> است، </w:t>
-      </w:r>
-      <w:proofErr w:type="spellStart"/>
-      <w:r>
-        <w:rPr>
-          <w:rFonts w:cs="B Nazanin"/>
-          <w:sz w:val="28"/>
-          <w:szCs w:val="28"/>
-          <w:rtl/>
-          <w:lang w:bidi="fa-IR"/>
-        </w:rPr>
-        <w:t>جهش‌ها</w:t>
-      </w:r>
-      <w:r>
-        <w:rPr>
-          <w:rFonts w:cs="B Nazanin" w:hint="cs"/>
-          <w:sz w:val="28"/>
-          <w:szCs w:val="28"/>
-          <w:rtl/>
-          <w:lang w:bidi="fa-IR"/>
-        </w:rPr>
-        <w:t>ی</w:t>
-      </w:r>
-      <w:proofErr w:type="spellEnd"/>
+        <w:t xml:space="preserve"> است، جهش‌ها</w:t>
+      </w:r>
+      <w:r>
+        <w:rPr>
+          <w:rFonts w:cs="B Nazanin" w:hint="cs"/>
+          <w:sz w:val="28"/>
+          <w:szCs w:val="28"/>
+          <w:rtl/>
+          <w:lang w:bidi="fa-IR"/>
+        </w:rPr>
+        <w:t>ی</w:t>
+      </w:r>
       <w:r>
         <w:rPr>
           <w:rFonts w:cs="B Nazanin"/>
@@ -10940,18 +10464,7 @@
           <w:rtl/>
           <w:lang w:bidi="fa-IR"/>
         </w:rPr>
-        <w:t xml:space="preserve"> </w:t>
-      </w:r>
-      <w:proofErr w:type="spellStart"/>
-      <w:r>
-        <w:rPr>
-          <w:rFonts w:cs="B Nazanin"/>
-          <w:sz w:val="28"/>
-          <w:szCs w:val="28"/>
-          <w:rtl/>
-          <w:lang w:bidi="fa-IR"/>
-        </w:rPr>
-        <w:t>م</w:t>
+        <w:t xml:space="preserve"> م</w:t>
       </w:r>
       <w:r>
         <w:rPr>
@@ -10973,59 +10486,35 @@
         </w:rPr>
         <w:t>شوند</w:t>
       </w:r>
-      <w:proofErr w:type="spellEnd"/>
-      <w:r>
-        <w:rPr>
-          <w:rFonts w:cs="B Nazanin"/>
-          <w:sz w:val="28"/>
-          <w:szCs w:val="28"/>
-          <w:rtl/>
-          <w:lang w:bidi="fa-IR"/>
-        </w:rPr>
-        <w:t xml:space="preserve"> و </w:t>
-      </w:r>
-      <w:proofErr w:type="spellStart"/>
-      <w:r>
-        <w:rPr>
-          <w:rFonts w:cs="B Nazanin"/>
-          <w:sz w:val="28"/>
-          <w:szCs w:val="28"/>
-          <w:rtl/>
-          <w:lang w:bidi="fa-IR"/>
-        </w:rPr>
-        <w:t>جهش‌ها</w:t>
-      </w:r>
-      <w:r>
-        <w:rPr>
-          <w:rFonts w:cs="B Nazanin" w:hint="cs"/>
-          <w:sz w:val="28"/>
-          <w:szCs w:val="28"/>
-          <w:rtl/>
-          <w:lang w:bidi="fa-IR"/>
-        </w:rPr>
-        <w:t>ی</w:t>
-      </w:r>
-      <w:proofErr w:type="spellEnd"/>
-      <w:r>
-        <w:rPr>
-          <w:rFonts w:cs="B Nazanin"/>
-          <w:sz w:val="28"/>
-          <w:szCs w:val="28"/>
-          <w:rtl/>
-          <w:lang w:bidi="fa-IR"/>
-        </w:rPr>
-        <w:t xml:space="preserve"> مضر حذف </w:t>
-      </w:r>
-      <w:proofErr w:type="spellStart"/>
-      <w:r>
-        <w:rPr>
-          <w:rFonts w:cs="B Nazanin"/>
-          <w:sz w:val="28"/>
-          <w:szCs w:val="28"/>
-          <w:rtl/>
-          <w:lang w:bidi="fa-IR"/>
-        </w:rPr>
-        <w:t>م</w:t>
+      <w:r>
+        <w:rPr>
+          <w:rFonts w:cs="B Nazanin"/>
+          <w:sz w:val="28"/>
+          <w:szCs w:val="28"/>
+          <w:rtl/>
+          <w:lang w:bidi="fa-IR"/>
+        </w:rPr>
+        <w:t xml:space="preserve"> و جهش‌ها</w:t>
+      </w:r>
+      <w:r>
+        <w:rPr>
+          <w:rFonts w:cs="B Nazanin" w:hint="cs"/>
+          <w:sz w:val="28"/>
+          <w:szCs w:val="28"/>
+          <w:rtl/>
+          <w:lang w:bidi="fa-IR"/>
+        </w:rPr>
+        <w:t>ی</w:t>
+      </w:r>
+      <w:r>
+        <w:rPr>
+          <w:rFonts w:cs="B Nazanin"/>
+          <w:sz w:val="28"/>
+          <w:szCs w:val="28"/>
+          <w:rtl/>
+          <w:lang w:bidi="fa-IR"/>
+        </w:rPr>
+        <w:t xml:space="preserve"> مضر حذف م</w:t>
       </w:r>
       <w:r>
         <w:rPr>
@@ -11047,7 +10536,6 @@
         </w:rPr>
         <w:t>شوند</w:t>
       </w:r>
-      <w:proofErr w:type="spellEnd"/>
       <w:r>
         <w:rPr>
           <w:rFonts w:cs="B Nazanin"/>
@@ -11077,7 +10565,6 @@
           <w:rtl/>
           <w:lang w:bidi="fa-IR"/>
         </w:rPr>
-        <w:lastRenderedPageBreak/>
         <w:t>ترک</w:t>
       </w:r>
       <w:r>
@@ -11216,18 +10703,7 @@
           <w:rtl/>
           <w:lang w:bidi="fa-IR"/>
         </w:rPr>
-        <w:t xml:space="preserve">، اما باز هم </w:t>
-      </w:r>
-      <w:proofErr w:type="spellStart"/>
-      <w:r>
-        <w:rPr>
-          <w:rFonts w:cs="B Nazanin"/>
-          <w:sz w:val="28"/>
-          <w:szCs w:val="28"/>
-          <w:rtl/>
-          <w:lang w:bidi="fa-IR"/>
-        </w:rPr>
-        <w:t>همگرا</w:t>
+        <w:t>، اما باز هم همگرا</w:t>
       </w:r>
       <w:r>
         <w:rPr>
@@ -11239,7 +10715,6 @@
         </w:rPr>
         <w:t>یی</w:t>
       </w:r>
-      <w:proofErr w:type="spellEnd"/>
       <w:r>
         <w:rPr>
           <w:rFonts w:cs="B Nazanin"/>
@@ -11329,20 +10804,8 @@
           <w:rtl/>
           <w:lang w:bidi="fa-IR"/>
         </w:rPr>
-        <w:t xml:space="preserve">- انتخاب </w:t>
-      </w:r>
-      <w:proofErr w:type="spellStart"/>
-      <w:r>
-        <w:rPr>
-          <w:rFonts w:cs="B Nazanin"/>
-          <w:sz w:val="28"/>
-          <w:szCs w:val="28"/>
-          <w:rtl/>
-          <w:lang w:bidi="fa-IR"/>
-        </w:rPr>
-        <w:t>تورنومنت</w:t>
-      </w:r>
-      <w:proofErr w:type="spellEnd"/>
+        <w:t>- انتخاب تورنومنت</w:t>
+      </w:r>
       <w:r>
         <w:rPr>
           <w:rFonts w:cs="B Nazanin" w:hint="cs"/>
@@ -11561,18 +11024,7 @@
           <w:rtl/>
           <w:lang w:bidi="fa-IR"/>
         </w:rPr>
-        <w:t xml:space="preserve"> </w:t>
-      </w:r>
-      <w:proofErr w:type="spellStart"/>
-      <w:r>
-        <w:rPr>
-          <w:rFonts w:cs="B Nazanin"/>
-          <w:sz w:val="28"/>
-          <w:szCs w:val="28"/>
-          <w:rtl/>
-          <w:lang w:bidi="fa-IR"/>
-        </w:rPr>
-        <w:t>م</w:t>
+        <w:t xml:space="preserve"> م</w:t>
       </w:r>
       <w:r>
         <w:rPr>
@@ -11614,7 +11066,6 @@
         </w:rPr>
         <w:t>رد</w:t>
       </w:r>
-      <w:proofErr w:type="spellEnd"/>
       <w:r>
         <w:rPr>
           <w:rFonts w:cs="B Nazanin"/>
@@ -11733,18 +11184,7 @@
           <w:rtl/>
           <w:lang w:bidi="fa-IR"/>
         </w:rPr>
-        <w:t xml:space="preserve"> </w:t>
-      </w:r>
-      <w:proofErr w:type="spellStart"/>
-      <w:r>
-        <w:rPr>
-          <w:rFonts w:cs="B Nazanin"/>
-          <w:sz w:val="28"/>
-          <w:szCs w:val="28"/>
-          <w:rtl/>
-          <w:lang w:bidi="fa-IR"/>
-        </w:rPr>
-        <w:t>م</w:t>
+        <w:t xml:space="preserve"> م</w:t>
       </w:r>
       <w:r>
         <w:rPr>
@@ -11764,18 +11204,7 @@
           <w:rtl/>
           <w:lang w:bidi="fa-IR"/>
         </w:rPr>
-        <w:t>کند</w:t>
-      </w:r>
-      <w:proofErr w:type="spellEnd"/>
-      <w:r>
-        <w:rPr>
-          <w:rFonts w:cs="B Nazanin" w:hint="eastAsia"/>
-          <w:sz w:val="28"/>
-          <w:szCs w:val="28"/>
-          <w:rtl/>
-          <w:lang w:bidi="fa-IR"/>
-        </w:rPr>
-        <w:t>،</w:t>
+        <w:t>کند،</w:t>
       </w:r>
       <w:r>
         <w:rPr>
@@ -12085,18 +11514,7 @@
           <w:rtl/>
           <w:lang w:bidi="fa-IR"/>
         </w:rPr>
-        <w:t xml:space="preserve"> باعث </w:t>
-      </w:r>
-      <w:proofErr w:type="spellStart"/>
-      <w:r>
-        <w:rPr>
-          <w:rFonts w:cs="B Nazanin"/>
-          <w:sz w:val="28"/>
-          <w:szCs w:val="28"/>
-          <w:rtl/>
-          <w:lang w:bidi="fa-IR"/>
-        </w:rPr>
-        <w:t>م</w:t>
+        <w:t xml:space="preserve"> باعث م</w:t>
       </w:r>
       <w:r>
         <w:rPr>
@@ -12118,27 +11536,15 @@
         </w:rPr>
         <w:t>شود</w:t>
       </w:r>
-      <w:proofErr w:type="spellEnd"/>
-      <w:r>
-        <w:rPr>
-          <w:rFonts w:cs="B Nazanin"/>
-          <w:sz w:val="28"/>
-          <w:szCs w:val="28"/>
-          <w:rtl/>
-          <w:lang w:bidi="fa-IR"/>
-        </w:rPr>
-        <w:t xml:space="preserve"> </w:t>
-      </w:r>
-      <w:proofErr w:type="spellStart"/>
-      <w:r>
-        <w:rPr>
-          <w:rFonts w:cs="B Nazanin"/>
-          <w:sz w:val="28"/>
-          <w:szCs w:val="28"/>
-          <w:rtl/>
-          <w:lang w:bidi="fa-IR"/>
-        </w:rPr>
-        <w:t>الگور</w:t>
+      <w:r>
+        <w:rPr>
+          <w:rFonts w:cs="B Nazanin"/>
+          <w:sz w:val="28"/>
+          <w:szCs w:val="28"/>
+          <w:rtl/>
+          <w:lang w:bidi="fa-IR"/>
+        </w:rPr>
+        <w:t xml:space="preserve"> الگور</w:t>
       </w:r>
       <w:r>
         <w:rPr>
@@ -12160,7 +11566,6 @@
         </w:rPr>
         <w:t>تم</w:t>
       </w:r>
-      <w:proofErr w:type="spellEnd"/>
       <w:r>
         <w:rPr>
           <w:rFonts w:cs="B Nazanin"/>
@@ -12199,102 +11604,78 @@
           <w:rtl/>
           <w:lang w:bidi="fa-IR"/>
         </w:rPr>
+        <w:t xml:space="preserve"> به بهره‌بردار</w:t>
+      </w:r>
+      <w:r>
+        <w:rPr>
+          <w:rFonts w:cs="B Nazanin" w:hint="cs"/>
+          <w:sz w:val="28"/>
+          <w:szCs w:val="28"/>
+          <w:rtl/>
+          <w:lang w:bidi="fa-IR"/>
+        </w:rPr>
+        <w:t>ی</w:t>
+      </w:r>
+      <w:r>
+        <w:rPr>
+          <w:rFonts w:cs="B Nazanin"/>
+          <w:sz w:val="28"/>
+          <w:szCs w:val="28"/>
+          <w:rtl/>
+          <w:lang w:bidi="fa-IR"/>
+        </w:rPr>
+        <w:t xml:space="preserve"> بپردازد تا اکتشاف. در کنار فشار انتخاب</w:t>
+      </w:r>
+      <w:r>
+        <w:rPr>
+          <w:rFonts w:cs="B Nazanin" w:hint="cs"/>
+          <w:sz w:val="28"/>
+          <w:szCs w:val="28"/>
+          <w:rtl/>
+          <w:lang w:bidi="fa-IR"/>
+        </w:rPr>
+        <w:t>ی</w:t>
+      </w:r>
+      <w:r>
+        <w:rPr>
+          <w:rFonts w:cs="B Nazanin"/>
+          <w:sz w:val="28"/>
+          <w:szCs w:val="28"/>
+          <w:rtl/>
+          <w:lang w:bidi="fa-IR"/>
+        </w:rPr>
+        <w:t xml:space="preserve"> بالا، الگور</w:t>
+      </w:r>
+      <w:r>
+        <w:rPr>
+          <w:rFonts w:cs="B Nazanin" w:hint="cs"/>
+          <w:sz w:val="28"/>
+          <w:szCs w:val="28"/>
+          <w:rtl/>
+          <w:lang w:bidi="fa-IR"/>
+        </w:rPr>
+        <w:t>ی</w:t>
+      </w:r>
+      <w:r>
+        <w:rPr>
+          <w:rFonts w:cs="B Nazanin" w:hint="eastAsia"/>
+          <w:sz w:val="28"/>
+          <w:szCs w:val="28"/>
+          <w:rtl/>
+          <w:lang w:bidi="fa-IR"/>
+        </w:rPr>
+        <w:t>تم</w:t>
+      </w:r>
+      <w:r>
+        <w:rPr>
+          <w:rFonts w:cs="B Nazanin"/>
+          <w:sz w:val="28"/>
+          <w:szCs w:val="28"/>
+          <w:rtl/>
+          <w:lang w:bidi="fa-IR"/>
+        </w:rPr>
         <w:t xml:space="preserve"> به </w:t>
       </w:r>
-      <w:proofErr w:type="spellStart"/>
-      <w:r>
-        <w:rPr>
-          <w:rFonts w:cs="B Nazanin"/>
-          <w:sz w:val="28"/>
-          <w:szCs w:val="28"/>
-          <w:rtl/>
-          <w:lang w:bidi="fa-IR"/>
-        </w:rPr>
-        <w:t>بهره‌بردار</w:t>
-      </w:r>
-      <w:r>
-        <w:rPr>
-          <w:rFonts w:cs="B Nazanin" w:hint="cs"/>
-          <w:sz w:val="28"/>
-          <w:szCs w:val="28"/>
-          <w:rtl/>
-          <w:lang w:bidi="fa-IR"/>
-        </w:rPr>
-        <w:t>ی</w:t>
-      </w:r>
-      <w:proofErr w:type="spellEnd"/>
-      <w:r>
-        <w:rPr>
-          <w:rFonts w:cs="B Nazanin"/>
-          <w:sz w:val="28"/>
-          <w:szCs w:val="28"/>
-          <w:rtl/>
-          <w:lang w:bidi="fa-IR"/>
-        </w:rPr>
-        <w:t xml:space="preserve"> بپردازد تا اکتشاف. در کنار فشار انتخاب</w:t>
-      </w:r>
-      <w:r>
-        <w:rPr>
-          <w:rFonts w:cs="B Nazanin" w:hint="cs"/>
-          <w:sz w:val="28"/>
-          <w:szCs w:val="28"/>
-          <w:rtl/>
-          <w:lang w:bidi="fa-IR"/>
-        </w:rPr>
-        <w:t>ی</w:t>
-      </w:r>
-      <w:r>
-        <w:rPr>
-          <w:rFonts w:cs="B Nazanin"/>
-          <w:sz w:val="28"/>
-          <w:szCs w:val="28"/>
-          <w:rtl/>
-          <w:lang w:bidi="fa-IR"/>
-        </w:rPr>
-        <w:t xml:space="preserve"> بالا، </w:t>
-      </w:r>
-      <w:proofErr w:type="spellStart"/>
-      <w:r>
-        <w:rPr>
-          <w:rFonts w:cs="B Nazanin"/>
-          <w:sz w:val="28"/>
-          <w:szCs w:val="28"/>
-          <w:rtl/>
-          <w:lang w:bidi="fa-IR"/>
-        </w:rPr>
-        <w:t>الگور</w:t>
-      </w:r>
-      <w:r>
-        <w:rPr>
-          <w:rFonts w:cs="B Nazanin" w:hint="cs"/>
-          <w:sz w:val="28"/>
-          <w:szCs w:val="28"/>
-          <w:rtl/>
-          <w:lang w:bidi="fa-IR"/>
-        </w:rPr>
-        <w:t>ی</w:t>
-      </w:r>
-      <w:r>
-        <w:rPr>
-          <w:rFonts w:cs="B Nazanin" w:hint="eastAsia"/>
-          <w:sz w:val="28"/>
-          <w:szCs w:val="28"/>
-          <w:rtl/>
-          <w:lang w:bidi="fa-IR"/>
-        </w:rPr>
-        <w:t>تم</w:t>
-      </w:r>
-      <w:proofErr w:type="spellEnd"/>
-      <w:r>
-        <w:rPr>
-          <w:rFonts w:cs="B Nazanin"/>
-          <w:sz w:val="28"/>
-          <w:szCs w:val="28"/>
-          <w:rtl/>
-          <w:lang w:bidi="fa-IR"/>
-        </w:rPr>
-        <w:t xml:space="preserve"> به </w:t>
-      </w:r>
       <w:r>
         <w:rPr>
           <w:rFonts w:cs="B Nazanin" w:hint="cs"/>
@@ -12373,18 +11754,7 @@
           <w:rtl/>
           <w:lang w:bidi="fa-IR"/>
         </w:rPr>
-        <w:t xml:space="preserve"> نسبتاً خوب </w:t>
-      </w:r>
-      <w:proofErr w:type="spellStart"/>
-      <w:r>
-        <w:rPr>
-          <w:rFonts w:cs="B Nazanin"/>
-          <w:sz w:val="28"/>
-          <w:szCs w:val="28"/>
-          <w:rtl/>
-          <w:lang w:bidi="fa-IR"/>
-        </w:rPr>
-        <w:t>م</w:t>
+        <w:t xml:space="preserve"> نسبتاً خوب م</w:t>
       </w:r>
       <w:r>
         <w:rPr>
@@ -12406,7 +11776,6 @@
         </w:rPr>
         <w:t>رسد</w:t>
       </w:r>
-      <w:proofErr w:type="spellEnd"/>
       <w:r>
         <w:rPr>
           <w:rFonts w:cs="B Nazanin"/>
@@ -12586,18 +11955,7 @@
           <w:rtl/>
           <w:lang w:bidi="fa-IR"/>
         </w:rPr>
-        <w:t xml:space="preserve"> </w:t>
-      </w:r>
-      <w:proofErr w:type="spellStart"/>
-      <w:r>
-        <w:rPr>
-          <w:rFonts w:cs="B Nazanin"/>
-          <w:sz w:val="28"/>
-          <w:szCs w:val="28"/>
-          <w:rtl/>
-          <w:lang w:bidi="fa-IR"/>
-        </w:rPr>
-        <w:t>م</w:t>
+        <w:t xml:space="preserve"> م</w:t>
       </w:r>
       <w:r>
         <w:rPr>
@@ -12617,18 +11975,7 @@
           <w:rtl/>
           <w:lang w:bidi="fa-IR"/>
         </w:rPr>
-        <w:t>ابد</w:t>
-      </w:r>
-      <w:proofErr w:type="spellEnd"/>
-      <w:r>
-        <w:rPr>
-          <w:rFonts w:cs="B Nazanin" w:hint="eastAsia"/>
-          <w:sz w:val="28"/>
-          <w:szCs w:val="28"/>
-          <w:rtl/>
-          <w:lang w:bidi="fa-IR"/>
-        </w:rPr>
-        <w:t>،</w:t>
+        <w:t>ابد،</w:t>
       </w:r>
       <w:r>
         <w:rPr>
@@ -12728,18 +12075,7 @@
           <w:rtl/>
           <w:lang w:bidi="fa-IR"/>
         </w:rPr>
-        <w:t xml:space="preserve"> همگرا </w:t>
-      </w:r>
-      <w:proofErr w:type="spellStart"/>
-      <w:r>
-        <w:rPr>
-          <w:rFonts w:cs="B Nazanin"/>
-          <w:sz w:val="28"/>
-          <w:szCs w:val="28"/>
-          <w:rtl/>
-          <w:lang w:bidi="fa-IR"/>
-        </w:rPr>
-        <w:t>م</w:t>
+        <w:t xml:space="preserve"> همگرا م</w:t>
       </w:r>
       <w:r>
         <w:rPr>
@@ -12761,7 +12097,6 @@
         </w:rPr>
         <w:t>شود</w:t>
       </w:r>
-      <w:proofErr w:type="spellEnd"/>
       <w:r>
         <w:rPr>
           <w:rFonts w:cs="B Nazanin"/>
@@ -12841,20 +12176,8 @@
           <w:rtl/>
           <w:lang w:bidi="fa-IR"/>
         </w:rPr>
-        <w:t xml:space="preserve">- انتخاب چرخ </w:t>
-      </w:r>
-      <w:proofErr w:type="spellStart"/>
-      <w:r>
-        <w:rPr>
-          <w:rFonts w:cs="B Nazanin"/>
-          <w:sz w:val="28"/>
-          <w:szCs w:val="28"/>
-          <w:rtl/>
-          <w:lang w:bidi="fa-IR"/>
-        </w:rPr>
-        <w:t>رولت</w:t>
-      </w:r>
-      <w:proofErr w:type="spellEnd"/>
+        <w:t>- انتخاب چرخ رولت</w:t>
+      </w:r>
       <w:r>
         <w:rPr>
           <w:rFonts w:cs="B Nazanin" w:hint="cs"/>
@@ -12923,29 +12246,7 @@
           <w:rtl/>
           <w:lang w:bidi="fa-IR"/>
         </w:rPr>
-        <w:t xml:space="preserve">نسبت به </w:t>
-      </w:r>
-      <w:proofErr w:type="spellStart"/>
-      <w:r>
-        <w:rPr>
-          <w:rFonts w:cs="B Nazanin"/>
-          <w:sz w:val="28"/>
-          <w:szCs w:val="28"/>
-          <w:rtl/>
-          <w:lang w:bidi="fa-IR"/>
-        </w:rPr>
-        <w:t>تورنومنت</w:t>
-      </w:r>
-      <w:proofErr w:type="spellEnd"/>
-      <w:r>
-        <w:rPr>
-          <w:rFonts w:cs="B Nazanin"/>
-          <w:sz w:val="28"/>
-          <w:szCs w:val="28"/>
-          <w:rtl/>
-          <w:lang w:bidi="fa-IR"/>
-        </w:rPr>
-        <w:t xml:space="preserve"> دارد. افراد ضع</w:t>
+        <w:t>نسبت به تورنومنت دارد. افراد ضع</w:t>
       </w:r>
       <w:r>
         <w:rPr>
@@ -13035,18 +12336,7 @@
           <w:rtl/>
           <w:lang w:bidi="fa-IR"/>
         </w:rPr>
-        <w:t xml:space="preserve"> </w:t>
-      </w:r>
-      <w:proofErr w:type="spellStart"/>
-      <w:r>
-        <w:rPr>
-          <w:rFonts w:cs="B Nazanin"/>
-          <w:sz w:val="28"/>
-          <w:szCs w:val="28"/>
-          <w:rtl/>
-          <w:lang w:bidi="fa-IR"/>
-        </w:rPr>
-        <w:t>م</w:t>
+        <w:t xml:space="preserve"> م</w:t>
       </w:r>
       <w:r>
         <w:rPr>
@@ -13068,7 +12358,6 @@
         </w:rPr>
         <w:t>کنند</w:t>
       </w:r>
-      <w:proofErr w:type="spellEnd"/>
       <w:r>
         <w:rPr>
           <w:rFonts w:cs="B Nazanin"/>
@@ -13107,18 +12396,7 @@
           <w:rtl/>
           <w:lang w:bidi="fa-IR"/>
         </w:rPr>
-        <w:t xml:space="preserve"> باعث </w:t>
-      </w:r>
-      <w:proofErr w:type="spellStart"/>
-      <w:r>
-        <w:rPr>
-          <w:rFonts w:cs="B Nazanin"/>
-          <w:sz w:val="28"/>
-          <w:szCs w:val="28"/>
-          <w:rtl/>
-          <w:lang w:bidi="fa-IR"/>
-        </w:rPr>
-        <w:t>م</w:t>
+        <w:t xml:space="preserve"> باعث م</w:t>
       </w:r>
       <w:r>
         <w:rPr>
@@ -13140,39 +12418,26 @@
         </w:rPr>
         <w:t>شود</w:t>
       </w:r>
-      <w:proofErr w:type="spellEnd"/>
-      <w:r>
-        <w:rPr>
-          <w:rFonts w:cs="B Nazanin"/>
-          <w:sz w:val="28"/>
-          <w:szCs w:val="28"/>
-          <w:rtl/>
-          <w:lang w:bidi="fa-IR"/>
-        </w:rPr>
-        <w:t xml:space="preserve"> </w:t>
-      </w:r>
-      <w:proofErr w:type="spellStart"/>
-      <w:r>
-        <w:rPr>
-          <w:rFonts w:cs="B Nazanin"/>
-          <w:sz w:val="28"/>
-          <w:szCs w:val="28"/>
-          <w:rtl/>
-          <w:lang w:bidi="fa-IR"/>
-        </w:rPr>
-        <w:t>نسل‌ها</w:t>
-      </w:r>
-      <w:r>
-        <w:rPr>
-          <w:rFonts w:cs="B Nazanin" w:hint="cs"/>
-          <w:sz w:val="28"/>
-          <w:szCs w:val="28"/>
-          <w:rtl/>
-          <w:lang w:bidi="fa-IR"/>
-        </w:rPr>
-        <w:t>ی</w:t>
-      </w:r>
-      <w:proofErr w:type="spellEnd"/>
+      <w:r>
+        <w:rPr>
+          <w:rFonts w:cs="B Nazanin"/>
+          <w:sz w:val="28"/>
+          <w:szCs w:val="28"/>
+          <w:rtl/>
+          <w:lang w:bidi="fa-IR"/>
+        </w:rPr>
+        <w:t xml:space="preserve"> نسل‌ها</w:t>
+      </w:r>
+      <w:r>
+        <w:rPr>
+          <w:rFonts w:cs="B Nazanin" w:hint="cs"/>
+          <w:sz w:val="28"/>
+          <w:szCs w:val="28"/>
+          <w:rtl/>
+          <w:lang w:bidi="fa-IR"/>
+        </w:rPr>
+        <w:t>ی</w:t>
+      </w:r>
       <w:r>
         <w:rPr>
           <w:rFonts w:cs="B Nazanin"/>
@@ -13362,18 +12627,296 @@
           <w:rtl/>
           <w:lang w:bidi="fa-IR"/>
         </w:rPr>
+        <w:t xml:space="preserve"> نم</w:t>
+      </w:r>
+      <w:r>
+        <w:rPr>
+          <w:rFonts w:cs="B Nazanin" w:hint="cs"/>
+          <w:sz w:val="28"/>
+          <w:szCs w:val="28"/>
+          <w:rtl/>
+          <w:lang w:bidi="fa-IR"/>
+        </w:rPr>
+        <w:t>ی‌</w:t>
+      </w:r>
+      <w:r>
+        <w:rPr>
+          <w:rFonts w:cs="B Nazanin" w:hint="eastAsia"/>
+          <w:sz w:val="28"/>
+          <w:szCs w:val="28"/>
+          <w:rtl/>
+          <w:lang w:bidi="fa-IR"/>
+        </w:rPr>
+        <w:t>تواند</w:t>
+      </w:r>
+      <w:r>
+        <w:rPr>
+          <w:rFonts w:cs="B Nazanin"/>
+          <w:sz w:val="28"/>
+          <w:szCs w:val="28"/>
+          <w:rtl/>
+          <w:lang w:bidi="fa-IR"/>
+        </w:rPr>
+        <w:t xml:space="preserve"> فشار انتخاب</w:t>
+      </w:r>
+      <w:r>
+        <w:rPr>
+          <w:rFonts w:cs="B Nazanin" w:hint="cs"/>
+          <w:sz w:val="28"/>
+          <w:szCs w:val="28"/>
+          <w:rtl/>
+          <w:lang w:bidi="fa-IR"/>
+        </w:rPr>
+        <w:t>ی</w:t>
+      </w:r>
+      <w:r>
+        <w:rPr>
+          <w:rFonts w:cs="B Nazanin"/>
+          <w:sz w:val="28"/>
+          <w:szCs w:val="28"/>
+          <w:rtl/>
+          <w:lang w:bidi="fa-IR"/>
+        </w:rPr>
+        <w:t xml:space="preserve"> کم را جبران کند. با گذشت نسل‌ها، افراد ضع</w:t>
+      </w:r>
+      <w:r>
+        <w:rPr>
+          <w:rFonts w:cs="B Nazanin" w:hint="cs"/>
+          <w:sz w:val="28"/>
+          <w:szCs w:val="28"/>
+          <w:rtl/>
+          <w:lang w:bidi="fa-IR"/>
+        </w:rPr>
+        <w:t>ی</w:t>
+      </w:r>
+      <w:r>
+        <w:rPr>
+          <w:rFonts w:cs="B Nazanin" w:hint="eastAsia"/>
+          <w:sz w:val="28"/>
+          <w:szCs w:val="28"/>
+          <w:rtl/>
+          <w:lang w:bidi="fa-IR"/>
+        </w:rPr>
+        <w:t>ف</w:t>
+      </w:r>
+      <w:r>
+        <w:rPr>
+          <w:rFonts w:cs="B Nazanin"/>
+          <w:sz w:val="28"/>
+          <w:szCs w:val="28"/>
+          <w:rtl/>
+          <w:lang w:bidi="fa-IR"/>
+        </w:rPr>
+        <w:t xml:space="preserve"> به دل</w:t>
+      </w:r>
+      <w:r>
+        <w:rPr>
+          <w:rFonts w:cs="B Nazanin" w:hint="cs"/>
+          <w:sz w:val="28"/>
+          <w:szCs w:val="28"/>
+          <w:rtl/>
+          <w:lang w:bidi="fa-IR"/>
+        </w:rPr>
+        <w:t>ی</w:t>
+      </w:r>
+      <w:r>
+        <w:rPr>
+          <w:rFonts w:cs="B Nazanin" w:hint="eastAsia"/>
+          <w:sz w:val="28"/>
+          <w:szCs w:val="28"/>
+          <w:rtl/>
+          <w:lang w:bidi="fa-IR"/>
+        </w:rPr>
+        <w:t>ل</w:t>
+      </w:r>
+      <w:r>
+        <w:rPr>
+          <w:rFonts w:cs="B Nazanin"/>
+          <w:sz w:val="28"/>
+          <w:szCs w:val="28"/>
+          <w:rtl/>
+          <w:lang w:bidi="fa-IR"/>
+        </w:rPr>
+        <w:t xml:space="preserve"> شانس بقا همچنان در جمع</w:t>
+      </w:r>
+      <w:r>
+        <w:rPr>
+          <w:rFonts w:cs="B Nazanin" w:hint="cs"/>
+          <w:sz w:val="28"/>
+          <w:szCs w:val="28"/>
+          <w:rtl/>
+          <w:lang w:bidi="fa-IR"/>
+        </w:rPr>
+        <w:t>ی</w:t>
+      </w:r>
+      <w:r>
+        <w:rPr>
+          <w:rFonts w:cs="B Nazanin" w:hint="eastAsia"/>
+          <w:sz w:val="28"/>
+          <w:szCs w:val="28"/>
+          <w:rtl/>
+          <w:lang w:bidi="fa-IR"/>
+        </w:rPr>
+        <w:t>ت</w:t>
+      </w:r>
+      <w:r>
+        <w:rPr>
+          <w:rFonts w:cs="B Nazanin"/>
+          <w:sz w:val="28"/>
+          <w:szCs w:val="28"/>
+          <w:rtl/>
+          <w:lang w:bidi="fa-IR"/>
+        </w:rPr>
+        <w:t xml:space="preserve"> باق</w:t>
+      </w:r>
+      <w:r>
+        <w:rPr>
+          <w:rFonts w:cs="B Nazanin" w:hint="cs"/>
+          <w:sz w:val="28"/>
+          <w:szCs w:val="28"/>
+          <w:rtl/>
+          <w:lang w:bidi="fa-IR"/>
+        </w:rPr>
+        <w:t>ی</w:t>
+      </w:r>
+      <w:r>
+        <w:rPr>
+          <w:rFonts w:cs="B Nazanin"/>
+          <w:sz w:val="28"/>
+          <w:szCs w:val="28"/>
+          <w:rtl/>
+          <w:lang w:bidi="fa-IR"/>
+        </w:rPr>
+        <w:t xml:space="preserve"> م</w:t>
+      </w:r>
+      <w:r>
+        <w:rPr>
+          <w:rFonts w:cs="B Nazanin" w:hint="cs"/>
+          <w:sz w:val="28"/>
+          <w:szCs w:val="28"/>
+          <w:rtl/>
+          <w:lang w:bidi="fa-IR"/>
+        </w:rPr>
+        <w:t>ی‌</w:t>
+      </w:r>
+      <w:r>
+        <w:rPr>
+          <w:rFonts w:cs="B Nazanin" w:hint="eastAsia"/>
+          <w:sz w:val="28"/>
+          <w:szCs w:val="28"/>
+          <w:rtl/>
+          <w:lang w:bidi="fa-IR"/>
+        </w:rPr>
+        <w:t>مانند</w:t>
+      </w:r>
+      <w:r>
+        <w:rPr>
+          <w:rFonts w:cs="B Nazanin"/>
+          <w:sz w:val="28"/>
+          <w:szCs w:val="28"/>
+          <w:rtl/>
+          <w:lang w:bidi="fa-IR"/>
+        </w:rPr>
+        <w:t xml:space="preserve"> و م</w:t>
+      </w:r>
+      <w:r>
+        <w:rPr>
+          <w:rFonts w:cs="B Nazanin" w:hint="cs"/>
+          <w:sz w:val="28"/>
+          <w:szCs w:val="28"/>
+          <w:rtl/>
+          <w:lang w:bidi="fa-IR"/>
+        </w:rPr>
+        <w:t>ی</w:t>
+      </w:r>
+      <w:r>
+        <w:rPr>
+          <w:rFonts w:cs="B Nazanin" w:hint="eastAsia"/>
+          <w:sz w:val="28"/>
+          <w:szCs w:val="28"/>
+          <w:rtl/>
+          <w:lang w:bidi="fa-IR"/>
+        </w:rPr>
+        <w:t>انگ</w:t>
+      </w:r>
+      <w:r>
+        <w:rPr>
+          <w:rFonts w:cs="B Nazanin" w:hint="cs"/>
+          <w:sz w:val="28"/>
+          <w:szCs w:val="28"/>
+          <w:rtl/>
+          <w:lang w:bidi="fa-IR"/>
+        </w:rPr>
+        <w:t>ی</w:t>
+      </w:r>
+      <w:r>
+        <w:rPr>
+          <w:rFonts w:cs="B Nazanin" w:hint="eastAsia"/>
+          <w:sz w:val="28"/>
+          <w:szCs w:val="28"/>
+          <w:rtl/>
+          <w:lang w:bidi="fa-IR"/>
+        </w:rPr>
+        <w:t>ن</w:t>
+      </w:r>
+      <w:r>
+        <w:rPr>
+          <w:rFonts w:cs="B Nazanin"/>
+          <w:sz w:val="28"/>
+          <w:szCs w:val="28"/>
+          <w:rtl/>
+          <w:lang w:bidi="fa-IR"/>
+        </w:rPr>
         <w:t xml:space="preserve"> </w:t>
       </w:r>
-      <w:proofErr w:type="spellStart"/>
-      <w:r>
-        <w:rPr>
-          <w:rFonts w:cs="B Nazanin"/>
-          <w:sz w:val="28"/>
-          <w:szCs w:val="28"/>
-          <w:rtl/>
-          <w:lang w:bidi="fa-IR"/>
-        </w:rPr>
-        <w:t>نم</w:t>
+      <w:r>
+        <w:rPr>
+          <w:rFonts w:cs="B Nazanin"/>
+          <w:sz w:val="28"/>
+          <w:szCs w:val="28"/>
+          <w:lang w:bidi="fa-IR"/>
+        </w:rPr>
+        <w:t>fitness</w:t>
+      </w:r>
+      <w:r>
+        <w:rPr>
+          <w:rFonts w:cs="B Nazanin"/>
+          <w:sz w:val="28"/>
+          <w:szCs w:val="28"/>
+          <w:rtl/>
+          <w:lang w:bidi="fa-IR"/>
+        </w:rPr>
+        <w:t xml:space="preserve"> را پا</w:t>
+      </w:r>
+      <w:r>
+        <w:rPr>
+          <w:rFonts w:cs="B Nazanin" w:hint="cs"/>
+          <w:sz w:val="28"/>
+          <w:szCs w:val="28"/>
+          <w:rtl/>
+          <w:lang w:bidi="fa-IR"/>
+        </w:rPr>
+        <w:t>یی</w:t>
+      </w:r>
+      <w:r>
+        <w:rPr>
+          <w:rFonts w:cs="B Nazanin" w:hint="eastAsia"/>
+          <w:sz w:val="28"/>
+          <w:szCs w:val="28"/>
+          <w:rtl/>
+          <w:lang w:bidi="fa-IR"/>
+        </w:rPr>
+        <w:t>ن</w:t>
+      </w:r>
+      <w:r>
+        <w:rPr>
+          <w:rFonts w:cs="B Nazanin"/>
+          <w:sz w:val="28"/>
+          <w:szCs w:val="28"/>
+          <w:rtl/>
+          <w:lang w:bidi="fa-IR"/>
+        </w:rPr>
+        <w:t xml:space="preserve"> م</w:t>
       </w:r>
       <w:r>
         <w:rPr>
@@ -13393,344 +12936,8 @@
           <w:rtl/>
           <w:lang w:bidi="fa-IR"/>
         </w:rPr>
-        <w:t>تواند</w:t>
-      </w:r>
-      <w:proofErr w:type="spellEnd"/>
-      <w:r>
-        <w:rPr>
-          <w:rFonts w:cs="B Nazanin"/>
-          <w:sz w:val="28"/>
-          <w:szCs w:val="28"/>
-          <w:rtl/>
-          <w:lang w:bidi="fa-IR"/>
-        </w:rPr>
-        <w:t xml:space="preserve"> فشار انتخاب</w:t>
-      </w:r>
-      <w:r>
-        <w:rPr>
-          <w:rFonts w:cs="B Nazanin" w:hint="cs"/>
-          <w:sz w:val="28"/>
-          <w:szCs w:val="28"/>
-          <w:rtl/>
-          <w:lang w:bidi="fa-IR"/>
-        </w:rPr>
-        <w:t>ی</w:t>
-      </w:r>
-      <w:r>
-        <w:rPr>
-          <w:rFonts w:cs="B Nazanin"/>
-          <w:sz w:val="28"/>
-          <w:szCs w:val="28"/>
-          <w:rtl/>
-          <w:lang w:bidi="fa-IR"/>
-        </w:rPr>
-        <w:t xml:space="preserve"> کم را جبران کند. با گذشت </w:t>
-      </w:r>
-      <w:proofErr w:type="spellStart"/>
-      <w:r>
-        <w:rPr>
-          <w:rFonts w:cs="B Nazanin"/>
-          <w:sz w:val="28"/>
-          <w:szCs w:val="28"/>
-          <w:rtl/>
-          <w:lang w:bidi="fa-IR"/>
-        </w:rPr>
-        <w:t>نسل‌ها</w:t>
-      </w:r>
-      <w:proofErr w:type="spellEnd"/>
-      <w:r>
-        <w:rPr>
-          <w:rFonts w:cs="B Nazanin"/>
-          <w:sz w:val="28"/>
-          <w:szCs w:val="28"/>
-          <w:rtl/>
-          <w:lang w:bidi="fa-IR"/>
-        </w:rPr>
-        <w:t>، افراد ضع</w:t>
-      </w:r>
-      <w:r>
-        <w:rPr>
-          <w:rFonts w:cs="B Nazanin" w:hint="cs"/>
-          <w:sz w:val="28"/>
-          <w:szCs w:val="28"/>
-          <w:rtl/>
-          <w:lang w:bidi="fa-IR"/>
-        </w:rPr>
-        <w:t>ی</w:t>
-      </w:r>
-      <w:r>
-        <w:rPr>
-          <w:rFonts w:cs="B Nazanin" w:hint="eastAsia"/>
-          <w:sz w:val="28"/>
-          <w:szCs w:val="28"/>
-          <w:rtl/>
-          <w:lang w:bidi="fa-IR"/>
-        </w:rPr>
-        <w:t>ف</w:t>
-      </w:r>
-      <w:r>
-        <w:rPr>
-          <w:rFonts w:cs="B Nazanin"/>
-          <w:sz w:val="28"/>
-          <w:szCs w:val="28"/>
-          <w:rtl/>
-          <w:lang w:bidi="fa-IR"/>
-        </w:rPr>
-        <w:t xml:space="preserve"> به دل</w:t>
-      </w:r>
-      <w:r>
-        <w:rPr>
-          <w:rFonts w:cs="B Nazanin" w:hint="cs"/>
-          <w:sz w:val="28"/>
-          <w:szCs w:val="28"/>
-          <w:rtl/>
-          <w:lang w:bidi="fa-IR"/>
-        </w:rPr>
-        <w:t>ی</w:t>
-      </w:r>
-      <w:r>
-        <w:rPr>
-          <w:rFonts w:cs="B Nazanin" w:hint="eastAsia"/>
-          <w:sz w:val="28"/>
-          <w:szCs w:val="28"/>
-          <w:rtl/>
-          <w:lang w:bidi="fa-IR"/>
-        </w:rPr>
-        <w:t>ل</w:t>
-      </w:r>
-      <w:r>
-        <w:rPr>
-          <w:rFonts w:cs="B Nazanin"/>
-          <w:sz w:val="28"/>
-          <w:szCs w:val="28"/>
-          <w:rtl/>
-          <w:lang w:bidi="fa-IR"/>
-        </w:rPr>
-        <w:t xml:space="preserve"> شانس بقا همچنان در جمع</w:t>
-      </w:r>
-      <w:r>
-        <w:rPr>
-          <w:rFonts w:cs="B Nazanin" w:hint="cs"/>
-          <w:sz w:val="28"/>
-          <w:szCs w:val="28"/>
-          <w:rtl/>
-          <w:lang w:bidi="fa-IR"/>
-        </w:rPr>
-        <w:t>ی</w:t>
-      </w:r>
-      <w:r>
-        <w:rPr>
-          <w:rFonts w:cs="B Nazanin" w:hint="eastAsia"/>
-          <w:sz w:val="28"/>
-          <w:szCs w:val="28"/>
-          <w:rtl/>
-          <w:lang w:bidi="fa-IR"/>
-        </w:rPr>
-        <w:t>ت</w:t>
-      </w:r>
-      <w:r>
-        <w:rPr>
-          <w:rFonts w:cs="B Nazanin"/>
-          <w:sz w:val="28"/>
-          <w:szCs w:val="28"/>
-          <w:rtl/>
-          <w:lang w:bidi="fa-IR"/>
-        </w:rPr>
-        <w:t xml:space="preserve"> باق</w:t>
-      </w:r>
-      <w:r>
-        <w:rPr>
-          <w:rFonts w:cs="B Nazanin" w:hint="cs"/>
-          <w:sz w:val="28"/>
-          <w:szCs w:val="28"/>
-          <w:rtl/>
-          <w:lang w:bidi="fa-IR"/>
-        </w:rPr>
-        <w:t>ی</w:t>
-      </w:r>
-      <w:r>
-        <w:rPr>
-          <w:rFonts w:cs="B Nazanin"/>
-          <w:sz w:val="28"/>
-          <w:szCs w:val="28"/>
-          <w:rtl/>
-          <w:lang w:bidi="fa-IR"/>
-        </w:rPr>
-        <w:t xml:space="preserve"> </w:t>
-      </w:r>
-      <w:proofErr w:type="spellStart"/>
-      <w:r>
-        <w:rPr>
-          <w:rFonts w:cs="B Nazanin"/>
-          <w:sz w:val="28"/>
-          <w:szCs w:val="28"/>
-          <w:rtl/>
-          <w:lang w:bidi="fa-IR"/>
-        </w:rPr>
-        <w:t>م</w:t>
-      </w:r>
-      <w:r>
-        <w:rPr>
-          <w:rFonts w:cs="B Nazanin" w:hint="cs"/>
-          <w:sz w:val="28"/>
-          <w:szCs w:val="28"/>
-          <w:rtl/>
-          <w:lang w:bidi="fa-IR"/>
-        </w:rPr>
-        <w:t>ی‌</w:t>
-      </w:r>
-      <w:r>
-        <w:rPr>
-          <w:rFonts w:cs="B Nazanin" w:hint="eastAsia"/>
-          <w:sz w:val="28"/>
-          <w:szCs w:val="28"/>
-          <w:rtl/>
-          <w:lang w:bidi="fa-IR"/>
-        </w:rPr>
-        <w:t>مانند</w:t>
-      </w:r>
-      <w:proofErr w:type="spellEnd"/>
-      <w:r>
-        <w:rPr>
-          <w:rFonts w:cs="B Nazanin"/>
-          <w:sz w:val="28"/>
-          <w:szCs w:val="28"/>
-          <w:rtl/>
-          <w:lang w:bidi="fa-IR"/>
-        </w:rPr>
-        <w:t xml:space="preserve"> و م</w:t>
-      </w:r>
-      <w:r>
-        <w:rPr>
-          <w:rFonts w:cs="B Nazanin" w:hint="cs"/>
-          <w:sz w:val="28"/>
-          <w:szCs w:val="28"/>
-          <w:rtl/>
-          <w:lang w:bidi="fa-IR"/>
-        </w:rPr>
-        <w:t>ی</w:t>
-      </w:r>
-      <w:r>
-        <w:rPr>
-          <w:rFonts w:cs="B Nazanin" w:hint="eastAsia"/>
-          <w:sz w:val="28"/>
-          <w:szCs w:val="28"/>
-          <w:rtl/>
-          <w:lang w:bidi="fa-IR"/>
-        </w:rPr>
-        <w:t>انگ</w:t>
-      </w:r>
-      <w:r>
-        <w:rPr>
-          <w:rFonts w:cs="B Nazanin" w:hint="cs"/>
-          <w:sz w:val="28"/>
-          <w:szCs w:val="28"/>
-          <w:rtl/>
-          <w:lang w:bidi="fa-IR"/>
-        </w:rPr>
-        <w:t>ی</w:t>
-      </w:r>
-      <w:r>
-        <w:rPr>
-          <w:rFonts w:cs="B Nazanin" w:hint="eastAsia"/>
-          <w:sz w:val="28"/>
-          <w:szCs w:val="28"/>
-          <w:rtl/>
-          <w:lang w:bidi="fa-IR"/>
-        </w:rPr>
-        <w:t>ن</w:t>
-      </w:r>
-      <w:r>
-        <w:rPr>
-          <w:rFonts w:cs="B Nazanin"/>
-          <w:sz w:val="28"/>
-          <w:szCs w:val="28"/>
-          <w:rtl/>
-          <w:lang w:bidi="fa-IR"/>
-        </w:rPr>
-        <w:t xml:space="preserve"> </w:t>
-      </w:r>
-      <w:r>
-        <w:rPr>
-          <w:rFonts w:cs="B Nazanin"/>
-          <w:sz w:val="28"/>
-          <w:szCs w:val="28"/>
-          <w:lang w:bidi="fa-IR"/>
-        </w:rPr>
-        <w:t>fitness</w:t>
-      </w:r>
-      <w:r>
-        <w:rPr>
-          <w:rFonts w:cs="B Nazanin"/>
-          <w:sz w:val="28"/>
-          <w:szCs w:val="28"/>
-          <w:rtl/>
-          <w:lang w:bidi="fa-IR"/>
-        </w:rPr>
-        <w:t xml:space="preserve"> را پا</w:t>
-      </w:r>
-      <w:r>
-        <w:rPr>
-          <w:rFonts w:cs="B Nazanin" w:hint="cs"/>
-          <w:sz w:val="28"/>
-          <w:szCs w:val="28"/>
-          <w:rtl/>
-          <w:lang w:bidi="fa-IR"/>
-        </w:rPr>
-        <w:t>یی</w:t>
-      </w:r>
-      <w:r>
-        <w:rPr>
-          <w:rFonts w:cs="B Nazanin" w:hint="eastAsia"/>
-          <w:sz w:val="28"/>
-          <w:szCs w:val="28"/>
-          <w:rtl/>
-          <w:lang w:bidi="fa-IR"/>
-        </w:rPr>
-        <w:t>ن</w:t>
-      </w:r>
-      <w:r>
-        <w:rPr>
-          <w:rFonts w:cs="B Nazanin"/>
-          <w:sz w:val="28"/>
-          <w:szCs w:val="28"/>
-          <w:rtl/>
-          <w:lang w:bidi="fa-IR"/>
-        </w:rPr>
-        <w:t xml:space="preserve"> </w:t>
-      </w:r>
-      <w:proofErr w:type="spellStart"/>
-      <w:r>
-        <w:rPr>
-          <w:rFonts w:cs="B Nazanin"/>
-          <w:sz w:val="28"/>
-          <w:szCs w:val="28"/>
-          <w:rtl/>
-          <w:lang w:bidi="fa-IR"/>
-        </w:rPr>
-        <w:t>م</w:t>
-      </w:r>
-      <w:r>
-        <w:rPr>
-          <w:rFonts w:cs="B Nazanin" w:hint="cs"/>
-          <w:sz w:val="28"/>
-          <w:szCs w:val="28"/>
-          <w:rtl/>
-          <w:lang w:bidi="fa-IR"/>
-        </w:rPr>
-        <w:t>ی‌</w:t>
-      </w:r>
-      <w:r>
-        <w:rPr>
-          <w:rFonts w:cs="B Nazanin" w:hint="eastAsia"/>
-          <w:sz w:val="28"/>
-          <w:szCs w:val="28"/>
-          <w:rtl/>
-          <w:lang w:bidi="fa-IR"/>
-        </w:rPr>
         <w:t>آورند</w:t>
       </w:r>
-      <w:proofErr w:type="spellEnd"/>
       <w:r>
         <w:rPr>
           <w:rFonts w:cs="B Nazanin"/>
@@ -13760,6 +12967,7 @@
           <w:rtl/>
           <w:lang w:bidi="fa-IR"/>
         </w:rPr>
+        <w:lastRenderedPageBreak/>
         <w:t>- نرخ جهش 0.05</w:t>
       </w:r>
       <w:r>
@@ -13890,18 +13098,7 @@
           <w:rtl/>
           <w:lang w:bidi="fa-IR"/>
         </w:rPr>
-        <w:t xml:space="preserve"> حرکت </w:t>
-      </w:r>
-      <w:proofErr w:type="spellStart"/>
-      <w:r>
-        <w:rPr>
-          <w:rFonts w:cs="B Nazanin"/>
-          <w:sz w:val="28"/>
-          <w:szCs w:val="28"/>
-          <w:rtl/>
-          <w:lang w:bidi="fa-IR"/>
-        </w:rPr>
-        <w:t>م</w:t>
+        <w:t xml:space="preserve"> حرکت م</w:t>
       </w:r>
       <w:r>
         <w:rPr>
@@ -13921,51 +13118,28 @@
           <w:rtl/>
           <w:lang w:bidi="fa-IR"/>
         </w:rPr>
-        <w:t>کند</w:t>
-      </w:r>
-      <w:proofErr w:type="spellEnd"/>
-      <w:r>
-        <w:rPr>
-          <w:rFonts w:cs="B Nazanin" w:hint="eastAsia"/>
-          <w:sz w:val="28"/>
-          <w:szCs w:val="28"/>
-          <w:rtl/>
-          <w:lang w:bidi="fa-IR"/>
-        </w:rPr>
-        <w:t>،</w:t>
-      </w:r>
-      <w:r>
-        <w:rPr>
-          <w:rFonts w:cs="B Nazanin"/>
-          <w:sz w:val="28"/>
-          <w:szCs w:val="28"/>
-          <w:rtl/>
-          <w:lang w:bidi="fa-IR"/>
-        </w:rPr>
-        <w:t xml:space="preserve"> </w:t>
-      </w:r>
-      <w:proofErr w:type="spellStart"/>
-      <w:r>
-        <w:rPr>
-          <w:rFonts w:cs="B Nazanin"/>
-          <w:sz w:val="28"/>
-          <w:szCs w:val="28"/>
-          <w:rtl/>
-          <w:lang w:bidi="fa-IR"/>
-        </w:rPr>
-        <w:t>جهش‌ها</w:t>
-      </w:r>
-      <w:r>
-        <w:rPr>
-          <w:rFonts w:cs="B Nazanin" w:hint="cs"/>
-          <w:sz w:val="28"/>
-          <w:szCs w:val="28"/>
-          <w:rtl/>
-          <w:lang w:bidi="fa-IR"/>
-        </w:rPr>
-        <w:t>ی</w:t>
-      </w:r>
-      <w:proofErr w:type="spellEnd"/>
+        <w:t>کند،</w:t>
+      </w:r>
+      <w:r>
+        <w:rPr>
+          <w:rFonts w:cs="B Nazanin"/>
+          <w:sz w:val="28"/>
+          <w:szCs w:val="28"/>
+          <w:rtl/>
+          <w:lang w:bidi="fa-IR"/>
+        </w:rPr>
+        <w:t xml:space="preserve"> جهش‌ها</w:t>
+      </w:r>
+      <w:r>
+        <w:rPr>
+          <w:rFonts w:cs="B Nazanin" w:hint="cs"/>
+          <w:sz w:val="28"/>
+          <w:szCs w:val="28"/>
+          <w:rtl/>
+          <w:lang w:bidi="fa-IR"/>
+        </w:rPr>
+        <w:t>ی</w:t>
+      </w:r>
       <w:r>
         <w:rPr>
           <w:rFonts w:cs="B Nazanin"/>
@@ -14004,18 +13178,7 @@
           <w:rtl/>
           <w:lang w:bidi="fa-IR"/>
         </w:rPr>
-        <w:t xml:space="preserve"> </w:t>
-      </w:r>
-      <w:proofErr w:type="spellStart"/>
-      <w:r>
-        <w:rPr>
-          <w:rFonts w:cs="B Nazanin"/>
-          <w:sz w:val="28"/>
-          <w:szCs w:val="28"/>
-          <w:rtl/>
-          <w:lang w:bidi="fa-IR"/>
-        </w:rPr>
-        <w:t>م</w:t>
+        <w:t xml:space="preserve"> م</w:t>
       </w:r>
       <w:r>
         <w:rPr>
@@ -14037,7 +13200,6 @@
         </w:rPr>
         <w:t>توانند</w:t>
       </w:r>
-      <w:proofErr w:type="spellEnd"/>
       <w:r>
         <w:rPr>
           <w:rFonts w:cs="B Nazanin"/>
@@ -14076,29 +13238,7 @@
           <w:rtl/>
           <w:lang w:bidi="fa-IR"/>
         </w:rPr>
-        <w:t xml:space="preserve"> کنند. از آنجا که انتخاب </w:t>
-      </w:r>
-      <w:proofErr w:type="spellStart"/>
-      <w:r>
-        <w:rPr>
-          <w:rFonts w:cs="B Nazanin"/>
-          <w:sz w:val="28"/>
-          <w:szCs w:val="28"/>
-          <w:rtl/>
-          <w:lang w:bidi="fa-IR"/>
-        </w:rPr>
-        <w:t>رولت</w:t>
-      </w:r>
-      <w:proofErr w:type="spellEnd"/>
-      <w:r>
-        <w:rPr>
-          <w:rFonts w:cs="B Nazanin"/>
-          <w:sz w:val="28"/>
-          <w:szCs w:val="28"/>
-          <w:rtl/>
-          <w:lang w:bidi="fa-IR"/>
-        </w:rPr>
-        <w:t xml:space="preserve"> افراد برتر را به اندازه کاف</w:t>
+        <w:t xml:space="preserve"> کنند. از آنجا که انتخاب رولت افراد برتر را به اندازه کاف</w:t>
       </w:r>
       <w:r>
         <w:rPr>
@@ -14148,18 +13288,7 @@
           <w:rtl/>
           <w:lang w:bidi="fa-IR"/>
         </w:rPr>
-        <w:t xml:space="preserve"> </w:t>
-      </w:r>
-      <w:proofErr w:type="spellStart"/>
-      <w:r>
-        <w:rPr>
-          <w:rFonts w:cs="B Nazanin"/>
-          <w:sz w:val="28"/>
-          <w:szCs w:val="28"/>
-          <w:rtl/>
-          <w:lang w:bidi="fa-IR"/>
-        </w:rPr>
-        <w:t>نم</w:t>
+        <w:t xml:space="preserve"> نم</w:t>
       </w:r>
       <w:r>
         <w:rPr>
@@ -14179,71 +13308,37 @@
           <w:rtl/>
           <w:lang w:bidi="fa-IR"/>
         </w:rPr>
-        <w:t>کند</w:t>
-      </w:r>
-      <w:proofErr w:type="spellEnd"/>
-      <w:r>
-        <w:rPr>
-          <w:rFonts w:cs="B Nazanin" w:hint="eastAsia"/>
-          <w:sz w:val="28"/>
-          <w:szCs w:val="28"/>
-          <w:rtl/>
-          <w:lang w:bidi="fa-IR"/>
-        </w:rPr>
-        <w:t>،</w:t>
-      </w:r>
-      <w:r>
-        <w:rPr>
-          <w:rFonts w:cs="B Nazanin"/>
-          <w:sz w:val="28"/>
-          <w:szCs w:val="28"/>
-          <w:rtl/>
-          <w:lang w:bidi="fa-IR"/>
-        </w:rPr>
-        <w:t xml:space="preserve"> </w:t>
-      </w:r>
-      <w:proofErr w:type="spellStart"/>
-      <w:r>
-        <w:rPr>
-          <w:rFonts w:cs="B Nazanin"/>
-          <w:sz w:val="28"/>
-          <w:szCs w:val="28"/>
-          <w:rtl/>
-          <w:lang w:bidi="fa-IR"/>
-        </w:rPr>
-        <w:t>جهش‌ها</w:t>
-      </w:r>
-      <w:r>
-        <w:rPr>
-          <w:rFonts w:cs="B Nazanin" w:hint="cs"/>
-          <w:sz w:val="28"/>
-          <w:szCs w:val="28"/>
-          <w:rtl/>
-          <w:lang w:bidi="fa-IR"/>
-        </w:rPr>
-        <w:t>ی</w:t>
-      </w:r>
-      <w:proofErr w:type="spellEnd"/>
-      <w:r>
-        <w:rPr>
-          <w:rFonts w:cs="B Nazanin"/>
-          <w:sz w:val="28"/>
-          <w:szCs w:val="28"/>
-          <w:rtl/>
-          <w:lang w:bidi="fa-IR"/>
-        </w:rPr>
-        <w:t xml:space="preserve"> مضر تجمع </w:t>
-      </w:r>
-      <w:proofErr w:type="spellStart"/>
-      <w:r>
-        <w:rPr>
-          <w:rFonts w:cs="B Nazanin"/>
-          <w:sz w:val="28"/>
-          <w:szCs w:val="28"/>
-          <w:rtl/>
-          <w:lang w:bidi="fa-IR"/>
-        </w:rPr>
-        <w:t>م</w:t>
+        <w:t>کند،</w:t>
+      </w:r>
+      <w:r>
+        <w:rPr>
+          <w:rFonts w:cs="B Nazanin"/>
+          <w:sz w:val="28"/>
+          <w:szCs w:val="28"/>
+          <w:rtl/>
+          <w:lang w:bidi="fa-IR"/>
+        </w:rPr>
+        <w:t xml:space="preserve"> جهش‌ها</w:t>
+      </w:r>
+      <w:r>
+        <w:rPr>
+          <w:rFonts w:cs="B Nazanin" w:hint="cs"/>
+          <w:sz w:val="28"/>
+          <w:szCs w:val="28"/>
+          <w:rtl/>
+          <w:lang w:bidi="fa-IR"/>
+        </w:rPr>
+        <w:t>ی</w:t>
+      </w:r>
+      <w:r>
+        <w:rPr>
+          <w:rFonts w:cs="B Nazanin"/>
+          <w:sz w:val="28"/>
+          <w:szCs w:val="28"/>
+          <w:rtl/>
+          <w:lang w:bidi="fa-IR"/>
+        </w:rPr>
+        <w:t xml:space="preserve"> مضر تجمع م</w:t>
       </w:r>
       <w:r>
         <w:rPr>
@@ -14265,7 +13360,6 @@
         </w:rPr>
         <w:t>ابند</w:t>
       </w:r>
-      <w:proofErr w:type="spellEnd"/>
       <w:r>
         <w:rPr>
           <w:rFonts w:cs="B Nazanin"/>
@@ -14293,18 +13387,7 @@
           <w:rtl/>
           <w:lang w:bidi="fa-IR"/>
         </w:rPr>
-        <w:t xml:space="preserve"> کاهش </w:t>
-      </w:r>
-      <w:proofErr w:type="spellStart"/>
-      <w:r>
-        <w:rPr>
-          <w:rFonts w:cs="B Nazanin"/>
-          <w:sz w:val="28"/>
-          <w:szCs w:val="28"/>
-          <w:rtl/>
-          <w:lang w:bidi="fa-IR"/>
-        </w:rPr>
-        <w:t>م</w:t>
+        <w:t xml:space="preserve"> کاهش م</w:t>
       </w:r>
       <w:r>
         <w:rPr>
@@ -14326,27 +13409,15 @@
         </w:rPr>
         <w:t>ابد</w:t>
       </w:r>
-      <w:proofErr w:type="spellEnd"/>
-      <w:r>
-        <w:rPr>
-          <w:rFonts w:cs="B Nazanin"/>
-          <w:sz w:val="28"/>
-          <w:szCs w:val="28"/>
-          <w:rtl/>
-          <w:lang w:bidi="fa-IR"/>
-        </w:rPr>
-        <w:t xml:space="preserve"> (افت بعد از </w:t>
-      </w:r>
-      <w:proofErr w:type="spellStart"/>
-      <w:r>
-        <w:rPr>
-          <w:rFonts w:cs="B Nazanin"/>
-          <w:sz w:val="28"/>
-          <w:szCs w:val="28"/>
-          <w:rtl/>
-          <w:lang w:bidi="fa-IR"/>
-        </w:rPr>
-        <w:t>ن</w:t>
+      <w:r>
+        <w:rPr>
+          <w:rFonts w:cs="B Nazanin"/>
+          <w:sz w:val="28"/>
+          <w:szCs w:val="28"/>
+          <w:rtl/>
+          <w:lang w:bidi="fa-IR"/>
+        </w:rPr>
+        <w:t xml:space="preserve"> (افت بعد از ن</w:t>
       </w:r>
       <w:r>
         <w:rPr>
@@ -14368,7 +13439,6 @@
         </w:rPr>
         <w:t>ی</w:t>
       </w:r>
-      <w:proofErr w:type="spellEnd"/>
       <w:r>
         <w:rPr>
           <w:rFonts w:cs="B Nazanin"/>
@@ -14468,18 +13538,7 @@
           <w:rtl/>
           <w:lang w:bidi="fa-IR"/>
         </w:rPr>
-        <w:t xml:space="preserve"> </w:t>
-      </w:r>
-      <w:proofErr w:type="spellStart"/>
-      <w:r>
-        <w:rPr>
-          <w:rFonts w:cs="B Nazanin"/>
-          <w:sz w:val="28"/>
-          <w:szCs w:val="28"/>
-          <w:rtl/>
-          <w:lang w:bidi="fa-IR"/>
-        </w:rPr>
-        <w:t>الگور</w:t>
+        <w:t xml:space="preserve"> الگور</w:t>
       </w:r>
       <w:r>
         <w:rPr>
@@ -14501,7 +13560,6 @@
         </w:rPr>
         <w:t>تم</w:t>
       </w:r>
-      <w:proofErr w:type="spellEnd"/>
       <w:r>
         <w:rPr>
           <w:rFonts w:cs="B Nazanin"/>
@@ -14759,18 +13817,7 @@
           <w:rtl/>
           <w:lang w:bidi="fa-IR"/>
         </w:rPr>
-        <w:t xml:space="preserve"> </w:t>
-      </w:r>
-      <w:proofErr w:type="spellStart"/>
-      <w:r>
-        <w:rPr>
-          <w:rFonts w:cs="B Nazanin"/>
-          <w:sz w:val="28"/>
-          <w:szCs w:val="28"/>
-          <w:rtl/>
-          <w:lang w:bidi="fa-IR"/>
-        </w:rPr>
-        <w:t>م</w:t>
+        <w:t xml:space="preserve"> م</w:t>
       </w:r>
       <w:r>
         <w:rPr>
@@ -14792,7 +13839,6 @@
         </w:rPr>
         <w:t>کند</w:t>
       </w:r>
-      <w:proofErr w:type="spellEnd"/>
       <w:r>
         <w:rPr>
           <w:rFonts w:cs="B Nazanin"/>
@@ -14833,7 +13879,6 @@
           <w:rtl/>
           <w:lang w:bidi="fa-IR"/>
         </w:rPr>
-        <w:lastRenderedPageBreak/>
         <w:t>ترک</w:t>
       </w:r>
       <w:r>
@@ -14953,40 +13998,7 @@
           <w:rtl/>
           <w:lang w:bidi="fa-IR"/>
         </w:rPr>
-        <w:t xml:space="preserve"> در همه </w:t>
-      </w:r>
-      <w:proofErr w:type="spellStart"/>
-      <w:r>
-        <w:rPr>
-          <w:rFonts w:cs="B Nazanin"/>
-          <w:sz w:val="28"/>
-          <w:szCs w:val="28"/>
-          <w:rtl/>
-          <w:lang w:bidi="fa-IR"/>
-        </w:rPr>
-        <w:t>نسل‌ها</w:t>
-      </w:r>
-      <w:proofErr w:type="spellEnd"/>
-      <w:r>
-        <w:rPr>
-          <w:rFonts w:cs="B Nazanin"/>
-          <w:sz w:val="28"/>
-          <w:szCs w:val="28"/>
-          <w:rtl/>
-          <w:lang w:bidi="fa-IR"/>
-        </w:rPr>
-        <w:t xml:space="preserve"> و عدم </w:t>
-      </w:r>
-      <w:proofErr w:type="spellStart"/>
-      <w:r>
-        <w:rPr>
-          <w:rFonts w:cs="B Nazanin"/>
-          <w:sz w:val="28"/>
-          <w:szCs w:val="28"/>
-          <w:rtl/>
-          <w:lang w:bidi="fa-IR"/>
-        </w:rPr>
-        <w:t>همگرا</w:t>
+        <w:t xml:space="preserve"> در همه نسل‌ها و عدم همگرا</w:t>
       </w:r>
       <w:r>
         <w:rPr>
@@ -14998,7 +14010,6 @@
         </w:rPr>
         <w:t>یی</w:t>
       </w:r>
-      <w:proofErr w:type="spellEnd"/>
       <w:r>
         <w:rPr>
           <w:rFonts w:cs="B Nazanin"/>
@@ -15078,40 +14089,7 @@
           <w:rtl/>
           <w:lang w:bidi="fa-IR"/>
         </w:rPr>
-        <w:t xml:space="preserve">- انتخاب </w:t>
-      </w:r>
-      <w:proofErr w:type="spellStart"/>
-      <w:r>
-        <w:rPr>
-          <w:rFonts w:cs="B Nazanin"/>
-          <w:sz w:val="28"/>
-          <w:szCs w:val="28"/>
-          <w:rtl/>
-          <w:lang w:bidi="fa-IR"/>
-        </w:rPr>
-        <w:t>رولت</w:t>
-      </w:r>
-      <w:proofErr w:type="spellEnd"/>
-      <w:r>
-        <w:rPr>
-          <w:rFonts w:cs="B Nazanin"/>
-          <w:sz w:val="28"/>
-          <w:szCs w:val="28"/>
-          <w:rtl/>
-          <w:lang w:bidi="fa-IR"/>
-        </w:rPr>
-        <w:t xml:space="preserve"> (فشار کم) باعث </w:t>
-      </w:r>
-      <w:proofErr w:type="spellStart"/>
-      <w:r>
-        <w:rPr>
-          <w:rFonts w:cs="B Nazanin"/>
-          <w:sz w:val="28"/>
-          <w:szCs w:val="28"/>
-          <w:rtl/>
-          <w:lang w:bidi="fa-IR"/>
-        </w:rPr>
-        <w:t>م</w:t>
+        <w:t>- انتخاب رولت (فشار کم) باعث م</w:t>
       </w:r>
       <w:r>
         <w:rPr>
@@ -15133,7 +14111,6 @@
         </w:rPr>
         <w:t>شود</w:t>
       </w:r>
-      <w:proofErr w:type="spellEnd"/>
       <w:r>
         <w:rPr>
           <w:rFonts w:cs="B Nazanin"/>
@@ -15352,18 +14329,187 @@
           <w:rtl/>
           <w:lang w:bidi="fa-IR"/>
         </w:rPr>
+        <w:t xml:space="preserve"> م</w:t>
+      </w:r>
+      <w:r>
+        <w:rPr>
+          <w:rFonts w:cs="B Nazanin" w:hint="cs"/>
+          <w:sz w:val="28"/>
+          <w:szCs w:val="28"/>
+          <w:rtl/>
+          <w:lang w:bidi="fa-IR"/>
+        </w:rPr>
+        <w:t>ی‌</w:t>
+      </w:r>
+      <w:r>
+        <w:rPr>
+          <w:rFonts w:cs="B Nazanin" w:hint="eastAsia"/>
+          <w:sz w:val="28"/>
+          <w:szCs w:val="28"/>
+          <w:rtl/>
+          <w:lang w:bidi="fa-IR"/>
+        </w:rPr>
+        <w:t>کند،</w:t>
+      </w:r>
+      <w:r>
+        <w:rPr>
+          <w:rFonts w:cs="B Nazanin"/>
+          <w:sz w:val="28"/>
+          <w:szCs w:val="28"/>
+          <w:rtl/>
+          <w:lang w:bidi="fa-IR"/>
+        </w:rPr>
+        <w:t xml:space="preserve"> اما در نبود فشار انتخاب</w:t>
+      </w:r>
+      <w:r>
+        <w:rPr>
+          <w:rFonts w:cs="B Nazanin" w:hint="cs"/>
+          <w:sz w:val="28"/>
+          <w:szCs w:val="28"/>
+          <w:rtl/>
+          <w:lang w:bidi="fa-IR"/>
+        </w:rPr>
+        <w:t>ی</w:t>
+      </w:r>
+      <w:r>
+        <w:rPr>
+          <w:rFonts w:cs="B Nazanin"/>
+          <w:sz w:val="28"/>
+          <w:szCs w:val="28"/>
+          <w:rtl/>
+          <w:lang w:bidi="fa-IR"/>
+        </w:rPr>
+        <w:t xml:space="preserve"> کاف</w:t>
+      </w:r>
+      <w:r>
+        <w:rPr>
+          <w:rFonts w:cs="B Nazanin" w:hint="cs"/>
+          <w:sz w:val="28"/>
+          <w:szCs w:val="28"/>
+          <w:rtl/>
+          <w:lang w:bidi="fa-IR"/>
+        </w:rPr>
+        <w:t>ی</w:t>
+      </w:r>
+      <w:r>
+        <w:rPr>
+          <w:rFonts w:cs="B Nazanin" w:hint="eastAsia"/>
+          <w:sz w:val="28"/>
+          <w:szCs w:val="28"/>
+          <w:rtl/>
+          <w:lang w:bidi="fa-IR"/>
+        </w:rPr>
+        <w:t>،</w:t>
+      </w:r>
+      <w:r>
+        <w:rPr>
+          <w:rFonts w:cs="B Nazanin"/>
+          <w:sz w:val="28"/>
+          <w:szCs w:val="28"/>
+          <w:rtl/>
+          <w:lang w:bidi="fa-IR"/>
+        </w:rPr>
+        <w:t xml:space="preserve"> ا</w:t>
+      </w:r>
+      <w:r>
+        <w:rPr>
+          <w:rFonts w:cs="B Nazanin" w:hint="cs"/>
+          <w:sz w:val="28"/>
+          <w:szCs w:val="28"/>
+          <w:rtl/>
+          <w:lang w:bidi="fa-IR"/>
+        </w:rPr>
+        <w:t>ی</w:t>
+      </w:r>
+      <w:r>
+        <w:rPr>
+          <w:rFonts w:cs="B Nazanin" w:hint="eastAsia"/>
+          <w:sz w:val="28"/>
+          <w:szCs w:val="28"/>
+          <w:rtl/>
+          <w:lang w:bidi="fa-IR"/>
+        </w:rPr>
+        <w:t>ن</w:t>
+      </w:r>
+      <w:r>
+        <w:rPr>
+          <w:rFonts w:cs="B Nazanin"/>
+          <w:sz w:val="28"/>
+          <w:szCs w:val="28"/>
+          <w:rtl/>
+          <w:lang w:bidi="fa-IR"/>
+        </w:rPr>
+        <w:t xml:space="preserve"> تنوع به نو</w:t>
+      </w:r>
+      <w:r>
+        <w:rPr>
+          <w:rFonts w:cs="B Nazanin" w:hint="cs"/>
+          <w:sz w:val="28"/>
+          <w:szCs w:val="28"/>
+          <w:rtl/>
+          <w:lang w:bidi="fa-IR"/>
+        </w:rPr>
+        <w:t>ی</w:t>
+      </w:r>
+      <w:r>
+        <w:rPr>
+          <w:rFonts w:cs="B Nazanin" w:hint="eastAsia"/>
+          <w:sz w:val="28"/>
+          <w:szCs w:val="28"/>
+          <w:rtl/>
+          <w:lang w:bidi="fa-IR"/>
+        </w:rPr>
+        <w:t>ز</w:t>
+      </w:r>
+      <w:r>
+        <w:rPr>
+          <w:rFonts w:cs="B Nazanin" w:hint="cs"/>
+          <w:sz w:val="28"/>
+          <w:szCs w:val="28"/>
+          <w:rtl/>
+          <w:lang w:bidi="fa-IR"/>
+        </w:rPr>
         <w:t xml:space="preserve"> </w:t>
       </w:r>
-      <w:proofErr w:type="spellStart"/>
-      <w:r>
-        <w:rPr>
-          <w:rFonts w:cs="B Nazanin"/>
-          <w:sz w:val="28"/>
-          <w:szCs w:val="28"/>
-          <w:rtl/>
-          <w:lang w:bidi="fa-IR"/>
-        </w:rPr>
-        <w:t>م</w:t>
+      <w:r>
+        <w:rPr>
+          <w:rFonts w:cs="B Nazanin"/>
+          <w:sz w:val="28"/>
+          <w:szCs w:val="28"/>
+          <w:rtl/>
+          <w:lang w:bidi="fa-IR"/>
+        </w:rPr>
+        <w:t>تبد</w:t>
+      </w:r>
+      <w:r>
+        <w:rPr>
+          <w:rFonts w:cs="B Nazanin" w:hint="cs"/>
+          <w:sz w:val="28"/>
+          <w:szCs w:val="28"/>
+          <w:rtl/>
+          <w:lang w:bidi="fa-IR"/>
+        </w:rPr>
+        <w:t>ی</w:t>
+      </w:r>
+      <w:r>
+        <w:rPr>
+          <w:rFonts w:cs="B Nazanin" w:hint="eastAsia"/>
+          <w:sz w:val="28"/>
+          <w:szCs w:val="28"/>
+          <w:rtl/>
+          <w:lang w:bidi="fa-IR"/>
+        </w:rPr>
+        <w:t>ل</w:t>
+      </w:r>
+      <w:r>
+        <w:rPr>
+          <w:rFonts w:cs="B Nazanin"/>
+          <w:sz w:val="28"/>
+          <w:szCs w:val="28"/>
+          <w:rtl/>
+          <w:lang w:bidi="fa-IR"/>
+        </w:rPr>
+        <w:t xml:space="preserve"> م</w:t>
       </w:r>
       <w:r>
         <w:rPr>
@@ -15383,78 +14529,247 @@
           <w:rtl/>
           <w:lang w:bidi="fa-IR"/>
         </w:rPr>
-        <w:t>کند</w:t>
-      </w:r>
-      <w:proofErr w:type="spellEnd"/>
-      <w:r>
-        <w:rPr>
-          <w:rFonts w:cs="B Nazanin" w:hint="eastAsia"/>
-          <w:sz w:val="28"/>
-          <w:szCs w:val="28"/>
-          <w:rtl/>
-          <w:lang w:bidi="fa-IR"/>
-        </w:rPr>
-        <w:t>،</w:t>
-      </w:r>
-      <w:r>
-        <w:rPr>
-          <w:rFonts w:cs="B Nazanin"/>
-          <w:sz w:val="28"/>
-          <w:szCs w:val="28"/>
-          <w:rtl/>
-          <w:lang w:bidi="fa-IR"/>
-        </w:rPr>
-        <w:t xml:space="preserve"> اما در نبود فشار انتخاب</w:t>
-      </w:r>
-      <w:r>
-        <w:rPr>
-          <w:rFonts w:cs="B Nazanin" w:hint="cs"/>
-          <w:sz w:val="28"/>
-          <w:szCs w:val="28"/>
-          <w:rtl/>
-          <w:lang w:bidi="fa-IR"/>
-        </w:rPr>
-        <w:t>ی</w:t>
-      </w:r>
-      <w:r>
-        <w:rPr>
-          <w:rFonts w:cs="B Nazanin"/>
-          <w:sz w:val="28"/>
-          <w:szCs w:val="28"/>
-          <w:rtl/>
-          <w:lang w:bidi="fa-IR"/>
-        </w:rPr>
-        <w:t xml:space="preserve"> کاف</w:t>
-      </w:r>
-      <w:r>
-        <w:rPr>
-          <w:rFonts w:cs="B Nazanin" w:hint="cs"/>
-          <w:sz w:val="28"/>
-          <w:szCs w:val="28"/>
-          <w:rtl/>
-          <w:lang w:bidi="fa-IR"/>
-        </w:rPr>
-        <w:t>ی</w:t>
-      </w:r>
-      <w:r>
-        <w:rPr>
-          <w:rFonts w:cs="B Nazanin" w:hint="eastAsia"/>
-          <w:sz w:val="28"/>
-          <w:szCs w:val="28"/>
-          <w:rtl/>
-          <w:lang w:bidi="fa-IR"/>
-        </w:rPr>
-        <w:t>،</w:t>
-      </w:r>
-      <w:r>
-        <w:rPr>
-          <w:rFonts w:cs="B Nazanin"/>
-          <w:sz w:val="28"/>
-          <w:szCs w:val="28"/>
-          <w:rtl/>
-          <w:lang w:bidi="fa-IR"/>
-        </w:rPr>
-        <w:t xml:space="preserve"> ا</w:t>
+        <w:t>شود</w:t>
+      </w:r>
+      <w:r>
+        <w:rPr>
+          <w:rFonts w:cs="B Nazanin"/>
+          <w:sz w:val="28"/>
+          <w:szCs w:val="28"/>
+          <w:rtl/>
+          <w:lang w:bidi="fa-IR"/>
+        </w:rPr>
+        <w:t>. الگور</w:t>
+      </w:r>
+      <w:r>
+        <w:rPr>
+          <w:rFonts w:cs="B Nazanin" w:hint="cs"/>
+          <w:sz w:val="28"/>
+          <w:szCs w:val="28"/>
+          <w:rtl/>
+          <w:lang w:bidi="fa-IR"/>
+        </w:rPr>
+        <w:t>ی</w:t>
+      </w:r>
+      <w:r>
+        <w:rPr>
+          <w:rFonts w:cs="B Nazanin" w:hint="eastAsia"/>
+          <w:sz w:val="28"/>
+          <w:szCs w:val="28"/>
+          <w:rtl/>
+          <w:lang w:bidi="fa-IR"/>
+        </w:rPr>
+        <w:t>تم</w:t>
+      </w:r>
+      <w:r>
+        <w:rPr>
+          <w:rFonts w:cs="B Nazanin"/>
+          <w:sz w:val="28"/>
+          <w:szCs w:val="28"/>
+          <w:rtl/>
+          <w:lang w:bidi="fa-IR"/>
+        </w:rPr>
+        <w:t xml:space="preserve"> نم</w:t>
+      </w:r>
+      <w:r>
+        <w:rPr>
+          <w:rFonts w:cs="B Nazanin" w:hint="cs"/>
+          <w:sz w:val="28"/>
+          <w:szCs w:val="28"/>
+          <w:rtl/>
+          <w:lang w:bidi="fa-IR"/>
+        </w:rPr>
+        <w:t>ی‌</w:t>
+      </w:r>
+      <w:r>
+        <w:rPr>
+          <w:rFonts w:cs="B Nazanin" w:hint="eastAsia"/>
+          <w:sz w:val="28"/>
+          <w:szCs w:val="28"/>
+          <w:rtl/>
+          <w:lang w:bidi="fa-IR"/>
+        </w:rPr>
+        <w:t>تواند</w:t>
+      </w:r>
+      <w:r>
+        <w:rPr>
+          <w:rFonts w:cs="B Nazanin"/>
+          <w:sz w:val="28"/>
+          <w:szCs w:val="28"/>
+          <w:rtl/>
+          <w:lang w:bidi="fa-IR"/>
+        </w:rPr>
+        <w:t xml:space="preserve"> افراد خوب را تثب</w:t>
+      </w:r>
+      <w:r>
+        <w:rPr>
+          <w:rFonts w:cs="B Nazanin" w:hint="cs"/>
+          <w:sz w:val="28"/>
+          <w:szCs w:val="28"/>
+          <w:rtl/>
+          <w:lang w:bidi="fa-IR"/>
+        </w:rPr>
+        <w:t>ی</w:t>
+      </w:r>
+      <w:r>
+        <w:rPr>
+          <w:rFonts w:cs="B Nazanin" w:hint="eastAsia"/>
+          <w:sz w:val="28"/>
+          <w:szCs w:val="28"/>
+          <w:rtl/>
+          <w:lang w:bidi="fa-IR"/>
+        </w:rPr>
+        <w:t>ت</w:t>
+      </w:r>
+      <w:r>
+        <w:rPr>
+          <w:rFonts w:cs="B Nazanin"/>
+          <w:sz w:val="28"/>
+          <w:szCs w:val="28"/>
+          <w:rtl/>
+          <w:lang w:bidi="fa-IR"/>
+        </w:rPr>
+        <w:t xml:space="preserve"> کند، ز</w:t>
+      </w:r>
+      <w:r>
+        <w:rPr>
+          <w:rFonts w:cs="B Nazanin" w:hint="cs"/>
+          <w:sz w:val="28"/>
+          <w:szCs w:val="28"/>
+          <w:rtl/>
+          <w:lang w:bidi="fa-IR"/>
+        </w:rPr>
+        <w:t>ی</w:t>
+      </w:r>
+      <w:r>
+        <w:rPr>
+          <w:rFonts w:cs="B Nazanin" w:hint="eastAsia"/>
+          <w:sz w:val="28"/>
+          <w:szCs w:val="28"/>
+          <w:rtl/>
+          <w:lang w:bidi="fa-IR"/>
+        </w:rPr>
+        <w:t>را</w:t>
+      </w:r>
+      <w:r>
+        <w:rPr>
+          <w:rFonts w:cs="B Nazanin"/>
+          <w:sz w:val="28"/>
+          <w:szCs w:val="28"/>
+          <w:rtl/>
+          <w:lang w:bidi="fa-IR"/>
+        </w:rPr>
+        <w:t xml:space="preserve"> هر نسل فرزندان بس</w:t>
+      </w:r>
+      <w:r>
+        <w:rPr>
+          <w:rFonts w:cs="B Nazanin" w:hint="cs"/>
+          <w:sz w:val="28"/>
+          <w:szCs w:val="28"/>
+          <w:rtl/>
+          <w:lang w:bidi="fa-IR"/>
+        </w:rPr>
+        <w:t>ی</w:t>
+      </w:r>
+      <w:r>
+        <w:rPr>
+          <w:rFonts w:cs="B Nazanin" w:hint="eastAsia"/>
+          <w:sz w:val="28"/>
+          <w:szCs w:val="28"/>
+          <w:rtl/>
+          <w:lang w:bidi="fa-IR"/>
+        </w:rPr>
+        <w:t>ار</w:t>
+      </w:r>
+      <w:r>
+        <w:rPr>
+          <w:rFonts w:cs="B Nazanin"/>
+          <w:sz w:val="28"/>
+          <w:szCs w:val="28"/>
+          <w:rtl/>
+          <w:lang w:bidi="fa-IR"/>
+        </w:rPr>
+        <w:t xml:space="preserve"> متفاوت</w:t>
+      </w:r>
+      <w:r>
+        <w:rPr>
+          <w:rFonts w:cs="B Nazanin" w:hint="cs"/>
+          <w:sz w:val="28"/>
+          <w:szCs w:val="28"/>
+          <w:rtl/>
+          <w:lang w:bidi="fa-IR"/>
+        </w:rPr>
+        <w:t>ی</w:t>
+      </w:r>
+      <w:r>
+        <w:rPr>
+          <w:rFonts w:cs="B Nazanin"/>
+          <w:sz w:val="28"/>
+          <w:szCs w:val="28"/>
+          <w:rtl/>
+          <w:lang w:bidi="fa-IR"/>
+        </w:rPr>
+        <w:t xml:space="preserve"> تول</w:t>
+      </w:r>
+      <w:r>
+        <w:rPr>
+          <w:rFonts w:cs="B Nazanin" w:hint="cs"/>
+          <w:sz w:val="28"/>
+          <w:szCs w:val="28"/>
+          <w:rtl/>
+          <w:lang w:bidi="fa-IR"/>
+        </w:rPr>
+        <w:t>ی</w:t>
+      </w:r>
+      <w:r>
+        <w:rPr>
+          <w:rFonts w:cs="B Nazanin" w:hint="eastAsia"/>
+          <w:sz w:val="28"/>
+          <w:szCs w:val="28"/>
+          <w:rtl/>
+          <w:lang w:bidi="fa-IR"/>
+        </w:rPr>
+        <w:t>د</w:t>
+      </w:r>
+      <w:r>
+        <w:rPr>
+          <w:rFonts w:cs="B Nazanin"/>
+          <w:sz w:val="28"/>
+          <w:szCs w:val="28"/>
+          <w:rtl/>
+          <w:lang w:bidi="fa-IR"/>
+        </w:rPr>
+        <w:t xml:space="preserve"> م</w:t>
+      </w:r>
+      <w:r>
+        <w:rPr>
+          <w:rFonts w:cs="B Nazanin" w:hint="cs"/>
+          <w:sz w:val="28"/>
+          <w:szCs w:val="28"/>
+          <w:rtl/>
+          <w:lang w:bidi="fa-IR"/>
+        </w:rPr>
+        <w:t>ی‌</w:t>
+      </w:r>
+      <w:r>
+        <w:rPr>
+          <w:rFonts w:cs="B Nazanin" w:hint="eastAsia"/>
+          <w:sz w:val="28"/>
+          <w:szCs w:val="28"/>
+          <w:rtl/>
+          <w:lang w:bidi="fa-IR"/>
+        </w:rPr>
+        <w:t>شوند</w:t>
+      </w:r>
+      <w:r>
+        <w:rPr>
+          <w:rFonts w:cs="B Nazanin"/>
+          <w:sz w:val="28"/>
+          <w:szCs w:val="28"/>
+          <w:rtl/>
+          <w:lang w:bidi="fa-IR"/>
+        </w:rPr>
+        <w:t xml:space="preserve"> و والد</w:t>
       </w:r>
       <w:r>
         <w:rPr>
@@ -15484,100 +14799,27 @@
           <w:rtl/>
           <w:lang w:bidi="fa-IR"/>
         </w:rPr>
-        <w:t xml:space="preserve"> تنوع به </w:t>
-      </w:r>
-      <w:proofErr w:type="spellStart"/>
-      <w:r>
-        <w:rPr>
-          <w:rFonts w:cs="B Nazanin"/>
-          <w:sz w:val="28"/>
-          <w:szCs w:val="28"/>
-          <w:rtl/>
-          <w:lang w:bidi="fa-IR"/>
-        </w:rPr>
-        <w:t>نو</w:t>
-      </w:r>
-      <w:r>
-        <w:rPr>
-          <w:rFonts w:cs="B Nazanin" w:hint="cs"/>
-          <w:sz w:val="28"/>
-          <w:szCs w:val="28"/>
-          <w:rtl/>
-          <w:lang w:bidi="fa-IR"/>
-        </w:rPr>
-        <w:t>ی</w:t>
-      </w:r>
-      <w:r>
-        <w:rPr>
-          <w:rFonts w:cs="B Nazanin" w:hint="eastAsia"/>
-          <w:sz w:val="28"/>
-          <w:szCs w:val="28"/>
-          <w:rtl/>
-          <w:lang w:bidi="fa-IR"/>
-        </w:rPr>
-        <w:t>ز</w:t>
-      </w:r>
-      <w:proofErr w:type="spellEnd"/>
-      <w:r>
-        <w:rPr>
-          <w:rFonts w:cs="B Nazanin" w:hint="cs"/>
-          <w:sz w:val="28"/>
-          <w:szCs w:val="28"/>
-          <w:rtl/>
-          <w:lang w:bidi="fa-IR"/>
-        </w:rPr>
-        <w:t xml:space="preserve"> </w:t>
-      </w:r>
-      <w:r>
-        <w:rPr>
-          <w:rFonts w:cs="B Nazanin"/>
-          <w:sz w:val="28"/>
-          <w:szCs w:val="28"/>
-          <w:rtl/>
-          <w:lang w:bidi="fa-IR"/>
-        </w:rPr>
-        <w:t>تبد</w:t>
-      </w:r>
-      <w:r>
-        <w:rPr>
-          <w:rFonts w:cs="B Nazanin" w:hint="cs"/>
-          <w:sz w:val="28"/>
-          <w:szCs w:val="28"/>
-          <w:rtl/>
-          <w:lang w:bidi="fa-IR"/>
-        </w:rPr>
-        <w:t>ی</w:t>
-      </w:r>
-      <w:r>
-        <w:rPr>
-          <w:rFonts w:cs="B Nazanin" w:hint="eastAsia"/>
-          <w:sz w:val="28"/>
-          <w:szCs w:val="28"/>
-          <w:rtl/>
-          <w:lang w:bidi="fa-IR"/>
-        </w:rPr>
-        <w:t>ل</w:t>
-      </w:r>
-      <w:r>
-        <w:rPr>
-          <w:rFonts w:cs="B Nazanin"/>
-          <w:sz w:val="28"/>
-          <w:szCs w:val="28"/>
-          <w:rtl/>
-          <w:lang w:bidi="fa-IR"/>
-        </w:rPr>
-        <w:t xml:space="preserve"> </w:t>
-      </w:r>
-      <w:proofErr w:type="spellStart"/>
-      <w:r>
-        <w:rPr>
-          <w:rFonts w:cs="B Nazanin"/>
-          <w:sz w:val="28"/>
-          <w:szCs w:val="28"/>
-          <w:rtl/>
-          <w:lang w:bidi="fa-IR"/>
-        </w:rPr>
-        <w:t>م</w:t>
+        <w:t xml:space="preserve"> خوب به اندازه کاف</w:t>
+      </w:r>
+      <w:r>
+        <w:rPr>
+          <w:rFonts w:cs="B Nazanin" w:hint="cs"/>
+          <w:sz w:val="28"/>
+          <w:szCs w:val="28"/>
+          <w:rtl/>
+          <w:lang w:bidi="fa-IR"/>
+        </w:rPr>
+        <w:t>ی</w:t>
+      </w:r>
+      <w:r>
+        <w:rPr>
+          <w:rFonts w:cs="B Nazanin"/>
+          <w:sz w:val="28"/>
+          <w:szCs w:val="28"/>
+          <w:rtl/>
+          <w:lang w:bidi="fa-IR"/>
+        </w:rPr>
+        <w:t xml:space="preserve"> انتخاب نم</w:t>
       </w:r>
       <w:r>
         <w:rPr>
@@ -15597,387 +14839,17 @@
           <w:rtl/>
           <w:lang w:bidi="fa-IR"/>
         </w:rPr>
-        <w:t>شود</w:t>
-      </w:r>
-      <w:proofErr w:type="spellEnd"/>
-      <w:r>
-        <w:rPr>
-          <w:rFonts w:cs="B Nazanin"/>
-          <w:sz w:val="28"/>
-          <w:szCs w:val="28"/>
-          <w:rtl/>
-          <w:lang w:bidi="fa-IR"/>
-        </w:rPr>
-        <w:t xml:space="preserve">. </w:t>
-      </w:r>
-      <w:proofErr w:type="spellStart"/>
-      <w:r>
-        <w:rPr>
-          <w:rFonts w:cs="B Nazanin"/>
-          <w:sz w:val="28"/>
-          <w:szCs w:val="28"/>
-          <w:rtl/>
-          <w:lang w:bidi="fa-IR"/>
-        </w:rPr>
-        <w:t>الگور</w:t>
-      </w:r>
-      <w:r>
-        <w:rPr>
-          <w:rFonts w:cs="B Nazanin" w:hint="cs"/>
-          <w:sz w:val="28"/>
-          <w:szCs w:val="28"/>
-          <w:rtl/>
-          <w:lang w:bidi="fa-IR"/>
-        </w:rPr>
-        <w:t>ی</w:t>
-      </w:r>
-      <w:r>
-        <w:rPr>
-          <w:rFonts w:cs="B Nazanin" w:hint="eastAsia"/>
-          <w:sz w:val="28"/>
-          <w:szCs w:val="28"/>
-          <w:rtl/>
-          <w:lang w:bidi="fa-IR"/>
-        </w:rPr>
-        <w:t>تم</w:t>
-      </w:r>
-      <w:proofErr w:type="spellEnd"/>
-      <w:r>
-        <w:rPr>
-          <w:rFonts w:cs="B Nazanin"/>
-          <w:sz w:val="28"/>
-          <w:szCs w:val="28"/>
-          <w:rtl/>
-          <w:lang w:bidi="fa-IR"/>
-        </w:rPr>
-        <w:t xml:space="preserve"> </w:t>
-      </w:r>
-      <w:proofErr w:type="spellStart"/>
-      <w:r>
-        <w:rPr>
-          <w:rFonts w:cs="B Nazanin"/>
-          <w:sz w:val="28"/>
-          <w:szCs w:val="28"/>
-          <w:rtl/>
-          <w:lang w:bidi="fa-IR"/>
-        </w:rPr>
-        <w:t>نم</w:t>
-      </w:r>
-      <w:r>
-        <w:rPr>
-          <w:rFonts w:cs="B Nazanin" w:hint="cs"/>
-          <w:sz w:val="28"/>
-          <w:szCs w:val="28"/>
-          <w:rtl/>
-          <w:lang w:bidi="fa-IR"/>
-        </w:rPr>
-        <w:t>ی‌</w:t>
-      </w:r>
-      <w:r>
-        <w:rPr>
-          <w:rFonts w:cs="B Nazanin" w:hint="eastAsia"/>
-          <w:sz w:val="28"/>
-          <w:szCs w:val="28"/>
-          <w:rtl/>
-          <w:lang w:bidi="fa-IR"/>
-        </w:rPr>
-        <w:t>تواند</w:t>
-      </w:r>
-      <w:proofErr w:type="spellEnd"/>
-      <w:r>
-        <w:rPr>
-          <w:rFonts w:cs="B Nazanin"/>
-          <w:sz w:val="28"/>
-          <w:szCs w:val="28"/>
-          <w:rtl/>
-          <w:lang w:bidi="fa-IR"/>
-        </w:rPr>
-        <w:t xml:space="preserve"> افراد خوب را تثب</w:t>
-      </w:r>
-      <w:r>
-        <w:rPr>
-          <w:rFonts w:cs="B Nazanin" w:hint="cs"/>
-          <w:sz w:val="28"/>
-          <w:szCs w:val="28"/>
-          <w:rtl/>
-          <w:lang w:bidi="fa-IR"/>
-        </w:rPr>
-        <w:t>ی</w:t>
-      </w:r>
-      <w:r>
-        <w:rPr>
-          <w:rFonts w:cs="B Nazanin" w:hint="eastAsia"/>
-          <w:sz w:val="28"/>
-          <w:szCs w:val="28"/>
-          <w:rtl/>
-          <w:lang w:bidi="fa-IR"/>
-        </w:rPr>
-        <w:t>ت</w:t>
-      </w:r>
-      <w:r>
-        <w:rPr>
-          <w:rFonts w:cs="B Nazanin"/>
-          <w:sz w:val="28"/>
-          <w:szCs w:val="28"/>
-          <w:rtl/>
-          <w:lang w:bidi="fa-IR"/>
-        </w:rPr>
-        <w:t xml:space="preserve"> کند، ز</w:t>
-      </w:r>
-      <w:r>
-        <w:rPr>
-          <w:rFonts w:cs="B Nazanin" w:hint="cs"/>
-          <w:sz w:val="28"/>
-          <w:szCs w:val="28"/>
-          <w:rtl/>
-          <w:lang w:bidi="fa-IR"/>
-        </w:rPr>
-        <w:t>ی</w:t>
-      </w:r>
-      <w:r>
-        <w:rPr>
-          <w:rFonts w:cs="B Nazanin" w:hint="eastAsia"/>
-          <w:sz w:val="28"/>
-          <w:szCs w:val="28"/>
-          <w:rtl/>
-          <w:lang w:bidi="fa-IR"/>
-        </w:rPr>
-        <w:t>را</w:t>
-      </w:r>
-      <w:r>
-        <w:rPr>
-          <w:rFonts w:cs="B Nazanin"/>
-          <w:sz w:val="28"/>
-          <w:szCs w:val="28"/>
-          <w:rtl/>
-          <w:lang w:bidi="fa-IR"/>
-        </w:rPr>
-        <w:t xml:space="preserve"> هر نسل فرزندان بس</w:t>
-      </w:r>
-      <w:r>
-        <w:rPr>
-          <w:rFonts w:cs="B Nazanin" w:hint="cs"/>
-          <w:sz w:val="28"/>
-          <w:szCs w:val="28"/>
-          <w:rtl/>
-          <w:lang w:bidi="fa-IR"/>
-        </w:rPr>
-        <w:t>ی</w:t>
-      </w:r>
-      <w:r>
-        <w:rPr>
-          <w:rFonts w:cs="B Nazanin" w:hint="eastAsia"/>
-          <w:sz w:val="28"/>
-          <w:szCs w:val="28"/>
-          <w:rtl/>
-          <w:lang w:bidi="fa-IR"/>
-        </w:rPr>
-        <w:t>ار</w:t>
-      </w:r>
-      <w:r>
-        <w:rPr>
-          <w:rFonts w:cs="B Nazanin"/>
-          <w:sz w:val="28"/>
-          <w:szCs w:val="28"/>
-          <w:rtl/>
-          <w:lang w:bidi="fa-IR"/>
-        </w:rPr>
-        <w:t xml:space="preserve"> متفاوت</w:t>
-      </w:r>
-      <w:r>
-        <w:rPr>
-          <w:rFonts w:cs="B Nazanin" w:hint="cs"/>
-          <w:sz w:val="28"/>
-          <w:szCs w:val="28"/>
-          <w:rtl/>
-          <w:lang w:bidi="fa-IR"/>
-        </w:rPr>
-        <w:t>ی</w:t>
-      </w:r>
-      <w:r>
-        <w:rPr>
-          <w:rFonts w:cs="B Nazanin"/>
-          <w:sz w:val="28"/>
-          <w:szCs w:val="28"/>
-          <w:rtl/>
-          <w:lang w:bidi="fa-IR"/>
-        </w:rPr>
-        <w:t xml:space="preserve"> تول</w:t>
-      </w:r>
-      <w:r>
-        <w:rPr>
-          <w:rFonts w:cs="B Nazanin" w:hint="cs"/>
-          <w:sz w:val="28"/>
-          <w:szCs w:val="28"/>
-          <w:rtl/>
-          <w:lang w:bidi="fa-IR"/>
-        </w:rPr>
-        <w:t>ی</w:t>
-      </w:r>
-      <w:r>
-        <w:rPr>
-          <w:rFonts w:cs="B Nazanin" w:hint="eastAsia"/>
-          <w:sz w:val="28"/>
-          <w:szCs w:val="28"/>
-          <w:rtl/>
-          <w:lang w:bidi="fa-IR"/>
-        </w:rPr>
-        <w:t>د</w:t>
-      </w:r>
-      <w:r>
-        <w:rPr>
-          <w:rFonts w:cs="B Nazanin"/>
-          <w:sz w:val="28"/>
-          <w:szCs w:val="28"/>
-          <w:rtl/>
-          <w:lang w:bidi="fa-IR"/>
-        </w:rPr>
-        <w:t xml:space="preserve"> </w:t>
-      </w:r>
-      <w:proofErr w:type="spellStart"/>
-      <w:r>
-        <w:rPr>
-          <w:rFonts w:cs="B Nazanin"/>
-          <w:sz w:val="28"/>
-          <w:szCs w:val="28"/>
-          <w:rtl/>
-          <w:lang w:bidi="fa-IR"/>
-        </w:rPr>
-        <w:t>م</w:t>
-      </w:r>
-      <w:r>
-        <w:rPr>
-          <w:rFonts w:cs="B Nazanin" w:hint="cs"/>
-          <w:sz w:val="28"/>
-          <w:szCs w:val="28"/>
-          <w:rtl/>
-          <w:lang w:bidi="fa-IR"/>
-        </w:rPr>
-        <w:t>ی‌</w:t>
-      </w:r>
-      <w:r>
-        <w:rPr>
-          <w:rFonts w:cs="B Nazanin" w:hint="eastAsia"/>
-          <w:sz w:val="28"/>
-          <w:szCs w:val="28"/>
-          <w:rtl/>
-          <w:lang w:bidi="fa-IR"/>
-        </w:rPr>
         <w:t>شوند</w:t>
       </w:r>
-      <w:proofErr w:type="spellEnd"/>
-      <w:r>
-        <w:rPr>
-          <w:rFonts w:cs="B Nazanin"/>
-          <w:sz w:val="28"/>
-          <w:szCs w:val="28"/>
-          <w:rtl/>
-          <w:lang w:bidi="fa-IR"/>
-        </w:rPr>
-        <w:t xml:space="preserve"> و والد</w:t>
-      </w:r>
-      <w:r>
-        <w:rPr>
-          <w:rFonts w:cs="B Nazanin" w:hint="cs"/>
-          <w:sz w:val="28"/>
-          <w:szCs w:val="28"/>
-          <w:rtl/>
-          <w:lang w:bidi="fa-IR"/>
-        </w:rPr>
-        <w:t>ی</w:t>
-      </w:r>
-      <w:r>
-        <w:rPr>
-          <w:rFonts w:cs="B Nazanin" w:hint="eastAsia"/>
-          <w:sz w:val="28"/>
-          <w:szCs w:val="28"/>
-          <w:rtl/>
-          <w:lang w:bidi="fa-IR"/>
-        </w:rPr>
-        <w:t>ن</w:t>
-      </w:r>
-      <w:r>
-        <w:rPr>
-          <w:rFonts w:cs="B Nazanin"/>
-          <w:sz w:val="28"/>
-          <w:szCs w:val="28"/>
-          <w:rtl/>
-          <w:lang w:bidi="fa-IR"/>
-        </w:rPr>
-        <w:t xml:space="preserve"> خوب به اندازه کاف</w:t>
-      </w:r>
-      <w:r>
-        <w:rPr>
-          <w:rFonts w:cs="B Nazanin" w:hint="cs"/>
-          <w:sz w:val="28"/>
-          <w:szCs w:val="28"/>
-          <w:rtl/>
-          <w:lang w:bidi="fa-IR"/>
-        </w:rPr>
-        <w:t>ی</w:t>
-      </w:r>
-      <w:r>
-        <w:rPr>
-          <w:rFonts w:cs="B Nazanin"/>
-          <w:sz w:val="28"/>
-          <w:szCs w:val="28"/>
-          <w:rtl/>
-          <w:lang w:bidi="fa-IR"/>
-        </w:rPr>
-        <w:t xml:space="preserve"> انتخاب </w:t>
-      </w:r>
-      <w:proofErr w:type="spellStart"/>
-      <w:r>
-        <w:rPr>
-          <w:rFonts w:cs="B Nazanin"/>
-          <w:sz w:val="28"/>
-          <w:szCs w:val="28"/>
-          <w:rtl/>
-          <w:lang w:bidi="fa-IR"/>
-        </w:rPr>
-        <w:t>نم</w:t>
-      </w:r>
-      <w:r>
-        <w:rPr>
-          <w:rFonts w:cs="B Nazanin" w:hint="cs"/>
-          <w:sz w:val="28"/>
-          <w:szCs w:val="28"/>
-          <w:rtl/>
-          <w:lang w:bidi="fa-IR"/>
-        </w:rPr>
-        <w:t>ی‌</w:t>
-      </w:r>
-      <w:r>
-        <w:rPr>
-          <w:rFonts w:cs="B Nazanin" w:hint="eastAsia"/>
-          <w:sz w:val="28"/>
-          <w:szCs w:val="28"/>
-          <w:rtl/>
-          <w:lang w:bidi="fa-IR"/>
-        </w:rPr>
-        <w:t>شوند</w:t>
-      </w:r>
-      <w:proofErr w:type="spellEnd"/>
-      <w:r>
-        <w:rPr>
-          <w:rFonts w:cs="B Nazanin"/>
-          <w:sz w:val="28"/>
-          <w:szCs w:val="28"/>
-          <w:rtl/>
-          <w:lang w:bidi="fa-IR"/>
-        </w:rPr>
-        <w:t xml:space="preserve"> تا </w:t>
-      </w:r>
-      <w:proofErr w:type="spellStart"/>
-      <w:r>
-        <w:rPr>
-          <w:rFonts w:cs="B Nazanin"/>
-          <w:sz w:val="28"/>
-          <w:szCs w:val="28"/>
-          <w:rtl/>
-          <w:lang w:bidi="fa-IR"/>
-        </w:rPr>
-        <w:t>ژن‌ها</w:t>
+      <w:r>
+        <w:rPr>
+          <w:rFonts w:cs="B Nazanin"/>
+          <w:sz w:val="28"/>
+          <w:szCs w:val="28"/>
+          <w:rtl/>
+          <w:lang w:bidi="fa-IR"/>
+        </w:rPr>
+        <w:t xml:space="preserve"> تا ژن‌ها</w:t>
       </w:r>
       <w:r>
         <w:rPr>
@@ -15999,7 +14871,6 @@
         </w:rPr>
         <w:t>شان</w:t>
       </w:r>
-      <w:proofErr w:type="spellEnd"/>
       <w:r>
         <w:rPr>
           <w:rFonts w:cs="B Nazanin"/>
@@ -16079,30 +14950,18 @@
           <w:rtl/>
           <w:lang w:bidi="fa-IR"/>
         </w:rPr>
-        <w:t xml:space="preserve"> </w:t>
-      </w:r>
-      <w:proofErr w:type="spellStart"/>
-      <w:r>
-        <w:rPr>
-          <w:rFonts w:cs="B Nazanin"/>
-          <w:sz w:val="28"/>
-          <w:szCs w:val="28"/>
-          <w:rtl/>
-          <w:lang w:bidi="fa-IR"/>
-        </w:rPr>
-        <w:t>جهش‌ها</w:t>
-      </w:r>
-      <w:r>
-        <w:rPr>
-          <w:rFonts w:cs="B Nazanin" w:hint="cs"/>
-          <w:sz w:val="28"/>
-          <w:szCs w:val="28"/>
-          <w:rtl/>
-          <w:lang w:bidi="fa-IR"/>
-        </w:rPr>
-        <w:t>ی</w:t>
-      </w:r>
-      <w:proofErr w:type="spellEnd"/>
+        <w:t xml:space="preserve"> جهش‌ها</w:t>
+      </w:r>
+      <w:r>
+        <w:rPr>
+          <w:rFonts w:cs="B Nazanin" w:hint="cs"/>
+          <w:sz w:val="28"/>
+          <w:szCs w:val="28"/>
+          <w:rtl/>
+          <w:lang w:bidi="fa-IR"/>
+        </w:rPr>
+        <w:t>ی</w:t>
+      </w:r>
       <w:r>
         <w:rPr>
           <w:rFonts w:cs="B Nazanin"/>
@@ -16161,18 +15020,7 @@
           <w:rtl/>
           <w:lang w:bidi="fa-IR"/>
         </w:rPr>
-        <w:t xml:space="preserve"> </w:t>
-      </w:r>
-      <w:proofErr w:type="spellStart"/>
-      <w:r>
-        <w:rPr>
-          <w:rFonts w:cs="B Nazanin"/>
-          <w:sz w:val="28"/>
-          <w:szCs w:val="28"/>
-          <w:rtl/>
-          <w:lang w:bidi="fa-IR"/>
-        </w:rPr>
-        <w:t>ب</w:t>
+        <w:t xml:space="preserve"> ب</w:t>
       </w:r>
       <w:r>
         <w:rPr>
@@ -16194,27 +15042,15 @@
         </w:rPr>
         <w:t>ثبات</w:t>
       </w:r>
-      <w:proofErr w:type="spellEnd"/>
-      <w:r>
-        <w:rPr>
-          <w:rFonts w:cs="B Nazanin"/>
-          <w:sz w:val="28"/>
-          <w:szCs w:val="28"/>
-          <w:rtl/>
-          <w:lang w:bidi="fa-IR"/>
-        </w:rPr>
-        <w:t xml:space="preserve"> </w:t>
-      </w:r>
-      <w:proofErr w:type="spellStart"/>
-      <w:r>
-        <w:rPr>
-          <w:rFonts w:cs="B Nazanin"/>
-          <w:sz w:val="28"/>
-          <w:szCs w:val="28"/>
-          <w:rtl/>
-          <w:lang w:bidi="fa-IR"/>
-        </w:rPr>
-        <w:t>تأث</w:t>
+      <w:r>
+        <w:rPr>
+          <w:rFonts w:cs="B Nazanin"/>
+          <w:sz w:val="28"/>
+          <w:szCs w:val="28"/>
+          <w:rtl/>
+          <w:lang w:bidi="fa-IR"/>
+        </w:rPr>
+        <w:t xml:space="preserve"> تأث</w:t>
       </w:r>
       <w:r>
         <w:rPr>
@@ -16236,7 +15072,6 @@
         </w:rPr>
         <w:t>رگذارند</w:t>
       </w:r>
-      <w:proofErr w:type="spellEnd"/>
       <w:r>
         <w:rPr>
           <w:rFonts w:cs="B Nazanin"/>
@@ -16292,22 +15127,8 @@
           <w:rtl/>
           <w:lang w:bidi="fa-IR"/>
         </w:rPr>
-        <w:t xml:space="preserve">.بهترین </w:t>
-      </w:r>
-      <w:proofErr w:type="spellStart"/>
-      <w:r>
-        <w:rPr>
-          <w:rFonts w:cs="B Nazanin" w:hint="cs"/>
-          <w:b/>
-          <w:bCs/>
-          <w:sz w:val="28"/>
-          <w:szCs w:val="28"/>
-          <w:rtl/>
-          <w:lang w:bidi="fa-IR"/>
-        </w:rPr>
-        <w:t>کروموزوم</w:t>
-      </w:r>
-      <w:proofErr w:type="spellEnd"/>
+        <w:t>.بهترین کروموزوم</w:t>
+      </w:r>
     </w:p>
     <w:p>
       <w:pPr>
@@ -16329,8 +15150,9 @@
           <w:rtl/>
           <w:lang w:bidi="fa-IR"/>
         </w:rPr>
+        <w:lastRenderedPageBreak/>
         <w:drawing>
-          <wp:inline distT="0" distB="0" distL="0" distR="0" wp14:anchorId="7235E10D" wp14:editId="3577DCC9">
+          <wp:inline distT="0" distB="0" distL="0" distR="0" wp14:anchorId="7235E10D" wp14:editId="734464B9">
             <wp:extent cx="5039360" cy="1990725"/>
             <wp:effectExtent l="0" t="0" r="8890" b="9525"/>
             <wp:docPr id="834388017" name="تصویر 4"/>
@@ -16616,29 +15438,7 @@
           <w:rtl/>
           <w:lang w:bidi="fa-IR"/>
         </w:rPr>
-        <w:t xml:space="preserve"> </w:t>
-      </w:r>
-      <w:proofErr w:type="spellStart"/>
-      <w:r>
-        <w:rPr>
-          <w:rFonts w:cs="B Nazanin"/>
-          <w:sz w:val="28"/>
-          <w:szCs w:val="28"/>
-          <w:rtl/>
-          <w:lang w:bidi="fa-IR"/>
-        </w:rPr>
-        <w:t>شده‌اند</w:t>
-      </w:r>
-      <w:proofErr w:type="spellEnd"/>
-      <w:r>
-        <w:rPr>
-          <w:rFonts w:cs="B Nazanin"/>
-          <w:sz w:val="28"/>
-          <w:szCs w:val="28"/>
-          <w:rtl/>
-          <w:lang w:bidi="fa-IR"/>
-        </w:rPr>
-        <w:t>.</w:t>
+        <w:t xml:space="preserve"> شده‌اند.</w:t>
       </w:r>
       <w:r>
         <w:rPr>
@@ -16650,7 +15450,6 @@
         </w:rPr>
         <w:t xml:space="preserve"> اما در این مسئله، </w:t>
       </w:r>
-      <w:proofErr w:type="spellStart"/>
       <w:r>
         <w:rPr>
           <w:rFonts w:cs="B Nazanin" w:hint="eastAsia"/>
@@ -16681,7 +15480,6 @@
         </w:rPr>
         <w:t>ب</w:t>
       </w:r>
-      <w:proofErr w:type="spellEnd"/>
       <w:r>
         <w:rPr>
           <w:rFonts w:cs="B Nazanin"/>
@@ -16926,23 +15724,8 @@
           <w:rtl/>
           <w:lang w:bidi="fa-IR"/>
         </w:rPr>
-        <w:lastRenderedPageBreak/>
-        <w:t xml:space="preserve">3.4.تحلیل حساسیت </w:t>
-      </w:r>
-      <w:proofErr w:type="spellStart"/>
-      <w:r>
-        <w:rPr>
-          <w:rFonts w:cs="B Nazanin" w:hint="cs"/>
-          <w:b/>
-          <w:bCs/>
-          <w:sz w:val="28"/>
-          <w:szCs w:val="28"/>
-          <w:rtl/>
-          <w:lang w:bidi="fa-IR"/>
-        </w:rPr>
-        <w:t>ضرایب</w:t>
-      </w:r>
-      <w:proofErr w:type="spellEnd"/>
+        <w:t>3.4.تحلیل حساسیت ضرایب</w:t>
+      </w:r>
     </w:p>
     <w:p>
       <w:pPr>
@@ -17038,6 +15821,7 @@
           <w:rtl/>
           <w:lang w:bidi="fa-IR"/>
         </w:rPr>
+        <w:lastRenderedPageBreak/>
         <w:drawing>
           <wp:inline distT="0" distB="0" distL="0" distR="0" wp14:anchorId="15E6AEDE" wp14:editId="4DCF255B">
             <wp:extent cx="5039360" cy="2765425"/>
@@ -17515,7 +16299,6 @@
           <w:rtl/>
           <w:lang w:bidi="fa-IR"/>
         </w:rPr>
-        <w:lastRenderedPageBreak/>
         <w:t>3.5</w:t>
       </w:r>
       <w:r>
@@ -17551,6 +16334,7 @@
           <w:rtl/>
           <w:lang w:bidi="fa-IR"/>
         </w:rPr>
+        <w:lastRenderedPageBreak/>
         <w:drawing>
           <wp:inline distT="0" distB="0" distL="0" distR="0" wp14:anchorId="1ED9026E" wp14:editId="063EFECC">
             <wp:extent cx="4711942" cy="3143412"/>
@@ -17707,29 +16491,7 @@
           <w:rtl/>
           <w:lang w:bidi="fa-IR"/>
         </w:rPr>
-        <w:t xml:space="preserve"> </w:t>
-      </w:r>
-      <w:proofErr w:type="spellStart"/>
-      <w:r>
-        <w:rPr>
-          <w:rFonts w:cs="B Nazanin"/>
-          <w:sz w:val="28"/>
-          <w:szCs w:val="28"/>
-          <w:rtl/>
-          <w:lang w:bidi="fa-IR"/>
-        </w:rPr>
-        <w:t>حساس‌تر</w:t>
-      </w:r>
-      <w:proofErr w:type="spellEnd"/>
-      <w:r>
-        <w:rPr>
-          <w:rFonts w:cs="B Nazanin"/>
-          <w:sz w:val="28"/>
-          <w:szCs w:val="28"/>
-          <w:rtl/>
-          <w:lang w:bidi="fa-IR"/>
-        </w:rPr>
-        <w:t xml:space="preserve"> از گرما</w:t>
+        <w:t xml:space="preserve"> حساس‌تر از گرما</w:t>
       </w:r>
       <w:r>
         <w:rPr>
@@ -17799,29 +16561,7 @@
           <w:rtl/>
           <w:lang w:bidi="fa-IR"/>
         </w:rPr>
-        <w:t xml:space="preserve"> در سرما </w:t>
-      </w:r>
-      <w:proofErr w:type="spellStart"/>
-      <w:r>
-        <w:rPr>
-          <w:rFonts w:cs="B Nazanin"/>
-          <w:sz w:val="28"/>
-          <w:szCs w:val="28"/>
-          <w:rtl/>
-          <w:lang w:bidi="fa-IR"/>
-        </w:rPr>
-        <w:t>به‌طور</w:t>
-      </w:r>
-      <w:proofErr w:type="spellEnd"/>
-      <w:r>
-        <w:rPr>
-          <w:rFonts w:cs="B Nazanin"/>
-          <w:sz w:val="28"/>
-          <w:szCs w:val="28"/>
-          <w:rtl/>
-          <w:lang w:bidi="fa-IR"/>
-        </w:rPr>
-        <w:t xml:space="preserve"> چشمگ</w:t>
+        <w:t xml:space="preserve"> در سرما به‌طور چشمگ</w:t>
       </w:r>
       <w:r>
         <w:rPr>
@@ -17891,18 +16631,7 @@
           <w:rtl/>
           <w:lang w:bidi="fa-IR"/>
         </w:rPr>
-        <w:t xml:space="preserve"> </w:t>
-      </w:r>
-      <w:proofErr w:type="spellStart"/>
-      <w:r>
-        <w:rPr>
-          <w:rFonts w:cs="B Nazanin"/>
-          <w:sz w:val="28"/>
-          <w:szCs w:val="28"/>
-          <w:rtl/>
-          <w:lang w:bidi="fa-IR"/>
-        </w:rPr>
-        <w:t>م</w:t>
+        <w:t xml:space="preserve"> م</w:t>
       </w:r>
       <w:r>
         <w:rPr>
@@ -17924,7 +16653,6 @@
         </w:rPr>
         <w:t>ابد</w:t>
       </w:r>
-      <w:proofErr w:type="spellEnd"/>
       <w:r>
         <w:rPr>
           <w:rFonts w:cs="B Nazanin"/>
@@ -18065,18 +16793,7 @@
           <w:rtl/>
           <w:lang w:bidi="fa-IR"/>
         </w:rPr>
-        <w:t xml:space="preserve"> را کاهش </w:t>
-      </w:r>
-      <w:proofErr w:type="spellStart"/>
-      <w:r>
-        <w:rPr>
-          <w:rFonts w:cs="B Nazanin"/>
-          <w:sz w:val="28"/>
-          <w:szCs w:val="28"/>
-          <w:rtl/>
-          <w:lang w:bidi="fa-IR"/>
-        </w:rPr>
-        <w:t>م</w:t>
+        <w:t xml:space="preserve"> را کاهش م</w:t>
       </w:r>
       <w:r>
         <w:rPr>
@@ -18098,7 +16815,6 @@
         </w:rPr>
         <w:t>دهند</w:t>
       </w:r>
-      <w:proofErr w:type="spellEnd"/>
       <w:r>
         <w:rPr>
           <w:rFonts w:cs="B Nazanin"/>
@@ -18157,18 +16873,7 @@
           <w:rtl/>
           <w:lang w:bidi="fa-IR"/>
         </w:rPr>
-        <w:t xml:space="preserve"> رشد افت </w:t>
-      </w:r>
-      <w:proofErr w:type="spellStart"/>
-      <w:r>
-        <w:rPr>
-          <w:rFonts w:cs="B Nazanin"/>
-          <w:sz w:val="28"/>
-          <w:szCs w:val="28"/>
-          <w:rtl/>
-          <w:lang w:bidi="fa-IR"/>
-        </w:rPr>
-        <w:t>م</w:t>
+        <w:t xml:space="preserve"> رشد افت م</w:t>
       </w:r>
       <w:r>
         <w:rPr>
@@ -18190,7 +16895,6 @@
         </w:rPr>
         <w:t>کند</w:t>
       </w:r>
-      <w:proofErr w:type="spellEnd"/>
       <w:r>
         <w:rPr>
           <w:rFonts w:cs="B Nazanin"/>
@@ -18248,18 +16952,7 @@
           <w:rtl/>
           <w:lang w:bidi="fa-IR"/>
         </w:rPr>
-        <w:t xml:space="preserve"> ثابت </w:t>
-      </w:r>
-      <w:proofErr w:type="spellStart"/>
-      <w:r>
-        <w:rPr>
-          <w:rFonts w:cs="B Nazanin"/>
-          <w:sz w:val="28"/>
-          <w:szCs w:val="28"/>
-          <w:rtl/>
-          <w:lang w:bidi="fa-IR"/>
-        </w:rPr>
-        <w:t>م</w:t>
+        <w:t xml:space="preserve"> ثابت م</w:t>
       </w:r>
       <w:r>
         <w:rPr>
@@ -18281,39 +16974,26 @@
         </w:rPr>
         <w:t>ماند</w:t>
       </w:r>
-      <w:proofErr w:type="spellEnd"/>
-      <w:r>
-        <w:rPr>
-          <w:rFonts w:cs="B Nazanin"/>
-          <w:sz w:val="28"/>
-          <w:szCs w:val="28"/>
-          <w:rtl/>
-          <w:lang w:bidi="fa-IR"/>
-        </w:rPr>
-        <w:t xml:space="preserve">. مدل در برابر </w:t>
-      </w:r>
-      <w:proofErr w:type="spellStart"/>
-      <w:r>
-        <w:rPr>
-          <w:rFonts w:cs="B Nazanin"/>
-          <w:sz w:val="28"/>
-          <w:szCs w:val="28"/>
-          <w:rtl/>
-          <w:lang w:bidi="fa-IR"/>
-        </w:rPr>
-        <w:t>رطوبت‌ها</w:t>
-      </w:r>
-      <w:r>
-        <w:rPr>
-          <w:rFonts w:cs="B Nazanin" w:hint="cs"/>
-          <w:sz w:val="28"/>
-          <w:szCs w:val="28"/>
-          <w:rtl/>
-          <w:lang w:bidi="fa-IR"/>
-        </w:rPr>
-        <w:t>ی</w:t>
-      </w:r>
-      <w:proofErr w:type="spellEnd"/>
+      <w:r>
+        <w:rPr>
+          <w:rFonts w:cs="B Nazanin"/>
+          <w:sz w:val="28"/>
+          <w:szCs w:val="28"/>
+          <w:rtl/>
+          <w:lang w:bidi="fa-IR"/>
+        </w:rPr>
+        <w:t>. مدل در برابر رطوبت‌ها</w:t>
+      </w:r>
+      <w:r>
+        <w:rPr>
+          <w:rFonts w:cs="B Nazanin" w:hint="cs"/>
+          <w:sz w:val="28"/>
+          <w:szCs w:val="28"/>
+          <w:rtl/>
+          <w:lang w:bidi="fa-IR"/>
+        </w:rPr>
+        <w:t>ی</w:t>
+      </w:r>
       <w:r>
         <w:rPr>
           <w:rFonts w:cs="B Nazanin"/>
@@ -18607,7 +17287,6 @@
           <w:lang w:bidi="fa-IR"/>
         </w:rPr>
       </w:pPr>
-      <w:proofErr w:type="spellStart"/>
       <w:r>
         <w:rPr>
           <w:rFonts w:cs="B Nazanin"/>
@@ -18658,7 +17337,6 @@
         </w:rPr>
         <w:t>ن</w:t>
       </w:r>
-      <w:proofErr w:type="spellEnd"/>
       <w:r>
         <w:rPr>
           <w:rFonts w:cs="B Nazanin"/>
@@ -18767,18 +17445,7 @@
           <w:rtl/>
           <w:lang w:bidi="fa-IR"/>
         </w:rPr>
-        <w:t xml:space="preserve"> </w:t>
-      </w:r>
-      <w:proofErr w:type="spellStart"/>
-      <w:r>
-        <w:rPr>
-          <w:rFonts w:cs="B Nazanin"/>
-          <w:sz w:val="28"/>
-          <w:szCs w:val="28"/>
-          <w:rtl/>
-          <w:lang w:bidi="fa-IR"/>
-        </w:rPr>
-        <w:t>م</w:t>
+        <w:t xml:space="preserve"> م</w:t>
       </w:r>
       <w:r>
         <w:rPr>
@@ -18800,7 +17467,6 @@
         </w:rPr>
         <w:t>دهد</w:t>
       </w:r>
-      <w:proofErr w:type="spellEnd"/>
       <w:r>
         <w:rPr>
           <w:rFonts w:cs="B Nazanin"/>
@@ -18828,18 +17494,7 @@
           <w:rtl/>
           <w:lang w:bidi="fa-IR"/>
         </w:rPr>
-        <w:t xml:space="preserve"> </w:t>
-      </w:r>
-      <w:proofErr w:type="spellStart"/>
-      <w:r>
-        <w:rPr>
-          <w:rFonts w:cs="B Nazanin"/>
-          <w:sz w:val="28"/>
-          <w:szCs w:val="28"/>
-          <w:rtl/>
-          <w:lang w:bidi="fa-IR"/>
-        </w:rPr>
-        <w:t>م</w:t>
+        <w:t xml:space="preserve"> م</w:t>
       </w:r>
       <w:r>
         <w:rPr>
@@ -18861,7 +17516,6 @@
         </w:rPr>
         <w:t>شود</w:t>
       </w:r>
-      <w:proofErr w:type="spellEnd"/>
       <w:r>
         <w:rPr>
           <w:rFonts w:cs="B Nazanin"/>
@@ -18902,7 +17556,6 @@
           <w:rtl/>
           <w:lang w:bidi="fa-IR"/>
         </w:rPr>
-        <w:lastRenderedPageBreak/>
         <w:t>4. تراکم بس</w:t>
       </w:r>
       <w:r>
@@ -18972,6 +17625,7 @@
           <w:szCs w:val="28"/>
           <w:lang w:bidi="fa-IR"/>
         </w:rPr>
+        <w:lastRenderedPageBreak/>
         <w:t>f1_score</w:t>
       </w:r>
       <w:r>
@@ -19171,18 +17825,7 @@
           <w:rtl/>
           <w:lang w:bidi="fa-IR"/>
         </w:rPr>
-        <w:t xml:space="preserve">) سقوط </w:t>
-      </w:r>
-      <w:proofErr w:type="spellStart"/>
-      <w:r>
-        <w:rPr>
-          <w:rFonts w:cs="B Nazanin"/>
-          <w:sz w:val="28"/>
-          <w:szCs w:val="28"/>
-          <w:rtl/>
-          <w:lang w:bidi="fa-IR"/>
-        </w:rPr>
-        <w:t>م</w:t>
+        <w:t>) سقوط م</w:t>
       </w:r>
       <w:r>
         <w:rPr>
@@ -19204,7 +17847,6 @@
         </w:rPr>
         <w:t>کند</w:t>
       </w:r>
-      <w:proofErr w:type="spellEnd"/>
       <w:r>
         <w:rPr>
           <w:rFonts w:cs="B Nazanin"/>
@@ -19301,18 +17943,7 @@
           <w:rtl/>
           <w:lang w:bidi="fa-IR"/>
         </w:rPr>
-        <w:t xml:space="preserve"> را کاهش </w:t>
-      </w:r>
-      <w:proofErr w:type="spellStart"/>
-      <w:r>
-        <w:rPr>
-          <w:rFonts w:cs="B Nazanin"/>
-          <w:sz w:val="28"/>
-          <w:szCs w:val="28"/>
-          <w:rtl/>
-          <w:lang w:bidi="fa-IR"/>
-        </w:rPr>
-        <w:t>م</w:t>
+        <w:t xml:space="preserve"> را کاهش م</w:t>
       </w:r>
       <w:r>
         <w:rPr>
@@ -19334,7 +17965,6 @@
         </w:rPr>
         <w:t>دهند</w:t>
       </w:r>
-      <w:proofErr w:type="spellEnd"/>
       <w:r>
         <w:rPr>
           <w:rFonts w:cs="B Nazanin"/>
@@ -19393,18 +18023,7 @@
           <w:rtl/>
           <w:lang w:bidi="fa-IR"/>
         </w:rPr>
-        <w:t xml:space="preserve"> رشد افت </w:t>
-      </w:r>
-      <w:proofErr w:type="spellStart"/>
-      <w:r>
-        <w:rPr>
-          <w:rFonts w:cs="B Nazanin"/>
-          <w:sz w:val="28"/>
-          <w:szCs w:val="28"/>
-          <w:rtl/>
-          <w:lang w:bidi="fa-IR"/>
-        </w:rPr>
-        <w:t>م</w:t>
+        <w:t xml:space="preserve"> رشد افت م</w:t>
       </w:r>
       <w:r>
         <w:rPr>
@@ -19426,7 +18045,6 @@
         </w:rPr>
         <w:t>کند</w:t>
       </w:r>
-      <w:proofErr w:type="spellEnd"/>
       <w:r>
         <w:rPr>
           <w:rFonts w:cs="B Nazanin"/>
@@ -19484,18 +18102,7 @@
           <w:rtl/>
           <w:lang w:bidi="fa-IR"/>
         </w:rPr>
-        <w:t xml:space="preserve"> ثابت </w:t>
-      </w:r>
-      <w:proofErr w:type="spellStart"/>
-      <w:r>
-        <w:rPr>
-          <w:rFonts w:cs="B Nazanin"/>
-          <w:sz w:val="28"/>
-          <w:szCs w:val="28"/>
-          <w:rtl/>
-          <w:lang w:bidi="fa-IR"/>
-        </w:rPr>
-        <w:t>م</w:t>
+        <w:t xml:space="preserve"> ثابت م</w:t>
       </w:r>
       <w:r>
         <w:rPr>
@@ -19517,7 +18124,6 @@
         </w:rPr>
         <w:t>ماند</w:t>
       </w:r>
-      <w:proofErr w:type="spellEnd"/>
       <w:r>
         <w:rPr>
           <w:rFonts w:cs="B Nazanin"/>
@@ -19967,28 +18573,48 @@
           <w:rtl/>
           <w:lang w:bidi="fa-IR"/>
         </w:rPr>
-        <w:lastRenderedPageBreak/>
         <w:t>مرحله دوم</w:t>
       </w:r>
     </w:p>
     <w:p>
       <w:pPr>
-        <w:rPr>
+        <w:jc w:val="both"/>
+        <w:rPr>
+          <w:rFonts w:cs="B Nazanin"/>
           <w:b/>
           <w:bCs/>
-        </w:rPr>
-      </w:pPr>
-      <w:r>
-        <w:rPr>
+          <w:sz w:val="28"/>
+          <w:szCs w:val="28"/>
+        </w:rPr>
+      </w:pPr>
+      <w:r>
+        <w:rPr>
+          <w:rFonts w:cs="B Nazanin"/>
           <w:b/>
           <w:bCs/>
-        </w:rPr>
-        <w:t xml:space="preserve">1. </w:t>
-      </w:r>
-      <w:r>
-        <w:rPr>
+          <w:sz w:val="28"/>
+          <w:szCs w:val="28"/>
+        </w:rPr>
+        <w:lastRenderedPageBreak/>
+        <w:t>.</w:t>
+      </w:r>
+      <w:r>
+        <w:rPr>
+          <w:rFonts w:cs="B Nazanin"/>
           <w:b/>
           <w:bCs/>
+          <w:sz w:val="28"/>
+          <w:szCs w:val="28"/>
+        </w:rPr>
+        <w:t xml:space="preserve">1 </w:t>
+      </w:r>
+      <w:r>
+        <w:rPr>
+          <w:rFonts w:cs="B Nazanin"/>
+          <w:b/>
+          <w:bCs/>
+          <w:sz w:val="28"/>
+          <w:szCs w:val="28"/>
           <w:rtl/>
           <w:lang w:bidi="fa-IR"/>
         </w:rPr>
@@ -19996,18 +18622,37 @@
       </w:r>
     </w:p>
     <w:p>
-      <w:r>
-        <w:rPr>
+      <w:pPr>
+        <w:jc w:val="both"/>
+        <w:rPr>
+          <w:rFonts w:cs="B Nazanin"/>
+          <w:sz w:val="28"/>
+          <w:szCs w:val="28"/>
+        </w:rPr>
+      </w:pPr>
+      <w:r>
+        <w:rPr>
+          <w:rFonts w:cs="B Nazanin"/>
+          <w:sz w:val="28"/>
+          <w:szCs w:val="28"/>
           <w:rtl/>
           <w:lang w:bidi="fa-IR"/>
         </w:rPr>
         <w:t>هدف از این مرحله، طراحی و پیاده‌سازی یک الگوریتم ژنتیک</w:t>
       </w:r>
       <w:r>
+        <w:rPr>
+          <w:rFonts w:cs="B Nazanin"/>
+          <w:sz w:val="28"/>
+          <w:szCs w:val="28"/>
+        </w:rPr>
         <w:t xml:space="preserve"> (Genetic Algorithm) </w:t>
       </w:r>
       <w:r>
         <w:rPr>
+          <w:rFonts w:cs="B Nazanin"/>
+          <w:sz w:val="28"/>
+          <w:szCs w:val="28"/>
           <w:rtl/>
           <w:lang w:bidi="fa-IR"/>
         </w:rPr>
@@ -20015,7 +18660,9 @@
       </w:r>
       <w:r>
         <w:rPr>
-          <w:rFonts w:hint="cs"/>
+          <w:rFonts w:cs="B Nazanin" w:hint="cs"/>
+          <w:sz w:val="28"/>
+          <w:szCs w:val="28"/>
           <w:rtl/>
           <w:lang w:bidi="fa-IR"/>
         </w:rPr>
@@ -20023,6 +18670,9 @@
       </w:r>
       <w:r>
         <w:rPr>
+          <w:rFonts w:cs="B Nazanin"/>
+          <w:sz w:val="28"/>
+          <w:szCs w:val="28"/>
           <w:rtl/>
           <w:lang w:bidi="fa-IR"/>
         </w:rPr>
@@ -20030,14 +18680,30 @@
       </w:r>
     </w:p>
     <w:p>
-      <w:r>
-        <w:rPr>
+      <w:pPr>
+        <w:jc w:val="both"/>
+        <w:rPr>
+          <w:rFonts w:cs="B Nazanin"/>
+          <w:sz w:val="28"/>
+          <w:szCs w:val="28"/>
+        </w:rPr>
+      </w:pPr>
+      <w:r>
+        <w:rPr>
+          <w:rFonts w:cs="B Nazanin"/>
+          <w:sz w:val="28"/>
+          <w:szCs w:val="28"/>
           <w:rtl/>
           <w:lang w:bidi="fa-IR"/>
         </w:rPr>
         <w:t>در این مرحله، یک تابع برازندگی چندهدفه طراحی شده است که شامل</w:t>
       </w:r>
       <w:r>
+        <w:rPr>
+          <w:rFonts w:cs="B Nazanin"/>
+          <w:sz w:val="28"/>
+          <w:szCs w:val="28"/>
+        </w:rPr>
         <w:t>:</w:t>
       </w:r>
     </w:p>
@@ -20047,15 +18713,29 @@
           <w:ilvl w:val="0"/>
           <w:numId w:val="19"/>
         </w:numPr>
-      </w:pPr>
-      <w:r>
-        <w:rPr>
+        <w:jc w:val="both"/>
+        <w:rPr>
+          <w:rFonts w:cs="B Nazanin"/>
+          <w:sz w:val="28"/>
+          <w:szCs w:val="28"/>
+        </w:rPr>
+      </w:pPr>
+      <w:r>
+        <w:rPr>
+          <w:rFonts w:cs="B Nazanin"/>
+          <w:sz w:val="28"/>
+          <w:szCs w:val="28"/>
           <w:rtl/>
           <w:lang w:bidi="fa-IR"/>
         </w:rPr>
         <w:t>کیفیت محیط</w:t>
       </w:r>
       <w:r>
+        <w:rPr>
+          <w:rFonts w:cs="B Nazanin"/>
+          <w:sz w:val="28"/>
+          <w:szCs w:val="28"/>
+        </w:rPr>
         <w:t xml:space="preserve"> (Environment Score) </w:t>
       </w:r>
     </w:p>
@@ -20065,15 +18745,29 @@
           <w:ilvl w:val="0"/>
           <w:numId w:val="19"/>
         </w:numPr>
-      </w:pPr>
-      <w:r>
-        <w:rPr>
+        <w:jc w:val="both"/>
+        <w:rPr>
+          <w:rFonts w:cs="B Nazanin"/>
+          <w:sz w:val="28"/>
+          <w:szCs w:val="28"/>
+        </w:rPr>
+      </w:pPr>
+      <w:r>
+        <w:rPr>
+          <w:rFonts w:cs="B Nazanin"/>
+          <w:sz w:val="28"/>
+          <w:szCs w:val="28"/>
           <w:rtl/>
           <w:lang w:bidi="fa-IR"/>
         </w:rPr>
         <w:t>پاداش</w:t>
       </w:r>
       <w:r>
+        <w:rPr>
+          <w:rFonts w:cs="B Nazanin"/>
+          <w:sz w:val="28"/>
+          <w:szCs w:val="28"/>
+        </w:rPr>
         <w:t xml:space="preserve"> (Reward) </w:t>
       </w:r>
     </w:p>
@@ -20083,15 +18777,29 @@
           <w:ilvl w:val="0"/>
           <w:numId w:val="19"/>
         </w:numPr>
-      </w:pPr>
-      <w:r>
-        <w:rPr>
+        <w:jc w:val="both"/>
+        <w:rPr>
+          <w:rFonts w:cs="B Nazanin"/>
+          <w:sz w:val="28"/>
+          <w:szCs w:val="28"/>
+        </w:rPr>
+      </w:pPr>
+      <w:r>
+        <w:rPr>
+          <w:rFonts w:cs="B Nazanin"/>
+          <w:sz w:val="28"/>
+          <w:szCs w:val="28"/>
           <w:rtl/>
           <w:lang w:bidi="fa-IR"/>
         </w:rPr>
         <w:t>جریمه قیود</w:t>
       </w:r>
       <w:r>
+        <w:rPr>
+          <w:rFonts w:cs="B Nazanin"/>
+          <w:sz w:val="28"/>
+          <w:szCs w:val="28"/>
+        </w:rPr>
         <w:t xml:space="preserve"> (Constraint Penalty) </w:t>
       </w:r>
     </w:p>
@@ -20101,44 +18809,71 @@
           <w:ilvl w:val="0"/>
           <w:numId w:val="19"/>
         </w:numPr>
-      </w:pPr>
-      <w:r>
-        <w:rPr>
+        <w:jc w:val="both"/>
+        <w:rPr>
+          <w:rFonts w:cs="B Nazanin"/>
+          <w:sz w:val="28"/>
+          <w:szCs w:val="28"/>
+        </w:rPr>
+      </w:pPr>
+      <w:r>
+        <w:rPr>
+          <w:rFonts w:cs="B Nazanin"/>
+          <w:sz w:val="28"/>
+          <w:szCs w:val="28"/>
           <w:rtl/>
           <w:lang w:bidi="fa-IR"/>
         </w:rPr>
         <w:t>جریمه واقع‌گرایی</w:t>
       </w:r>
       <w:r>
+        <w:rPr>
+          <w:rFonts w:cs="B Nazanin"/>
+          <w:sz w:val="28"/>
+          <w:szCs w:val="28"/>
+        </w:rPr>
         <w:t xml:space="preserve"> (Realism Penalty) </w:t>
       </w:r>
     </w:p>
     <w:p>
       <w:pPr>
-        <w:rPr>
+        <w:jc w:val="both"/>
+        <w:rPr>
+          <w:rFonts w:cs="B Nazanin"/>
           <w:b/>
           <w:bCs/>
-        </w:rPr>
-      </w:pPr>
-      <w:r>
-        <w:rPr>
+          <w:sz w:val="28"/>
+          <w:szCs w:val="28"/>
+        </w:rPr>
+      </w:pPr>
+      <w:r>
+        <w:rPr>
+          <w:rFonts w:cs="B Nazanin"/>
           <w:b/>
           <w:bCs/>
+          <w:sz w:val="28"/>
+          <w:szCs w:val="28"/>
         </w:rPr>
         <w:t>.</w:t>
       </w:r>
       <w:r>
         <w:rPr>
+          <w:rFonts w:cs="B Nazanin"/>
           <w:b/>
           <w:bCs/>
+          <w:sz w:val="28"/>
+          <w:szCs w:val="28"/>
           <w:lang w:bidi="fa-IR"/>
         </w:rPr>
         <w:t>2</w:t>
       </w:r>
       <w:r>
         <w:rPr>
+          <w:rFonts w:cs="B Nazanin"/>
           <w:b/>
           <w:bCs/>
+          <w:sz w:val="28"/>
+          <w:szCs w:val="28"/>
           <w:rtl/>
           <w:lang w:bidi="fa-IR"/>
         </w:rPr>
@@ -20147,113 +18882,180 @@
     </w:p>
     <w:p>
       <w:pPr>
-        <w:rPr>
+        <w:jc w:val="both"/>
+        <w:rPr>
+          <w:rFonts w:cs="B Nazanin"/>
           <w:b/>
           <w:bCs/>
-          <w:rtl/>
-          <w:lang w:bidi="fa-IR"/>
-        </w:rPr>
-      </w:pPr>
-      <w:r>
-        <w:rPr>
+          <w:sz w:val="28"/>
+          <w:szCs w:val="28"/>
+          <w:rtl/>
+          <w:lang w:bidi="fa-IR"/>
+        </w:rPr>
+      </w:pPr>
+      <w:r>
+        <w:rPr>
+          <w:rFonts w:cs="B Nazanin"/>
           <w:b/>
           <w:bCs/>
-        </w:rPr>
-        <w:t xml:space="preserve"> </w:t>
-      </w:r>
-      <w:r>
-        <w:rPr>
+          <w:sz w:val="28"/>
+          <w:szCs w:val="28"/>
+        </w:rPr>
+        <w:t xml:space="preserve"> 2.1 </w:t>
+      </w:r>
+      <w:r>
+        <w:rPr>
+          <w:rFonts w:cs="B Nazanin"/>
           <w:b/>
           <w:bCs/>
-        </w:rPr>
-        <w:t xml:space="preserve">2.1 </w:t>
-      </w:r>
-      <w:r>
-        <w:rPr>
+          <w:sz w:val="28"/>
+          <w:szCs w:val="28"/>
+          <w:rtl/>
+          <w:lang w:bidi="fa-IR"/>
+        </w:rPr>
+        <w:t>طراحی ساختار کروموزوم</w:t>
+      </w:r>
+      <w:r>
+        <w:rPr>
+          <w:rFonts w:cs="B Nazanin" w:hint="cs"/>
           <w:b/>
           <w:bCs/>
-          <w:rtl/>
-          <w:lang w:bidi="fa-IR"/>
-        </w:rPr>
-        <w:t>طراحی ساختار کروموزوم</w:t>
-      </w:r>
-      <w:r>
-        <w:rPr>
-          <w:rFonts w:hint="cs"/>
+          <w:sz w:val="28"/>
+          <w:szCs w:val="28"/>
+          <w:rtl/>
+          <w:lang w:bidi="fa-IR"/>
+        </w:rPr>
+        <w:t xml:space="preserve">  </w:t>
+      </w:r>
+    </w:p>
+    <w:p>
+      <w:pPr>
+        <w:jc w:val="both"/>
+        <w:rPr>
+          <w:rFonts w:cs="B Nazanin"/>
+          <w:sz w:val="28"/>
+          <w:szCs w:val="28"/>
+        </w:rPr>
+      </w:pPr>
+      <w:r>
+        <w:rPr>
+          <w:rFonts w:cs="B Nazanin"/>
+          <w:sz w:val="28"/>
+          <w:szCs w:val="28"/>
+          <w:rtl/>
+          <w:lang w:bidi="fa-IR"/>
+        </w:rPr>
+        <w:t>کروموزوم به صورت زیر تعریف شده است</w:t>
+      </w:r>
+      <w:r>
+        <w:rPr>
+          <w:rFonts w:cs="B Nazanin"/>
+          <w:sz w:val="28"/>
+          <w:szCs w:val="28"/>
+        </w:rPr>
+        <w:t>:</w:t>
+      </w:r>
+    </w:p>
+    <w:p>
+      <w:pPr>
+        <w:jc w:val="both"/>
+        <w:rPr>
+          <w:rFonts w:cs="B Nazanin"/>
+          <w:sz w:val="28"/>
+          <w:szCs w:val="28"/>
+        </w:rPr>
+      </w:pPr>
+      <w:r>
+        <w:rPr>
+          <w:rFonts w:cs="B Nazanin"/>
+          <w:sz w:val="28"/>
+          <w:szCs w:val="28"/>
+        </w:rPr>
+        <w:t>[</w:t>
+      </w:r>
+      <w:proofErr w:type="spellStart"/>
+      <w:r>
+        <w:rPr>
+          <w:rFonts w:cs="B Nazanin"/>
+          <w:sz w:val="28"/>
+          <w:szCs w:val="28"/>
+        </w:rPr>
+        <w:t>T_in</w:t>
+      </w:r>
+      <w:proofErr w:type="spellEnd"/>
+      <w:r>
+        <w:rPr>
+          <w:rFonts w:cs="B Nazanin"/>
+          <w:sz w:val="28"/>
+          <w:szCs w:val="28"/>
+        </w:rPr>
+        <w:t xml:space="preserve">, </w:t>
+      </w:r>
+      <w:proofErr w:type="spellStart"/>
+      <w:r>
+        <w:rPr>
+          <w:rFonts w:cs="B Nazanin"/>
+          <w:sz w:val="28"/>
+          <w:szCs w:val="28"/>
+        </w:rPr>
+        <w:t>T_out</w:t>
+      </w:r>
+      <w:proofErr w:type="spellEnd"/>
+      <w:r>
+        <w:rPr>
+          <w:rFonts w:cs="B Nazanin"/>
+          <w:sz w:val="28"/>
+          <w:szCs w:val="28"/>
+        </w:rPr>
+        <w:t xml:space="preserve">, </w:t>
+      </w:r>
+      <w:proofErr w:type="spellStart"/>
+      <w:r>
+        <w:rPr>
+          <w:rFonts w:cs="B Nazanin"/>
+          <w:sz w:val="28"/>
+          <w:szCs w:val="28"/>
+        </w:rPr>
+        <w:t>H_in</w:t>
+      </w:r>
+      <w:proofErr w:type="spellEnd"/>
+      <w:r>
+        <w:rPr>
+          <w:rFonts w:cs="B Nazanin"/>
+          <w:sz w:val="28"/>
+          <w:szCs w:val="28"/>
+        </w:rPr>
+        <w:t>, L, N, CO2, Weather Vector]</w:t>
+      </w:r>
+    </w:p>
+    <w:p>
+      <w:pPr>
+        <w:jc w:val="both"/>
+        <w:rPr>
+          <w:rFonts w:cs="B Nazanin"/>
           <w:b/>
           <w:bCs/>
-          <w:rtl/>
-          <w:lang w:bidi="fa-IR"/>
-        </w:rPr>
-        <w:t xml:space="preserve">  </w:t>
-      </w:r>
-    </w:p>
-    <w:p>
-      <w:r>
-        <w:rPr>
-          <w:rtl/>
-          <w:lang w:bidi="fa-IR"/>
-        </w:rPr>
-        <w:t>کروموزوم به صورت زیر تعریف شده است</w:t>
-      </w:r>
-      <w:r>
-        <w:t>:</w:t>
-      </w:r>
-    </w:p>
-    <w:p>
-      <w:r>
-        <w:t>[</w:t>
-      </w:r>
-      <w:proofErr w:type="spellStart"/>
-      <w:r>
-        <w:t>T_in</w:t>
-      </w:r>
-      <w:proofErr w:type="spellEnd"/>
-      <w:r>
-        <w:t xml:space="preserve">, </w:t>
-      </w:r>
-      <w:proofErr w:type="spellStart"/>
-      <w:r>
-        <w:t>T_out</w:t>
-      </w:r>
-      <w:proofErr w:type="spellEnd"/>
-      <w:r>
-        <w:t xml:space="preserve">, </w:t>
-      </w:r>
-      <w:proofErr w:type="spellStart"/>
-      <w:r>
-        <w:t>H_in</w:t>
-      </w:r>
-      <w:proofErr w:type="spellEnd"/>
-      <w:r>
-        <w:t>, L, N, CO2, Weather Vector]</w:t>
-      </w:r>
-    </w:p>
-    <w:p>
-      <w:pPr>
-        <w:rPr>
+          <w:sz w:val="28"/>
+          <w:szCs w:val="28"/>
+        </w:rPr>
+      </w:pPr>
+      <w:r>
+        <w:rPr>
+          <w:rFonts w:cs="B Nazanin"/>
           <w:b/>
           <w:bCs/>
-        </w:rPr>
-      </w:pPr>
-      <w:r>
-        <w:rPr>
+          <w:sz w:val="28"/>
+          <w:szCs w:val="28"/>
+        </w:rPr>
+        <w:t xml:space="preserve"> 2.2 </w:t>
+      </w:r>
+      <w:r>
+        <w:rPr>
+          <w:rFonts w:cs="B Nazanin"/>
           <w:b/>
           <w:bCs/>
-        </w:rPr>
-        <w:t xml:space="preserve"> </w:t>
-      </w:r>
-      <w:r>
-        <w:rPr>
-          <w:b/>
-          <w:bCs/>
-        </w:rPr>
-        <w:t xml:space="preserve">2.2 </w:t>
-      </w:r>
-      <w:r>
-        <w:rPr>
-          <w:b/>
-          <w:bCs/>
+          <w:sz w:val="28"/>
+          <w:szCs w:val="28"/>
           <w:rtl/>
           <w:lang w:bidi="fa-IR"/>
         </w:rPr>
@@ -20266,15 +19068,29 @@
           <w:ilvl w:val="0"/>
           <w:numId w:val="21"/>
         </w:numPr>
-      </w:pPr>
-      <w:r>
-        <w:rPr>
+        <w:jc w:val="both"/>
+        <w:rPr>
+          <w:rFonts w:cs="B Nazanin"/>
+          <w:sz w:val="28"/>
+          <w:szCs w:val="28"/>
+        </w:rPr>
+      </w:pPr>
+      <w:r>
+        <w:rPr>
+          <w:rFonts w:cs="B Nazanin"/>
+          <w:sz w:val="28"/>
+          <w:szCs w:val="28"/>
           <w:rtl/>
           <w:lang w:bidi="fa-IR"/>
         </w:rPr>
         <w:t>تولید تصادفی افراد</w:t>
       </w:r>
       <w:r>
+        <w:rPr>
+          <w:rFonts w:cs="B Nazanin"/>
+          <w:sz w:val="28"/>
+          <w:szCs w:val="28"/>
+        </w:rPr>
         <w:t xml:space="preserve"> (Individuals) </w:t>
       </w:r>
     </w:p>
@@ -20284,9 +19100,18 @@
           <w:ilvl w:val="0"/>
           <w:numId w:val="21"/>
         </w:numPr>
-      </w:pPr>
-      <w:r>
-        <w:rPr>
+        <w:jc w:val="both"/>
+        <w:rPr>
+          <w:rFonts w:cs="B Nazanin"/>
+          <w:sz w:val="28"/>
+          <w:szCs w:val="28"/>
+        </w:rPr>
+      </w:pPr>
+      <w:r>
+        <w:rPr>
+          <w:rFonts w:cs="B Nazanin"/>
+          <w:sz w:val="28"/>
+          <w:szCs w:val="28"/>
           <w:rtl/>
           <w:lang w:bidi="fa-IR"/>
         </w:rPr>
@@ -20299,153 +19124,200 @@
           <w:ilvl w:val="0"/>
           <w:numId w:val="21"/>
         </w:numPr>
-        <w:rPr>
-          <w:rtl/>
-        </w:rPr>
-      </w:pPr>
-      <w:r>
-        <w:rPr>
+        <w:jc w:val="both"/>
+        <w:rPr>
+          <w:rFonts w:cs="B Nazanin"/>
+          <w:sz w:val="28"/>
+          <w:szCs w:val="28"/>
+          <w:rtl/>
+        </w:rPr>
+      </w:pPr>
+      <w:r>
+        <w:rPr>
+          <w:rFonts w:cs="B Nazanin"/>
+          <w:sz w:val="28"/>
+          <w:szCs w:val="28"/>
           <w:rtl/>
           <w:lang w:bidi="fa-IR"/>
         </w:rPr>
         <w:t>ایجاد جمعیت اولیه</w:t>
       </w:r>
       <w:r>
+        <w:rPr>
+          <w:rFonts w:cs="B Nazanin"/>
+          <w:sz w:val="28"/>
+          <w:szCs w:val="28"/>
+        </w:rPr>
         <w:t xml:space="preserve"> GA </w:t>
       </w:r>
     </w:p>
     <w:p>
       <w:pPr>
-        <w:rPr>
+        <w:jc w:val="both"/>
+        <w:rPr>
+          <w:rFonts w:cs="B Nazanin"/>
           <w:b/>
           <w:bCs/>
-        </w:rPr>
-      </w:pPr>
-      <w:r>
-        <w:rPr>
+          <w:sz w:val="28"/>
+          <w:szCs w:val="28"/>
+        </w:rPr>
+      </w:pPr>
+      <w:r>
+        <w:rPr>
+          <w:rFonts w:cs="B Nazanin"/>
           <w:b/>
           <w:bCs/>
-        </w:rPr>
-        <w:t xml:space="preserve"> </w:t>
-      </w:r>
-      <w:r>
-        <w:rPr>
+          <w:sz w:val="28"/>
+          <w:szCs w:val="28"/>
+        </w:rPr>
+        <w:t xml:space="preserve"> 2.3</w:t>
+      </w:r>
+      <w:r>
+        <w:rPr>
+          <w:rFonts w:cs="B Nazanin"/>
           <w:b/>
           <w:bCs/>
-        </w:rPr>
-        <w:t>2.</w:t>
-      </w:r>
-      <w:r>
-        <w:rPr>
+          <w:sz w:val="28"/>
+          <w:szCs w:val="28"/>
+          <w:rtl/>
+          <w:lang w:bidi="fa-IR"/>
+        </w:rPr>
+        <w:t>تابع برازندگی</w:t>
+      </w:r>
+      <w:r>
+        <w:rPr>
+          <w:rFonts w:cs="B Nazanin"/>
           <w:b/>
           <w:bCs/>
-        </w:rPr>
-        <w:t>3</w:t>
-      </w:r>
-      <w:r>
-        <w:rPr>
+          <w:sz w:val="28"/>
+          <w:szCs w:val="28"/>
+        </w:rPr>
+        <w:t xml:space="preserve"> (Fitness Function)</w:t>
+      </w:r>
+    </w:p>
+    <w:p>
+      <w:pPr>
+        <w:jc w:val="both"/>
+        <w:rPr>
+          <w:rFonts w:cs="B Nazanin"/>
+          <w:sz w:val="28"/>
+          <w:szCs w:val="28"/>
+        </w:rPr>
+      </w:pPr>
+      <w:r>
+        <w:rPr>
+          <w:rFonts w:cs="B Nazanin"/>
+          <w:sz w:val="28"/>
+          <w:szCs w:val="28"/>
+          <w:rtl/>
+          <w:lang w:bidi="fa-IR"/>
+        </w:rPr>
+        <w:t>تابع برازندگی شامل چهار بخش اصلی است</w:t>
+      </w:r>
+      <w:r>
+        <w:rPr>
+          <w:rFonts w:cs="B Nazanin"/>
+          <w:sz w:val="28"/>
+          <w:szCs w:val="28"/>
+        </w:rPr>
+        <w:t>:</w:t>
+      </w:r>
+    </w:p>
+    <w:p>
+      <w:pPr>
+        <w:jc w:val="both"/>
+        <w:rPr>
+          <w:rFonts w:cs="B Nazanin"/>
           <w:b/>
           <w:bCs/>
-          <w:rtl/>
-          <w:lang w:bidi="fa-IR"/>
-        </w:rPr>
-        <w:t>تابع برازندگی</w:t>
-      </w:r>
-      <w:r>
-        <w:rPr>
+          <w:sz w:val="28"/>
+          <w:szCs w:val="28"/>
+        </w:rPr>
+      </w:pPr>
+      <w:proofErr w:type="gramStart"/>
+      <w:r>
+        <w:rPr>
+          <w:rFonts w:cs="B Nazanin"/>
           <w:b/>
           <w:bCs/>
-        </w:rPr>
-        <w:t xml:space="preserve"> (Fitness Function)</w:t>
+          <w:sz w:val="28"/>
+          <w:szCs w:val="28"/>
+        </w:rPr>
+        <w:t xml:space="preserve">2.3.1 </w:t>
+      </w:r>
+      <w:r>
+        <w:rPr>
+          <w:rFonts w:cs="B Nazanin" w:hint="cs"/>
+          <w:b/>
+          <w:bCs/>
+          <w:sz w:val="28"/>
+          <w:szCs w:val="28"/>
+          <w:rtl/>
+          <w:lang w:bidi="fa-IR"/>
+        </w:rPr>
+        <w:t xml:space="preserve"> </w:t>
+      </w:r>
+      <w:r>
+        <w:rPr>
+          <w:rFonts w:cs="B Nazanin"/>
+          <w:b/>
+          <w:bCs/>
+          <w:sz w:val="28"/>
+          <w:szCs w:val="28"/>
+          <w:rtl/>
+          <w:lang w:bidi="fa-IR"/>
+        </w:rPr>
+        <w:t>امتیاز</w:t>
+      </w:r>
+      <w:proofErr w:type="gramEnd"/>
+      <w:r>
+        <w:rPr>
+          <w:rFonts w:cs="B Nazanin"/>
+          <w:b/>
+          <w:bCs/>
+          <w:sz w:val="28"/>
+          <w:szCs w:val="28"/>
+          <w:rtl/>
+          <w:lang w:bidi="fa-IR"/>
+        </w:rPr>
+        <w:t xml:space="preserve"> محیط</w:t>
+      </w:r>
+      <w:r>
+        <w:rPr>
+          <w:rFonts w:cs="B Nazanin"/>
+          <w:b/>
+          <w:bCs/>
+          <w:sz w:val="28"/>
+          <w:szCs w:val="28"/>
+        </w:rPr>
+        <w:t xml:space="preserve"> (Environment Score)</w:t>
       </w:r>
     </w:p>
     <w:p>
-      <w:r>
-        <w:rPr>
-          <w:rtl/>
-          <w:lang w:bidi="fa-IR"/>
-        </w:rPr>
-        <w:t>تابع برازندگی شامل چهار بخش اصلی است</w:t>
-      </w:r>
-      <w:r>
-        <w:t>:</w:t>
-      </w:r>
-    </w:p>
-    <w:p>
-      <w:pPr>
-        <w:rPr>
-          <w:b/>
-          <w:bCs/>
-        </w:rPr>
-      </w:pPr>
-      <w:proofErr w:type="gramStart"/>
-      <w:r>
-        <w:rPr>
-          <w:b/>
-          <w:bCs/>
-        </w:rPr>
-        <w:t>2.</w:t>
-      </w:r>
-      <w:r>
-        <w:rPr>
-          <w:b/>
-          <w:bCs/>
-        </w:rPr>
-        <w:t>3</w:t>
-      </w:r>
-      <w:r>
-        <w:rPr>
-          <w:b/>
-          <w:bCs/>
-        </w:rPr>
-        <w:t xml:space="preserve">.1 </w:t>
-      </w:r>
-      <w:r>
-        <w:rPr>
-          <w:rFonts w:hint="cs"/>
-          <w:b/>
-          <w:bCs/>
-          <w:rtl/>
-          <w:lang w:bidi="fa-IR"/>
-        </w:rPr>
-        <w:t xml:space="preserve"> </w:t>
-      </w:r>
-      <w:r>
-        <w:rPr>
-          <w:b/>
-          <w:bCs/>
-          <w:rtl/>
-          <w:lang w:bidi="fa-IR"/>
-        </w:rPr>
-        <w:t>امتیاز</w:t>
-      </w:r>
-      <w:proofErr w:type="gramEnd"/>
-      <w:r>
-        <w:rPr>
-          <w:b/>
-          <w:bCs/>
-          <w:rtl/>
-          <w:lang w:bidi="fa-IR"/>
-        </w:rPr>
-        <w:t xml:space="preserve"> محیط</w:t>
-      </w:r>
-      <w:r>
-        <w:rPr>
-          <w:b/>
-          <w:bCs/>
-        </w:rPr>
-        <w:t xml:space="preserve"> (Environment Score)</w:t>
-      </w:r>
-    </w:p>
-    <w:p>
-      <w:r>
-        <w:rPr>
+      <w:pPr>
+        <w:jc w:val="both"/>
+        <w:rPr>
+          <w:rFonts w:cs="B Nazanin"/>
+          <w:sz w:val="28"/>
+          <w:szCs w:val="28"/>
+        </w:rPr>
+      </w:pPr>
+      <w:r>
+        <w:rPr>
+          <w:rFonts w:cs="B Nazanin"/>
+          <w:sz w:val="28"/>
+          <w:szCs w:val="28"/>
           <w:rtl/>
           <w:lang w:bidi="fa-IR"/>
         </w:rPr>
         <w:t>این بخش کیفیت شرایط محیطی را بررسی می‌کند</w:t>
       </w:r>
       <w:r>
+        <w:rPr>
+          <w:rFonts w:cs="B Nazanin"/>
+          <w:sz w:val="28"/>
+          <w:szCs w:val="28"/>
+        </w:rPr>
         <w:t>:</w:t>
       </w:r>
     </w:p>
@@ -20455,9 +19327,18 @@
           <w:ilvl w:val="0"/>
           <w:numId w:val="25"/>
         </w:numPr>
-      </w:pPr>
-      <w:r>
-        <w:rPr>
+        <w:jc w:val="both"/>
+        <w:rPr>
+          <w:rFonts w:cs="B Nazanin"/>
+          <w:sz w:val="28"/>
+          <w:szCs w:val="28"/>
+        </w:rPr>
+      </w:pPr>
+      <w:r>
+        <w:rPr>
+          <w:rFonts w:cs="B Nazanin"/>
+          <w:sz w:val="28"/>
+          <w:szCs w:val="28"/>
           <w:rtl/>
           <w:lang w:bidi="fa-IR"/>
         </w:rPr>
@@ -20470,12 +19351,22 @@
           <w:ilvl w:val="0"/>
           <w:numId w:val="25"/>
         </w:numPr>
-      </w:pPr>
-      <w:r>
-        <w:rPr>
-          <w:rtl/>
-          <w:lang w:bidi="fa-IR"/>
-        </w:rPr>
+        <w:jc w:val="both"/>
+        <w:rPr>
+          <w:rFonts w:cs="B Nazanin"/>
+          <w:sz w:val="28"/>
+          <w:szCs w:val="28"/>
+        </w:rPr>
+      </w:pPr>
+      <w:r>
+        <w:rPr>
+          <w:rFonts w:cs="B Nazanin"/>
+          <w:sz w:val="28"/>
+          <w:szCs w:val="28"/>
+          <w:rtl/>
+          <w:lang w:bidi="fa-IR"/>
+        </w:rPr>
+        <w:lastRenderedPageBreak/>
         <w:t xml:space="preserve">رطوبت مطلوب: 50 تا 70 </w:t>
       </w:r>
     </w:p>
@@ -20485,12 +19376,26 @@
           <w:ilvl w:val="0"/>
           <w:numId w:val="25"/>
         </w:numPr>
-      </w:pPr>
-      <w:r>
+        <w:jc w:val="both"/>
+        <w:rPr>
+          <w:rFonts w:cs="B Nazanin"/>
+          <w:sz w:val="28"/>
+          <w:szCs w:val="28"/>
+        </w:rPr>
+      </w:pPr>
+      <w:r>
+        <w:rPr>
+          <w:rFonts w:cs="B Nazanin"/>
+          <w:sz w:val="28"/>
+          <w:szCs w:val="28"/>
+        </w:rPr>
         <w:t xml:space="preserve">CO2 </w:t>
       </w:r>
       <w:r>
         <w:rPr>
+          <w:rFonts w:cs="B Nazanin"/>
+          <w:sz w:val="28"/>
+          <w:szCs w:val="28"/>
           <w:rtl/>
           <w:lang w:bidi="fa-IR"/>
         </w:rPr>
@@ -20503,9 +19408,18 @@
           <w:ilvl w:val="0"/>
           <w:numId w:val="25"/>
         </w:numPr>
-      </w:pPr>
-      <w:r>
-        <w:rPr>
+        <w:jc w:val="both"/>
+        <w:rPr>
+          <w:rFonts w:cs="B Nazanin"/>
+          <w:sz w:val="28"/>
+          <w:szCs w:val="28"/>
+        </w:rPr>
+      </w:pPr>
+      <w:r>
+        <w:rPr>
+          <w:rFonts w:cs="B Nazanin"/>
+          <w:sz w:val="28"/>
+          <w:szCs w:val="28"/>
           <w:rtl/>
           <w:lang w:bidi="fa-IR"/>
         </w:rPr>
@@ -20514,65 +19428,73 @@
     </w:p>
     <w:p>
       <w:pPr>
-        <w:rPr>
+        <w:jc w:val="both"/>
+        <w:rPr>
+          <w:rFonts w:cs="B Nazanin"/>
           <w:b/>
           <w:bCs/>
-        </w:rPr>
-      </w:pPr>
-      <w:r>
-        <w:rPr>
+          <w:sz w:val="28"/>
+          <w:szCs w:val="28"/>
+        </w:rPr>
+      </w:pPr>
+      <w:r>
+        <w:rPr>
+          <w:rFonts w:cs="B Nazanin"/>
           <w:b/>
           <w:bCs/>
-        </w:rPr>
-        <w:t xml:space="preserve"> </w:t>
-      </w:r>
-      <w:r>
-        <w:rPr>
+          <w:sz w:val="28"/>
+          <w:szCs w:val="28"/>
+        </w:rPr>
+        <w:t xml:space="preserve"> 2.3.2 </w:t>
+      </w:r>
+      <w:r>
+        <w:rPr>
+          <w:rFonts w:cs="B Nazanin"/>
           <w:b/>
           <w:bCs/>
-        </w:rPr>
-        <w:t>2.</w:t>
-      </w:r>
-      <w:r>
-        <w:rPr>
+          <w:sz w:val="28"/>
+          <w:szCs w:val="28"/>
+          <w:rtl/>
+          <w:lang w:bidi="fa-IR"/>
+        </w:rPr>
+        <w:t>پاداش</w:t>
+      </w:r>
+      <w:r>
+        <w:rPr>
+          <w:rFonts w:cs="B Nazanin"/>
           <w:b/>
           <w:bCs/>
-        </w:rPr>
-        <w:t>3</w:t>
-      </w:r>
-      <w:r>
-        <w:rPr>
-          <w:b/>
-          <w:bCs/>
-        </w:rPr>
-        <w:t xml:space="preserve">.2 </w:t>
-      </w:r>
-      <w:r>
-        <w:rPr>
-          <w:b/>
-          <w:bCs/>
-          <w:rtl/>
-          <w:lang w:bidi="fa-IR"/>
-        </w:rPr>
-        <w:t>پاداش</w:t>
-      </w:r>
-      <w:r>
-        <w:rPr>
-          <w:b/>
-          <w:bCs/>
+          <w:sz w:val="28"/>
+          <w:szCs w:val="28"/>
         </w:rPr>
         <w:t xml:space="preserve"> (Reward Function)</w:t>
       </w:r>
     </w:p>
     <w:p>
-      <w:r>
-        <w:rPr>
+      <w:pPr>
+        <w:jc w:val="both"/>
+        <w:rPr>
+          <w:rFonts w:cs="B Nazanin"/>
+          <w:sz w:val="28"/>
+          <w:szCs w:val="28"/>
+        </w:rPr>
+      </w:pPr>
+      <w:r>
+        <w:rPr>
+          <w:rFonts w:cs="B Nazanin"/>
+          <w:sz w:val="28"/>
+          <w:szCs w:val="28"/>
           <w:rtl/>
           <w:lang w:bidi="fa-IR"/>
         </w:rPr>
         <w:t>این بخش بر اساس</w:t>
       </w:r>
       <w:r>
+        <w:rPr>
+          <w:rFonts w:cs="B Nazanin"/>
+          <w:sz w:val="28"/>
+          <w:szCs w:val="28"/>
+        </w:rPr>
         <w:t>:</w:t>
       </w:r>
     </w:p>
@@ -20582,13 +19504,21 @@
           <w:ilvl w:val="0"/>
           <w:numId w:val="26"/>
         </w:numPr>
-      </w:pPr>
-      <w:r>
-        <w:rPr>
-          <w:rtl/>
-          <w:lang w:bidi="fa-IR"/>
-        </w:rPr>
-        <w:lastRenderedPageBreak/>
+        <w:jc w:val="both"/>
+        <w:rPr>
+          <w:rFonts w:cs="B Nazanin"/>
+          <w:sz w:val="28"/>
+          <w:szCs w:val="28"/>
+        </w:rPr>
+      </w:pPr>
+      <w:r>
+        <w:rPr>
+          <w:rFonts w:cs="B Nazanin"/>
+          <w:sz w:val="28"/>
+          <w:szCs w:val="28"/>
+          <w:rtl/>
+          <w:lang w:bidi="fa-IR"/>
+        </w:rPr>
         <w:t xml:space="preserve">مصرف انرژی کمتر </w:t>
       </w:r>
     </w:p>
@@ -20598,9 +19528,18 @@
           <w:ilvl w:val="0"/>
           <w:numId w:val="26"/>
         </w:numPr>
-      </w:pPr>
-      <w:r>
-        <w:rPr>
+        <w:jc w:val="both"/>
+        <w:rPr>
+          <w:rFonts w:cs="B Nazanin"/>
+          <w:sz w:val="28"/>
+          <w:szCs w:val="28"/>
+        </w:rPr>
+      </w:pPr>
+      <w:r>
+        <w:rPr>
+          <w:rFonts w:cs="B Nazanin"/>
+          <w:sz w:val="28"/>
+          <w:szCs w:val="28"/>
           <w:rtl/>
           <w:lang w:bidi="fa-IR"/>
         </w:rPr>
@@ -20608,143 +19547,204 @@
       </w:r>
     </w:p>
     <w:p>
-      <w:r>
-        <w:rPr>
+      <w:pPr>
+        <w:jc w:val="both"/>
+        <w:rPr>
+          <w:rFonts w:cs="B Nazanin"/>
+          <w:sz w:val="28"/>
+          <w:szCs w:val="28"/>
+        </w:rPr>
+      </w:pPr>
+      <w:r>
+        <w:rPr>
+          <w:rFonts w:cs="B Nazanin"/>
+          <w:sz w:val="28"/>
+          <w:szCs w:val="28"/>
           <w:rtl/>
           <w:lang w:bidi="fa-IR"/>
         </w:rPr>
         <w:t>پاداش مثبت به فرد اختصاص می‌دهد</w:t>
       </w:r>
       <w:r>
+        <w:rPr>
+          <w:rFonts w:cs="B Nazanin"/>
+          <w:sz w:val="28"/>
+          <w:szCs w:val="28"/>
+        </w:rPr>
         <w:t>.</w:t>
       </w:r>
     </w:p>
     <w:p>
       <w:pPr>
-        <w:rPr>
+        <w:jc w:val="both"/>
+        <w:rPr>
+          <w:rFonts w:cs="B Nazanin"/>
           <w:b/>
           <w:bCs/>
-        </w:rPr>
-      </w:pPr>
-      <w:r>
-        <w:rPr>
+          <w:sz w:val="28"/>
+          <w:szCs w:val="28"/>
+        </w:rPr>
+      </w:pPr>
+      <w:r>
+        <w:rPr>
+          <w:rFonts w:cs="B Nazanin"/>
           <w:b/>
           <w:bCs/>
-        </w:rPr>
-        <w:t xml:space="preserve"> </w:t>
-      </w:r>
-      <w:r>
-        <w:rPr>
+          <w:sz w:val="28"/>
+          <w:szCs w:val="28"/>
+        </w:rPr>
+        <w:t xml:space="preserve"> 2.3.3 </w:t>
+      </w:r>
+      <w:r>
+        <w:rPr>
+          <w:rFonts w:cs="B Nazanin"/>
           <w:b/>
           <w:bCs/>
-        </w:rPr>
-        <w:t>2.</w:t>
-      </w:r>
-      <w:r>
-        <w:rPr>
+          <w:sz w:val="28"/>
+          <w:szCs w:val="28"/>
+          <w:rtl/>
+          <w:lang w:bidi="fa-IR"/>
+        </w:rPr>
+        <w:t>جریمه قیود</w:t>
+      </w:r>
+      <w:r>
+        <w:rPr>
+          <w:rFonts w:cs="B Nazanin"/>
           <w:b/>
           <w:bCs/>
-        </w:rPr>
-        <w:t>3</w:t>
-      </w:r>
-      <w:r>
-        <w:rPr>
+          <w:sz w:val="28"/>
+          <w:szCs w:val="28"/>
+        </w:rPr>
+        <w:t xml:space="preserve"> (Constraint Penalty)</w:t>
+      </w:r>
+    </w:p>
+    <w:p>
+      <w:pPr>
+        <w:jc w:val="both"/>
+        <w:rPr>
+          <w:rFonts w:cs="B Nazanin"/>
+          <w:sz w:val="28"/>
+          <w:szCs w:val="28"/>
+          <w:lang w:bidi="fa-IR"/>
+        </w:rPr>
+      </w:pPr>
+      <w:r>
+        <w:rPr>
+          <w:rFonts w:cs="B Nazanin"/>
+          <w:sz w:val="28"/>
+          <w:szCs w:val="28"/>
+          <w:rtl/>
+          <w:lang w:bidi="fa-IR"/>
+        </w:rPr>
+        <w:t>اگر مقادیر خارج از محدوده باشند</w:t>
+      </w:r>
+      <w:r>
+        <w:rPr>
+          <w:rFonts w:cs="B Nazanin"/>
+          <w:sz w:val="28"/>
+          <w:szCs w:val="28"/>
+        </w:rPr>
+        <w:t xml:space="preserve">) </w:t>
+      </w:r>
+      <w:r>
+        <w:rPr>
+          <w:rFonts w:cs="B Nazanin" w:hint="cs"/>
+          <w:sz w:val="28"/>
+          <w:szCs w:val="28"/>
+          <w:rtl/>
+          <w:lang w:bidi="fa-IR"/>
+        </w:rPr>
+        <w:t xml:space="preserve">دما، رطوبت، نور،تعداد و </w:t>
+      </w:r>
+      <w:r>
+        <w:rPr>
+          <w:rFonts w:cs="B Nazanin"/>
+          <w:sz w:val="28"/>
+          <w:szCs w:val="28"/>
+          <w:lang w:bidi="fa-IR"/>
+        </w:rPr>
+        <w:t xml:space="preserve">  (CO2</w:t>
+      </w:r>
+      <w:r>
+        <w:rPr>
+          <w:rFonts w:cs="B Nazanin" w:hint="cs"/>
+          <w:sz w:val="28"/>
+          <w:szCs w:val="28"/>
+          <w:rtl/>
+          <w:lang w:bidi="fa-IR"/>
+        </w:rPr>
+        <w:t>جریمه می‌شوند.</w:t>
+      </w:r>
+    </w:p>
+    <w:p>
+      <w:pPr>
+        <w:jc w:val="both"/>
+        <w:rPr>
+          <w:rFonts w:cs="B Nazanin"/>
           <w:b/>
           <w:bCs/>
-        </w:rPr>
-        <w:t xml:space="preserve">.3 </w:t>
-      </w:r>
-      <w:r>
-        <w:rPr>
+          <w:sz w:val="28"/>
+          <w:szCs w:val="28"/>
+        </w:rPr>
+      </w:pPr>
+      <w:r>
+        <w:rPr>
+          <w:rFonts w:cs="B Nazanin"/>
           <w:b/>
           <w:bCs/>
-          <w:rtl/>
-          <w:lang w:bidi="fa-IR"/>
-        </w:rPr>
-        <w:t>جریمه قیود</w:t>
-      </w:r>
-      <w:r>
-        <w:rPr>
+          <w:sz w:val="28"/>
+          <w:szCs w:val="28"/>
+        </w:rPr>
+        <w:t xml:space="preserve">2.3.4 </w:t>
+      </w:r>
+      <w:r>
+        <w:rPr>
+          <w:rFonts w:cs="B Nazanin"/>
           <w:b/>
           <w:bCs/>
-        </w:rPr>
-        <w:t xml:space="preserve"> (Constraint Penalty)</w:t>
+          <w:sz w:val="28"/>
+          <w:szCs w:val="28"/>
+          <w:rtl/>
+          <w:lang w:bidi="fa-IR"/>
+        </w:rPr>
+        <w:t>جریمه واقع‌گرایی</w:t>
+      </w:r>
+      <w:r>
+        <w:rPr>
+          <w:rFonts w:cs="B Nazanin"/>
+          <w:b/>
+          <w:bCs/>
+          <w:sz w:val="28"/>
+          <w:szCs w:val="28"/>
+        </w:rPr>
+        <w:t xml:space="preserve"> (Realism Penalty)</w:t>
       </w:r>
     </w:p>
     <w:p>
-      <w:r>
-        <w:rPr>
-          <w:rtl/>
-          <w:lang w:bidi="fa-IR"/>
-        </w:rPr>
-        <w:t>اگر مقادیر خارج از محدوده باشند</w:t>
-      </w:r>
-      <w:r>
-        <w:t>:.</w:t>
-      </w:r>
-    </w:p>
-    <w:p>
-      <w:pPr>
-        <w:rPr>
-          <w:rtl/>
-          <w:lang w:bidi="fa-IR"/>
-        </w:rPr>
-      </w:pPr>
-    </w:p>
-    <w:p>
-      <w:pPr>
-        <w:rPr>
-          <w:b/>
-          <w:bCs/>
-        </w:rPr>
-      </w:pPr>
-      <w:r>
-        <w:rPr>
-          <w:b/>
-          <w:bCs/>
-        </w:rPr>
-        <w:t>2.</w:t>
-      </w:r>
-      <w:r>
-        <w:rPr>
-          <w:b/>
-          <w:bCs/>
-        </w:rPr>
-        <w:t>3</w:t>
-      </w:r>
-      <w:r>
-        <w:rPr>
-          <w:b/>
-          <w:bCs/>
-        </w:rPr>
-        <w:t xml:space="preserve">.4 </w:t>
-      </w:r>
-      <w:r>
-        <w:rPr>
-          <w:b/>
-          <w:bCs/>
-          <w:rtl/>
-          <w:lang w:bidi="fa-IR"/>
-        </w:rPr>
-        <w:t>جریمه واقع‌گرایی</w:t>
-      </w:r>
-      <w:r>
-        <w:rPr>
-          <w:b/>
-          <w:bCs/>
-        </w:rPr>
-        <w:t xml:space="preserve"> (Realism Penalty)</w:t>
-      </w:r>
-    </w:p>
-    <w:p>
-      <w:r>
-        <w:rPr>
+      <w:pPr>
+        <w:jc w:val="both"/>
+        <w:rPr>
+          <w:rFonts w:cs="B Nazanin"/>
+          <w:sz w:val="28"/>
+          <w:szCs w:val="28"/>
+        </w:rPr>
+      </w:pPr>
+      <w:r>
+        <w:rPr>
+          <w:rFonts w:cs="B Nazanin"/>
+          <w:sz w:val="28"/>
+          <w:szCs w:val="28"/>
           <w:rtl/>
           <w:lang w:bidi="fa-IR"/>
         </w:rPr>
         <w:t>برای جلوگیری از تولید جواب‌های غیرواقعی</w:t>
       </w:r>
       <w:r>
+        <w:rPr>
+          <w:rFonts w:cs="B Nazanin"/>
+          <w:sz w:val="28"/>
+          <w:szCs w:val="28"/>
+        </w:rPr>
         <w:t>:</w:t>
       </w:r>
     </w:p>
@@ -20754,9 +19754,18 @@
           <w:ilvl w:val="0"/>
           <w:numId w:val="28"/>
         </w:numPr>
-      </w:pPr>
-      <w:r>
-        <w:rPr>
+        <w:jc w:val="both"/>
+        <w:rPr>
+          <w:rFonts w:cs="B Nazanin"/>
+          <w:sz w:val="28"/>
+          <w:szCs w:val="28"/>
+        </w:rPr>
+      </w:pPr>
+      <w:r>
+        <w:rPr>
+          <w:rFonts w:cs="B Nazanin"/>
+          <w:sz w:val="28"/>
+          <w:szCs w:val="28"/>
           <w:rtl/>
           <w:lang w:bidi="fa-IR"/>
         </w:rPr>
@@ -20769,9 +19778,18 @@
           <w:ilvl w:val="0"/>
           <w:numId w:val="28"/>
         </w:numPr>
-      </w:pPr>
-      <w:r>
-        <w:rPr>
+        <w:jc w:val="both"/>
+        <w:rPr>
+          <w:rFonts w:cs="B Nazanin"/>
+          <w:sz w:val="28"/>
+          <w:szCs w:val="28"/>
+        </w:rPr>
+      </w:pPr>
+      <w:r>
+        <w:rPr>
+          <w:rFonts w:cs="B Nazanin"/>
+          <w:sz w:val="28"/>
+          <w:szCs w:val="28"/>
           <w:rtl/>
           <w:lang w:bidi="fa-IR"/>
         </w:rPr>
@@ -20780,29 +19798,42 @@
     </w:p>
     <w:p>
       <w:pPr>
-        <w:rPr>
+        <w:jc w:val="both"/>
+        <w:rPr>
+          <w:rFonts w:cs="B Nazanin"/>
           <w:b/>
           <w:bCs/>
-        </w:rPr>
-      </w:pPr>
-      <w:r>
-        <w:rPr>
+          <w:sz w:val="28"/>
+          <w:szCs w:val="28"/>
+        </w:rPr>
+      </w:pPr>
+      <w:r>
+        <w:rPr>
+          <w:rFonts w:cs="B Nazanin"/>
           <w:b/>
           <w:bCs/>
+          <w:sz w:val="28"/>
+          <w:szCs w:val="28"/>
         </w:rPr>
         <w:t>2.</w:t>
       </w:r>
       <w:r>
         <w:rPr>
+          <w:rFonts w:cs="B Nazanin"/>
           <w:b/>
           <w:bCs/>
+          <w:sz w:val="28"/>
+          <w:szCs w:val="28"/>
         </w:rPr>
         <w:t>4</w:t>
       </w:r>
       <w:r>
         <w:rPr>
+          <w:rFonts w:cs="B Nazanin"/>
           <w:b/>
           <w:bCs/>
+          <w:sz w:val="28"/>
+          <w:szCs w:val="28"/>
           <w:rtl/>
           <w:lang w:bidi="fa-IR"/>
         </w:rPr>
@@ -20810,20 +19841,40 @@
       </w:r>
     </w:p>
     <w:p>
-      <w:r>
-        <w:rPr>
+      <w:pPr>
+        <w:jc w:val="both"/>
+        <w:rPr>
+          <w:rFonts w:cs="B Nazanin"/>
+          <w:sz w:val="28"/>
+          <w:szCs w:val="28"/>
+        </w:rPr>
+      </w:pPr>
+      <w:r>
+        <w:rPr>
+          <w:rFonts w:cs="B Nazanin"/>
+          <w:sz w:val="28"/>
+          <w:szCs w:val="28"/>
           <w:rtl/>
           <w:lang w:bidi="fa-IR"/>
         </w:rPr>
         <w:t>تابع نهایی به صورت ترکیبی تعریف شده است</w:t>
       </w:r>
       <w:r>
+        <w:rPr>
+          <w:rFonts w:cs="B Nazanin"/>
+          <w:sz w:val="28"/>
+          <w:szCs w:val="28"/>
+        </w:rPr>
         <w:t>:</w:t>
       </w:r>
     </w:p>
     <w:p>
       <w:pPr>
-        <w:rPr>
+        <w:jc w:val="both"/>
+        <w:rPr>
+          <w:rFonts w:cs="B Nazanin"/>
+          <w:sz w:val="28"/>
+          <w:szCs w:val="28"/>
           <w:rtl/>
         </w:rPr>
       </w:pPr>
@@ -20831,7 +19882,9 @@
         <m:oMath>
           <m:r>
             <w:rPr>
-              <w:rFonts w:ascii="Cambria Math" w:hAnsi="Cambria Math"/>
+              <w:rFonts w:ascii="Cambria Math" w:hAnsi="Cambria Math" w:cs="B Nazanin"/>
+              <w:sz w:val="28"/>
+              <w:szCs w:val="28"/>
             </w:rPr>
             <m:t>Fitness=0.6×Score+0.4×Reward-λ×Realism-Constraint</m:t>
           </m:r>
@@ -20840,29 +19893,42 @@
     </w:p>
     <w:p>
       <w:pPr>
-        <w:rPr>
+        <w:jc w:val="both"/>
+        <w:rPr>
+          <w:rFonts w:cs="B Nazanin"/>
           <w:b/>
           <w:bCs/>
-        </w:rPr>
-      </w:pPr>
-      <w:r>
-        <w:rPr>
+          <w:sz w:val="28"/>
+          <w:szCs w:val="28"/>
+        </w:rPr>
+      </w:pPr>
+      <w:r>
+        <w:rPr>
+          <w:rFonts w:cs="B Nazanin"/>
           <w:b/>
           <w:bCs/>
+          <w:sz w:val="28"/>
+          <w:szCs w:val="28"/>
         </w:rPr>
         <w:t>2.</w:t>
       </w:r>
       <w:r>
         <w:rPr>
+          <w:rFonts w:cs="B Nazanin"/>
           <w:b/>
           <w:bCs/>
+          <w:sz w:val="28"/>
+          <w:szCs w:val="28"/>
         </w:rPr>
         <w:t>5</w:t>
       </w:r>
       <w:r>
         <w:rPr>
+          <w:rFonts w:cs="B Nazanin"/>
           <w:b/>
           <w:bCs/>
+          <w:sz w:val="28"/>
+          <w:szCs w:val="28"/>
           <w:rtl/>
           <w:lang w:bidi="fa-IR"/>
         </w:rPr>
@@ -20870,6 +19936,9 @@
       </w:r>
       <w:r>
         <w:rPr>
+          <w:rFonts w:cs="B Nazanin"/>
+          <w:sz w:val="28"/>
+          <w:szCs w:val="28"/>
           <w:rtl/>
           <w:lang w:bidi="fa-IR"/>
         </w:rPr>
@@ -20878,6 +19947,7 @@
     </w:p>
     <w:p>
       <w:pPr>
+        <w:jc w:val="both"/>
         <w:rPr>
           <w:rFonts w:cs="B Nazanin"/>
           <w:sz w:val="28"/>
@@ -20899,7 +19969,9 @@
     </w:p>
     <w:p>
       <w:pPr>
-        <w:rPr>
+        <w:jc w:val="both"/>
+        <w:rPr>
+          <w:rFonts w:cs="B Nazanin"/>
           <w:b/>
           <w:bCs/>
           <w:sz w:val="28"/>
@@ -20908,6 +19980,7 @@
       </w:pPr>
       <w:r>
         <w:rPr>
+          <w:rFonts w:cs="B Nazanin"/>
           <w:b/>
           <w:bCs/>
           <w:sz w:val="28"/>
@@ -20918,22 +19991,31 @@
     </w:p>
     <w:p>
       <w:pPr>
-        <w:rPr>
-          <w:rFonts w:cs="B Nazanin"/>
-          <w:rtl/>
-          <w:lang w:bidi="fa-IR"/>
-        </w:rPr>
-      </w:pPr>
-      <w:r>
-        <w:rPr>
-          <w:rtl/>
-          <w:lang w:bidi="fa-IR"/>
-        </w:rPr>
+        <w:jc w:val="both"/>
+        <w:rPr>
+          <w:rFonts w:cs="B Nazanin"/>
+          <w:sz w:val="28"/>
+          <w:szCs w:val="28"/>
+          <w:rtl/>
+          <w:lang w:bidi="fa-IR"/>
+        </w:rPr>
+      </w:pPr>
+      <w:r>
+        <w:rPr>
+          <w:rFonts w:cs="B Nazanin"/>
+          <w:sz w:val="28"/>
+          <w:szCs w:val="28"/>
+          <w:rtl/>
+          <w:lang w:bidi="fa-IR"/>
+        </w:rPr>
+        <w:lastRenderedPageBreak/>
         <w:t>در این حالت، الگوریتم دارای تنوع بیشتری است و همگرایی کمی کندتر اما پایدار است</w:t>
       </w:r>
       <w:r>
         <w:rPr>
           <w:rFonts w:cs="B Nazanin" w:hint="cs"/>
+          <w:sz w:val="28"/>
+          <w:szCs w:val="28"/>
           <w:rtl/>
           <w:lang w:bidi="fa-IR"/>
         </w:rPr>
@@ -20942,6 +20024,8 @@
       <w:r>
         <w:rPr>
           <w:rFonts w:cs="B Nazanin" w:hint="cs"/>
+          <w:sz w:val="28"/>
+          <w:szCs w:val="28"/>
           <w:rtl/>
           <w:lang w:bidi="fa-IR"/>
         </w:rPr>
@@ -20950,17 +20034,26 @@
       <w:r>
         <w:rPr>
           <w:rFonts w:cs="B Nazanin" w:hint="cs"/>
+          <w:sz w:val="28"/>
+          <w:szCs w:val="28"/>
           <w:rtl/>
           <w:lang w:bidi="fa-IR"/>
         </w:rPr>
         <w:t xml:space="preserve">انتخاب قوی، </w:t>
       </w:r>
       <w:r>
+        <w:rPr>
+          <w:rFonts w:cs="B Nazanin"/>
+          <w:sz w:val="28"/>
+          <w:szCs w:val="28"/>
+        </w:rPr>
         <w:t>crossover</w:t>
       </w:r>
       <w:r>
         <w:rPr>
           <w:rFonts w:cs="B Nazanin" w:hint="cs"/>
+          <w:sz w:val="28"/>
+          <w:szCs w:val="28"/>
           <w:rtl/>
           <w:lang w:bidi="fa-IR"/>
         </w:rPr>
@@ -20969,41 +20062,60 @@
     </w:p>
     <w:p>
       <w:pPr>
-        <w:rPr>
+        <w:jc w:val="both"/>
+        <w:rPr>
+          <w:rFonts w:cs="B Nazanin"/>
           <w:b/>
           <w:bCs/>
-        </w:rPr>
-      </w:pPr>
-      <w:r>
-        <w:rPr>
+          <w:sz w:val="28"/>
+          <w:szCs w:val="28"/>
+        </w:rPr>
+      </w:pPr>
+      <w:r>
+        <w:rPr>
+          <w:rFonts w:cs="B Nazanin"/>
           <w:b/>
           <w:bCs/>
+          <w:sz w:val="28"/>
+          <w:szCs w:val="28"/>
         </w:rPr>
         <w:t>Roulette + Arithmetic</w:t>
       </w:r>
     </w:p>
     <w:p>
       <w:pPr>
-        <w:rPr>
-          <w:rFonts w:cs="B Nazanin"/>
-          <w:sz w:val="32"/>
-          <w:szCs w:val="32"/>
-          <w:rtl/>
-          <w:lang w:bidi="fa-IR"/>
-        </w:rPr>
-      </w:pPr>
-      <w:r>
-        <w:rPr>
+        <w:jc w:val="both"/>
+        <w:rPr>
+          <w:rFonts w:cs="B Nazanin"/>
+          <w:sz w:val="28"/>
+          <w:szCs w:val="28"/>
+          <w:rtl/>
+          <w:lang w:bidi="fa-IR"/>
+        </w:rPr>
+      </w:pPr>
+      <w:r>
+        <w:rPr>
+          <w:rFonts w:cs="B Nazanin"/>
+          <w:sz w:val="28"/>
+          <w:szCs w:val="28"/>
           <w:rtl/>
           <w:lang w:bidi="fa-IR"/>
         </w:rPr>
         <w:t>این ترکیب باعث همگرایی نرم‌تر شده است. استفاده از</w:t>
       </w:r>
       <w:r>
+        <w:rPr>
+          <w:rFonts w:cs="B Nazanin"/>
+          <w:sz w:val="28"/>
+          <w:szCs w:val="28"/>
+        </w:rPr>
         <w:t xml:space="preserve"> Roulette Wheel Selection </w:t>
       </w:r>
       <w:r>
         <w:rPr>
+          <w:rFonts w:cs="B Nazanin"/>
+          <w:sz w:val="28"/>
+          <w:szCs w:val="28"/>
           <w:rtl/>
           <w:lang w:bidi="fa-IR"/>
         </w:rPr>
@@ -21012,8 +20124,8 @@
       <w:r>
         <w:rPr>
           <w:rFonts w:cs="B Nazanin" w:hint="cs"/>
-          <w:sz w:val="32"/>
-          <w:szCs w:val="32"/>
+          <w:sz w:val="28"/>
+          <w:szCs w:val="28"/>
           <w:rtl/>
           <w:lang w:bidi="fa-IR"/>
         </w:rPr>
@@ -21022,112 +20134,174 @@
     </w:p>
     <w:p>
       <w:pPr>
-        <w:rPr>
+        <w:jc w:val="both"/>
+        <w:rPr>
+          <w:rFonts w:cs="B Nazanin"/>
           <w:b/>
           <w:bCs/>
-          <w:rtl/>
-        </w:rPr>
-      </w:pPr>
-      <w:r>
-        <w:rPr>
+          <w:sz w:val="28"/>
+          <w:szCs w:val="28"/>
+          <w:rtl/>
+        </w:rPr>
+      </w:pPr>
+      <w:r>
+        <w:rPr>
+          <w:rFonts w:cs="B Nazanin"/>
           <w:b/>
           <w:bCs/>
+          <w:sz w:val="28"/>
+          <w:szCs w:val="28"/>
         </w:rPr>
         <w:t>Roulette + Uniform</w:t>
       </w:r>
     </w:p>
     <w:p>
-      <w:r>
-        <w:rPr>
+      <w:pPr>
+        <w:jc w:val="both"/>
+        <w:rPr>
+          <w:rFonts w:cs="B Nazanin"/>
+          <w:sz w:val="28"/>
+          <w:szCs w:val="28"/>
+        </w:rPr>
+      </w:pPr>
+      <w:r>
+        <w:rPr>
+          <w:rFonts w:cs="B Nazanin"/>
+          <w:sz w:val="28"/>
+          <w:szCs w:val="28"/>
           <w:rtl/>
           <w:lang w:bidi="fa-IR"/>
         </w:rPr>
         <w:t>این حالت بیشترین تنوع ژنتیکی را ایجاد کرده است اما سرعت همگرایی کمتر از سایر روش‌ها است. دلیل آن استفاده همزمان از</w:t>
       </w:r>
       <w:r>
+        <w:rPr>
+          <w:rFonts w:cs="B Nazanin"/>
+          <w:sz w:val="28"/>
+          <w:szCs w:val="28"/>
+        </w:rPr>
         <w:t xml:space="preserve"> Roulette Selection </w:t>
       </w:r>
       <w:r>
         <w:rPr>
+          <w:rFonts w:cs="B Nazanin"/>
+          <w:sz w:val="28"/>
+          <w:szCs w:val="28"/>
           <w:rtl/>
           <w:lang w:bidi="fa-IR"/>
         </w:rPr>
         <w:t>و</w:t>
       </w:r>
       <w:r>
+        <w:rPr>
+          <w:rFonts w:cs="B Nazanin"/>
+          <w:sz w:val="28"/>
+          <w:szCs w:val="28"/>
+        </w:rPr>
         <w:t xml:space="preserve"> Uniform Crossover </w:t>
       </w:r>
       <w:r>
         <w:rPr>
+          <w:rFonts w:cs="B Nazanin"/>
+          <w:sz w:val="28"/>
+          <w:szCs w:val="28"/>
           <w:rtl/>
           <w:lang w:bidi="fa-IR"/>
         </w:rPr>
         <w:t>می‌باشد</w:t>
       </w:r>
       <w:r>
+        <w:rPr>
+          <w:rFonts w:cs="B Nazanin"/>
+          <w:sz w:val="28"/>
+          <w:szCs w:val="28"/>
+        </w:rPr>
         <w:t>.</w:t>
       </w:r>
     </w:p>
     <w:p>
       <w:pPr>
-        <w:rPr>
+        <w:jc w:val="both"/>
+        <w:rPr>
+          <w:rFonts w:cs="B Nazanin"/>
           <w:b/>
           <w:bCs/>
-        </w:rPr>
-      </w:pPr>
-      <w:r>
-        <w:rPr>
+          <w:sz w:val="28"/>
+          <w:szCs w:val="28"/>
+        </w:rPr>
+      </w:pPr>
+      <w:r>
+        <w:rPr>
+          <w:rFonts w:cs="B Nazanin"/>
           <w:b/>
           <w:bCs/>
+          <w:sz w:val="28"/>
+          <w:szCs w:val="28"/>
         </w:rPr>
         <w:t>Tournament + Arithmetic</w:t>
       </w:r>
     </w:p>
     <w:p>
       <w:pPr>
-        <w:rPr>
-          <w:lang w:bidi="fa-IR"/>
-        </w:rPr>
-      </w:pPr>
-      <w:r>
-        <w:rPr>
+        <w:jc w:val="both"/>
+        <w:rPr>
+          <w:rFonts w:cs="B Nazanin"/>
+          <w:sz w:val="28"/>
+          <w:szCs w:val="28"/>
+          <w:lang w:bidi="fa-IR"/>
+        </w:rPr>
+      </w:pPr>
+      <w:r>
+        <w:rPr>
+          <w:rFonts w:cs="B Nazanin"/>
+          <w:sz w:val="28"/>
+          <w:szCs w:val="28"/>
           <w:rtl/>
           <w:lang w:bidi="fa-IR"/>
         </w:rPr>
         <w:t>این نمودار روند همگرایی الگوریتم ژنتیک را با استفاده از</w:t>
       </w:r>
       <w:r>
+        <w:rPr>
+          <w:rFonts w:cs="B Nazanin"/>
+          <w:sz w:val="28"/>
+          <w:szCs w:val="28"/>
+        </w:rPr>
         <w:t xml:space="preserve"> Tournament Selection </w:t>
       </w:r>
       <w:r>
         <w:rPr>
+          <w:rFonts w:cs="B Nazanin"/>
+          <w:sz w:val="28"/>
+          <w:szCs w:val="28"/>
           <w:rtl/>
           <w:lang w:bidi="fa-IR"/>
         </w:rPr>
         <w:t>و</w:t>
       </w:r>
       <w:r>
+        <w:rPr>
+          <w:rFonts w:cs="B Nazanin"/>
+          <w:sz w:val="28"/>
+          <w:szCs w:val="28"/>
+        </w:rPr>
         <w:t xml:space="preserve"> Arithmetic Crossover </w:t>
       </w:r>
       <w:r>
         <w:rPr>
-          <w:rtl/>
-          <w:lang w:bidi="fa-IR"/>
-        </w:rPr>
-        <w:t xml:space="preserve">نشان می‌دهد. مشاهده می‌شود که الگوریتم به سرعت به مقدار پایدار نزدیک </w:t>
-      </w:r>
-      <w:proofErr w:type="spellStart"/>
-      <w:r>
-        <w:rPr>
-          <w:rtl/>
-          <w:lang w:bidi="fa-IR"/>
-        </w:rPr>
-        <w:t>می‌شود</w:t>
-      </w:r>
-      <w:proofErr w:type="spellEnd"/>
-      <w:r>
-        <w:rPr>
-          <w:rFonts w:hint="cs"/>
+          <w:rFonts w:cs="B Nazanin"/>
+          <w:sz w:val="28"/>
+          <w:szCs w:val="28"/>
+          <w:rtl/>
+          <w:lang w:bidi="fa-IR"/>
+        </w:rPr>
+        <w:t>نشان می‌دهد. مشاهده می‌شود که الگوریتم به سرعت به مقدار پایدار نزدیک می‌شود</w:t>
+      </w:r>
+      <w:r>
+        <w:rPr>
+          <w:rFonts w:cs="B Nazanin" w:hint="cs"/>
+          <w:sz w:val="28"/>
+          <w:szCs w:val="28"/>
           <w:rtl/>
           <w:lang w:bidi="fa-IR"/>
         </w:rPr>
@@ -21145,7 +20319,6 @@
         <w:rPr>
           <w:noProof/>
         </w:rPr>
-        <w:lastRenderedPageBreak/>
         <w:drawing>
           <wp:anchor distT="0" distB="0" distL="114300" distR="114300" simplePos="0" relativeHeight="251658240" behindDoc="0" locked="0" layoutInCell="1" allowOverlap="1" wp14:anchorId="3AD46968" wp14:editId="27BE7AF9">
             <wp:simplePos x="0" y="0"/>
@@ -21279,29 +20452,40 @@
     </w:p>
     <w:p>
       <w:pPr>
-        <w:rPr>
-          <w:rFonts w:cs="B Nazanin"/>
+        <w:jc w:val="both"/>
+        <w:rPr>
+          <w:rFonts w:cs="B Nazanin"/>
+          <w:sz w:val="28"/>
+          <w:szCs w:val="28"/>
           <w:rtl/>
         </w:rPr>
       </w:pPr>
     </w:p>
     <w:p>
       <w:pPr>
-        <w:rPr>
-          <w:rFonts w:cs="B Nazanin"/>
-          <w:rtl/>
-        </w:rPr>
-      </w:pPr>
-      <w:r>
-        <w:rPr>
-          <w:rFonts w:cs="B Nazanin"/>
-          <w:rtl/>
-        </w:rPr>
+        <w:jc w:val="both"/>
+        <w:rPr>
+          <w:rFonts w:cs="B Nazanin"/>
+          <w:sz w:val="28"/>
+          <w:szCs w:val="28"/>
+          <w:rtl/>
+        </w:rPr>
+      </w:pPr>
+      <w:r>
+        <w:rPr>
+          <w:rFonts w:cs="B Nazanin"/>
+          <w:sz w:val="28"/>
+          <w:szCs w:val="28"/>
+          <w:rtl/>
+        </w:rPr>
+        <w:lastRenderedPageBreak/>
         <w:t>چرا استفاده از الگوریتم‌های تکاملی برای این مسئله مناسب‌تر از روش‌های مبتنی بر گرادیان است</w:t>
       </w:r>
       <w:r>
         <w:rPr>
           <w:rFonts w:cs="B Nazanin" w:hint="cs"/>
+          <w:sz w:val="28"/>
+          <w:szCs w:val="28"/>
           <w:rtl/>
         </w:rPr>
         <w:t>؟</w:t>
@@ -21309,15 +20493,20 @@
     </w:p>
     <w:p>
       <w:pPr>
-        <w:rPr>
-          <w:rFonts w:cs="B Nazanin"/>
-          <w:rtl/>
-          <w:lang w:bidi="fa-IR"/>
-        </w:rPr>
-      </w:pPr>
-      <w:r>
-        <w:rPr>
-          <w:rFonts w:cs="B Nazanin" w:hint="cs"/>
+        <w:jc w:val="both"/>
+        <w:rPr>
+          <w:rFonts w:cs="B Nazanin"/>
+          <w:sz w:val="28"/>
+          <w:szCs w:val="28"/>
+          <w:rtl/>
+          <w:lang w:bidi="fa-IR"/>
+        </w:rPr>
+      </w:pPr>
+      <w:r>
+        <w:rPr>
+          <w:rFonts w:cs="B Nazanin" w:hint="cs"/>
+          <w:sz w:val="28"/>
+          <w:szCs w:val="28"/>
           <w:rtl/>
         </w:rPr>
         <w:t>ر</w:t>
@@ -21325,6 +20514,8 @@
       <w:r>
         <w:rPr>
           <w:rFonts w:cs="B Nazanin"/>
+          <w:sz w:val="28"/>
+          <w:szCs w:val="28"/>
           <w:rtl/>
         </w:rPr>
         <w:t>وش‌های بهینه‌سازی مبتنی بر گرادیان، برای مسائلی طراحی شده‌اند که تابع هدف پیوسته و مشتق‌پذیر باشد. اما در مسئله بهینه‌سازی سیستم گلخانه هوشمند، این شرایط برقرار نیست و به چند دلیل اصلی، الگوریتم‌های تکاملی مانند ژنتیک انتخاب بهتری هستند</w:t>
@@ -21332,6 +20523,8 @@
       <w:r>
         <w:rPr>
           <w:rFonts w:cs="B Nazanin"/>
+          <w:sz w:val="28"/>
+          <w:szCs w:val="28"/>
           <w:lang w:bidi="fa-IR"/>
         </w:rPr>
         <w:t>.</w:t>
@@ -21343,8 +20536,11 @@
           <w:ilvl w:val="0"/>
           <w:numId w:val="17"/>
         </w:numPr>
-        <w:rPr>
-          <w:rFonts w:cs="B Nazanin"/>
+        <w:jc w:val="both"/>
+        <w:rPr>
+          <w:rFonts w:cs="B Nazanin"/>
+          <w:sz w:val="28"/>
+          <w:szCs w:val="28"/>
           <w:lang w:bidi="fa-IR"/>
         </w:rPr>
       </w:pPr>
@@ -21353,6 +20549,8 @@
           <w:rFonts w:cs="B Nazanin"/>
           <w:b/>
           <w:bCs/>
+          <w:sz w:val="28"/>
+          <w:szCs w:val="28"/>
           <w:rtl/>
           <w:lang w:bidi="fa-IR"/>
         </w:rPr>
@@ -21361,6 +20559,8 @@
       <w:r>
         <w:rPr>
           <w:rFonts w:ascii="Cambria" w:hAnsi="Cambria" w:cs="Cambria" w:hint="cs"/>
+          <w:sz w:val="28"/>
+          <w:szCs w:val="28"/>
           <w:rtl/>
           <w:lang w:bidi="fa-IR"/>
         </w:rPr>
@@ -21369,6 +20569,8 @@
       <w:r>
         <w:rPr>
           <w:rFonts w:cs="B Nazanin" w:hint="cs"/>
+          <w:sz w:val="28"/>
+          <w:szCs w:val="28"/>
           <w:rtl/>
           <w:lang w:bidi="fa-IR"/>
         </w:rPr>
@@ -21377,6 +20579,8 @@
       <w:r>
         <w:rPr>
           <w:rFonts w:cs="B Nazanin"/>
+          <w:sz w:val="28"/>
+          <w:szCs w:val="28"/>
           <w:rtl/>
           <w:lang w:bidi="fa-IR"/>
         </w:rPr>
@@ -21385,6 +20589,8 @@
       <w:r>
         <w:rPr>
           <w:rFonts w:ascii="Cambria" w:hAnsi="Cambria" w:cs="Cambria" w:hint="cs"/>
+          <w:sz w:val="28"/>
+          <w:szCs w:val="28"/>
           <w:rtl/>
           <w:lang w:bidi="fa-IR"/>
         </w:rPr>
@@ -21393,6 +20599,8 @@
       <w:r>
         <w:rPr>
           <w:rFonts w:cs="B Nazanin"/>
+          <w:sz w:val="28"/>
+          <w:szCs w:val="28"/>
           <w:lang w:bidi="fa-IR"/>
         </w:rPr>
         <w:t>max</w:t>
@@ -21400,6 +20608,8 @@
       <w:r>
         <w:rPr>
           <w:rFonts w:cs="B Nazanin"/>
+          <w:sz w:val="28"/>
+          <w:szCs w:val="28"/>
           <w:rtl/>
           <w:lang w:bidi="fa-IR"/>
         </w:rPr>
@@ -21408,6 +20618,8 @@
       <w:r>
         <w:rPr>
           <w:rFonts w:ascii="Cambria" w:hAnsi="Cambria" w:cs="Cambria" w:hint="cs"/>
+          <w:sz w:val="28"/>
+          <w:szCs w:val="28"/>
           <w:rtl/>
           <w:lang w:bidi="fa-IR"/>
         </w:rPr>
@@ -21416,6 +20628,8 @@
       <w:r>
         <w:rPr>
           <w:rFonts w:cs="B Nazanin"/>
+          <w:sz w:val="28"/>
+          <w:szCs w:val="28"/>
           <w:lang w:bidi="fa-IR"/>
         </w:rPr>
         <w:t>abs </w:t>
@@ -21423,6 +20637,8 @@
       <w:r>
         <w:rPr>
           <w:rFonts w:cs="B Nazanin"/>
+          <w:sz w:val="28"/>
+          <w:szCs w:val="28"/>
           <w:rtl/>
           <w:lang w:bidi="fa-IR"/>
         </w:rPr>
@@ -21431,6 +20647,8 @@
       <w:r>
         <w:rPr>
           <w:rFonts w:cs="B Nazanin"/>
+          <w:sz w:val="28"/>
+          <w:szCs w:val="28"/>
           <w:lang w:bidi="fa-IR"/>
         </w:rPr>
         <w:t>.</w:t>
@@ -21442,8 +20660,11 @@
           <w:ilvl w:val="0"/>
           <w:numId w:val="17"/>
         </w:numPr>
-        <w:rPr>
-          <w:rFonts w:cs="B Nazanin"/>
+        <w:jc w:val="both"/>
+        <w:rPr>
+          <w:rFonts w:cs="B Nazanin"/>
+          <w:sz w:val="28"/>
+          <w:szCs w:val="28"/>
           <w:lang w:bidi="fa-IR"/>
         </w:rPr>
       </w:pPr>
@@ -21452,6 +20673,8 @@
           <w:rFonts w:cs="B Nazanin"/>
           <w:b/>
           <w:bCs/>
+          <w:sz w:val="28"/>
+          <w:szCs w:val="28"/>
           <w:rtl/>
           <w:lang w:bidi="fa-IR"/>
         </w:rPr>
@@ -21460,6 +20683,8 @@
       <w:r>
         <w:rPr>
           <w:rFonts w:ascii="Cambria" w:hAnsi="Cambria" w:cs="Cambria" w:hint="cs"/>
+          <w:sz w:val="28"/>
+          <w:szCs w:val="28"/>
           <w:rtl/>
           <w:lang w:bidi="fa-IR"/>
         </w:rPr>
@@ -21468,6 +20693,8 @@
       <w:r>
         <w:rPr>
           <w:rFonts w:cs="B Nazanin" w:hint="cs"/>
+          <w:sz w:val="28"/>
+          <w:szCs w:val="28"/>
           <w:rtl/>
           <w:lang w:bidi="fa-IR"/>
         </w:rPr>
@@ -21476,6 +20703,8 @@
       <w:r>
         <w:rPr>
           <w:rFonts w:cs="B Nazanin"/>
+          <w:sz w:val="28"/>
+          <w:szCs w:val="28"/>
           <w:rtl/>
           <w:lang w:bidi="fa-IR"/>
         </w:rPr>
@@ -21484,6 +20713,8 @@
       <w:r>
         <w:rPr>
           <w:rFonts w:cs="B Nazanin"/>
+          <w:sz w:val="28"/>
+          <w:szCs w:val="28"/>
           <w:lang w:bidi="fa-IR"/>
         </w:rPr>
         <w:t xml:space="preserve"> (N) </w:t>
@@ -21491,6 +20722,8 @@
       <w:r>
         <w:rPr>
           <w:rFonts w:cs="B Nazanin"/>
+          <w:sz w:val="28"/>
+          <w:szCs w:val="28"/>
           <w:rtl/>
           <w:lang w:bidi="fa-IR"/>
         </w:rPr>
@@ -21499,6 +20732,8 @@
       <w:r>
         <w:rPr>
           <w:rFonts w:cs="B Nazanin"/>
+          <w:sz w:val="28"/>
+          <w:szCs w:val="28"/>
           <w:lang w:bidi="fa-IR"/>
         </w:rPr>
         <w:t xml:space="preserve"> (W) </w:t>
@@ -21506,6 +20741,8 @@
       <w:r>
         <w:rPr>
           <w:rFonts w:cs="B Nazanin"/>
+          <w:sz w:val="28"/>
+          <w:szCs w:val="28"/>
           <w:rtl/>
           <w:lang w:bidi="fa-IR"/>
         </w:rPr>
@@ -21514,6 +20751,8 @@
       <w:r>
         <w:rPr>
           <w:rFonts w:cs="B Nazanin"/>
+          <w:sz w:val="28"/>
+          <w:szCs w:val="28"/>
           <w:lang w:bidi="fa-IR"/>
         </w:rPr>
         <w:t xml:space="preserve"> one</w:t>
@@ -21521,6 +20760,8 @@
       <w:r>
         <w:rPr>
           <w:rFonts w:cs="B Nazanin"/>
+          <w:sz w:val="28"/>
+          <w:szCs w:val="28"/>
           <w:lang w:bidi="fa-IR"/>
         </w:rPr>
         <w:noBreakHyphen/>
@@ -21529,6 +20770,8 @@
       <w:r>
         <w:rPr>
           <w:rFonts w:cs="B Nazanin"/>
+          <w:sz w:val="28"/>
+          <w:szCs w:val="28"/>
           <w:rtl/>
           <w:lang w:bidi="fa-IR"/>
         </w:rPr>
@@ -21537,6 +20780,8 @@
       <w:r>
         <w:rPr>
           <w:rFonts w:cs="B Nazanin"/>
+          <w:sz w:val="28"/>
+          <w:szCs w:val="28"/>
           <w:lang w:bidi="fa-IR"/>
         </w:rPr>
         <w:t>.</w:t>
@@ -21548,8 +20793,11 @@
           <w:ilvl w:val="0"/>
           <w:numId w:val="17"/>
         </w:numPr>
-        <w:rPr>
-          <w:rFonts w:cs="B Nazanin"/>
+        <w:jc w:val="both"/>
+        <w:rPr>
+          <w:rFonts w:cs="B Nazanin"/>
+          <w:sz w:val="28"/>
+          <w:szCs w:val="28"/>
           <w:lang w:bidi="fa-IR"/>
         </w:rPr>
       </w:pPr>
@@ -21558,6 +20806,8 @@
           <w:rFonts w:cs="B Nazanin"/>
           <w:b/>
           <w:bCs/>
+          <w:sz w:val="28"/>
+          <w:szCs w:val="28"/>
           <w:rtl/>
           <w:lang w:bidi="fa-IR"/>
         </w:rPr>
@@ -21565,7 +20815,9 @@
       </w:r>
       <w:r>
         <w:rPr>
-          <w:rFonts w:ascii="Cambria" w:hAnsi="Cambria" w:hint="cs"/>
+          <w:rFonts w:ascii="Cambria" w:hAnsi="Cambria" w:cs="B Nazanin" w:hint="cs"/>
+          <w:sz w:val="28"/>
+          <w:szCs w:val="28"/>
           <w:rtl/>
           <w:lang w:bidi="fa-IR"/>
         </w:rPr>
@@ -21574,6 +20826,8 @@
       <w:r>
         <w:rPr>
           <w:rFonts w:cs="B Nazanin"/>
+          <w:sz w:val="28"/>
+          <w:szCs w:val="28"/>
           <w:lang w:bidi="fa-IR"/>
         </w:rPr>
         <w:t xml:space="preserve"> </w:t>
@@ -21581,6 +20835,8 @@
       <w:r>
         <w:rPr>
           <w:rFonts w:cs="B Nazanin"/>
+          <w:sz w:val="28"/>
+          <w:szCs w:val="28"/>
           <w:rtl/>
           <w:lang w:bidi="fa-IR"/>
         </w:rPr>
@@ -21589,6 +20845,8 @@
       <w:r>
         <w:rPr>
           <w:rFonts w:cs="B Nazanin"/>
+          <w:sz w:val="28"/>
+          <w:szCs w:val="28"/>
           <w:lang w:bidi="fa-IR"/>
         </w:rPr>
         <w:t>.</w:t>
@@ -21643,7 +20901,6 @@
           <w:rtl/>
           <w:lang w:bidi="fa-IR"/>
         </w:rPr>
-        <w:lastRenderedPageBreak/>
         <w:t>مرحله سوم</w:t>
       </w:r>
     </w:p>
@@ -21738,7 +20995,7 @@
     <w:sdtContent>
       <w:p>
         <w:pPr>
-          <w:pStyle w:val="af2"/>
+          <w:pStyle w:val="Footer"/>
           <w:jc w:val="center"/>
         </w:pPr>
         <w:r>
@@ -21765,7 +21022,7 @@
   </w:sdt>
   <w:p>
     <w:pPr>
-      <w:pStyle w:val="af2"/>
+      <w:pStyle w:val="Footer"/>
     </w:pPr>
   </w:p>
 </w:ftr>
@@ -27555,7 +26812,7 @@
     <w:lsdException w:name="Unresolved Mention" w:semiHidden="1" w:unhideWhenUsed="1"/>
     <w:lsdException w:name="Smart Link" w:semiHidden="1" w:unhideWhenUsed="1"/>
   </w:latentStyles>
-  <w:style w:type="paragraph" w:default="1" w:styleId="a">
+  <w:style w:type="paragraph" w:default="1" w:styleId="Normal">
     <w:name w:val="Normal"/>
     <w:qFormat/>
     <w:rsid w:val="007E468C"/>
@@ -27563,11 +26820,11 @@
       <w:spacing w:before="0" w:after="160"/>
     </w:pPr>
   </w:style>
-  <w:style w:type="paragraph" w:styleId="a0">
+  <w:style w:type="paragraph" w:styleId="Heading1">
     <w:name w:val="heading 1"/>
-    <w:basedOn w:val="a"/>
-    <w:next w:val="a"/>
-    <w:link w:val="a1"/>
+    <w:basedOn w:val="Normal"/>
+    <w:next w:val="Normal"/>
+    <w:link w:val="Heading1Char"/>
     <w:uiPriority w:val="9"/>
     <w:qFormat/>
     <w:rsid w:val="00433E28"/>
@@ -27584,11 +26841,11 @@
       <w:szCs w:val="40"/>
     </w:rPr>
   </w:style>
-  <w:style w:type="paragraph" w:styleId="2">
+  <w:style w:type="paragraph" w:styleId="Heading2">
     <w:name w:val="heading 2"/>
-    <w:basedOn w:val="a"/>
-    <w:next w:val="a"/>
-    <w:link w:val="20"/>
+    <w:basedOn w:val="Normal"/>
+    <w:next w:val="Normal"/>
+    <w:link w:val="Heading2Char"/>
     <w:uiPriority w:val="9"/>
     <w:unhideWhenUsed/>
     <w:qFormat/>
@@ -27606,11 +26863,11 @@
       <w:szCs w:val="32"/>
     </w:rPr>
   </w:style>
-  <w:style w:type="paragraph" w:styleId="3">
+  <w:style w:type="paragraph" w:styleId="Heading3">
     <w:name w:val="heading 3"/>
-    <w:basedOn w:val="a"/>
-    <w:next w:val="a"/>
-    <w:link w:val="30"/>
+    <w:basedOn w:val="Normal"/>
+    <w:next w:val="Normal"/>
+    <w:link w:val="Heading3Char"/>
     <w:uiPriority w:val="9"/>
     <w:semiHidden/>
     <w:unhideWhenUsed/>
@@ -27629,11 +26886,11 @@
       <w:szCs w:val="28"/>
     </w:rPr>
   </w:style>
-  <w:style w:type="paragraph" w:styleId="4">
+  <w:style w:type="paragraph" w:styleId="Heading4">
     <w:name w:val="heading 4"/>
-    <w:basedOn w:val="a"/>
-    <w:next w:val="a"/>
-    <w:link w:val="40"/>
+    <w:basedOn w:val="Normal"/>
+    <w:next w:val="Normal"/>
+    <w:link w:val="Heading4Char"/>
     <w:uiPriority w:val="9"/>
     <w:semiHidden/>
     <w:unhideWhenUsed/>
@@ -27652,11 +26909,11 @@
       <w:color w:val="2F5496" w:themeColor="accent1" w:themeShade="BF"/>
     </w:rPr>
   </w:style>
-  <w:style w:type="paragraph" w:styleId="5">
+  <w:style w:type="paragraph" w:styleId="Heading5">
     <w:name w:val="heading 5"/>
-    <w:basedOn w:val="a"/>
-    <w:next w:val="a"/>
-    <w:link w:val="50"/>
+    <w:basedOn w:val="Normal"/>
+    <w:next w:val="Normal"/>
+    <w:link w:val="Heading5Char"/>
     <w:uiPriority w:val="9"/>
     <w:semiHidden/>
     <w:unhideWhenUsed/>
@@ -27673,11 +26930,11 @@
       <w:color w:val="2F5496" w:themeColor="accent1" w:themeShade="BF"/>
     </w:rPr>
   </w:style>
-  <w:style w:type="paragraph" w:styleId="6">
+  <w:style w:type="paragraph" w:styleId="Heading6">
     <w:name w:val="heading 6"/>
-    <w:basedOn w:val="a"/>
-    <w:next w:val="a"/>
-    <w:link w:val="60"/>
+    <w:basedOn w:val="Normal"/>
+    <w:next w:val="Normal"/>
+    <w:link w:val="Heading6Char"/>
     <w:uiPriority w:val="9"/>
     <w:semiHidden/>
     <w:unhideWhenUsed/>
@@ -27696,11 +26953,11 @@
       <w:color w:val="595959" w:themeColor="text1" w:themeTint="A6"/>
     </w:rPr>
   </w:style>
-  <w:style w:type="paragraph" w:styleId="7">
+  <w:style w:type="paragraph" w:styleId="Heading7">
     <w:name w:val="heading 7"/>
-    <w:basedOn w:val="a"/>
-    <w:next w:val="a"/>
-    <w:link w:val="70"/>
+    <w:basedOn w:val="Normal"/>
+    <w:next w:val="Normal"/>
+    <w:link w:val="Heading7Char"/>
     <w:uiPriority w:val="9"/>
     <w:semiHidden/>
     <w:unhideWhenUsed/>
@@ -27717,11 +26974,11 @@
       <w:color w:val="595959" w:themeColor="text1" w:themeTint="A6"/>
     </w:rPr>
   </w:style>
-  <w:style w:type="paragraph" w:styleId="8">
+  <w:style w:type="paragraph" w:styleId="Heading8">
     <w:name w:val="heading 8"/>
-    <w:basedOn w:val="a"/>
-    <w:next w:val="a"/>
-    <w:link w:val="80"/>
+    <w:basedOn w:val="Normal"/>
+    <w:next w:val="Normal"/>
+    <w:link w:val="Heading8Char"/>
     <w:uiPriority w:val="9"/>
     <w:semiHidden/>
     <w:unhideWhenUsed/>
@@ -27740,11 +26997,11 @@
       <w:color w:val="272727" w:themeColor="text1" w:themeTint="D8"/>
     </w:rPr>
   </w:style>
-  <w:style w:type="paragraph" w:styleId="9">
+  <w:style w:type="paragraph" w:styleId="Heading9">
     <w:name w:val="heading 9"/>
-    <w:basedOn w:val="a"/>
-    <w:next w:val="a"/>
-    <w:link w:val="90"/>
+    <w:basedOn w:val="Normal"/>
+    <w:next w:val="Normal"/>
+    <w:link w:val="Heading9Char"/>
     <w:uiPriority w:val="9"/>
     <w:semiHidden/>
     <w:unhideWhenUsed/>
@@ -27761,13 +27018,13 @@
       <w:color w:val="272727" w:themeColor="text1" w:themeTint="D8"/>
     </w:rPr>
   </w:style>
-  <w:style w:type="character" w:default="1" w:styleId="a2">
+  <w:style w:type="character" w:default="1" w:styleId="DefaultParagraphFont">
     <w:name w:val="Default Paragraph Font"/>
     <w:uiPriority w:val="1"/>
     <w:semiHidden/>
     <w:unhideWhenUsed/>
   </w:style>
-  <w:style w:type="table" w:default="1" w:styleId="a3">
+  <w:style w:type="table" w:default="1" w:styleId="TableNormal">
     <w:name w:val="Normal Table"/>
     <w:uiPriority w:val="99"/>
     <w:semiHidden/>
@@ -27782,16 +27039,16 @@
       </w:tblCellMar>
     </w:tblPr>
   </w:style>
-  <w:style w:type="numbering" w:default="1" w:styleId="a4">
+  <w:style w:type="numbering" w:default="1" w:styleId="NoList">
     <w:name w:val="No List"/>
     <w:uiPriority w:val="99"/>
     <w:semiHidden/>
     <w:unhideWhenUsed/>
   </w:style>
-  <w:style w:type="character" w:customStyle="1" w:styleId="a1">
-    <w:name w:val="عنوان ۱ نویسه"/>
-    <w:basedOn w:val="a2"/>
-    <w:link w:val="a0"/>
+  <w:style w:type="character" w:customStyle="1" w:styleId="Heading1Char">
+    <w:name w:val="Heading 1 Char"/>
+    <w:basedOn w:val="DefaultParagraphFont"/>
+    <w:link w:val="Heading1"/>
     <w:uiPriority w:val="9"/>
     <w:rsid w:val="00433E28"/>
     <w:rPr>
@@ -27801,10 +27058,10 @@
       <w:szCs w:val="40"/>
     </w:rPr>
   </w:style>
-  <w:style w:type="character" w:customStyle="1" w:styleId="20">
-    <w:name w:val="عنوان 2 نویسه"/>
-    <w:basedOn w:val="a2"/>
-    <w:link w:val="2"/>
+  <w:style w:type="character" w:customStyle="1" w:styleId="Heading2Char">
+    <w:name w:val="Heading 2 Char"/>
+    <w:basedOn w:val="DefaultParagraphFont"/>
+    <w:link w:val="Heading2"/>
     <w:uiPriority w:val="9"/>
     <w:rsid w:val="00433E28"/>
     <w:rPr>
@@ -27814,10 +27071,10 @@
       <w:szCs w:val="32"/>
     </w:rPr>
   </w:style>
-  <w:style w:type="character" w:customStyle="1" w:styleId="30">
-    <w:name w:val="عنوان 3 نویسه"/>
-    <w:basedOn w:val="a2"/>
-    <w:link w:val="3"/>
+  <w:style w:type="character" w:customStyle="1" w:styleId="Heading3Char">
+    <w:name w:val="Heading 3 Char"/>
+    <w:basedOn w:val="DefaultParagraphFont"/>
+    <w:link w:val="Heading3"/>
     <w:uiPriority w:val="9"/>
     <w:semiHidden/>
     <w:rsid w:val="00433E28"/>
@@ -27828,10 +27085,10 @@
       <w:szCs w:val="28"/>
     </w:rPr>
   </w:style>
-  <w:style w:type="character" w:customStyle="1" w:styleId="40">
-    <w:name w:val="عنوان 4 نویسه"/>
-    <w:basedOn w:val="a2"/>
-    <w:link w:val="4"/>
+  <w:style w:type="character" w:customStyle="1" w:styleId="Heading4Char">
+    <w:name w:val="Heading 4 Char"/>
+    <w:basedOn w:val="DefaultParagraphFont"/>
+    <w:link w:val="Heading4"/>
     <w:uiPriority w:val="9"/>
     <w:semiHidden/>
     <w:rsid w:val="00433E28"/>
@@ -27842,10 +27099,10 @@
       <w:color w:val="2F5496" w:themeColor="accent1" w:themeShade="BF"/>
     </w:rPr>
   </w:style>
-  <w:style w:type="character" w:customStyle="1" w:styleId="50">
-    <w:name w:val="سرصفحه 5 نویسه"/>
-    <w:basedOn w:val="a2"/>
-    <w:link w:val="5"/>
+  <w:style w:type="character" w:customStyle="1" w:styleId="Heading5Char">
+    <w:name w:val="Heading 5 Char"/>
+    <w:basedOn w:val="DefaultParagraphFont"/>
+    <w:link w:val="Heading5"/>
     <w:uiPriority w:val="9"/>
     <w:semiHidden/>
     <w:rsid w:val="00433E28"/>
@@ -27854,10 +27111,10 @@
       <w:color w:val="2F5496" w:themeColor="accent1" w:themeShade="BF"/>
     </w:rPr>
   </w:style>
-  <w:style w:type="character" w:customStyle="1" w:styleId="60">
-    <w:name w:val="سرصفحه 6 نویسه"/>
-    <w:basedOn w:val="a2"/>
-    <w:link w:val="6"/>
+  <w:style w:type="character" w:customStyle="1" w:styleId="Heading6Char">
+    <w:name w:val="Heading 6 Char"/>
+    <w:basedOn w:val="DefaultParagraphFont"/>
+    <w:link w:val="Heading6"/>
     <w:uiPriority w:val="9"/>
     <w:semiHidden/>
     <w:rsid w:val="00433E28"/>
@@ -27868,10 +27125,10 @@
       <w:color w:val="595959" w:themeColor="text1" w:themeTint="A6"/>
     </w:rPr>
   </w:style>
-  <w:style w:type="character" w:customStyle="1" w:styleId="70">
-    <w:name w:val="سرصفحه 7 نویسه"/>
-    <w:basedOn w:val="a2"/>
-    <w:link w:val="7"/>
+  <w:style w:type="character" w:customStyle="1" w:styleId="Heading7Char">
+    <w:name w:val="Heading 7 Char"/>
+    <w:basedOn w:val="DefaultParagraphFont"/>
+    <w:link w:val="Heading7"/>
     <w:uiPriority w:val="9"/>
     <w:semiHidden/>
     <w:rsid w:val="00433E28"/>
@@ -27880,10 +27137,10 @@
       <w:color w:val="595959" w:themeColor="text1" w:themeTint="A6"/>
     </w:rPr>
   </w:style>
-  <w:style w:type="character" w:customStyle="1" w:styleId="80">
-    <w:name w:val="سرصفحه 8 نویسه"/>
-    <w:basedOn w:val="a2"/>
-    <w:link w:val="8"/>
+  <w:style w:type="character" w:customStyle="1" w:styleId="Heading8Char">
+    <w:name w:val="Heading 8 Char"/>
+    <w:basedOn w:val="DefaultParagraphFont"/>
+    <w:link w:val="Heading8"/>
     <w:uiPriority w:val="9"/>
     <w:semiHidden/>
     <w:rsid w:val="00433E28"/>
@@ -27894,10 +27151,10 @@
       <w:color w:val="272727" w:themeColor="text1" w:themeTint="D8"/>
     </w:rPr>
   </w:style>
-  <w:style w:type="character" w:customStyle="1" w:styleId="90">
-    <w:name w:val="سرصفحه 9 نویسه"/>
-    <w:basedOn w:val="a2"/>
-    <w:link w:val="9"/>
+  <w:style w:type="character" w:customStyle="1" w:styleId="Heading9Char">
+    <w:name w:val="Heading 9 Char"/>
+    <w:basedOn w:val="DefaultParagraphFont"/>
+    <w:link w:val="Heading9"/>
     <w:uiPriority w:val="9"/>
     <w:semiHidden/>
     <w:rsid w:val="00433E28"/>
@@ -27906,11 +27163,11 @@
       <w:color w:val="272727" w:themeColor="text1" w:themeTint="D8"/>
     </w:rPr>
   </w:style>
-  <w:style w:type="paragraph" w:styleId="a5">
+  <w:style w:type="paragraph" w:styleId="Title">
     <w:name w:val="Title"/>
-    <w:basedOn w:val="a"/>
-    <w:next w:val="a"/>
-    <w:link w:val="a6"/>
+    <w:basedOn w:val="Normal"/>
+    <w:next w:val="Normal"/>
+    <w:link w:val="TitleChar"/>
     <w:uiPriority w:val="10"/>
     <w:qFormat/>
     <w:rsid w:val="00433E28"/>
@@ -27926,10 +27183,10 @@
       <w:szCs w:val="56"/>
     </w:rPr>
   </w:style>
-  <w:style w:type="character" w:customStyle="1" w:styleId="a6">
-    <w:name w:val="عنوان نویسه"/>
-    <w:basedOn w:val="a2"/>
-    <w:link w:val="a5"/>
+  <w:style w:type="character" w:customStyle="1" w:styleId="TitleChar">
+    <w:name w:val="Title Char"/>
+    <w:basedOn w:val="DefaultParagraphFont"/>
+    <w:link w:val="Title"/>
     <w:uiPriority w:val="10"/>
     <w:rsid w:val="00433E28"/>
     <w:rPr>
@@ -27940,11 +27197,11 @@
       <w:szCs w:val="56"/>
     </w:rPr>
   </w:style>
-  <w:style w:type="paragraph" w:styleId="a7">
+  <w:style w:type="paragraph" w:styleId="Subtitle">
     <w:name w:val="Subtitle"/>
-    <w:basedOn w:val="a"/>
-    <w:next w:val="a"/>
-    <w:link w:val="a8"/>
+    <w:basedOn w:val="Normal"/>
+    <w:next w:val="Normal"/>
+    <w:link w:val="SubtitleChar"/>
     <w:uiPriority w:val="11"/>
     <w:qFormat/>
     <w:rsid w:val="00433E28"/>
@@ -27961,10 +27218,10 @@
       <w:szCs w:val="28"/>
     </w:rPr>
   </w:style>
-  <w:style w:type="character" w:customStyle="1" w:styleId="a8">
-    <w:name w:val="زیر نویس نویسه"/>
-    <w:basedOn w:val="a2"/>
-    <w:link w:val="a7"/>
+  <w:style w:type="character" w:customStyle="1" w:styleId="SubtitleChar">
+    <w:name w:val="Subtitle Char"/>
+    <w:basedOn w:val="DefaultParagraphFont"/>
+    <w:link w:val="Subtitle"/>
     <w:uiPriority w:val="11"/>
     <w:rsid w:val="00433E28"/>
     <w:rPr>
@@ -27975,11 +27232,11 @@
       <w:szCs w:val="28"/>
     </w:rPr>
   </w:style>
-  <w:style w:type="paragraph" w:styleId="a9">
+  <w:style w:type="paragraph" w:styleId="Quote">
     <w:name w:val="Quote"/>
-    <w:basedOn w:val="a"/>
-    <w:next w:val="a"/>
-    <w:link w:val="aa"/>
+    <w:basedOn w:val="Normal"/>
+    <w:next w:val="Normal"/>
+    <w:link w:val="QuoteChar"/>
     <w:uiPriority w:val="29"/>
     <w:qFormat/>
     <w:rsid w:val="00433E28"/>
@@ -27993,10 +27250,10 @@
       <w:color w:val="404040" w:themeColor="text1" w:themeTint="BF"/>
     </w:rPr>
   </w:style>
-  <w:style w:type="character" w:customStyle="1" w:styleId="aa">
-    <w:name w:val="نقل قول نویسه"/>
-    <w:basedOn w:val="a2"/>
-    <w:link w:val="a9"/>
+  <w:style w:type="character" w:customStyle="1" w:styleId="QuoteChar">
+    <w:name w:val="Quote Char"/>
+    <w:basedOn w:val="DefaultParagraphFont"/>
+    <w:link w:val="Quote"/>
     <w:uiPriority w:val="29"/>
     <w:rsid w:val="00433E28"/>
     <w:rPr>
@@ -28005,9 +27262,9 @@
       <w:color w:val="404040" w:themeColor="text1" w:themeTint="BF"/>
     </w:rPr>
   </w:style>
-  <w:style w:type="paragraph" w:styleId="ab">
+  <w:style w:type="paragraph" w:styleId="ListParagraph">
     <w:name w:val="List Paragraph"/>
-    <w:basedOn w:val="a"/>
+    <w:basedOn w:val="Normal"/>
     <w:uiPriority w:val="34"/>
     <w:qFormat/>
     <w:rsid w:val="00433E28"/>
@@ -28016,9 +27273,9 @@
       <w:contextualSpacing/>
     </w:pPr>
   </w:style>
-  <w:style w:type="character" w:styleId="ac">
+  <w:style w:type="character" w:styleId="IntenseEmphasis">
     <w:name w:val="Intense Emphasis"/>
-    <w:basedOn w:val="a2"/>
+    <w:basedOn w:val="DefaultParagraphFont"/>
     <w:uiPriority w:val="21"/>
     <w:qFormat/>
     <w:rsid w:val="00433E28"/>
@@ -28028,11 +27285,11 @@
       <w:color w:val="2F5496" w:themeColor="accent1" w:themeShade="BF"/>
     </w:rPr>
   </w:style>
-  <w:style w:type="paragraph" w:styleId="ad">
+  <w:style w:type="paragraph" w:styleId="IntenseQuote">
     <w:name w:val="Intense Quote"/>
-    <w:basedOn w:val="a"/>
-    <w:next w:val="a"/>
-    <w:link w:val="ae"/>
+    <w:basedOn w:val="Normal"/>
+    <w:next w:val="Normal"/>
+    <w:link w:val="IntenseQuoteChar"/>
     <w:uiPriority w:val="30"/>
     <w:qFormat/>
     <w:rsid w:val="00433E28"/>
@@ -28051,10 +27308,10 @@
       <w:color w:val="2F5496" w:themeColor="accent1" w:themeShade="BF"/>
     </w:rPr>
   </w:style>
-  <w:style w:type="character" w:customStyle="1" w:styleId="ae">
-    <w:name w:val="نقل قول قوی نویسه"/>
-    <w:basedOn w:val="a2"/>
-    <w:link w:val="ad"/>
+  <w:style w:type="character" w:customStyle="1" w:styleId="IntenseQuoteChar">
+    <w:name w:val="Intense Quote Char"/>
+    <w:basedOn w:val="DefaultParagraphFont"/>
+    <w:link w:val="IntenseQuote"/>
     <w:uiPriority w:val="30"/>
     <w:rsid w:val="00433E28"/>
     <w:rPr>
@@ -28063,9 +27320,9 @@
       <w:color w:val="2F5496" w:themeColor="accent1" w:themeShade="BF"/>
     </w:rPr>
   </w:style>
-  <w:style w:type="character" w:styleId="af">
+  <w:style w:type="character" w:styleId="IntenseReference">
     <w:name w:val="Intense Reference"/>
-    <w:basedOn w:val="a2"/>
+    <w:basedOn w:val="DefaultParagraphFont"/>
     <w:uiPriority w:val="32"/>
     <w:qFormat/>
     <w:rsid w:val="00433E28"/>
@@ -28077,10 +27334,10 @@
       <w:spacing w:val="5"/>
     </w:rPr>
   </w:style>
-  <w:style w:type="paragraph" w:styleId="af0">
+  <w:style w:type="paragraph" w:styleId="Header">
     <w:name w:val="header"/>
-    <w:basedOn w:val="a"/>
-    <w:link w:val="af1"/>
+    <w:basedOn w:val="Normal"/>
+    <w:link w:val="HeaderChar"/>
     <w:uiPriority w:val="99"/>
     <w:unhideWhenUsed/>
     <w:rsid w:val="00250737"/>
@@ -28092,17 +27349,17 @@
       <w:spacing w:after="0" w:line="240" w:lineRule="auto"/>
     </w:pPr>
   </w:style>
-  <w:style w:type="character" w:customStyle="1" w:styleId="af1">
-    <w:name w:val="سرصفحه نویسه"/>
-    <w:basedOn w:val="a2"/>
-    <w:link w:val="af0"/>
+  <w:style w:type="character" w:customStyle="1" w:styleId="HeaderChar">
+    <w:name w:val="Header Char"/>
+    <w:basedOn w:val="DefaultParagraphFont"/>
+    <w:link w:val="Header"/>
     <w:uiPriority w:val="99"/>
     <w:rsid w:val="00250737"/>
   </w:style>
-  <w:style w:type="paragraph" w:styleId="af2">
+  <w:style w:type="paragraph" w:styleId="Footer">
     <w:name w:val="footer"/>
-    <w:basedOn w:val="a"/>
-    <w:link w:val="af3"/>
+    <w:basedOn w:val="Normal"/>
+    <w:link w:val="FooterChar"/>
     <w:uiPriority w:val="99"/>
     <w:unhideWhenUsed/>
     <w:rsid w:val="00250737"/>
@@ -28114,17 +27371,17 @@
       <w:spacing w:after="0" w:line="240" w:lineRule="auto"/>
     </w:pPr>
   </w:style>
-  <w:style w:type="character" w:customStyle="1" w:styleId="af3">
-    <w:name w:val="پانویس نویسه"/>
-    <w:basedOn w:val="a2"/>
-    <w:link w:val="af2"/>
+  <w:style w:type="character" w:customStyle="1" w:styleId="FooterChar">
+    <w:name w:val="Footer Char"/>
+    <w:basedOn w:val="DefaultParagraphFont"/>
+    <w:link w:val="Footer"/>
     <w:uiPriority w:val="99"/>
     <w:rsid w:val="00250737"/>
   </w:style>
-  <w:style w:type="paragraph" w:styleId="HTML">
+  <w:style w:type="paragraph" w:styleId="HTMLPreformatted">
     <w:name w:val="HTML Preformatted"/>
-    <w:basedOn w:val="a"/>
-    <w:link w:val="HTML0"/>
+    <w:basedOn w:val="Normal"/>
+    <w:link w:val="HTMLPreformattedChar"/>
     <w:uiPriority w:val="99"/>
     <w:semiHidden/>
     <w:unhideWhenUsed/>
@@ -28138,10 +27395,10 @@
       <w:szCs w:val="20"/>
     </w:rPr>
   </w:style>
-  <w:style w:type="character" w:customStyle="1" w:styleId="HTML0">
-    <w:name w:val="از پیش قالب بندی شده HTML نویسه"/>
-    <w:basedOn w:val="a2"/>
-    <w:link w:val="HTML"/>
+  <w:style w:type="character" w:customStyle="1" w:styleId="HTMLPreformattedChar">
+    <w:name w:val="HTML Preformatted Char"/>
+    <w:basedOn w:val="DefaultParagraphFont"/>
+    <w:link w:val="HTMLPreformatted"/>
     <w:uiPriority w:val="99"/>
     <w:semiHidden/>
     <w:rsid w:val="003437A8"/>
@@ -28151,9 +27408,9 @@
       <w:szCs w:val="20"/>
     </w:rPr>
   </w:style>
-  <w:style w:type="character" w:styleId="af4">
+  <w:style w:type="character" w:styleId="PlaceholderText">
     <w:name w:val="Placeholder Text"/>
-    <w:basedOn w:val="a2"/>
+    <w:basedOn w:val="DefaultParagraphFont"/>
     <w:uiPriority w:val="99"/>
     <w:semiHidden/>
     <w:rsid w:val="000245E8"/>

--- a/report.docx
+++ b/report.docx
@@ -15152,7 +15152,7 @@
         </w:rPr>
         <w:lastRenderedPageBreak/>
         <w:drawing>
-          <wp:inline distT="0" distB="0" distL="0" distR="0" wp14:anchorId="7235E10D" wp14:editId="734464B9">
+          <wp:inline distT="0" distB="0" distL="0" distR="0" wp14:anchorId="7235E10D" wp14:editId="6AC98BA6">
             <wp:extent cx="5039360" cy="1990725"/>
             <wp:effectExtent l="0" t="0" r="8890" b="9525"/>
             <wp:docPr id="834388017" name="تصویر 4"/>
@@ -19636,15 +19636,25 @@
           <w:rtl/>
           <w:lang w:bidi="fa-IR"/>
         </w:rPr>
-        <w:t>اگر مقادیر خارج از محدوده باشند</w:t>
-      </w:r>
-      <w:r>
-        <w:rPr>
-          <w:rFonts w:cs="B Nazanin"/>
-          <w:sz w:val="28"/>
-          <w:szCs w:val="28"/>
-        </w:rPr>
-        <w:t xml:space="preserve">) </w:t>
+        <w:t>اگر مقادیر خارج از محدوده باشن</w:t>
+      </w:r>
+      <w:r>
+        <w:rPr>
+          <w:rFonts w:cs="B Nazanin" w:hint="cs"/>
+          <w:sz w:val="28"/>
+          <w:szCs w:val="28"/>
+          <w:rtl/>
+          <w:lang w:bidi="fa-IR"/>
+        </w:rPr>
+        <w:t>د(</w:t>
+      </w:r>
+      <w:r>
+        <w:rPr>
+          <w:rFonts w:cs="B Nazanin"/>
+          <w:sz w:val="28"/>
+          <w:szCs w:val="28"/>
+        </w:rPr>
+        <w:t xml:space="preserve"> </w:t>
       </w:r>
       <w:r>
         <w:rPr>

--- a/report.docx
+++ b/report.docx
@@ -15152,7 +15152,7 @@
         </w:rPr>
         <w:lastRenderedPageBreak/>
         <w:drawing>
-          <wp:inline distT="0" distB="0" distL="0" distR="0" wp14:anchorId="7235E10D" wp14:editId="6AC98BA6">
+          <wp:inline distT="0" distB="0" distL="0" distR="0" wp14:anchorId="7235E10D" wp14:editId="0E44F5C5">
             <wp:extent cx="5039360" cy="1990725"/>
             <wp:effectExtent l="0" t="0" r="8890" b="9525"/>
             <wp:docPr id="834388017" name="تصویر 4"/>
@@ -20916,7 +20916,6 @@
     </w:p>
     <w:p>
       <w:pPr>
-        <w:jc w:val="center"/>
         <w:rPr>
           <w:rFonts w:cs="B Nazanin"/>
           <w:sz w:val="32"/>
@@ -20925,28 +20924,2345 @@
           <w:lang w:bidi="fa-IR"/>
         </w:rPr>
       </w:pPr>
+      <w:r>
+        <w:rPr>
+          <w:rFonts w:cs="B Nazanin" w:hint="cs"/>
+          <w:sz w:val="32"/>
+          <w:szCs w:val="32"/>
+          <w:rtl/>
+          <w:lang w:bidi="fa-IR"/>
+        </w:rPr>
+        <w:t xml:space="preserve">در این مرحله هدف پروژه پیدا کردن بهترین تنظیماتی است که میتوان تغییر داد که شامل </w:t>
+      </w:r>
+      <w:proofErr w:type="spellStart"/>
+      <w:r>
+        <w:rPr>
+          <w:rFonts w:cs="B Nazanin"/>
+          <w:sz w:val="32"/>
+          <w:szCs w:val="32"/>
+          <w:lang w:bidi="fa-IR"/>
+        </w:rPr>
+        <w:t>T_in</w:t>
+      </w:r>
+      <w:proofErr w:type="spellEnd"/>
+      <w:r>
+        <w:rPr>
+          <w:rFonts w:cs="B Nazanin"/>
+          <w:sz w:val="32"/>
+          <w:szCs w:val="32"/>
+          <w:lang w:bidi="fa-IR"/>
+        </w:rPr>
+        <w:t xml:space="preserve"> , </w:t>
+      </w:r>
+      <w:proofErr w:type="spellStart"/>
+      <w:r>
+        <w:rPr>
+          <w:rFonts w:cs="B Nazanin"/>
+          <w:sz w:val="32"/>
+          <w:szCs w:val="32"/>
+          <w:lang w:bidi="fa-IR"/>
+        </w:rPr>
+        <w:t>H_in</w:t>
+      </w:r>
+      <w:proofErr w:type="spellEnd"/>
+      <w:r>
+        <w:rPr>
+          <w:rFonts w:cs="B Nazanin"/>
+          <w:sz w:val="32"/>
+          <w:szCs w:val="32"/>
+          <w:lang w:bidi="fa-IR"/>
+        </w:rPr>
+        <w:t>, L, Co2</w:t>
+      </w:r>
+      <w:r>
+        <w:rPr>
+          <w:rFonts w:cs="B Nazanin" w:hint="cs"/>
+          <w:sz w:val="32"/>
+          <w:szCs w:val="32"/>
+          <w:rtl/>
+          <w:lang w:bidi="fa-IR"/>
+        </w:rPr>
+        <w:t xml:space="preserve"> هست پس این 4 عنصر ژن های کروموزوم ما خواهند بود.</w:t>
+      </w:r>
     </w:p>
     <w:p>
       <w:pPr>
         <w:rPr>
           <w:rFonts w:cs="B Nazanin"/>
-          <w:sz w:val="28"/>
-          <w:szCs w:val="28"/>
-          <w:rtl/>
-        </w:rPr>
-      </w:pPr>
+          <w:sz w:val="32"/>
+          <w:szCs w:val="32"/>
+          <w:rtl/>
+          <w:lang w:bidi="fa-IR"/>
+        </w:rPr>
+      </w:pPr>
+      <w:r>
+        <w:rPr>
+          <w:rFonts w:cs="B Nazanin" w:hint="cs"/>
+          <w:sz w:val="32"/>
+          <w:szCs w:val="32"/>
+          <w:rtl/>
+          <w:lang w:bidi="fa-IR"/>
+        </w:rPr>
+        <w:t>در کد 10 سناریوی مختلف داریم که بر اساس آن ها شرایط مختلفی را ایجاد کرده و بهترین مقادیر کروموزوم در آن شرایط را باید پیدا بکنیم.</w:t>
+      </w:r>
     </w:p>
     <w:p>
       <w:pPr>
         <w:rPr>
           <w:rFonts w:cs="B Nazanin"/>
-          <w:sz w:val="28"/>
-          <w:szCs w:val="28"/>
+          <w:sz w:val="32"/>
+          <w:szCs w:val="32"/>
+          <w:rtl/>
+          <w:lang w:bidi="fa-IR"/>
+        </w:rPr>
+      </w:pPr>
+      <w:r>
+        <w:rPr>
+          <w:rFonts w:cs="B Nazanin" w:hint="cs"/>
+          <w:sz w:val="32"/>
+          <w:szCs w:val="32"/>
+          <w:rtl/>
+          <w:lang w:bidi="fa-IR"/>
+        </w:rPr>
+        <w:t xml:space="preserve">در تابع فیتنس ما باید مقادیر </w:t>
+      </w:r>
+      <w:r>
+        <w:rPr>
+          <w:rFonts w:cs="B Nazanin"/>
+          <w:sz w:val="32"/>
+          <w:szCs w:val="32"/>
+          <w:lang w:bidi="fa-IR"/>
+        </w:rPr>
+        <w:t>f1 , f2</w:t>
+      </w:r>
+      <w:r>
+        <w:rPr>
+          <w:rFonts w:cs="B Nazanin" w:hint="cs"/>
+          <w:sz w:val="32"/>
+          <w:szCs w:val="32"/>
+          <w:rtl/>
+          <w:lang w:bidi="fa-IR"/>
+        </w:rPr>
+        <w:t xml:space="preserve"> را طبق فرمولی که داده شده محاسبه بکنیم و سپس فیتنس با فرمول </w:t>
+      </w:r>
+      <w:r>
+        <w:rPr>
+          <w:rFonts w:cs="B Nazanin"/>
+          <w:sz w:val="32"/>
+          <w:szCs w:val="32"/>
+          <w:lang w:bidi="fa-IR"/>
+        </w:rPr>
+        <w:t>Fitness = 0.4 f1_score + 0.6 f2_score</w:t>
+      </w:r>
+      <w:r>
+        <w:rPr>
+          <w:rFonts w:cs="B Nazanin" w:hint="cs"/>
+          <w:sz w:val="32"/>
+          <w:szCs w:val="32"/>
+          <w:rtl/>
+          <w:lang w:bidi="fa-IR"/>
+        </w:rPr>
+        <w:t xml:space="preserve"> به دست می آید که در آن </w:t>
+      </w:r>
+      <w:r>
+        <w:rPr>
+          <w:rFonts w:cs="B Nazanin"/>
+          <w:sz w:val="32"/>
+          <w:szCs w:val="32"/>
+          <w:lang w:bidi="fa-IR"/>
+        </w:rPr>
+        <w:t>f1_score</w:t>
+      </w:r>
+      <w:r>
+        <w:rPr>
+          <w:rFonts w:cs="B Nazanin" w:hint="cs"/>
+          <w:sz w:val="32"/>
+          <w:szCs w:val="32"/>
+          <w:rtl/>
+          <w:lang w:bidi="fa-IR"/>
+        </w:rPr>
+        <w:t xml:space="preserve"> برابر با </w:t>
+      </w:r>
+      <w:r>
+        <w:rPr>
+          <w:rFonts w:cs="B Nazanin"/>
+          <w:sz w:val="32"/>
+          <w:szCs w:val="32"/>
+          <w:lang w:bidi="fa-IR"/>
+        </w:rPr>
+        <w:t>1 – f1norm</w:t>
+      </w:r>
+      <w:r>
+        <w:rPr>
+          <w:rFonts w:cs="B Nazanin" w:hint="cs"/>
+          <w:sz w:val="32"/>
+          <w:szCs w:val="32"/>
+          <w:rtl/>
+          <w:lang w:bidi="fa-IR"/>
+        </w:rPr>
+        <w:t xml:space="preserve"> است. و سپس جمعیت </w:t>
+      </w:r>
+      <w:r>
+        <w:rPr>
+          <w:rFonts w:cs="B Nazanin" w:hint="cs"/>
+          <w:sz w:val="32"/>
+          <w:szCs w:val="32"/>
+          <w:rtl/>
+          <w:lang w:bidi="fa-IR"/>
+        </w:rPr>
+        <w:lastRenderedPageBreak/>
+        <w:t xml:space="preserve">اولیه به صورت رندوم تولید شد و مقدار فیتنس برایشان محاسبه شد و در مرحله بعدی با استفاده از روش های </w:t>
+      </w:r>
+      <w:r>
+        <w:rPr>
+          <w:rFonts w:cs="B Nazanin"/>
+          <w:sz w:val="32"/>
+          <w:szCs w:val="32"/>
+          <w:lang w:bidi="fa-IR"/>
+        </w:rPr>
+        <w:t>selection</w:t>
+      </w:r>
+      <w:r>
+        <w:rPr>
+          <w:rFonts w:cs="B Nazanin" w:hint="cs"/>
+          <w:sz w:val="32"/>
+          <w:szCs w:val="32"/>
+          <w:rtl/>
+          <w:lang w:bidi="fa-IR"/>
+        </w:rPr>
+        <w:t xml:space="preserve"> که 2 نوع </w:t>
+      </w:r>
+      <w:r>
+        <w:rPr>
+          <w:rFonts w:cs="B Nazanin"/>
+          <w:sz w:val="32"/>
+          <w:szCs w:val="32"/>
+          <w:lang w:bidi="fa-IR"/>
+        </w:rPr>
+        <w:t>roulette</w:t>
+      </w:r>
+      <w:r>
+        <w:rPr>
+          <w:rFonts w:cs="B Nazanin" w:hint="cs"/>
+          <w:sz w:val="32"/>
+          <w:szCs w:val="32"/>
+          <w:rtl/>
+          <w:lang w:bidi="fa-IR"/>
+        </w:rPr>
+        <w:t xml:space="preserve"> و </w:t>
+      </w:r>
+      <w:r>
+        <w:rPr>
+          <w:rFonts w:cs="B Nazanin"/>
+          <w:sz w:val="32"/>
+          <w:szCs w:val="32"/>
+          <w:lang w:bidi="fa-IR"/>
+        </w:rPr>
+        <w:t>tournament</w:t>
+      </w:r>
+      <w:r>
+        <w:rPr>
+          <w:rFonts w:cs="B Nazanin" w:hint="cs"/>
+          <w:sz w:val="32"/>
+          <w:szCs w:val="32"/>
+          <w:rtl/>
+          <w:lang w:bidi="fa-IR"/>
+        </w:rPr>
+        <w:t xml:space="preserve"> آن پیاده سازی شد والدین انتخاب شدند. در مرحله بعدی برای تولید نسل جدید باید از </w:t>
+      </w:r>
+      <w:r>
+        <w:rPr>
+          <w:rFonts w:cs="B Nazanin"/>
+          <w:sz w:val="32"/>
+          <w:szCs w:val="32"/>
+          <w:lang w:bidi="fa-IR"/>
+        </w:rPr>
+        <w:t xml:space="preserve">crossover </w:t>
+      </w:r>
+      <w:r>
+        <w:rPr>
+          <w:rFonts w:cs="B Nazanin" w:hint="cs"/>
+          <w:sz w:val="32"/>
+          <w:szCs w:val="32"/>
+          <w:rtl/>
+          <w:lang w:bidi="fa-IR"/>
+        </w:rPr>
+        <w:t xml:space="preserve"> و سپس از </w:t>
+      </w:r>
+      <w:r>
+        <w:rPr>
+          <w:rFonts w:cs="B Nazanin"/>
+          <w:sz w:val="32"/>
+          <w:szCs w:val="32"/>
+          <w:lang w:bidi="fa-IR"/>
+        </w:rPr>
+        <w:t>mutation</w:t>
+      </w:r>
+      <w:r>
+        <w:rPr>
+          <w:rFonts w:cs="B Nazanin" w:hint="cs"/>
+          <w:sz w:val="32"/>
+          <w:szCs w:val="32"/>
+          <w:rtl/>
+          <w:lang w:bidi="fa-IR"/>
+        </w:rPr>
+        <w:t xml:space="preserve"> استفاده میکردیم.</w:t>
+      </w:r>
+    </w:p>
+    <w:p>
+      <w:pPr>
+        <w:rPr>
+          <w:rFonts w:cs="B Nazanin"/>
+          <w:sz w:val="32"/>
+          <w:szCs w:val="32"/>
+          <w:rtl/>
+          <w:lang w:bidi="fa-IR"/>
+        </w:rPr>
+      </w:pPr>
+      <w:r>
+        <w:rPr>
+          <w:rFonts w:cs="B Nazanin" w:hint="cs"/>
+          <w:sz w:val="32"/>
+          <w:szCs w:val="32"/>
+          <w:rtl/>
+          <w:lang w:bidi="fa-IR"/>
+        </w:rPr>
+        <w:t xml:space="preserve">ما در این مرحله از میوتیشن گوسی استفاده کردیم به دلیل اینکه متغیر هایی مانند دما، </w:t>
+      </w:r>
+      <w:r>
+        <w:rPr>
+          <w:rFonts w:cs="B Nazanin"/>
+          <w:sz w:val="32"/>
+          <w:szCs w:val="32"/>
+          <w:rtl/>
+        </w:rPr>
+        <w:t>رطوبت، نور و</w:t>
+      </w:r>
+      <w:r>
+        <w:rPr>
+          <w:rFonts w:cs="B Nazanin"/>
+          <w:sz w:val="32"/>
+          <w:szCs w:val="32"/>
+          <w:lang w:bidi="fa-IR"/>
+        </w:rPr>
+        <w:t xml:space="preserve"> CO₂ </w:t>
+      </w:r>
+      <w:r>
+        <w:rPr>
+          <w:rFonts w:cs="B Nazanin"/>
+          <w:sz w:val="32"/>
+          <w:szCs w:val="32"/>
+          <w:rtl/>
+        </w:rPr>
+        <w:t>اعداد حقیقی پیوسته هستند. جهش گوسی با افزودن یک مقدار تصادفی از توزیع نرمال، به طور طبیعی در فضای پیوسته حرکت می‌کند و تغییرات کوچک و بزرگ (با احتمال‌های متفاوت) ایجاد می‌کند</w:t>
+      </w:r>
+      <w:r>
+        <w:rPr>
+          <w:rFonts w:cs="B Nazanin" w:hint="cs"/>
+          <w:sz w:val="32"/>
+          <w:szCs w:val="32"/>
+          <w:rtl/>
+          <w:lang w:bidi="fa-IR"/>
+        </w:rPr>
+        <w:t xml:space="preserve">. همچنین </w:t>
+      </w:r>
+      <w:r>
+        <w:rPr>
+          <w:rFonts w:cs="B Nazanin"/>
+          <w:sz w:val="32"/>
+          <w:szCs w:val="32"/>
+          <w:rtl/>
+        </w:rPr>
+        <w:t xml:space="preserve">جهش گوسی با انحراف معیار کوچک (مثلاً </w:t>
+      </w:r>
+      <w:r>
+        <w:rPr>
+          <w:rFonts w:cs="B Nazanin"/>
+          <w:sz w:val="32"/>
+          <w:szCs w:val="32"/>
+          <w:rtl/>
+          <w:lang w:bidi="fa-IR"/>
+        </w:rPr>
+        <w:t>۵</w:t>
+      </w:r>
+      <w:r>
+        <w:rPr>
+          <w:rFonts w:ascii="Times New Roman" w:hAnsi="Times New Roman" w:cs="Times New Roman" w:hint="cs"/>
+          <w:sz w:val="32"/>
+          <w:szCs w:val="32"/>
+          <w:rtl/>
+          <w:lang w:bidi="fa-IR"/>
+        </w:rPr>
+        <w:t>٪</w:t>
+      </w:r>
+      <w:r>
+        <w:rPr>
+          <w:rFonts w:cs="B Nazanin"/>
+          <w:sz w:val="32"/>
+          <w:szCs w:val="32"/>
+          <w:rtl/>
+        </w:rPr>
+        <w:t xml:space="preserve"> دامنه) امکان جستجوی دقیق در همسایگی یک جواب خوب را فراهم می‌کند (رفع بهینه محلی). وارونگی قادر به ایجاد تغییرات کوچک و هدفمند نیست</w:t>
+      </w:r>
+      <w:r>
+        <w:rPr>
+          <w:rFonts w:cs="B Nazanin" w:hint="cs"/>
+          <w:sz w:val="32"/>
+          <w:szCs w:val="32"/>
+          <w:rtl/>
+          <w:lang w:bidi="fa-IR"/>
+        </w:rPr>
+        <w:t xml:space="preserve">. </w:t>
+      </w:r>
+      <w:r>
+        <w:rPr>
+          <w:rFonts w:cs="B Nazanin" w:hint="cs"/>
+          <w:sz w:val="32"/>
+          <w:szCs w:val="32"/>
+          <w:rtl/>
+          <w:lang w:bidi="fa-IR"/>
+        </w:rPr>
+        <w:t>و اینکه با استفاده از جهش گوسی به راحتی میتوانیم با کلیپ کردن مقادیر را در بازه مجاز قرار دهیم.</w:t>
+      </w:r>
+    </w:p>
+    <w:p>
+      <w:pPr>
+        <w:rPr>
+          <w:rFonts w:cs="B Nazanin"/>
+          <w:sz w:val="32"/>
+          <w:szCs w:val="32"/>
+          <w:rtl/>
+          <w:lang w:bidi="fa-IR"/>
+        </w:rPr>
+      </w:pPr>
+    </w:p>
+    <w:p>
+      <w:pPr>
+        <w:rPr>
+          <w:rFonts w:cs="B Nazanin"/>
+          <w:b/>
+          <w:bCs/>
+          <w:sz w:val="32"/>
+          <w:szCs w:val="32"/>
+          <w:rtl/>
+          <w:lang w:bidi="fa-IR"/>
+        </w:rPr>
+      </w:pPr>
+      <w:r>
+        <w:rPr>
+          <w:rFonts w:cs="B Nazanin" w:hint="cs"/>
+          <w:b/>
+          <w:bCs/>
+          <w:sz w:val="32"/>
+          <w:szCs w:val="32"/>
+          <w:rtl/>
+          <w:lang w:bidi="fa-IR"/>
+        </w:rPr>
+        <w:t>تحلیل نمودار ها خروجی:</w:t>
+      </w:r>
+    </w:p>
+    <w:p>
+      <w:pPr>
+        <w:rPr>
+          <w:rFonts w:cs="B Nazanin"/>
+          <w:sz w:val="32"/>
+          <w:szCs w:val="32"/>
+          <w:rtl/>
+          <w:lang w:bidi="fa-IR"/>
+        </w:rPr>
+      </w:pPr>
+      <w:r>
+        <w:rPr>
+          <w:rFonts w:cs="B Nazanin" w:hint="cs"/>
+          <w:sz w:val="32"/>
+          <w:szCs w:val="32"/>
+          <w:rtl/>
+          <w:lang w:bidi="fa-IR"/>
+        </w:rPr>
+        <w:t>سناریوی اول:</w:t>
+      </w:r>
+    </w:p>
+    <w:p>
+      <w:pPr>
+        <w:jc w:val="center"/>
+        <w:rPr>
+          <w:rFonts w:cs="B Nazanin"/>
+          <w:sz w:val="32"/>
+          <w:szCs w:val="32"/>
+          <w:rtl/>
+          <w:lang w:bidi="fa-IR"/>
+        </w:rPr>
+      </w:pPr>
+      <w:r>
+        <w:rPr>
+          <w:rFonts w:cs="B Nazanin"/>
+          <w:noProof/>
+          <w:sz w:val="32"/>
+          <w:szCs w:val="32"/>
+          <w:rtl/>
+          <w:lang w:val="fa-IR" w:bidi="fa-IR"/>
+        </w:rPr>
+        <w:lastRenderedPageBreak/>
+        <w:drawing>
+          <wp:inline distT="0" distB="0" distL="0" distR="0" wp14:anchorId="5C1C6EF6" wp14:editId="5C800E34">
+            <wp:extent cx="5039360" cy="3629660"/>
+            <wp:effectExtent l="0" t="0" r="8890" b="8890"/>
+            <wp:docPr id="718111987" name="Picture 1"/>
+            <wp:cNvGraphicFramePr>
+              <a:graphicFrameLocks xmlns:a="http://schemas.openxmlformats.org/drawingml/2006/main" noChangeAspect="1"/>
+            </wp:cNvGraphicFramePr>
+            <a:graphic xmlns:a="http://schemas.openxmlformats.org/drawingml/2006/main">
+              <a:graphicData uri="http://schemas.openxmlformats.org/drawingml/2006/picture">
+                <pic:pic xmlns:pic="http://schemas.openxmlformats.org/drawingml/2006/picture">
+                  <pic:nvPicPr>
+                    <pic:cNvPr id="718111987" name="Picture 718111987"/>
+                    <pic:cNvPicPr/>
+                  </pic:nvPicPr>
+                  <pic:blipFill>
+                    <a:blip r:embed="rId28">
+                      <a:extLst>
+                        <a:ext uri="{28A0092B-C50C-407E-A947-70E740481C1C}">
+                          <a14:useLocalDpi xmlns:a14="http://schemas.microsoft.com/office/drawing/2010/main" val="0"/>
+                        </a:ext>
+                      </a:extLst>
+                    </a:blip>
+                    <a:stretch>
+                      <a:fillRect/>
+                    </a:stretch>
+                  </pic:blipFill>
+                  <pic:spPr>
+                    <a:xfrm>
+                      <a:off x="0" y="0"/>
+                      <a:ext cx="5039360" cy="3629660"/>
+                    </a:xfrm>
+                    <a:prstGeom prst="rect">
+                      <a:avLst/>
+                    </a:prstGeom>
+                  </pic:spPr>
+                </pic:pic>
+              </a:graphicData>
+            </a:graphic>
+          </wp:inline>
+        </w:drawing>
+      </w:r>
+    </w:p>
+    <w:p>
+      <w:pPr>
+        <w:rPr>
+          <w:rFonts w:cs="B Nazanin"/>
+          <w:sz w:val="32"/>
+          <w:szCs w:val="32"/>
+          <w:rtl/>
+          <w:lang w:bidi="fa-IR"/>
+        </w:rPr>
+      </w:pPr>
+      <w:r>
+        <w:rPr>
+          <w:rFonts w:cs="B Nazanin" w:hint="cs"/>
+          <w:sz w:val="32"/>
+          <w:szCs w:val="32"/>
+          <w:rtl/>
+          <w:lang w:bidi="fa-IR"/>
+        </w:rPr>
+        <w:t xml:space="preserve">نمودار بالا برای حالت ظهر تابستانی آفتابی و شلوغ طراحی شده است. در اینجا هر چهار نمودار در نسل های ابتدایی افت شدیدی داریم یعنی الگوریتم بلافاصله الگوهای بهتری پیدا میکند. </w:t>
+      </w:r>
+      <w:r>
+        <w:rPr>
+          <w:rFonts w:cs="B Nazanin" w:hint="cs"/>
+          <w:sz w:val="32"/>
+          <w:szCs w:val="32"/>
+          <w:rtl/>
+          <w:lang w:bidi="fa-IR"/>
+        </w:rPr>
+        <w:t>هزینه اولیه به این دلیل بالا است که اختلاف دما با داخل بسیار زیاد است و گرمای ورودی بزرگ است رطوبت پایین است.</w:t>
+      </w:r>
+    </w:p>
+    <w:p>
+      <w:pPr>
+        <w:rPr>
+          <w:rFonts w:cs="B Nazanin"/>
+          <w:sz w:val="32"/>
+          <w:szCs w:val="32"/>
+          <w:rtl/>
+          <w:lang w:bidi="fa-IR"/>
+        </w:rPr>
+      </w:pPr>
+      <w:r>
+        <w:rPr>
+          <w:rFonts w:cs="B Nazanin" w:hint="cs"/>
+          <w:sz w:val="32"/>
+          <w:szCs w:val="32"/>
+          <w:rtl/>
+          <w:lang w:bidi="fa-IR"/>
+        </w:rPr>
+        <w:t xml:space="preserve">در روش اول نرخ جهش بالا کمک کرده است که نقاط جدید کشف شود و همینطور بهبود ناگهانی پیدا کند. در روش دوم همگرایی سریع تر رخ داده اما قابلیت جست و جو و پیدا کردن مکان های بهتر را کمتر دارد. در روش سوم چون از انتخاب </w:t>
+      </w:r>
+      <w:r>
+        <w:rPr>
+          <w:rFonts w:cs="B Nazanin"/>
+          <w:sz w:val="32"/>
+          <w:szCs w:val="32"/>
+          <w:lang w:bidi="fa-IR"/>
+        </w:rPr>
+        <w:t>roulette</w:t>
+      </w:r>
+      <w:r>
+        <w:rPr>
+          <w:rFonts w:cs="B Nazanin" w:hint="cs"/>
+          <w:sz w:val="32"/>
+          <w:szCs w:val="32"/>
+          <w:rtl/>
+          <w:lang w:bidi="fa-IR"/>
+        </w:rPr>
+        <w:t xml:space="preserve"> استفاده کردیم افراد ضعیف بیشتر شانس بقا دارند و تکامل کند است. روش چهارم به روش سوم شبیه است و همچنان ضعیف تر از دو حالت اول است.</w:t>
+      </w:r>
+    </w:p>
+    <w:p>
+      <w:pPr>
+        <w:rPr>
+          <w:rFonts w:cs="B Nazanin"/>
+          <w:sz w:val="32"/>
+          <w:szCs w:val="32"/>
+          <w:rtl/>
+          <w:lang w:bidi="fa-IR"/>
+        </w:rPr>
+      </w:pPr>
+    </w:p>
+    <w:p>
+      <w:pPr>
+        <w:rPr>
+          <w:rFonts w:cs="B Nazanin"/>
+          <w:sz w:val="32"/>
+          <w:szCs w:val="32"/>
+          <w:rtl/>
+          <w:lang w:bidi="fa-IR"/>
+        </w:rPr>
+      </w:pPr>
+      <w:r>
+        <w:rPr>
+          <w:rFonts w:cs="B Nazanin" w:hint="cs"/>
+          <w:sz w:val="32"/>
+          <w:szCs w:val="32"/>
+          <w:rtl/>
+          <w:lang w:bidi="fa-IR"/>
+        </w:rPr>
+        <w:t>سناریو</w:t>
+      </w:r>
+      <w:r>
+        <w:rPr>
+          <w:rFonts w:cs="B Nazanin" w:hint="cs"/>
+          <w:sz w:val="32"/>
+          <w:szCs w:val="32"/>
+          <w:rtl/>
+          <w:lang w:bidi="fa-IR"/>
+        </w:rPr>
+        <w:t>ی دوم:</w:t>
+      </w:r>
+    </w:p>
+    <w:p>
+      <w:pPr>
+        <w:rPr>
+          <w:rFonts w:cs="B Nazanin"/>
+          <w:sz w:val="32"/>
+          <w:szCs w:val="32"/>
+          <w:rtl/>
+          <w:lang w:bidi="fa-IR"/>
+        </w:rPr>
+      </w:pPr>
+      <w:r>
+        <w:rPr>
+          <w:rFonts w:cs="B Nazanin"/>
+          <w:sz w:val="32"/>
+          <w:szCs w:val="32"/>
+          <w:rtl/>
+          <w:lang w:bidi="fa-IR"/>
+        </w:rPr>
+        <w:lastRenderedPageBreak/>
+        <w:drawing>
+          <wp:inline distT="0" distB="0" distL="0" distR="0" wp14:anchorId="1936E1FC" wp14:editId="75F1A440">
+            <wp:extent cx="5039360" cy="3597910"/>
+            <wp:effectExtent l="0" t="0" r="8890" b="2540"/>
+            <wp:docPr id="223906645" name="Picture 1"/>
+            <wp:cNvGraphicFramePr>
+              <a:graphicFrameLocks xmlns:a="http://schemas.openxmlformats.org/drawingml/2006/main" noChangeAspect="1"/>
+            </wp:cNvGraphicFramePr>
+            <a:graphic xmlns:a="http://schemas.openxmlformats.org/drawingml/2006/main">
+              <a:graphicData uri="http://schemas.openxmlformats.org/drawingml/2006/picture">
+                <pic:pic xmlns:pic="http://schemas.openxmlformats.org/drawingml/2006/picture">
+                  <pic:nvPicPr>
+                    <pic:cNvPr id="223906645" name=""/>
+                    <pic:cNvPicPr/>
+                  </pic:nvPicPr>
+                  <pic:blipFill>
+                    <a:blip r:embed="rId29"/>
+                    <a:stretch>
+                      <a:fillRect/>
+                    </a:stretch>
+                  </pic:blipFill>
+                  <pic:spPr>
+                    <a:xfrm>
+                      <a:off x="0" y="0"/>
+                      <a:ext cx="5039360" cy="3597910"/>
+                    </a:xfrm>
+                    <a:prstGeom prst="rect">
+                      <a:avLst/>
+                    </a:prstGeom>
+                  </pic:spPr>
+                </pic:pic>
+              </a:graphicData>
+            </a:graphic>
+          </wp:inline>
+        </w:drawing>
+      </w:r>
+    </w:p>
+    <w:p>
+      <w:pPr>
+        <w:rPr>
+          <w:rFonts w:cs="B Nazanin"/>
+          <w:sz w:val="32"/>
+          <w:szCs w:val="32"/>
+          <w:rtl/>
+          <w:lang w:bidi="fa-IR"/>
+        </w:rPr>
+      </w:pPr>
+      <w:r>
+        <w:rPr>
+          <w:rFonts w:cs="B Nazanin" w:hint="cs"/>
+          <w:sz w:val="32"/>
+          <w:szCs w:val="32"/>
+          <w:rtl/>
+          <w:lang w:bidi="fa-IR"/>
+        </w:rPr>
+        <w:t xml:space="preserve">این سناریو شباهت زیادی به سناریوی قبلی دارد. </w:t>
+      </w:r>
+      <w:r>
+        <w:rPr>
+          <w:rFonts w:cs="B Nazanin" w:hint="cs"/>
+          <w:sz w:val="32"/>
+          <w:szCs w:val="32"/>
+          <w:rtl/>
+          <w:lang w:bidi="fa-IR"/>
+        </w:rPr>
+        <w:t xml:space="preserve">اینجا دمای خارجی بالاست و رطوبت کمتر از حالت قبل است و نور خورشید بسیار بالا ولی تعداد گیاهان کمتر است که باعث میشود مقدار هزینه اولیه کمتر از حالت قبل باشد. در اینجا در روش اول کاهش سریع داریم و جهش های ناگهانی هم نداریم. این نشان دهنده این است که این سناریو منحنی تر و کم قله تر از سناریوی قبل است. در روش دوم سریع ترین همگرایی را داریم و همینطور کاملا پایدار و بدون نوسان است. در روش سوم نوسانات زیاده و همگرایی کند است و در مینیمم های سطحی گیر میکند ولی در روش آخر خروجی بهتر است زیرا نرخ جهش کم است و </w:t>
+      </w:r>
+      <w:r>
+        <w:rPr>
+          <w:rFonts w:cs="B Nazanin" w:hint="cs"/>
+          <w:sz w:val="32"/>
+          <w:szCs w:val="32"/>
+          <w:rtl/>
+          <w:lang w:bidi="fa-IR"/>
+        </w:rPr>
+        <w:t>از یونیفرم استفاده شده که ساده تر است.</w:t>
+      </w:r>
+      <w:r>
+        <w:rPr>
+          <w:rFonts w:cs="B Nazanin" w:hint="cs"/>
+          <w:sz w:val="32"/>
+          <w:szCs w:val="32"/>
+          <w:rtl/>
+          <w:lang w:bidi="fa-IR"/>
+        </w:rPr>
+        <w:t xml:space="preserve"> و در نهایت این سناریو نسبت به سناریوی قبلی هزینه نهایی بهتری دارد و نقاط بهینه محلی کمتری دارد و همینطور مانند قبل </w:t>
+      </w:r>
+      <w:r>
+        <w:rPr>
+          <w:rFonts w:cs="B Nazanin"/>
+          <w:sz w:val="32"/>
+          <w:szCs w:val="32"/>
+          <w:lang w:bidi="fa-IR"/>
+        </w:rPr>
+        <w:t>tournament selection</w:t>
+      </w:r>
+      <w:r>
+        <w:rPr>
+          <w:rFonts w:cs="B Nazanin" w:hint="cs"/>
+          <w:sz w:val="32"/>
+          <w:szCs w:val="32"/>
+          <w:rtl/>
+          <w:lang w:bidi="fa-IR"/>
+        </w:rPr>
+        <w:t xml:space="preserve"> باز هم بهتر عمل میکند.</w:t>
+      </w:r>
+    </w:p>
+    <w:p>
+      <w:pPr>
+        <w:rPr>
+          <w:rFonts w:cs="B Nazanin"/>
+          <w:sz w:val="32"/>
+          <w:szCs w:val="32"/>
+          <w:rtl/>
+          <w:lang w:bidi="fa-IR"/>
+        </w:rPr>
+      </w:pPr>
+      <w:r>
+        <w:rPr>
+          <w:rFonts w:cs="B Nazanin" w:hint="cs"/>
+          <w:sz w:val="32"/>
+          <w:szCs w:val="32"/>
+          <w:rtl/>
+          <w:lang w:bidi="fa-IR"/>
+        </w:rPr>
+        <w:t>سناریوی سوم:</w:t>
+      </w:r>
+    </w:p>
+    <w:p>
+      <w:pPr>
+        <w:rPr>
+          <w:rFonts w:cs="B Nazanin"/>
+          <w:sz w:val="32"/>
+          <w:szCs w:val="32"/>
+          <w:rtl/>
+          <w:lang w:bidi="fa-IR"/>
+        </w:rPr>
+      </w:pPr>
+      <w:r>
+        <w:rPr>
+          <w:rFonts w:cs="B Nazanin"/>
+          <w:sz w:val="32"/>
+          <w:szCs w:val="32"/>
+          <w:rtl/>
+          <w:lang w:bidi="fa-IR"/>
+        </w:rPr>
+        <w:lastRenderedPageBreak/>
+        <w:drawing>
+          <wp:inline distT="0" distB="0" distL="0" distR="0" wp14:anchorId="5C1CBECB" wp14:editId="310800AF">
+            <wp:extent cx="5039360" cy="3595370"/>
+            <wp:effectExtent l="0" t="0" r="8890" b="5080"/>
+            <wp:docPr id="39911627" name="Picture 1"/>
+            <wp:cNvGraphicFramePr>
+              <a:graphicFrameLocks xmlns:a="http://schemas.openxmlformats.org/drawingml/2006/main" noChangeAspect="1"/>
+            </wp:cNvGraphicFramePr>
+            <a:graphic xmlns:a="http://schemas.openxmlformats.org/drawingml/2006/main">
+              <a:graphicData uri="http://schemas.openxmlformats.org/drawingml/2006/picture">
+                <pic:pic xmlns:pic="http://schemas.openxmlformats.org/drawingml/2006/picture">
+                  <pic:nvPicPr>
+                    <pic:cNvPr id="39911627" name=""/>
+                    <pic:cNvPicPr/>
+                  </pic:nvPicPr>
+                  <pic:blipFill>
+                    <a:blip r:embed="rId30"/>
+                    <a:stretch>
+                      <a:fillRect/>
+                    </a:stretch>
+                  </pic:blipFill>
+                  <pic:spPr>
+                    <a:xfrm>
+                      <a:off x="0" y="0"/>
+                      <a:ext cx="5039360" cy="3595370"/>
+                    </a:xfrm>
+                    <a:prstGeom prst="rect">
+                      <a:avLst/>
+                    </a:prstGeom>
+                  </pic:spPr>
+                </pic:pic>
+              </a:graphicData>
+            </a:graphic>
+          </wp:inline>
+        </w:drawing>
+      </w:r>
+    </w:p>
+    <w:p>
+      <w:pPr>
+        <w:rPr>
+          <w:rFonts w:cs="B Nazanin"/>
+          <w:sz w:val="32"/>
+          <w:szCs w:val="32"/>
+          <w:rtl/>
+          <w:lang w:bidi="fa-IR"/>
+        </w:rPr>
+      </w:pPr>
+      <w:r>
+        <w:rPr>
+          <w:rFonts w:cs="B Nazanin" w:hint="cs"/>
+          <w:sz w:val="32"/>
+          <w:szCs w:val="32"/>
+          <w:rtl/>
+          <w:lang w:bidi="fa-IR"/>
+        </w:rPr>
+        <w:t xml:space="preserve">در این سناریو به دلیل ازدحام افراد </w:t>
+      </w:r>
+      <w:r>
+        <w:rPr>
+          <w:rFonts w:cs="B Nazanin" w:hint="cs"/>
+          <w:sz w:val="32"/>
+          <w:szCs w:val="32"/>
+          <w:rtl/>
+          <w:lang w:bidi="fa-IR"/>
+        </w:rPr>
+        <w:t>هزینه بالا رفته است ولی بقیه ویژگی ها تقریبا در حالت نرمال هستند. و در این سناریو هم دومین حالت بهترین حالت است.و نرخ جهش پایین کمک کرده که مسیر صاف بشود.</w:t>
+      </w:r>
+      <w:r>
+        <w:rPr>
+          <w:rFonts w:cs="B Nazanin" w:hint="cs"/>
+          <w:sz w:val="32"/>
+          <w:szCs w:val="32"/>
+          <w:rtl/>
+          <w:lang w:bidi="fa-IR"/>
+        </w:rPr>
+        <w:t xml:space="preserve"> و روش سوم بدترین حالت است.</w:t>
+      </w:r>
+    </w:p>
+    <w:p>
+      <w:pPr>
+        <w:rPr>
+          <w:rFonts w:cs="B Nazanin"/>
+          <w:sz w:val="32"/>
+          <w:szCs w:val="32"/>
+          <w:rtl/>
+          <w:lang w:bidi="fa-IR"/>
+        </w:rPr>
+      </w:pPr>
+      <w:r>
+        <w:rPr>
+          <w:rFonts w:cs="B Nazanin" w:hint="cs"/>
+          <w:sz w:val="32"/>
+          <w:szCs w:val="32"/>
+          <w:rtl/>
+          <w:lang w:bidi="fa-IR"/>
+        </w:rPr>
+        <w:t>سناریوی چهارم:</w:t>
+      </w:r>
+    </w:p>
+    <w:p>
+      <w:pPr>
+        <w:rPr>
+          <w:rFonts w:cs="B Nazanin" w:hint="cs"/>
+          <w:sz w:val="32"/>
+          <w:szCs w:val="32"/>
+          <w:rtl/>
+          <w:lang w:bidi="fa-IR"/>
+        </w:rPr>
+      </w:pPr>
+      <w:r>
+        <w:rPr>
+          <w:rFonts w:cs="B Nazanin"/>
+          <w:sz w:val="32"/>
+          <w:szCs w:val="32"/>
+          <w:rtl/>
+          <w:lang w:bidi="fa-IR"/>
+        </w:rPr>
+        <w:lastRenderedPageBreak/>
+        <w:drawing>
+          <wp:inline distT="0" distB="0" distL="0" distR="0" wp14:anchorId="0D5AC8F4" wp14:editId="17E5117E">
+            <wp:extent cx="5039360" cy="3613785"/>
+            <wp:effectExtent l="0" t="0" r="8890" b="5715"/>
+            <wp:docPr id="1712675074" name="Picture 1"/>
+            <wp:cNvGraphicFramePr>
+              <a:graphicFrameLocks xmlns:a="http://schemas.openxmlformats.org/drawingml/2006/main" noChangeAspect="1"/>
+            </wp:cNvGraphicFramePr>
+            <a:graphic xmlns:a="http://schemas.openxmlformats.org/drawingml/2006/main">
+              <a:graphicData uri="http://schemas.openxmlformats.org/drawingml/2006/picture">
+                <pic:pic xmlns:pic="http://schemas.openxmlformats.org/drawingml/2006/picture">
+                  <pic:nvPicPr>
+                    <pic:cNvPr id="1712675074" name=""/>
+                    <pic:cNvPicPr/>
+                  </pic:nvPicPr>
+                  <pic:blipFill>
+                    <a:blip r:embed="rId31"/>
+                    <a:stretch>
+                      <a:fillRect/>
+                    </a:stretch>
+                  </pic:blipFill>
+                  <pic:spPr>
+                    <a:xfrm>
+                      <a:off x="0" y="0"/>
+                      <a:ext cx="5039360" cy="3613785"/>
+                    </a:xfrm>
+                    <a:prstGeom prst="rect">
+                      <a:avLst/>
+                    </a:prstGeom>
+                  </pic:spPr>
+                </pic:pic>
+              </a:graphicData>
+            </a:graphic>
+          </wp:inline>
+        </w:drawing>
+      </w:r>
+    </w:p>
+    <w:p>
+      <w:pPr>
+        <w:rPr>
+          <w:rFonts w:cs="B Nazanin"/>
+          <w:sz w:val="28"/>
+          <w:szCs w:val="28"/>
+          <w:rtl/>
+        </w:rPr>
+      </w:pPr>
+      <w:r>
+        <w:rPr>
+          <w:rFonts w:cs="B Nazanin" w:hint="cs"/>
+          <w:sz w:val="28"/>
+          <w:szCs w:val="28"/>
+          <w:rtl/>
+        </w:rPr>
+        <w:t>در این سناریو انتظار میرود که مصرف انرژی کاهش پیدا کند. و در این سناریو همه روش ها تقریبا شبیه به هم هستند زیرا قله های محلی کم هستند که به دلیل ساده تر بودن شرایط محیطی هستند</w:t>
+      </w:r>
+      <w:r>
+        <w:rPr>
+          <w:rFonts w:cs="B Nazanin" w:hint="cs"/>
+          <w:sz w:val="28"/>
+          <w:szCs w:val="28"/>
+          <w:rtl/>
+        </w:rPr>
+        <w:t>.</w:t>
+      </w:r>
+    </w:p>
+    <w:p>
+      <w:pPr>
+        <w:rPr>
+          <w:rFonts w:cs="B Nazanin"/>
+          <w:sz w:val="28"/>
+          <w:szCs w:val="28"/>
+          <w:rtl/>
+        </w:rPr>
+      </w:pPr>
+      <w:r>
+        <w:rPr>
+          <w:rFonts w:cs="B Nazanin" w:hint="cs"/>
+          <w:sz w:val="28"/>
+          <w:szCs w:val="28"/>
+          <w:rtl/>
+        </w:rPr>
+        <w:t>سناریوی پنجم:</w:t>
+      </w:r>
+    </w:p>
+    <w:p>
+      <w:pPr>
+        <w:rPr>
+          <w:rFonts w:cs="B Nazanin"/>
+          <w:sz w:val="28"/>
+          <w:szCs w:val="28"/>
+          <w:rtl/>
+        </w:rPr>
+      </w:pPr>
+      <w:r>
+        <w:rPr>
+          <w:rFonts w:cs="B Nazanin"/>
+          <w:sz w:val="28"/>
+          <w:szCs w:val="28"/>
+          <w:rtl/>
+        </w:rPr>
+        <w:lastRenderedPageBreak/>
+        <w:drawing>
+          <wp:inline distT="0" distB="0" distL="0" distR="0" wp14:anchorId="2AF164A3" wp14:editId="3E4A520A">
+            <wp:extent cx="5039360" cy="3678555"/>
+            <wp:effectExtent l="0" t="0" r="8890" b="0"/>
+            <wp:docPr id="1308639866" name="Picture 1"/>
+            <wp:cNvGraphicFramePr>
+              <a:graphicFrameLocks xmlns:a="http://schemas.openxmlformats.org/drawingml/2006/main" noChangeAspect="1"/>
+            </wp:cNvGraphicFramePr>
+            <a:graphic xmlns:a="http://schemas.openxmlformats.org/drawingml/2006/main">
+              <a:graphicData uri="http://schemas.openxmlformats.org/drawingml/2006/picture">
+                <pic:pic xmlns:pic="http://schemas.openxmlformats.org/drawingml/2006/picture">
+                  <pic:nvPicPr>
+                    <pic:cNvPr id="1308639866" name=""/>
+                    <pic:cNvPicPr/>
+                  </pic:nvPicPr>
+                  <pic:blipFill>
+                    <a:blip r:embed="rId32"/>
+                    <a:stretch>
+                      <a:fillRect/>
+                    </a:stretch>
+                  </pic:blipFill>
+                  <pic:spPr>
+                    <a:xfrm>
+                      <a:off x="0" y="0"/>
+                      <a:ext cx="5039360" cy="3678555"/>
+                    </a:xfrm>
+                    <a:prstGeom prst="rect">
+                      <a:avLst/>
+                    </a:prstGeom>
+                  </pic:spPr>
+                </pic:pic>
+              </a:graphicData>
+            </a:graphic>
+          </wp:inline>
+        </w:drawing>
+      </w:r>
+    </w:p>
+    <w:p>
+      <w:pPr>
+        <w:rPr>
+          <w:rFonts w:cs="B Nazanin"/>
+          <w:sz w:val="28"/>
+          <w:szCs w:val="28"/>
+          <w:rtl/>
+        </w:rPr>
+      </w:pPr>
+      <w:r>
+        <w:rPr>
+          <w:rFonts w:cs="B Nazanin" w:hint="cs"/>
+          <w:sz w:val="28"/>
+          <w:szCs w:val="28"/>
+          <w:rtl/>
+        </w:rPr>
+        <w:t xml:space="preserve">اینجا الگوریتم سریع بهینه شده ولی جواب مناسب نیست به دلیل اینکه ما قله های زیادی نداریم ولی حالت بهینه حالت خوبی نیست. که این به این دلیل است که </w:t>
+      </w:r>
+      <w:r>
+        <w:rPr>
+          <w:rFonts w:cs="B Nazanin"/>
+          <w:sz w:val="28"/>
+          <w:szCs w:val="28"/>
+          <w:rtl/>
+        </w:rPr>
+        <w:t>سرعت باد بسیار بالا، رطوبت زیاد و تراکم متوسط افراد موجب افزایش مصرف انرژی تهویه و پنالتی‌های کنترل رطوبت شده‌اند. از طرف دیگر، به دلیل نبود بار حرارتی شدید، الگوریتم ژنتیک امکان کاهش چشمگیر مصرف انرژی و افزایش چشمگیر</w:t>
+      </w:r>
+      <w:r>
+        <w:rPr>
+          <w:rFonts w:cs="B Nazanin"/>
+          <w:sz w:val="28"/>
+          <w:szCs w:val="28"/>
+        </w:rPr>
+        <w:t xml:space="preserve"> fitness </w:t>
+      </w:r>
+      <w:r>
+        <w:rPr>
+          <w:rFonts w:cs="B Nazanin"/>
+          <w:sz w:val="28"/>
+          <w:szCs w:val="28"/>
+          <w:rtl/>
+        </w:rPr>
+        <w:t>را نداشته است</w:t>
+      </w:r>
+      <w:r>
+        <w:rPr>
+          <w:rFonts w:cs="B Nazanin" w:hint="cs"/>
+          <w:sz w:val="28"/>
+          <w:szCs w:val="28"/>
+          <w:rtl/>
+        </w:rPr>
+        <w:t>.</w:t>
+      </w:r>
+    </w:p>
+    <w:p>
+      <w:pPr>
+        <w:rPr>
+          <w:rFonts w:cs="B Nazanin"/>
+          <w:sz w:val="28"/>
+          <w:szCs w:val="28"/>
+          <w:rtl/>
+        </w:rPr>
+      </w:pPr>
+      <w:r>
+        <w:rPr>
+          <w:rFonts w:cs="B Nazanin" w:hint="cs"/>
+          <w:sz w:val="28"/>
+          <w:szCs w:val="28"/>
+          <w:rtl/>
+        </w:rPr>
+        <w:t>سناریوی 6:</w:t>
+      </w:r>
+    </w:p>
+    <w:p>
+      <w:pPr>
+        <w:rPr>
+          <w:rFonts w:cs="B Nazanin"/>
+          <w:sz w:val="28"/>
+          <w:szCs w:val="28"/>
+          <w:rtl/>
+        </w:rPr>
+      </w:pPr>
+      <w:r>
+        <w:rPr>
+          <w:noProof/>
+        </w:rPr>
+        <w:lastRenderedPageBreak/>
+        <w:drawing>
+          <wp:inline distT="0" distB="0" distL="0" distR="0" wp14:anchorId="29390C94" wp14:editId="06930D4B">
+            <wp:extent cx="5039360" cy="3563620"/>
+            <wp:effectExtent l="0" t="0" r="8890" b="0"/>
+            <wp:docPr id="1751513264" name="Picture 1"/>
+            <wp:cNvGraphicFramePr>
+              <a:graphicFrameLocks xmlns:a="http://schemas.openxmlformats.org/drawingml/2006/main" noChangeAspect="1"/>
+            </wp:cNvGraphicFramePr>
+            <a:graphic xmlns:a="http://schemas.openxmlformats.org/drawingml/2006/main">
+              <a:graphicData uri="http://schemas.openxmlformats.org/drawingml/2006/picture">
+                <pic:pic xmlns:pic="http://schemas.openxmlformats.org/drawingml/2006/picture">
+                  <pic:nvPicPr>
+                    <pic:cNvPr id="1751513264" name=""/>
+                    <pic:cNvPicPr/>
+                  </pic:nvPicPr>
+                  <pic:blipFill>
+                    <a:blip r:embed="rId33"/>
+                    <a:stretch>
+                      <a:fillRect/>
+                    </a:stretch>
+                  </pic:blipFill>
+                  <pic:spPr>
+                    <a:xfrm>
+                      <a:off x="0" y="0"/>
+                      <a:ext cx="5039360" cy="3563620"/>
+                    </a:xfrm>
+                    <a:prstGeom prst="rect">
+                      <a:avLst/>
+                    </a:prstGeom>
+                  </pic:spPr>
+                </pic:pic>
+              </a:graphicData>
+            </a:graphic>
+          </wp:inline>
+        </w:drawing>
+      </w:r>
+    </w:p>
+    <w:p>
+      <w:pPr>
+        <w:rPr>
+          <w:rFonts w:cs="B Nazanin"/>
+          <w:sz w:val="28"/>
+          <w:szCs w:val="28"/>
+          <w:rtl/>
+        </w:rPr>
+      </w:pPr>
+      <w:r>
+        <w:rPr>
+          <w:rFonts w:cs="B Nazanin" w:hint="cs"/>
+          <w:sz w:val="28"/>
+          <w:szCs w:val="28"/>
+          <w:rtl/>
+        </w:rPr>
+        <w:t>با توجه به همگرایی سریع هر 4 روش به این نتیجه میرسیم که قله های محلی جدی نداریم.</w:t>
+      </w:r>
+      <w:r>
+        <w:rPr>
+          <w:rFonts w:cs="B Nazanin" w:hint="cs"/>
+          <w:sz w:val="28"/>
+          <w:szCs w:val="28"/>
+          <w:rtl/>
+        </w:rPr>
+        <w:t xml:space="preserve"> و همینطور </w:t>
+      </w:r>
+      <w:r>
+        <w:rPr>
+          <w:rFonts w:cs="B Nazanin"/>
+          <w:sz w:val="28"/>
+          <w:szCs w:val="28"/>
+          <w:rtl/>
+        </w:rPr>
+        <w:t>شرایط محیطی نسبتاً پایدار بوده و ساختمان با کمترین نوسان حرارتی مواجه است</w:t>
+      </w:r>
+      <w:r>
+        <w:rPr>
+          <w:rFonts w:cs="B Nazanin" w:hint="cs"/>
+          <w:sz w:val="28"/>
+          <w:szCs w:val="28"/>
+          <w:rtl/>
+        </w:rPr>
+        <w:t>. و این نمودار نسبت به نمودار های قبلی نشان دهنده بالاترین سطح کارایی و آسایش است</w:t>
+      </w:r>
+      <w:r>
+        <w:rPr>
+          <w:rFonts w:cs="B Nazanin" w:hint="cs"/>
+          <w:sz w:val="28"/>
+          <w:szCs w:val="28"/>
+          <w:rtl/>
+        </w:rPr>
+        <w:t>.</w:t>
+      </w:r>
+    </w:p>
+    <w:p>
+      <w:pPr>
+        <w:rPr>
+          <w:rFonts w:cs="B Nazanin"/>
+          <w:sz w:val="28"/>
+          <w:szCs w:val="28"/>
+          <w:rtl/>
+        </w:rPr>
+      </w:pPr>
+      <w:r>
+        <w:rPr>
+          <w:rFonts w:cs="B Nazanin" w:hint="cs"/>
+          <w:sz w:val="28"/>
+          <w:szCs w:val="28"/>
+          <w:rtl/>
+        </w:rPr>
+        <w:t>سناریوی هفتم:</w:t>
+      </w:r>
+    </w:p>
+    <w:p>
+      <w:pPr>
+        <w:rPr>
+          <w:rFonts w:cs="B Nazanin"/>
+          <w:sz w:val="28"/>
+          <w:szCs w:val="28"/>
+          <w:rtl/>
+        </w:rPr>
+      </w:pPr>
+      <w:r>
+        <w:rPr>
+          <w:noProof/>
+        </w:rPr>
+        <w:lastRenderedPageBreak/>
+        <w:drawing>
+          <wp:inline distT="0" distB="0" distL="0" distR="0" wp14:anchorId="129F77CF" wp14:editId="492E0E78">
+            <wp:extent cx="5039360" cy="3608705"/>
+            <wp:effectExtent l="0" t="0" r="8890" b="0"/>
+            <wp:docPr id="2064706974" name="Picture 1"/>
+            <wp:cNvGraphicFramePr>
+              <a:graphicFrameLocks xmlns:a="http://schemas.openxmlformats.org/drawingml/2006/main" noChangeAspect="1"/>
+            </wp:cNvGraphicFramePr>
+            <a:graphic xmlns:a="http://schemas.openxmlformats.org/drawingml/2006/main">
+              <a:graphicData uri="http://schemas.openxmlformats.org/drawingml/2006/picture">
+                <pic:pic xmlns:pic="http://schemas.openxmlformats.org/drawingml/2006/picture">
+                  <pic:nvPicPr>
+                    <pic:cNvPr id="2064706974" name=""/>
+                    <pic:cNvPicPr/>
+                  </pic:nvPicPr>
+                  <pic:blipFill>
+                    <a:blip r:embed="rId34"/>
+                    <a:stretch>
+                      <a:fillRect/>
+                    </a:stretch>
+                  </pic:blipFill>
+                  <pic:spPr>
+                    <a:xfrm>
+                      <a:off x="0" y="0"/>
+                      <a:ext cx="5039360" cy="3608705"/>
+                    </a:xfrm>
+                    <a:prstGeom prst="rect">
+                      <a:avLst/>
+                    </a:prstGeom>
+                  </pic:spPr>
+                </pic:pic>
+              </a:graphicData>
+            </a:graphic>
+          </wp:inline>
+        </w:drawing>
+      </w:r>
+    </w:p>
+    <w:p>
+      <w:pPr>
+        <w:rPr>
+          <w:rFonts w:cs="B Nazanin"/>
+          <w:sz w:val="28"/>
+          <w:szCs w:val="28"/>
+          <w:rtl/>
+        </w:rPr>
+      </w:pPr>
+      <w:r>
+        <w:rPr>
+          <w:rFonts w:cs="B Nazanin" w:hint="cs"/>
+          <w:sz w:val="28"/>
+          <w:szCs w:val="28"/>
+          <w:rtl/>
+        </w:rPr>
+        <w:t>هر 4 نمودار افت سریع دارند. ولی در این سناریو تابع هزینه به نسبت سخت تر است و به این دلیل است که با سردتر سدن هوا و افزایش جمعیت تعادل بین آسایش و انرژی سخت تز میشود پس فیتنس کمتر و هزینه مثبت تر میشود.</w:t>
+      </w:r>
+    </w:p>
+    <w:p>
+      <w:pPr>
+        <w:rPr>
+          <w:rFonts w:cs="B Nazanin"/>
+          <w:sz w:val="28"/>
+          <w:szCs w:val="28"/>
+          <w:rtl/>
+        </w:rPr>
+      </w:pPr>
+      <w:r>
+        <w:rPr>
+          <w:rFonts w:cs="B Nazanin" w:hint="cs"/>
+          <w:sz w:val="28"/>
+          <w:szCs w:val="28"/>
+          <w:rtl/>
+        </w:rPr>
+        <w:t>سناریوی هشتم:</w:t>
+      </w:r>
+    </w:p>
+    <w:p>
+      <w:pPr>
+        <w:rPr>
+          <w:rFonts w:cs="B Nazanin"/>
+          <w:b/>
+          <w:bCs/>
+          <w:sz w:val="28"/>
+          <w:szCs w:val="28"/>
+          <w:rtl/>
+        </w:rPr>
+      </w:pPr>
+      <w:r>
+        <w:rPr>
+          <w:rFonts w:cs="B Nazanin"/>
+          <w:b/>
+          <w:bCs/>
+          <w:sz w:val="28"/>
+          <w:szCs w:val="28"/>
+          <w:rtl/>
+        </w:rPr>
+        <w:lastRenderedPageBreak/>
+        <w:drawing>
+          <wp:inline distT="0" distB="0" distL="0" distR="0" wp14:anchorId="37A21441" wp14:editId="7E209195">
+            <wp:extent cx="5039360" cy="3602990"/>
+            <wp:effectExtent l="0" t="0" r="8890" b="0"/>
+            <wp:docPr id="1668198946" name="Picture 1"/>
+            <wp:cNvGraphicFramePr>
+              <a:graphicFrameLocks xmlns:a="http://schemas.openxmlformats.org/drawingml/2006/main" noChangeAspect="1"/>
+            </wp:cNvGraphicFramePr>
+            <a:graphic xmlns:a="http://schemas.openxmlformats.org/drawingml/2006/main">
+              <a:graphicData uri="http://schemas.openxmlformats.org/drawingml/2006/picture">
+                <pic:pic xmlns:pic="http://schemas.openxmlformats.org/drawingml/2006/picture">
+                  <pic:nvPicPr>
+                    <pic:cNvPr id="1668198946" name=""/>
+                    <pic:cNvPicPr/>
+                  </pic:nvPicPr>
+                  <pic:blipFill>
+                    <a:blip r:embed="rId35"/>
+                    <a:stretch>
+                      <a:fillRect/>
+                    </a:stretch>
+                  </pic:blipFill>
+                  <pic:spPr>
+                    <a:xfrm>
+                      <a:off x="0" y="0"/>
+                      <a:ext cx="5039360" cy="3602990"/>
+                    </a:xfrm>
+                    <a:prstGeom prst="rect">
+                      <a:avLst/>
+                    </a:prstGeom>
+                  </pic:spPr>
+                </pic:pic>
+              </a:graphicData>
+            </a:graphic>
+          </wp:inline>
+        </w:drawing>
+      </w:r>
+    </w:p>
+    <w:p>
+      <w:pPr>
+        <w:rPr>
+          <w:rFonts w:cs="B Nazanin"/>
+          <w:sz w:val="28"/>
+          <w:szCs w:val="28"/>
+          <w:rtl/>
+        </w:rPr>
+      </w:pPr>
+      <w:r>
+        <w:rPr>
+          <w:rFonts w:cs="B Nazanin" w:hint="cs"/>
+          <w:sz w:val="28"/>
+          <w:szCs w:val="28"/>
+          <w:rtl/>
+          <w:lang w:bidi="fa-IR"/>
+        </w:rPr>
+        <w:t>تابع هزینه در این سناریو نسبتاً هموار است</w:t>
+      </w:r>
+      <w:r>
+        <w:rPr>
+          <w:rFonts w:cs="B Nazanin" w:hint="cs"/>
+          <w:sz w:val="28"/>
+          <w:szCs w:val="28"/>
+          <w:rtl/>
+        </w:rPr>
+        <w:t xml:space="preserve"> </w:t>
+      </w:r>
+      <w:r>
+        <w:rPr>
+          <w:rFonts w:cs="B Nazanin" w:hint="cs"/>
+          <w:sz w:val="28"/>
+          <w:szCs w:val="28"/>
+          <w:rtl/>
+          <w:lang w:bidi="fa-IR"/>
+        </w:rPr>
+        <w:t>ولی بهترین نقطه‌اش هم بد است</w:t>
+      </w:r>
+      <w:r>
+        <w:rPr>
+          <w:rFonts w:cs="B Nazanin" w:hint="cs"/>
+          <w:sz w:val="28"/>
+          <w:szCs w:val="28"/>
+          <w:rtl/>
+        </w:rPr>
+        <w:t xml:space="preserve"> </w:t>
+      </w:r>
+      <w:r>
+        <w:rPr>
+          <w:rFonts w:cs="B Nazanin" w:hint="cs"/>
+          <w:sz w:val="28"/>
+          <w:szCs w:val="28"/>
+          <w:rtl/>
+          <w:lang w:bidi="fa-IR"/>
+        </w:rPr>
+        <w:t>چون شرایط محیطی خودشان افتضاح‌اند</w:t>
+      </w:r>
+      <w:r>
+        <w:rPr>
+          <w:rFonts w:cs="B Nazanin" w:hint="cs"/>
+          <w:sz w:val="28"/>
+          <w:szCs w:val="28"/>
+          <w:rtl/>
+        </w:rPr>
+        <w:t>. هر 4 روش تقریبا عدد مشابه دارند زیرا قله محلی جدی نداریم.</w:t>
+      </w:r>
+    </w:p>
+    <w:p>
+      <w:pPr>
+        <w:rPr>
+          <w:rFonts w:cs="B Nazanin"/>
+          <w:sz w:val="28"/>
+          <w:szCs w:val="28"/>
+          <w:rtl/>
+        </w:rPr>
+      </w:pPr>
+      <w:r>
+        <w:rPr>
+          <w:rFonts w:cs="B Nazanin" w:hint="cs"/>
+          <w:sz w:val="28"/>
+          <w:szCs w:val="28"/>
+          <w:rtl/>
+        </w:rPr>
+        <w:t>سناریوی نهم:</w:t>
+      </w:r>
+    </w:p>
+    <w:p>
+      <w:pPr>
+        <w:rPr>
+          <w:rFonts w:cs="B Nazanin"/>
+          <w:sz w:val="28"/>
+          <w:szCs w:val="28"/>
+          <w:rtl/>
+        </w:rPr>
+      </w:pPr>
+      <w:r>
+        <w:rPr>
+          <w:rFonts w:cs="B Nazanin"/>
+          <w:sz w:val="28"/>
+          <w:szCs w:val="28"/>
+          <w:rtl/>
+        </w:rPr>
+        <w:drawing>
+          <wp:inline distT="0" distB="0" distL="0" distR="0" wp14:anchorId="5FE30802" wp14:editId="0FB3662E">
+            <wp:extent cx="5039360" cy="3623945"/>
+            <wp:effectExtent l="0" t="0" r="8890" b="0"/>
+            <wp:docPr id="1995378712" name="Picture 1"/>
+            <wp:cNvGraphicFramePr>
+              <a:graphicFrameLocks xmlns:a="http://schemas.openxmlformats.org/drawingml/2006/main" noChangeAspect="1"/>
+            </wp:cNvGraphicFramePr>
+            <a:graphic xmlns:a="http://schemas.openxmlformats.org/drawingml/2006/main">
+              <a:graphicData uri="http://schemas.openxmlformats.org/drawingml/2006/picture">
+                <pic:pic xmlns:pic="http://schemas.openxmlformats.org/drawingml/2006/picture">
+                  <pic:nvPicPr>
+                    <pic:cNvPr id="1995378712" name=""/>
+                    <pic:cNvPicPr/>
+                  </pic:nvPicPr>
+                  <pic:blipFill>
+                    <a:blip r:embed="rId36"/>
+                    <a:stretch>
+                      <a:fillRect/>
+                    </a:stretch>
+                  </pic:blipFill>
+                  <pic:spPr>
+                    <a:xfrm>
+                      <a:off x="0" y="0"/>
+                      <a:ext cx="5039360" cy="3623945"/>
+                    </a:xfrm>
+                    <a:prstGeom prst="rect">
+                      <a:avLst/>
+                    </a:prstGeom>
+                  </pic:spPr>
+                </pic:pic>
+              </a:graphicData>
+            </a:graphic>
+          </wp:inline>
+        </w:drawing>
+      </w:r>
+    </w:p>
+    <w:p>
+      <w:pPr>
+        <w:rPr>
+          <w:rFonts w:cs="B Nazanin"/>
+          <w:sz w:val="28"/>
+          <w:szCs w:val="28"/>
+          <w:rtl/>
+        </w:rPr>
+      </w:pPr>
+    </w:p>
+    <w:p>
+      <w:pPr>
+        <w:rPr>
+          <w:rFonts w:cs="B Nazanin"/>
+          <w:sz w:val="28"/>
+          <w:szCs w:val="28"/>
+          <w:rtl/>
+        </w:rPr>
+      </w:pPr>
+      <w:r>
+        <w:rPr>
+          <w:rFonts w:cs="B Nazanin" w:hint="cs"/>
+          <w:sz w:val="28"/>
+          <w:szCs w:val="28"/>
+          <w:rtl/>
+        </w:rPr>
+        <w:t>در این سناریو تراکم کم است و باد متوسط و تابش خیلی زیاد و رطوبت کم و خشکی بسیار زیاد و فضای نسبتا گرم داریم در اینجا چون فیتنس بهتر است هزینه نهایی منفی شده است.</w:t>
+      </w:r>
+    </w:p>
+    <w:p>
+      <w:pPr>
+        <w:rPr>
+          <w:rFonts w:cs="B Nazanin"/>
+          <w:sz w:val="28"/>
+          <w:szCs w:val="28"/>
+          <w:rtl/>
+        </w:rPr>
+      </w:pPr>
+      <w:r>
+        <w:rPr>
+          <w:rFonts w:cs="B Nazanin" w:hint="cs"/>
+          <w:sz w:val="28"/>
+          <w:szCs w:val="28"/>
+          <w:rtl/>
+        </w:rPr>
+        <w:t xml:space="preserve">در اینجا </w:t>
+      </w:r>
+      <w:r>
+        <w:rPr>
+          <w:rFonts w:cs="B Nazanin"/>
+          <w:sz w:val="28"/>
+          <w:szCs w:val="28"/>
+          <w:rtl/>
+        </w:rPr>
+        <w:t>با وجود تابش بسیار بالا</w:t>
+      </w:r>
+      <w:r>
+        <w:rPr>
+          <w:rFonts w:cs="B Nazanin"/>
+          <w:sz w:val="28"/>
+          <w:szCs w:val="28"/>
+        </w:rPr>
+        <w:t xml:space="preserve"> (Solar=700) </w:t>
+      </w:r>
+      <w:r>
+        <w:rPr>
+          <w:rFonts w:cs="B Nazanin"/>
+          <w:sz w:val="28"/>
+          <w:szCs w:val="28"/>
+          <w:rtl/>
+        </w:rPr>
+        <w:t>که منجر به افزایش بار حرارتی و محدود شدن بهبود انرژی می‌شود، تراکم کم</w:t>
+      </w:r>
+      <w:r>
+        <w:rPr>
+          <w:rFonts w:cs="B Nazanin"/>
+          <w:sz w:val="28"/>
+          <w:szCs w:val="28"/>
+        </w:rPr>
+        <w:t xml:space="preserve"> (N=30) </w:t>
+      </w:r>
+      <w:r>
+        <w:rPr>
+          <w:rFonts w:cs="B Nazanin"/>
+          <w:sz w:val="28"/>
+          <w:szCs w:val="28"/>
+          <w:rtl/>
+        </w:rPr>
+        <w:t>باعث کاهش پنالتی‌های کیفیت هوا و</w:t>
+      </w:r>
+      <w:r>
+        <w:rPr>
+          <w:rFonts w:cs="B Nazanin"/>
+          <w:sz w:val="28"/>
+          <w:szCs w:val="28"/>
+        </w:rPr>
+        <w:t xml:space="preserve"> CO₂ </w:t>
+      </w:r>
+      <w:r>
+        <w:rPr>
+          <w:rFonts w:cs="B Nazanin"/>
+          <w:sz w:val="28"/>
+          <w:szCs w:val="28"/>
+          <w:rtl/>
+        </w:rPr>
+        <w:t>شده است</w:t>
+      </w:r>
+      <w:r>
+        <w:rPr>
+          <w:rFonts w:cs="B Nazanin" w:hint="cs"/>
+          <w:sz w:val="28"/>
+          <w:szCs w:val="28"/>
+          <w:rtl/>
+        </w:rPr>
+        <w:t>.</w:t>
+      </w:r>
+    </w:p>
+    <w:p>
+      <w:pPr>
+        <w:rPr>
+          <w:rFonts w:cs="B Nazanin"/>
+          <w:sz w:val="28"/>
+          <w:szCs w:val="28"/>
+          <w:rtl/>
+        </w:rPr>
+      </w:pPr>
+      <w:r>
+        <w:rPr>
+          <w:rFonts w:cs="B Nazanin" w:hint="cs"/>
+          <w:sz w:val="28"/>
+          <w:szCs w:val="28"/>
+          <w:rtl/>
+        </w:rPr>
+        <w:t>سناریوی دهم:</w:t>
+      </w:r>
+    </w:p>
+    <w:p>
+      <w:pPr>
+        <w:rPr>
+          <w:rFonts w:cs="B Nazanin"/>
+          <w:sz w:val="28"/>
+          <w:szCs w:val="28"/>
+          <w:rtl/>
+          <w:lang w:bidi="fa-IR"/>
+        </w:rPr>
+      </w:pPr>
+      <w:r>
+        <w:rPr>
+          <w:noProof/>
+        </w:rPr>
+        <w:drawing>
+          <wp:inline distT="0" distB="0" distL="0" distR="0" wp14:anchorId="0EA1131B" wp14:editId="1A51F3CE">
+            <wp:extent cx="5039360" cy="3613785"/>
+            <wp:effectExtent l="0" t="0" r="8890" b="5715"/>
+            <wp:docPr id="144801315" name="Picture 1"/>
+            <wp:cNvGraphicFramePr>
+              <a:graphicFrameLocks xmlns:a="http://schemas.openxmlformats.org/drawingml/2006/main" noChangeAspect="1"/>
+            </wp:cNvGraphicFramePr>
+            <a:graphic xmlns:a="http://schemas.openxmlformats.org/drawingml/2006/main">
+              <a:graphicData uri="http://schemas.openxmlformats.org/drawingml/2006/picture">
+                <pic:pic xmlns:pic="http://schemas.openxmlformats.org/drawingml/2006/picture">
+                  <pic:nvPicPr>
+                    <pic:cNvPr id="144801315" name=""/>
+                    <pic:cNvPicPr/>
+                  </pic:nvPicPr>
+                  <pic:blipFill>
+                    <a:blip r:embed="rId37"/>
+                    <a:stretch>
+                      <a:fillRect/>
+                    </a:stretch>
+                  </pic:blipFill>
+                  <pic:spPr>
+                    <a:xfrm>
+                      <a:off x="0" y="0"/>
+                      <a:ext cx="5039360" cy="3613785"/>
+                    </a:xfrm>
+                    <a:prstGeom prst="rect">
+                      <a:avLst/>
+                    </a:prstGeom>
+                  </pic:spPr>
+                </pic:pic>
+              </a:graphicData>
+            </a:graphic>
+          </wp:inline>
+        </w:drawing>
+      </w:r>
+    </w:p>
+    <w:p>
+      <w:pPr>
+        <w:rPr>
+          <w:rFonts w:cs="B Nazanin"/>
+          <w:sz w:val="28"/>
+          <w:szCs w:val="28"/>
+          <w:rtl/>
+          <w:lang w:bidi="fa-IR"/>
+        </w:rPr>
+      </w:pPr>
+      <w:r>
+        <w:rPr>
+          <w:rFonts w:cs="B Nazanin" w:hint="cs"/>
+          <w:sz w:val="28"/>
+          <w:szCs w:val="28"/>
+          <w:rtl/>
+          <w:lang w:bidi="fa-IR"/>
+        </w:rPr>
+        <w:t xml:space="preserve">در اینجا به دلیل بالا بودن تراکم باعث میشود که مقدار </w:t>
+      </w:r>
+      <w:r>
+        <w:rPr>
+          <w:rFonts w:cs="B Nazanin"/>
+          <w:sz w:val="28"/>
+          <w:szCs w:val="28"/>
+          <w:lang w:bidi="fa-IR"/>
+        </w:rPr>
+        <w:t>f1</w:t>
+      </w:r>
+      <w:r>
+        <w:rPr>
+          <w:rFonts w:cs="B Nazanin" w:hint="cs"/>
+          <w:sz w:val="28"/>
+          <w:szCs w:val="28"/>
+          <w:rtl/>
+          <w:lang w:bidi="fa-IR"/>
+        </w:rPr>
+        <w:t xml:space="preserve"> زیاد شده پس فیتنس کم بشود و هزینه بالا بره اما همگرایی خوب بوده و با توجه به کم بودن میزان نویز بهینه محلی زیاد نداشتیم.</w:t>
+      </w:r>
+    </w:p>
+    <w:p>
+      <w:pPr>
+        <w:rPr>
+          <w:rFonts w:cs="B Nazanin"/>
+          <w:sz w:val="28"/>
+          <w:szCs w:val="28"/>
+          <w:rtl/>
+          <w:lang w:bidi="fa-IR"/>
+        </w:rPr>
+      </w:pPr>
+    </w:p>
+    <w:p>
+      <w:pPr>
+        <w:rPr>
+          <w:rFonts w:cs="B Nazanin"/>
+          <w:sz w:val="28"/>
+          <w:szCs w:val="28"/>
+          <w:rtl/>
+          <w:lang w:bidi="fa-IR"/>
+        </w:rPr>
+      </w:pPr>
+    </w:p>
+    <w:p>
+      <w:pPr>
+        <w:rPr>
+          <w:rFonts w:cs="B Nazanin"/>
+          <w:sz w:val="28"/>
+          <w:szCs w:val="28"/>
+          <w:rtl/>
+          <w:lang w:bidi="fa-IR"/>
+        </w:rPr>
+      </w:pPr>
+    </w:p>
+    <w:p>
+      <w:pPr>
+        <w:rPr>
+          <w:rFonts w:cs="B Nazanin"/>
+          <w:sz w:val="28"/>
+          <w:szCs w:val="28"/>
+          <w:rtl/>
+          <w:lang w:bidi="fa-IR"/>
+        </w:rPr>
+      </w:pPr>
+    </w:p>
+    <w:p>
+      <w:pPr>
+        <w:rPr>
+          <w:rFonts w:cs="B Nazanin"/>
+          <w:sz w:val="28"/>
+          <w:szCs w:val="28"/>
+          <w:rtl/>
+          <w:lang w:bidi="fa-IR"/>
+        </w:rPr>
+      </w:pPr>
+      <w:r>
+        <w:rPr>
+          <w:rFonts w:cs="B Nazanin" w:hint="cs"/>
+          <w:sz w:val="28"/>
+          <w:szCs w:val="28"/>
+          <w:rtl/>
+          <w:lang w:bidi="fa-IR"/>
+        </w:rPr>
+        <w:t>پاسخ سوالات:</w:t>
+      </w:r>
+    </w:p>
+    <w:p>
+      <w:pPr>
+        <w:pStyle w:val="ListParagraph"/>
+        <w:numPr>
+          <w:ilvl w:val="0"/>
+          <w:numId w:val="38"/>
+        </w:numPr>
+        <w:rPr>
+          <w:rFonts w:cs="B Nazanin"/>
+          <w:sz w:val="28"/>
+          <w:szCs w:val="28"/>
+          <w:lang w:bidi="fa-IR"/>
+        </w:rPr>
+      </w:pPr>
+      <w:r>
+        <w:rPr>
+          <w:rFonts w:cs="B Nazanin"/>
+          <w:sz w:val="28"/>
+          <w:szCs w:val="28"/>
+          <w:rtl/>
+        </w:rPr>
+        <w:t>کدام روش باعث همگرایی سریع‌تر شد</w:t>
+      </w:r>
+      <w:r>
+        <w:rPr>
+          <w:rFonts w:cs="B Nazanin" w:hint="cs"/>
+          <w:sz w:val="28"/>
+          <w:szCs w:val="28"/>
+          <w:rtl/>
+          <w:lang w:bidi="fa-IR"/>
+        </w:rPr>
+        <w:t xml:space="preserve">؟ </w:t>
+      </w:r>
+      <w:r>
+        <w:rPr>
+          <w:rFonts w:cs="B Nazanin"/>
+          <w:sz w:val="28"/>
+          <w:szCs w:val="28"/>
+          <w:rtl/>
+        </w:rPr>
+        <w:t>روش</w:t>
+      </w:r>
+      <w:r>
+        <w:rPr>
+          <w:rFonts w:cs="B Nazanin"/>
+          <w:sz w:val="28"/>
+          <w:szCs w:val="28"/>
+          <w:lang w:bidi="fa-IR"/>
+        </w:rPr>
+        <w:t xml:space="preserve"> Tournament Selection </w:t>
+      </w:r>
+      <w:r>
+        <w:rPr>
+          <w:rFonts w:cs="B Nazanin"/>
+          <w:sz w:val="28"/>
+          <w:szCs w:val="28"/>
+          <w:rtl/>
+        </w:rPr>
+        <w:t>باعث همگرایی سریع‌تر شد</w:t>
+      </w:r>
+      <w:r>
+        <w:rPr>
+          <w:rFonts w:cs="B Nazanin" w:hint="cs"/>
+          <w:sz w:val="28"/>
+          <w:szCs w:val="28"/>
+          <w:rtl/>
+          <w:lang w:bidi="fa-IR"/>
+        </w:rPr>
+        <w:t>. به دلیل اینکه در نمودار های اول و دوم بهترین هزینه تقریبا بعد از 5 تا 10 نسل پیدا میشد. به دلیل اینکه افراد ضعیف سریع تر حذف میشوند و افراد خوب غالب میشوند.</w:t>
+      </w:r>
+    </w:p>
+    <w:p>
+      <w:pPr>
+        <w:pStyle w:val="ListParagraph"/>
+        <w:numPr>
+          <w:ilvl w:val="0"/>
+          <w:numId w:val="38"/>
+        </w:numPr>
+        <w:rPr>
+          <w:rFonts w:cs="B Nazanin"/>
+          <w:sz w:val="28"/>
+          <w:szCs w:val="28"/>
+          <w:rtl/>
+          <w:lang w:bidi="fa-IR"/>
+        </w:rPr>
+      </w:pPr>
+      <w:r>
+        <w:rPr>
+          <w:rFonts w:cs="B Nazanin"/>
+          <w:sz w:val="28"/>
+          <w:szCs w:val="28"/>
+          <w:rtl/>
+          <w:lang w:bidi="fa-IR"/>
+        </w:rPr>
+        <w:t>کدام روش جهش از گ</w:t>
+      </w:r>
+      <w:r>
+        <w:rPr>
+          <w:rFonts w:cs="B Nazanin" w:hint="cs"/>
+          <w:sz w:val="28"/>
+          <w:szCs w:val="28"/>
+          <w:rtl/>
+          <w:lang w:bidi="fa-IR"/>
+        </w:rPr>
+        <w:t>ی</w:t>
+      </w:r>
+      <w:r>
+        <w:rPr>
+          <w:rFonts w:cs="B Nazanin" w:hint="eastAsia"/>
+          <w:sz w:val="28"/>
+          <w:szCs w:val="28"/>
+          <w:rtl/>
+          <w:lang w:bidi="fa-IR"/>
+        </w:rPr>
+        <w:t>ر</w:t>
+      </w:r>
+      <w:r>
+        <w:rPr>
+          <w:rFonts w:cs="B Nazanin"/>
+          <w:sz w:val="28"/>
+          <w:szCs w:val="28"/>
+          <w:rtl/>
+          <w:lang w:bidi="fa-IR"/>
+        </w:rPr>
+        <w:t xml:space="preserve"> افتادن در م</w:t>
+      </w:r>
+      <w:r>
+        <w:rPr>
+          <w:rFonts w:cs="B Nazanin" w:hint="cs"/>
+          <w:sz w:val="28"/>
+          <w:szCs w:val="28"/>
+          <w:rtl/>
+          <w:lang w:bidi="fa-IR"/>
+        </w:rPr>
+        <w:t>ی</w:t>
+      </w:r>
+      <w:r>
+        <w:rPr>
+          <w:rFonts w:cs="B Nazanin" w:hint="eastAsia"/>
+          <w:sz w:val="28"/>
+          <w:szCs w:val="28"/>
+          <w:rtl/>
+          <w:lang w:bidi="fa-IR"/>
+        </w:rPr>
+        <w:t>ن</w:t>
+      </w:r>
+      <w:r>
+        <w:rPr>
+          <w:rFonts w:cs="B Nazanin" w:hint="cs"/>
+          <w:sz w:val="28"/>
+          <w:szCs w:val="28"/>
+          <w:rtl/>
+          <w:lang w:bidi="fa-IR"/>
+        </w:rPr>
+        <w:t>ی</w:t>
+      </w:r>
+      <w:r>
+        <w:rPr>
+          <w:rFonts w:cs="B Nazanin" w:hint="eastAsia"/>
+          <w:sz w:val="28"/>
+          <w:szCs w:val="28"/>
+          <w:rtl/>
+          <w:lang w:bidi="fa-IR"/>
+        </w:rPr>
+        <w:t>مم</w:t>
+      </w:r>
+      <w:r>
+        <w:rPr>
+          <w:rFonts w:cs="B Nazanin"/>
+          <w:sz w:val="28"/>
+          <w:szCs w:val="28"/>
+          <w:rtl/>
+          <w:lang w:bidi="fa-IR"/>
+        </w:rPr>
+        <w:t xml:space="preserve"> محل</w:t>
+      </w:r>
+      <w:r>
+        <w:rPr>
+          <w:rFonts w:cs="B Nazanin" w:hint="cs"/>
+          <w:sz w:val="28"/>
+          <w:szCs w:val="28"/>
+          <w:rtl/>
+          <w:lang w:bidi="fa-IR"/>
+        </w:rPr>
+        <w:t>ی</w:t>
+      </w:r>
+      <w:r>
+        <w:rPr>
+          <w:rFonts w:cs="B Nazanin"/>
+          <w:sz w:val="28"/>
+          <w:szCs w:val="28"/>
+          <w:rtl/>
+          <w:lang w:bidi="fa-IR"/>
+        </w:rPr>
+        <w:t xml:space="preserve"> جلوگ</w:t>
+      </w:r>
+      <w:r>
+        <w:rPr>
+          <w:rFonts w:cs="B Nazanin" w:hint="cs"/>
+          <w:sz w:val="28"/>
+          <w:szCs w:val="28"/>
+          <w:rtl/>
+          <w:lang w:bidi="fa-IR"/>
+        </w:rPr>
+        <w:t>ی</w:t>
+      </w:r>
+      <w:r>
+        <w:rPr>
+          <w:rFonts w:cs="B Nazanin" w:hint="eastAsia"/>
+          <w:sz w:val="28"/>
+          <w:szCs w:val="28"/>
+          <w:rtl/>
+          <w:lang w:bidi="fa-IR"/>
+        </w:rPr>
+        <w:t>ر</w:t>
+      </w:r>
+      <w:r>
+        <w:rPr>
+          <w:rFonts w:cs="B Nazanin" w:hint="cs"/>
+          <w:sz w:val="28"/>
+          <w:szCs w:val="28"/>
+          <w:rtl/>
+          <w:lang w:bidi="fa-IR"/>
+        </w:rPr>
+        <w:t>ی</w:t>
+      </w:r>
+      <w:r>
+        <w:rPr>
+          <w:rFonts w:cs="B Nazanin"/>
+          <w:sz w:val="28"/>
+          <w:szCs w:val="28"/>
+          <w:rtl/>
+          <w:lang w:bidi="fa-IR"/>
+        </w:rPr>
+        <w:t xml:space="preserve"> کرد؟</w:t>
+      </w:r>
+      <w:r>
+        <w:rPr>
+          <w:rFonts w:cs="B Nazanin" w:hint="cs"/>
+          <w:sz w:val="28"/>
+          <w:szCs w:val="28"/>
+          <w:rtl/>
+          <w:lang w:bidi="fa-IR"/>
+        </w:rPr>
+        <w:t xml:space="preserve"> </w:t>
+      </w:r>
+      <w:r>
+        <w:rPr>
+          <w:rFonts w:cs="B Nazanin"/>
+          <w:sz w:val="28"/>
+          <w:szCs w:val="28"/>
+          <w:rtl/>
+        </w:rPr>
+        <w:t>روش جهش با نرخ</w:t>
+      </w:r>
+      <w:r>
+        <w:rPr>
+          <w:rFonts w:cs="B Nazanin" w:hint="cs"/>
+          <w:sz w:val="28"/>
+          <w:szCs w:val="28"/>
+          <w:rtl/>
+        </w:rPr>
+        <w:t xml:space="preserve">0.05 </w:t>
+      </w:r>
+      <w:r>
+        <w:rPr>
+          <w:rFonts w:cs="B Nazanin"/>
+          <w:sz w:val="28"/>
+          <w:szCs w:val="28"/>
+          <w:rtl/>
+        </w:rPr>
+        <w:t>بیش از همه از گیر افتادن در مینیمم محلی جلوگیری کرد، چون تنوع ژنتیکی بیشتری ایجاد می‌کرد و فضای جست‌وجو را گسترده‌تر نگه می‌داشت</w:t>
+      </w:r>
+      <w:r>
+        <w:rPr>
+          <w:rFonts w:cs="B Nazanin"/>
+          <w:sz w:val="28"/>
+          <w:szCs w:val="28"/>
+          <w:lang w:bidi="fa-IR"/>
+        </w:rPr>
+        <w:t>.</w:t>
+      </w:r>
+    </w:p>
+    <w:p>
+      <w:pPr>
+        <w:pStyle w:val="ListParagraph"/>
+        <w:numPr>
+          <w:ilvl w:val="0"/>
+          <w:numId w:val="38"/>
+        </w:numPr>
+        <w:rPr>
+          <w:rFonts w:cs="B Nazanin"/>
+          <w:sz w:val="28"/>
+          <w:szCs w:val="28"/>
+          <w:lang w:bidi="fa-IR"/>
+        </w:rPr>
+      </w:pPr>
+      <w:r>
+        <w:rPr>
+          <w:rFonts w:cs="B Nazanin"/>
+          <w:sz w:val="28"/>
+          <w:szCs w:val="28"/>
+          <w:rtl/>
+        </w:rPr>
+        <w:t>آیا</w:t>
+      </w:r>
+      <w:r>
+        <w:rPr>
+          <w:rFonts w:cs="B Nazanin"/>
+          <w:sz w:val="28"/>
+          <w:szCs w:val="28"/>
+          <w:lang w:bidi="fa-IR"/>
+        </w:rPr>
+        <w:t xml:space="preserve"> Crossover </w:t>
+      </w:r>
+      <w:r>
+        <w:rPr>
+          <w:rFonts w:cs="B Nazanin"/>
+          <w:sz w:val="28"/>
+          <w:szCs w:val="28"/>
+          <w:rtl/>
+        </w:rPr>
+        <w:t>از نوع</w:t>
+      </w:r>
+      <w:r>
+        <w:rPr>
+          <w:rFonts w:cs="B Nazanin"/>
+          <w:sz w:val="28"/>
+          <w:szCs w:val="28"/>
+          <w:lang w:bidi="fa-IR"/>
+        </w:rPr>
+        <w:t xml:space="preserve"> Uniform </w:t>
+      </w:r>
+      <w:r>
+        <w:rPr>
+          <w:rFonts w:cs="B Nazanin"/>
+          <w:sz w:val="28"/>
+          <w:szCs w:val="28"/>
+          <w:rtl/>
+        </w:rPr>
+        <w:t>باعث ایجاد تنوع بیشتری شد</w:t>
+      </w:r>
+      <w:r>
+        <w:rPr>
+          <w:rFonts w:cs="B Nazanin" w:hint="cs"/>
+          <w:sz w:val="28"/>
+          <w:szCs w:val="28"/>
+          <w:rtl/>
+          <w:lang w:bidi="fa-IR"/>
+        </w:rPr>
+        <w:t xml:space="preserve">؟ </w:t>
+      </w:r>
+      <w:r>
+        <w:rPr>
+          <w:rFonts w:cs="B Nazanin" w:hint="cs"/>
+          <w:sz w:val="28"/>
+          <w:szCs w:val="28"/>
+          <w:rtl/>
+        </w:rPr>
+        <w:t xml:space="preserve">به طور متوسط بله به دلیل اینکه </w:t>
+      </w:r>
+      <w:r>
+        <w:rPr>
+          <w:rFonts w:cs="B Nazanin" w:hint="cs"/>
+          <w:sz w:val="28"/>
+          <w:szCs w:val="28"/>
+          <w:rtl/>
+        </w:rPr>
+        <w:t xml:space="preserve">این نوع تقطیع ژن ها را تصادفی تر ترکیب میکند. اما مقدار زیاد تنوع اگر </w:t>
+      </w:r>
+      <w:r>
+        <w:rPr>
+          <w:rFonts w:cs="B Nazanin"/>
+          <w:sz w:val="28"/>
+          <w:szCs w:val="28"/>
+        </w:rPr>
+        <w:t>landscape</w:t>
+      </w:r>
+      <w:r>
+        <w:rPr>
+          <w:rFonts w:cs="B Nazanin" w:hint="cs"/>
+          <w:sz w:val="28"/>
+          <w:szCs w:val="28"/>
+          <w:rtl/>
+          <w:lang w:bidi="fa-IR"/>
+        </w:rPr>
+        <w:t xml:space="preserve"> حداقل واضح داشته باشد باعث اتلاف نسل های بی فایده میشود و منجر به بهبود نمیشود.</w:t>
+      </w:r>
+    </w:p>
+    <w:p>
+      <w:pPr>
+        <w:pStyle w:val="ListParagraph"/>
+        <w:numPr>
+          <w:ilvl w:val="0"/>
+          <w:numId w:val="38"/>
+        </w:numPr>
+        <w:rPr>
+          <w:rFonts w:cs="B Nazanin"/>
+          <w:sz w:val="28"/>
+          <w:szCs w:val="28"/>
+          <w:lang w:bidi="fa-IR"/>
+        </w:rPr>
+      </w:pPr>
+      <w:r>
+        <w:rPr>
+          <w:rFonts w:cs="B Nazanin"/>
+          <w:sz w:val="28"/>
+          <w:szCs w:val="28"/>
+          <w:rtl/>
+        </w:rPr>
+        <w:t>آیا</w:t>
+      </w:r>
+      <w:r>
+        <w:rPr>
+          <w:rFonts w:cs="B Nazanin"/>
+          <w:sz w:val="28"/>
+          <w:szCs w:val="28"/>
+          <w:lang w:bidi="fa-IR"/>
+        </w:rPr>
+        <w:t xml:space="preserve"> Tournament Selection </w:t>
+      </w:r>
+      <w:r>
+        <w:rPr>
+          <w:rFonts w:cs="B Nazanin"/>
+          <w:sz w:val="28"/>
+          <w:szCs w:val="28"/>
+          <w:rtl/>
+        </w:rPr>
+        <w:t>باعث فشار انتخابی بیش از حد شد؟</w:t>
+      </w:r>
+      <w:r>
+        <w:rPr>
+          <w:rFonts w:cs="B Nazanin" w:hint="cs"/>
+          <w:sz w:val="28"/>
+          <w:szCs w:val="28"/>
+          <w:rtl/>
+        </w:rPr>
+        <w:t xml:space="preserve"> فشار انتخابی یعنی شدت رفابت بین افراد برای بقا اگر این فشار خیلی زیاد باشد جمعیت خیلی سریع به چند فرد خاص محدود میشود و تنوع از بین میرود و ممکن است الگوریتم در حداقل محلی گیر کند. پس این روش ذاتا فشار انتخابی بیشتری نسبت به روش رولت دارد. اما در این سناریو ها فشار انتخابی در حد مطلوب بود زیرا در غیر اینصورت شاهد نوسان یا گیر افتاد در حداقل محلی بودیم. اگر </w:t>
+      </w:r>
+      <w:r>
+        <w:rPr>
+          <w:rFonts w:cs="B Nazanin"/>
+          <w:sz w:val="28"/>
+          <w:szCs w:val="28"/>
+        </w:rPr>
+        <w:t>landscape</w:t>
+      </w:r>
+      <w:r>
+        <w:rPr>
+          <w:rFonts w:cs="B Nazanin" w:hint="cs"/>
+          <w:sz w:val="28"/>
+          <w:szCs w:val="28"/>
+          <w:rtl/>
+          <w:lang w:bidi="fa-IR"/>
+        </w:rPr>
+        <w:t xml:space="preserve"> پرنویز بود ممکن بود این اتفاق بیوفتد.</w:t>
+      </w:r>
+    </w:p>
+    <w:p>
+      <w:pPr>
+        <w:pStyle w:val="ListParagraph"/>
+        <w:numPr>
+          <w:ilvl w:val="0"/>
+          <w:numId w:val="38"/>
+        </w:numPr>
+        <w:rPr>
+          <w:rFonts w:cs="B Nazanin" w:hint="cs"/>
+          <w:sz w:val="28"/>
+          <w:szCs w:val="28"/>
+          <w:rtl/>
+          <w:lang w:bidi="fa-IR"/>
+        </w:rPr>
+      </w:pPr>
+      <w:r>
+        <w:rPr>
+          <w:rFonts w:cs="B Nazanin"/>
+          <w:sz w:val="28"/>
+          <w:szCs w:val="28"/>
+          <w:rtl/>
+        </w:rPr>
+        <w:t>آیا برخی ترکیب‌ها ناپایدار بودند</w:t>
+      </w:r>
+      <w:r>
+        <w:rPr>
+          <w:rFonts w:cs="B Nazanin" w:hint="cs"/>
+          <w:sz w:val="28"/>
+          <w:szCs w:val="28"/>
+          <w:rtl/>
+          <w:lang w:bidi="fa-IR"/>
+        </w:rPr>
+        <w:t>؟ هیچ ترکیب ناپایداری مشاهده نشد.</w:t>
+      </w:r>
+    </w:p>
+    <w:p>
+      <w:pPr>
+        <w:rPr>
+          <w:rFonts w:cs="B Nazanin" w:hint="cs"/>
+          <w:sz w:val="28"/>
+          <w:szCs w:val="28"/>
+          <w:rtl/>
+          <w:lang w:bidi="fa-IR"/>
         </w:rPr>
       </w:pPr>
     </w:p>
     <w:sectPr>
-      <w:footerReference w:type="default" r:id="rId28"/>
+      <w:footerReference w:type="default" r:id="rId38"/>
       <w:pgSz w:w="11906" w:h="16838" w:code="9"/>
       <w:pgMar w:top="1701" w:right="1985" w:bottom="1701" w:left="1985" w:header="720" w:footer="720" w:gutter="0"/>
       <w:pgBorders w:offsetFrom="page">
@@ -23016,6 +25332,95 @@
     </w:lvl>
   </w:abstractNum>
   <w:abstractNum w:abstractNumId="14" w15:restartNumberingAfterBreak="0">
+    <w:nsid w:val="279B28CE"/>
+    <w:multiLevelType w:val="hybridMultilevel"/>
+    <w:tmpl w:val="1960D8F8"/>
+    <w:lvl w:ilvl="0" w:tplc="0409000F">
+      <w:start w:val="1"/>
+      <w:numFmt w:val="decimal"/>
+      <w:lvlText w:val="%1."/>
+      <w:lvlJc w:val="left"/>
+      <w:pPr>
+        <w:ind w:left="720" w:hanging="360"/>
+      </w:pPr>
+      <w:rPr>
+        <w:rFonts w:hint="default"/>
+      </w:rPr>
+    </w:lvl>
+    <w:lvl w:ilvl="1" w:tplc="04090019" w:tentative="1">
+      <w:start w:val="1"/>
+      <w:numFmt w:val="lowerLetter"/>
+      <w:lvlText w:val="%2."/>
+      <w:lvlJc w:val="left"/>
+      <w:pPr>
+        <w:ind w:left="1440" w:hanging="360"/>
+      </w:pPr>
+    </w:lvl>
+    <w:lvl w:ilvl="2" w:tplc="0409001B" w:tentative="1">
+      <w:start w:val="1"/>
+      <w:numFmt w:val="lowerRoman"/>
+      <w:lvlText w:val="%3."/>
+      <w:lvlJc w:val="right"/>
+      <w:pPr>
+        <w:ind w:left="2160" w:hanging="180"/>
+      </w:pPr>
+    </w:lvl>
+    <w:lvl w:ilvl="3" w:tplc="0409000F" w:tentative="1">
+      <w:start w:val="1"/>
+      <w:numFmt w:val="decimal"/>
+      <w:lvlText w:val="%4."/>
+      <w:lvlJc w:val="left"/>
+      <w:pPr>
+        <w:ind w:left="2880" w:hanging="360"/>
+      </w:pPr>
+    </w:lvl>
+    <w:lvl w:ilvl="4" w:tplc="04090019" w:tentative="1">
+      <w:start w:val="1"/>
+      <w:numFmt w:val="lowerLetter"/>
+      <w:lvlText w:val="%5."/>
+      <w:lvlJc w:val="left"/>
+      <w:pPr>
+        <w:ind w:left="3600" w:hanging="360"/>
+      </w:pPr>
+    </w:lvl>
+    <w:lvl w:ilvl="5" w:tplc="0409001B" w:tentative="1">
+      <w:start w:val="1"/>
+      <w:numFmt w:val="lowerRoman"/>
+      <w:lvlText w:val="%6."/>
+      <w:lvlJc w:val="right"/>
+      <w:pPr>
+        <w:ind w:left="4320" w:hanging="180"/>
+      </w:pPr>
+    </w:lvl>
+    <w:lvl w:ilvl="6" w:tplc="0409000F" w:tentative="1">
+      <w:start w:val="1"/>
+      <w:numFmt w:val="decimal"/>
+      <w:lvlText w:val="%7."/>
+      <w:lvlJc w:val="left"/>
+      <w:pPr>
+        <w:ind w:left="5040" w:hanging="360"/>
+      </w:pPr>
+    </w:lvl>
+    <w:lvl w:ilvl="7" w:tplc="04090019" w:tentative="1">
+      <w:start w:val="1"/>
+      <w:numFmt w:val="lowerLetter"/>
+      <w:lvlText w:val="%8."/>
+      <w:lvlJc w:val="left"/>
+      <w:pPr>
+        <w:ind w:left="5760" w:hanging="360"/>
+      </w:pPr>
+    </w:lvl>
+    <w:lvl w:ilvl="8" w:tplc="0409001B" w:tentative="1">
+      <w:start w:val="1"/>
+      <w:numFmt w:val="lowerRoman"/>
+      <w:lvlText w:val="%9."/>
+      <w:lvlJc w:val="right"/>
+      <w:pPr>
+        <w:ind w:left="6480" w:hanging="180"/>
+      </w:pPr>
+    </w:lvl>
+  </w:abstractNum>
+  <w:abstractNum w:abstractNumId="15" w15:restartNumberingAfterBreak="0">
     <w:nsid w:val="283F38F5"/>
     <w:multiLevelType w:val="multilevel"/>
     <w:tmpl w:val="AE50CEE2"/>
@@ -23164,7 +25569,7 @@
       </w:rPr>
     </w:lvl>
   </w:abstractNum>
-  <w:abstractNum w:abstractNumId="15" w15:restartNumberingAfterBreak="0">
+  <w:abstractNum w:abstractNumId="16" w15:restartNumberingAfterBreak="0">
     <w:nsid w:val="2AF10F6B"/>
     <w:multiLevelType w:val="hybridMultilevel"/>
     <w:tmpl w:val="FE4AED2A"/>
@@ -23253,7 +25658,7 @@
       </w:pPr>
     </w:lvl>
   </w:abstractNum>
-  <w:abstractNum w:abstractNumId="16" w15:restartNumberingAfterBreak="0">
+  <w:abstractNum w:abstractNumId="17" w15:restartNumberingAfterBreak="0">
     <w:nsid w:val="31874C20"/>
     <w:multiLevelType w:val="multilevel"/>
     <w:tmpl w:val="3800C726"/>
@@ -23402,7 +25807,7 @@
       </w:rPr>
     </w:lvl>
   </w:abstractNum>
-  <w:abstractNum w:abstractNumId="17" w15:restartNumberingAfterBreak="0">
+  <w:abstractNum w:abstractNumId="18" w15:restartNumberingAfterBreak="0">
     <w:nsid w:val="32E11B2E"/>
     <w:multiLevelType w:val="multilevel"/>
     <w:tmpl w:val="BD948B4E"/>
@@ -23551,7 +25956,7 @@
       </w:rPr>
     </w:lvl>
   </w:abstractNum>
-  <w:abstractNum w:abstractNumId="18" w15:restartNumberingAfterBreak="0">
+  <w:abstractNum w:abstractNumId="19" w15:restartNumberingAfterBreak="0">
     <w:nsid w:val="34612CF4"/>
     <w:multiLevelType w:val="multilevel"/>
     <w:tmpl w:val="6AAE0934"/>
@@ -23700,7 +26105,7 @@
       </w:rPr>
     </w:lvl>
   </w:abstractNum>
-  <w:abstractNum w:abstractNumId="19" w15:restartNumberingAfterBreak="0">
+  <w:abstractNum w:abstractNumId="20" w15:restartNumberingAfterBreak="0">
     <w:nsid w:val="34B36402"/>
     <w:multiLevelType w:val="multilevel"/>
     <w:tmpl w:val="F3C2DC50"/>
@@ -23849,7 +26254,7 @@
       </w:rPr>
     </w:lvl>
   </w:abstractNum>
-  <w:abstractNum w:abstractNumId="20" w15:restartNumberingAfterBreak="0">
+  <w:abstractNum w:abstractNumId="21" w15:restartNumberingAfterBreak="0">
     <w:nsid w:val="40B53015"/>
     <w:multiLevelType w:val="multilevel"/>
     <w:tmpl w:val="964C509A"/>
@@ -23962,7 +26367,7 @@
       </w:pPr>
     </w:lvl>
   </w:abstractNum>
-  <w:abstractNum w:abstractNumId="21" w15:restartNumberingAfterBreak="0">
+  <w:abstractNum w:abstractNumId="22" w15:restartNumberingAfterBreak="0">
     <w:nsid w:val="437F0FD0"/>
     <w:multiLevelType w:val="multilevel"/>
     <w:tmpl w:val="9750432C"/>
@@ -24111,7 +26516,7 @@
       </w:rPr>
     </w:lvl>
   </w:abstractNum>
-  <w:abstractNum w:abstractNumId="22" w15:restartNumberingAfterBreak="0">
+  <w:abstractNum w:abstractNumId="23" w15:restartNumberingAfterBreak="0">
     <w:nsid w:val="4EDE638D"/>
     <w:multiLevelType w:val="multilevel"/>
     <w:tmpl w:val="AFCA59D4"/>
@@ -24260,7 +26665,7 @@
       </w:rPr>
     </w:lvl>
   </w:abstractNum>
-  <w:abstractNum w:abstractNumId="23" w15:restartNumberingAfterBreak="0">
+  <w:abstractNum w:abstractNumId="24" w15:restartNumberingAfterBreak="0">
     <w:nsid w:val="590C6372"/>
     <w:multiLevelType w:val="multilevel"/>
     <w:tmpl w:val="C1206584"/>
@@ -24409,7 +26814,7 @@
       </w:rPr>
     </w:lvl>
   </w:abstractNum>
-  <w:abstractNum w:abstractNumId="24" w15:restartNumberingAfterBreak="0">
+  <w:abstractNum w:abstractNumId="25" w15:restartNumberingAfterBreak="0">
     <w:nsid w:val="5A8452F3"/>
     <w:multiLevelType w:val="multilevel"/>
     <w:tmpl w:val="0464CC0E"/>
@@ -24558,7 +26963,7 @@
       </w:rPr>
     </w:lvl>
   </w:abstractNum>
-  <w:abstractNum w:abstractNumId="25" w15:restartNumberingAfterBreak="0">
+  <w:abstractNum w:abstractNumId="26" w15:restartNumberingAfterBreak="0">
     <w:nsid w:val="5E59395A"/>
     <w:multiLevelType w:val="multilevel"/>
     <w:tmpl w:val="CDD4EB6C"/>
@@ -24707,7 +27112,7 @@
       </w:rPr>
     </w:lvl>
   </w:abstractNum>
-  <w:abstractNum w:abstractNumId="26" w15:restartNumberingAfterBreak="0">
+  <w:abstractNum w:abstractNumId="27" w15:restartNumberingAfterBreak="0">
     <w:nsid w:val="5F976FDD"/>
     <w:multiLevelType w:val="multilevel"/>
     <w:tmpl w:val="71D464C8"/>
@@ -24856,7 +27261,7 @@
       </w:rPr>
     </w:lvl>
   </w:abstractNum>
-  <w:abstractNum w:abstractNumId="27" w15:restartNumberingAfterBreak="0">
+  <w:abstractNum w:abstractNumId="28" w15:restartNumberingAfterBreak="0">
     <w:nsid w:val="63200A8B"/>
     <w:multiLevelType w:val="multilevel"/>
     <w:tmpl w:val="6F660ADC"/>
@@ -25005,7 +27410,7 @@
       </w:rPr>
     </w:lvl>
   </w:abstractNum>
-  <w:abstractNum w:abstractNumId="28" w15:restartNumberingAfterBreak="0">
+  <w:abstractNum w:abstractNumId="29" w15:restartNumberingAfterBreak="0">
     <w:nsid w:val="63C37949"/>
     <w:multiLevelType w:val="multilevel"/>
     <w:tmpl w:val="742AFBF6"/>
@@ -25154,7 +27559,7 @@
       </w:rPr>
     </w:lvl>
   </w:abstractNum>
-  <w:abstractNum w:abstractNumId="29" w15:restartNumberingAfterBreak="0">
+  <w:abstractNum w:abstractNumId="30" w15:restartNumberingAfterBreak="0">
     <w:nsid w:val="63DB0408"/>
     <w:multiLevelType w:val="multilevel"/>
     <w:tmpl w:val="C2105F12"/>
@@ -25303,7 +27708,7 @@
       </w:rPr>
     </w:lvl>
   </w:abstractNum>
-  <w:abstractNum w:abstractNumId="30" w15:restartNumberingAfterBreak="0">
+  <w:abstractNum w:abstractNumId="31" w15:restartNumberingAfterBreak="0">
     <w:nsid w:val="6B185640"/>
     <w:multiLevelType w:val="multilevel"/>
     <w:tmpl w:val="36BC2EEC"/>
@@ -25452,7 +27857,7 @@
       </w:rPr>
     </w:lvl>
   </w:abstractNum>
-  <w:abstractNum w:abstractNumId="31" w15:restartNumberingAfterBreak="0">
+  <w:abstractNum w:abstractNumId="32" w15:restartNumberingAfterBreak="0">
     <w:nsid w:val="6F165E9F"/>
     <w:multiLevelType w:val="multilevel"/>
     <w:tmpl w:val="6B60A156"/>
@@ -25601,7 +28006,7 @@
       </w:rPr>
     </w:lvl>
   </w:abstractNum>
-  <w:abstractNum w:abstractNumId="32" w15:restartNumberingAfterBreak="0">
+  <w:abstractNum w:abstractNumId="33" w15:restartNumberingAfterBreak="0">
     <w:nsid w:val="771C419D"/>
     <w:multiLevelType w:val="multilevel"/>
     <w:tmpl w:val="C2AA89B0"/>
@@ -25750,7 +28155,7 @@
       </w:rPr>
     </w:lvl>
   </w:abstractNum>
-  <w:abstractNum w:abstractNumId="33" w15:restartNumberingAfterBreak="0">
+  <w:abstractNum w:abstractNumId="34" w15:restartNumberingAfterBreak="0">
     <w:nsid w:val="77B7036F"/>
     <w:multiLevelType w:val="multilevel"/>
     <w:tmpl w:val="D56E5B9E"/>
@@ -25899,7 +28304,7 @@
       </w:rPr>
     </w:lvl>
   </w:abstractNum>
-  <w:abstractNum w:abstractNumId="34" w15:restartNumberingAfterBreak="0">
+  <w:abstractNum w:abstractNumId="35" w15:restartNumberingAfterBreak="0">
     <w:nsid w:val="78A22385"/>
     <w:multiLevelType w:val="multilevel"/>
     <w:tmpl w:val="A552C9F8"/>
@@ -26048,7 +28453,7 @@
       </w:rPr>
     </w:lvl>
   </w:abstractNum>
-  <w:abstractNum w:abstractNumId="35" w15:restartNumberingAfterBreak="0">
+  <w:abstractNum w:abstractNumId="36" w15:restartNumberingAfterBreak="0">
     <w:nsid w:val="7DA03CD5"/>
     <w:multiLevelType w:val="multilevel"/>
     <w:tmpl w:val="CBA88D96"/>
@@ -26197,7 +28602,7 @@
       </w:rPr>
     </w:lvl>
   </w:abstractNum>
-  <w:abstractNum w:abstractNumId="36" w15:restartNumberingAfterBreak="0">
+  <w:abstractNum w:abstractNumId="37" w15:restartNumberingAfterBreak="0">
     <w:nsid w:val="7EE84C6E"/>
     <w:multiLevelType w:val="multilevel"/>
     <w:tmpl w:val="C2C2125A"/>
@@ -26311,13 +28716,13 @@
     </w:lvl>
   </w:abstractNum>
   <w:num w:numId="1" w16cid:durableId="1337154986">
-    <w:abstractNumId w:val="15"/>
+    <w:abstractNumId w:val="16"/>
   </w:num>
   <w:num w:numId="2" w16cid:durableId="995113198">
-    <w:abstractNumId w:val="36"/>
+    <w:abstractNumId w:val="37"/>
   </w:num>
   <w:num w:numId="3" w16cid:durableId="1472093888">
-    <w:abstractNumId w:val="20"/>
+    <w:abstractNumId w:val="21"/>
   </w:num>
   <w:num w:numId="4" w16cid:durableId="1245335083">
     <w:abstractNumId w:val="4"/>
@@ -26326,73 +28731,73 @@
     <w:abstractNumId w:val="9"/>
   </w:num>
   <w:num w:numId="6" w16cid:durableId="1039622103">
-    <w:abstractNumId w:val="16"/>
+    <w:abstractNumId w:val="17"/>
   </w:num>
   <w:num w:numId="7" w16cid:durableId="1156067953">
     <w:abstractNumId w:val="1"/>
   </w:num>
   <w:num w:numId="8" w16cid:durableId="1479960145">
-    <w:abstractNumId w:val="26"/>
+    <w:abstractNumId w:val="27"/>
   </w:num>
   <w:num w:numId="9" w16cid:durableId="1185943845">
-    <w:abstractNumId w:val="32"/>
+    <w:abstractNumId w:val="33"/>
   </w:num>
   <w:num w:numId="10" w16cid:durableId="1989745551">
-    <w:abstractNumId w:val="34"/>
+    <w:abstractNumId w:val="35"/>
   </w:num>
   <w:num w:numId="11" w16cid:durableId="2018264667">
     <w:abstractNumId w:val="7"/>
   </w:num>
   <w:num w:numId="12" w16cid:durableId="1804301236">
-    <w:abstractNumId w:val="23"/>
+    <w:abstractNumId w:val="24"/>
   </w:num>
   <w:num w:numId="13" w16cid:durableId="1816528775">
     <w:abstractNumId w:val="10"/>
   </w:num>
   <w:num w:numId="14" w16cid:durableId="1932273795">
-    <w:abstractNumId w:val="27"/>
+    <w:abstractNumId w:val="28"/>
   </w:num>
   <w:num w:numId="15" w16cid:durableId="1380010280">
     <w:abstractNumId w:val="13"/>
   </w:num>
   <w:num w:numId="16" w16cid:durableId="134297411">
-    <w:abstractNumId w:val="25"/>
+    <w:abstractNumId w:val="26"/>
   </w:num>
   <w:num w:numId="17" w16cid:durableId="1079445299">
     <w:abstractNumId w:val="12"/>
   </w:num>
   <w:num w:numId="18" w16cid:durableId="1336615566">
-    <w:abstractNumId w:val="28"/>
+    <w:abstractNumId w:val="29"/>
   </w:num>
   <w:num w:numId="19" w16cid:durableId="1371489219">
+    <w:abstractNumId w:val="23"/>
+  </w:num>
+  <w:num w:numId="20" w16cid:durableId="744189149">
     <w:abstractNumId w:val="22"/>
   </w:num>
-  <w:num w:numId="20" w16cid:durableId="744189149">
-    <w:abstractNumId w:val="21"/>
-  </w:num>
   <w:num w:numId="21" w16cid:durableId="851726227">
-    <w:abstractNumId w:val="14"/>
+    <w:abstractNumId w:val="15"/>
   </w:num>
   <w:num w:numId="22" w16cid:durableId="494031204">
     <w:abstractNumId w:val="5"/>
   </w:num>
   <w:num w:numId="23" w16cid:durableId="993801432">
-    <w:abstractNumId w:val="19"/>
+    <w:abstractNumId w:val="20"/>
   </w:num>
   <w:num w:numId="24" w16cid:durableId="516696763">
     <w:abstractNumId w:val="6"/>
   </w:num>
   <w:num w:numId="25" w16cid:durableId="714816729">
-    <w:abstractNumId w:val="35"/>
+    <w:abstractNumId w:val="36"/>
   </w:num>
   <w:num w:numId="26" w16cid:durableId="885219436">
     <w:abstractNumId w:val="0"/>
   </w:num>
   <w:num w:numId="27" w16cid:durableId="1417362992">
-    <w:abstractNumId w:val="29"/>
+    <w:abstractNumId w:val="30"/>
   </w:num>
   <w:num w:numId="28" w16cid:durableId="699821082">
-    <w:abstractNumId w:val="33"/>
+    <w:abstractNumId w:val="34"/>
   </w:num>
   <w:num w:numId="29" w16cid:durableId="1128931713">
     <w:abstractNumId w:val="8"/>
@@ -26401,16 +28806,16 @@
     <w:abstractNumId w:val="3"/>
   </w:num>
   <w:num w:numId="31" w16cid:durableId="727414300">
+    <w:abstractNumId w:val="19"/>
+  </w:num>
+  <w:num w:numId="32" w16cid:durableId="1851796017">
+    <w:abstractNumId w:val="25"/>
+  </w:num>
+  <w:num w:numId="33" w16cid:durableId="1259406169">
     <w:abstractNumId w:val="18"/>
   </w:num>
-  <w:num w:numId="32" w16cid:durableId="1851796017">
-    <w:abstractNumId w:val="24"/>
-  </w:num>
-  <w:num w:numId="33" w16cid:durableId="1259406169">
-    <w:abstractNumId w:val="17"/>
-  </w:num>
   <w:num w:numId="34" w16cid:durableId="920453790">
-    <w:abstractNumId w:val="30"/>
+    <w:abstractNumId w:val="31"/>
   </w:num>
   <w:num w:numId="35" w16cid:durableId="2030983891">
     <w:abstractNumId w:val="2"/>
@@ -26419,7 +28824,10 @@
     <w:abstractNumId w:val="11"/>
   </w:num>
   <w:num w:numId="37" w16cid:durableId="2037149379">
-    <w:abstractNumId w:val="31"/>
+    <w:abstractNumId w:val="32"/>
+  </w:num>
+  <w:num w:numId="38" w16cid:durableId="302080997">
+    <w:abstractNumId w:val="14"/>
   </w:num>
 </w:numbering>
 </file>
@@ -27031,7 +29439,6 @@
   <w:style w:type="character" w:default="1" w:styleId="DefaultParagraphFont">
     <w:name w:val="Default Paragraph Font"/>
     <w:uiPriority w:val="1"/>
-    <w:semiHidden/>
     <w:unhideWhenUsed/>
   </w:style>
   <w:style w:type="table" w:default="1" w:styleId="TableNormal">
